--- a/TCC/Projeto-de-Pesquisa-TCC.docx
+++ b/TCC/Projeto-de-Pesquisa-TCC.docx
@@ -4,10 +4,9 @@
   <w:body>
     <w:p>
       <w:pPr>
-        <w:spacing w:line="276" w:lineRule="auto"/>
+        <w:spacing w:line="360" w:lineRule="auto"/>
         <w:jc w:val="center"/>
         <w:rPr>
-          <w:rFonts w:ascii="Times New Roman" w:hAnsi="Times New Roman" w:cs="Times New Roman"/>
           <w:b/>
           <w:bCs/>
           <w:sz w:val="28"/>
@@ -16,7 +15,6 @@
       </w:pPr>
       <w:r>
         <w:rPr>
-          <w:rFonts w:ascii="Times New Roman" w:hAnsi="Times New Roman" w:cs="Times New Roman"/>
           <w:b/>
           <w:bCs/>
           <w:sz w:val="28"/>
@@ -27,415 +25,278 @@
     </w:p>
     <w:p>
       <w:pPr>
+        <w:spacing w:line="360" w:lineRule="auto"/>
+        <w:jc w:val="center"/>
+        <w:rPr>
+          <w:b/>
+          <w:bCs/>
+        </w:rPr>
+      </w:pPr>
+      <w:r>
+        <w:rPr>
+          <w:b/>
+          <w:bCs/>
+        </w:rPr>
+        <w:t>BACHARELADO EM CIÊNCIA DE DADOS</w:t>
+      </w:r>
+    </w:p>
+    <w:p>
+      <w:pPr>
+        <w:spacing w:line="360" w:lineRule="auto"/>
+        <w:jc w:val="center"/>
+        <w:rPr>
+          <w:b/>
+          <w:bCs/>
+        </w:rPr>
+      </w:pPr>
+      <w:r>
+        <w:rPr>
+          <w:b/>
+          <w:bCs/>
+        </w:rPr>
+        <w:t>PROJETO DE PESQUISA DE TCC</w:t>
+      </w:r>
+    </w:p>
+    <w:p>
+      <w:pPr>
+        <w:spacing w:line="360" w:lineRule="auto"/>
+      </w:pPr>
+    </w:p>
+    <w:p>
+      <w:pPr>
+        <w:spacing w:line="360" w:lineRule="auto"/>
+      </w:pPr>
+    </w:p>
+    <w:p>
+      <w:pPr>
+        <w:spacing w:line="360" w:lineRule="auto"/>
+        <w:jc w:val="center"/>
+      </w:pPr>
+      <w:r>
+        <w:t>Camila</w:t>
+      </w:r>
+      <w:r>
+        <w:t xml:space="preserve"> Braz Vieira</w:t>
+      </w:r>
+    </w:p>
+    <w:p>
+      <w:pPr>
+        <w:spacing w:line="360" w:lineRule="auto"/>
+        <w:jc w:val="center"/>
+      </w:pPr>
+      <w:r>
+        <w:t>C</w:t>
+      </w:r>
+      <w:r>
+        <w:t>intia Izumi Shinoda</w:t>
+      </w:r>
+    </w:p>
+    <w:p>
+      <w:pPr>
+        <w:spacing w:line="360" w:lineRule="auto"/>
+        <w:jc w:val="center"/>
+      </w:pPr>
+      <w:r>
+        <w:t>D</w:t>
+      </w:r>
+      <w:r>
+        <w:t>aniel</w:t>
+      </w:r>
+      <w:r>
+        <w:t xml:space="preserve"> Regino Monção</w:t>
+      </w:r>
+    </w:p>
+    <w:p>
+      <w:pPr>
+        <w:spacing w:line="360" w:lineRule="auto"/>
+        <w:jc w:val="center"/>
+      </w:pPr>
+      <w:r>
+        <w:t>F</w:t>
+      </w:r>
+      <w:r>
+        <w:t>ernando Miguel Escribano Martinez</w:t>
+      </w:r>
+    </w:p>
+    <w:p>
+      <w:pPr>
+        <w:spacing w:line="360" w:lineRule="auto"/>
+        <w:jc w:val="center"/>
+      </w:pPr>
+      <w:r>
+        <w:t>Pedro</w:t>
+      </w:r>
+      <w:r>
+        <w:t xml:space="preserve"> José de Assis Barbeito Camara</w:t>
+      </w:r>
+    </w:p>
+    <w:p>
+      <w:pPr>
+        <w:spacing w:line="360" w:lineRule="auto"/>
+        <w:jc w:val="center"/>
+      </w:pPr>
+      <w:r>
+        <w:t>R</w:t>
+      </w:r>
+      <w:r>
+        <w:t>ogério Gonçalves da Silva</w:t>
+      </w:r>
+    </w:p>
+    <w:p>
+      <w:pPr>
+        <w:spacing w:line="360" w:lineRule="auto"/>
+        <w:jc w:val="center"/>
+      </w:pPr>
+      <w:r>
+        <w:t>T</w:t>
+      </w:r>
+      <w:r>
+        <w:t>hiago</w:t>
+      </w:r>
+      <w:r>
+        <w:t xml:space="preserve"> Akira Ferreira</w:t>
+      </w:r>
+    </w:p>
+    <w:p>
+      <w:pPr>
+        <w:spacing w:line="360" w:lineRule="auto"/>
+        <w:jc w:val="center"/>
+      </w:pPr>
+      <w:r>
+        <w:t>W</w:t>
+      </w:r>
+      <w:r>
+        <w:t>illy Paulino de Oliveira Gomes</w:t>
+      </w:r>
+    </w:p>
+    <w:p>
+      <w:pPr>
+        <w:spacing w:line="360" w:lineRule="auto"/>
+      </w:pPr>
+    </w:p>
+    <w:p>
+      <w:pPr>
+        <w:spacing w:line="360" w:lineRule="auto"/>
+      </w:pPr>
+    </w:p>
+    <w:p>
+      <w:pPr>
+        <w:spacing w:line="360" w:lineRule="auto"/>
+      </w:pPr>
+    </w:p>
+    <w:p>
+      <w:pPr>
+        <w:spacing w:line="360" w:lineRule="auto"/>
+      </w:pPr>
+    </w:p>
+    <w:p>
+      <w:pPr>
+        <w:spacing w:line="360" w:lineRule="auto"/>
+      </w:pPr>
+    </w:p>
+    <w:p>
+      <w:pPr>
+        <w:spacing w:line="360" w:lineRule="auto"/>
+        <w:jc w:val="center"/>
+      </w:pPr>
+      <w:r>
+        <w:rPr>
+          <w:b/>
+          <w:bCs/>
+          <w:color w:val="000000"/>
+        </w:rPr>
+        <w:t>VULNERABILIDADE E RESILIÊNCIA DA REDE DE TRANSPORTE PÚBLICO DE SÃO PAULO: UMA ANÁLISE TOPOLÓGICA BASEADA EM TEORIA DOS GRAFOS</w:t>
+      </w:r>
+    </w:p>
+    <w:p>
+      <w:pPr>
+        <w:spacing w:line="360" w:lineRule="auto"/>
+      </w:pPr>
+    </w:p>
+    <w:p>
+      <w:pPr>
+        <w:spacing w:line="360" w:lineRule="auto"/>
+      </w:pPr>
+    </w:p>
+    <w:p>
+      <w:pPr>
+        <w:spacing w:line="360" w:lineRule="auto"/>
+      </w:pPr>
+    </w:p>
+    <w:p>
+      <w:pPr>
+        <w:spacing w:line="360" w:lineRule="auto"/>
+      </w:pPr>
+    </w:p>
+    <w:p>
+      <w:pPr>
+        <w:spacing w:line="276" w:lineRule="auto"/>
+      </w:pPr>
+    </w:p>
+    <w:p>
+      <w:pPr>
+        <w:spacing w:line="276" w:lineRule="auto"/>
+      </w:pPr>
+    </w:p>
+    <w:p>
+      <w:pPr>
+        <w:spacing w:line="276" w:lineRule="auto"/>
+      </w:pPr>
+    </w:p>
+    <w:p>
+      <w:pPr>
+        <w:spacing w:line="276" w:lineRule="auto"/>
+      </w:pPr>
+    </w:p>
+    <w:p>
+      <w:pPr>
+        <w:spacing w:line="276" w:lineRule="auto"/>
+      </w:pPr>
+    </w:p>
+    <w:p>
+      <w:pPr>
+        <w:spacing w:line="276" w:lineRule="auto"/>
+      </w:pPr>
+    </w:p>
+    <w:p>
+      <w:pPr>
+        <w:spacing w:line="276" w:lineRule="auto"/>
+      </w:pPr>
+    </w:p>
+    <w:p>
+      <w:pPr>
+        <w:spacing w:line="276" w:lineRule="auto"/>
+        <w:rPr>
+          <w:lang w:val="pt-BR"/>
+        </w:rPr>
+      </w:pPr>
+    </w:p>
+    <w:p>
+      <w:pPr>
         <w:spacing w:line="276" w:lineRule="auto"/>
         <w:jc w:val="center"/>
-        <w:rPr>
-          <w:rFonts w:ascii="Times New Roman" w:hAnsi="Times New Roman" w:cs="Times New Roman"/>
-          <w:b/>
-          <w:bCs/>
-        </w:rPr>
-      </w:pPr>
-      <w:r>
-        <w:rPr>
-          <w:rFonts w:ascii="Times New Roman" w:hAnsi="Times New Roman" w:cs="Times New Roman"/>
-          <w:b/>
-          <w:bCs/>
-        </w:rPr>
-        <w:t>BACHARELADO EM CIÊNCIA DE DADOS</w:t>
+      </w:pPr>
+      <w:r>
+        <w:t>SÃO PAULO - SP</w:t>
       </w:r>
     </w:p>
     <w:p>
       <w:pPr>
         <w:spacing w:line="276" w:lineRule="auto"/>
         <w:jc w:val="center"/>
-        <w:rPr>
-          <w:rFonts w:ascii="Times New Roman" w:hAnsi="Times New Roman" w:cs="Times New Roman"/>
-          <w:b/>
-          <w:bCs/>
-        </w:rPr>
-      </w:pPr>
-      <w:r>
-        <w:rPr>
-          <w:rFonts w:ascii="Times New Roman" w:hAnsi="Times New Roman" w:cs="Times New Roman"/>
-          <w:b/>
-          <w:bCs/>
-        </w:rPr>
-        <w:t>PROJETO DE PESQUISA DE TCC</w:t>
-      </w:r>
-    </w:p>
-    <w:p>
-      <w:pPr>
-        <w:spacing w:line="360" w:lineRule="auto"/>
-        <w:rPr>
-          <w:rFonts w:ascii="Times New Roman" w:hAnsi="Times New Roman" w:cs="Times New Roman"/>
-        </w:rPr>
-      </w:pPr>
-    </w:p>
-    <w:p>
-      <w:pPr>
-        <w:spacing w:line="360" w:lineRule="auto"/>
-        <w:rPr>
-          <w:rFonts w:ascii="Times New Roman" w:hAnsi="Times New Roman" w:cs="Times New Roman"/>
-        </w:rPr>
-      </w:pPr>
-    </w:p>
-    <w:p>
-      <w:pPr>
-        <w:spacing w:line="240" w:lineRule="auto"/>
+      </w:pPr>
+      <w:r>
+        <w:t>2026</w:t>
+      </w:r>
+      <w:r>
+        <w:br w:type="page"/>
+      </w:r>
+    </w:p>
+    <w:p>
+      <w:pPr>
+        <w:spacing w:line="360" w:lineRule="auto"/>
         <w:jc w:val="center"/>
         <w:rPr>
-          <w:rFonts w:ascii="Times New Roman" w:hAnsi="Times New Roman" w:cs="Times New Roman"/>
-        </w:rPr>
-      </w:pPr>
-      <w:r>
-        <w:rPr>
-          <w:rFonts w:ascii="Times New Roman" w:hAnsi="Times New Roman" w:cs="Times New Roman"/>
-        </w:rPr>
-        <w:t>Camila</w:t>
-      </w:r>
-      <w:r>
-        <w:rPr>
-          <w:rFonts w:ascii="Times New Roman" w:hAnsi="Times New Roman" w:cs="Times New Roman"/>
-        </w:rPr>
-        <w:t xml:space="preserve"> Braz Vieira</w:t>
-      </w:r>
-    </w:p>
-    <w:p>
-      <w:pPr>
-        <w:spacing w:line="240" w:lineRule="auto"/>
-        <w:jc w:val="center"/>
-        <w:rPr>
-          <w:rFonts w:ascii="Times New Roman" w:hAnsi="Times New Roman" w:cs="Times New Roman"/>
-        </w:rPr>
-      </w:pPr>
-      <w:r>
-        <w:rPr>
-          <w:rFonts w:ascii="Times New Roman" w:hAnsi="Times New Roman" w:cs="Times New Roman"/>
-        </w:rPr>
-        <w:t>C</w:t>
-      </w:r>
-      <w:r>
-        <w:rPr>
-          <w:rFonts w:ascii="Times New Roman" w:hAnsi="Times New Roman" w:cs="Times New Roman"/>
-        </w:rPr>
-        <w:t xml:space="preserve">intia </w:t>
-      </w:r>
-      <w:proofErr w:type="spellStart"/>
-      <w:r>
-        <w:rPr>
-          <w:rFonts w:ascii="Times New Roman" w:hAnsi="Times New Roman" w:cs="Times New Roman"/>
-        </w:rPr>
-        <w:t>Izumi</w:t>
-      </w:r>
-      <w:proofErr w:type="spellEnd"/>
-      <w:r>
-        <w:rPr>
-          <w:rFonts w:ascii="Times New Roman" w:hAnsi="Times New Roman" w:cs="Times New Roman"/>
-        </w:rPr>
-        <w:t xml:space="preserve"> Shinoda</w:t>
-      </w:r>
-    </w:p>
-    <w:p>
-      <w:pPr>
-        <w:spacing w:line="240" w:lineRule="auto"/>
-        <w:jc w:val="center"/>
-        <w:rPr>
-          <w:rFonts w:ascii="Times New Roman" w:hAnsi="Times New Roman" w:cs="Times New Roman"/>
-        </w:rPr>
-      </w:pPr>
-      <w:r>
-        <w:rPr>
-          <w:rFonts w:ascii="Times New Roman" w:hAnsi="Times New Roman" w:cs="Times New Roman"/>
-        </w:rPr>
-        <w:t>D</w:t>
-      </w:r>
-      <w:r>
-        <w:rPr>
-          <w:rFonts w:ascii="Times New Roman" w:hAnsi="Times New Roman" w:cs="Times New Roman"/>
-        </w:rPr>
-        <w:t>aniel</w:t>
-      </w:r>
-      <w:r>
-        <w:rPr>
-          <w:rFonts w:ascii="Times New Roman" w:hAnsi="Times New Roman" w:cs="Times New Roman"/>
-        </w:rPr>
-        <w:t xml:space="preserve"> Regino Monção</w:t>
-      </w:r>
-    </w:p>
-    <w:p>
-      <w:pPr>
-        <w:spacing w:line="240" w:lineRule="auto"/>
-        <w:jc w:val="center"/>
-        <w:rPr>
-          <w:rFonts w:ascii="Times New Roman" w:hAnsi="Times New Roman" w:cs="Times New Roman"/>
-        </w:rPr>
-      </w:pPr>
-      <w:r>
-        <w:rPr>
-          <w:rFonts w:ascii="Times New Roman" w:hAnsi="Times New Roman" w:cs="Times New Roman"/>
-        </w:rPr>
-        <w:t>F</w:t>
-      </w:r>
-      <w:r>
-        <w:rPr>
-          <w:rFonts w:ascii="Times New Roman" w:hAnsi="Times New Roman" w:cs="Times New Roman"/>
-        </w:rPr>
-        <w:t xml:space="preserve">ernando Miguel </w:t>
-      </w:r>
-      <w:proofErr w:type="spellStart"/>
-      <w:r>
-        <w:rPr>
-          <w:rFonts w:ascii="Times New Roman" w:hAnsi="Times New Roman" w:cs="Times New Roman"/>
-        </w:rPr>
-        <w:t>Escribano</w:t>
-      </w:r>
-      <w:proofErr w:type="spellEnd"/>
-      <w:r>
-        <w:rPr>
-          <w:rFonts w:ascii="Times New Roman" w:hAnsi="Times New Roman" w:cs="Times New Roman"/>
-        </w:rPr>
-        <w:t xml:space="preserve"> Martinez</w:t>
-      </w:r>
-    </w:p>
-    <w:p>
-      <w:pPr>
-        <w:spacing w:line="240" w:lineRule="auto"/>
-        <w:jc w:val="center"/>
-        <w:rPr>
-          <w:rFonts w:ascii="Times New Roman" w:hAnsi="Times New Roman" w:cs="Times New Roman"/>
-        </w:rPr>
-      </w:pPr>
-      <w:r>
-        <w:rPr>
-          <w:rFonts w:ascii="Times New Roman" w:hAnsi="Times New Roman" w:cs="Times New Roman"/>
-        </w:rPr>
-        <w:t>Pedro</w:t>
-      </w:r>
-      <w:r>
-        <w:rPr>
-          <w:rFonts w:ascii="Times New Roman" w:hAnsi="Times New Roman" w:cs="Times New Roman"/>
-        </w:rPr>
-        <w:t xml:space="preserve"> José de Assis Barbeito </w:t>
-      </w:r>
-      <w:proofErr w:type="spellStart"/>
-      <w:r>
-        <w:rPr>
-          <w:rFonts w:ascii="Times New Roman" w:hAnsi="Times New Roman" w:cs="Times New Roman"/>
-        </w:rPr>
-        <w:t>Camara</w:t>
-      </w:r>
-      <w:proofErr w:type="spellEnd"/>
-    </w:p>
-    <w:p>
-      <w:pPr>
-        <w:spacing w:line="240" w:lineRule="auto"/>
-        <w:jc w:val="center"/>
-        <w:rPr>
-          <w:rFonts w:ascii="Times New Roman" w:hAnsi="Times New Roman" w:cs="Times New Roman"/>
-        </w:rPr>
-      </w:pPr>
-      <w:r>
-        <w:rPr>
-          <w:rFonts w:ascii="Times New Roman" w:hAnsi="Times New Roman" w:cs="Times New Roman"/>
-        </w:rPr>
-        <w:t>R</w:t>
-      </w:r>
-      <w:r>
-        <w:rPr>
-          <w:rFonts w:ascii="Times New Roman" w:hAnsi="Times New Roman" w:cs="Times New Roman"/>
-        </w:rPr>
-        <w:t>ogério Gonçalves da Silva</w:t>
-      </w:r>
-    </w:p>
-    <w:p>
-      <w:pPr>
-        <w:spacing w:line="240" w:lineRule="auto"/>
-        <w:jc w:val="center"/>
-        <w:rPr>
-          <w:rFonts w:ascii="Times New Roman" w:hAnsi="Times New Roman" w:cs="Times New Roman"/>
-        </w:rPr>
-      </w:pPr>
-      <w:r>
-        <w:rPr>
-          <w:rFonts w:ascii="Times New Roman" w:hAnsi="Times New Roman" w:cs="Times New Roman"/>
-        </w:rPr>
-        <w:t>T</w:t>
-      </w:r>
-      <w:r>
-        <w:rPr>
-          <w:rFonts w:ascii="Times New Roman" w:hAnsi="Times New Roman" w:cs="Times New Roman"/>
-        </w:rPr>
-        <w:t>hiago</w:t>
-      </w:r>
-      <w:r>
-        <w:rPr>
-          <w:rFonts w:ascii="Times New Roman" w:hAnsi="Times New Roman" w:cs="Times New Roman"/>
-        </w:rPr>
-        <w:t xml:space="preserve"> Akira Ferreira</w:t>
-      </w:r>
-    </w:p>
-    <w:p>
-      <w:pPr>
-        <w:spacing w:line="240" w:lineRule="auto"/>
-        <w:jc w:val="center"/>
-        <w:rPr>
-          <w:rFonts w:ascii="Times New Roman" w:hAnsi="Times New Roman" w:cs="Times New Roman"/>
-        </w:rPr>
-      </w:pPr>
-      <w:r>
-        <w:rPr>
-          <w:rFonts w:ascii="Times New Roman" w:hAnsi="Times New Roman" w:cs="Times New Roman"/>
-        </w:rPr>
-        <w:t>W</w:t>
-      </w:r>
-      <w:r>
-        <w:rPr>
-          <w:rFonts w:ascii="Times New Roman" w:hAnsi="Times New Roman" w:cs="Times New Roman"/>
-        </w:rPr>
-        <w:t>illy Paulino de Oliveira Gomes</w:t>
-      </w:r>
-    </w:p>
-    <w:p>
-      <w:pPr>
-        <w:spacing w:line="360" w:lineRule="auto"/>
-        <w:rPr>
-          <w:rFonts w:ascii="Times New Roman" w:hAnsi="Times New Roman" w:cs="Times New Roman"/>
-        </w:rPr>
-      </w:pPr>
-    </w:p>
-    <w:p>
-      <w:pPr>
-        <w:spacing w:line="360" w:lineRule="auto"/>
-        <w:rPr>
-          <w:rFonts w:ascii="Times New Roman" w:hAnsi="Times New Roman" w:cs="Times New Roman"/>
-        </w:rPr>
-      </w:pPr>
-    </w:p>
-    <w:p>
-      <w:pPr>
-        <w:spacing w:line="360" w:lineRule="auto"/>
-        <w:rPr>
-          <w:rFonts w:ascii="Times New Roman" w:hAnsi="Times New Roman" w:cs="Times New Roman"/>
-        </w:rPr>
-      </w:pPr>
-    </w:p>
-    <w:p>
-      <w:pPr>
-        <w:spacing w:line="360" w:lineRule="auto"/>
-        <w:rPr>
-          <w:rFonts w:ascii="Times New Roman" w:hAnsi="Times New Roman" w:cs="Times New Roman"/>
-        </w:rPr>
-      </w:pPr>
-    </w:p>
-    <w:p>
-      <w:pPr>
-        <w:spacing w:line="360" w:lineRule="auto"/>
-        <w:jc w:val="center"/>
-        <w:rPr>
-          <w:rFonts w:ascii="Times New Roman" w:hAnsi="Times New Roman" w:cs="Times New Roman"/>
-          <w:b/>
-          <w:bCs/>
-        </w:rPr>
-      </w:pPr>
-      <w:r>
-        <w:rPr>
-          <w:rFonts w:ascii="Times New Roman" w:hAnsi="Times New Roman" w:cs="Times New Roman"/>
-          <w:b/>
-          <w:bCs/>
-        </w:rPr>
-        <w:t>INTELIGÊNCIA URBANA E MOBILIDADE: ANÁLISE SISTÊMICA DE FLUXOS E RESILIÊNCIA EM REDES DE TRANSPORTE PÚBLICO ATRAVÉS DA CIÊNCIA DE DADOS E TEORIA DOS GRAFOS</w:t>
-      </w:r>
-    </w:p>
-    <w:p>
-      <w:pPr>
-        <w:spacing w:line="360" w:lineRule="auto"/>
-        <w:rPr>
-          <w:rFonts w:ascii="Times New Roman" w:hAnsi="Times New Roman" w:cs="Times New Roman"/>
-        </w:rPr>
-      </w:pPr>
-    </w:p>
-    <w:p>
-      <w:pPr>
-        <w:spacing w:line="360" w:lineRule="auto"/>
-        <w:rPr>
-          <w:rFonts w:ascii="Times New Roman" w:hAnsi="Times New Roman" w:cs="Times New Roman"/>
-        </w:rPr>
-      </w:pPr>
-    </w:p>
-    <w:p>
-      <w:pPr>
-        <w:spacing w:line="360" w:lineRule="auto"/>
-        <w:rPr>
-          <w:rFonts w:ascii="Times New Roman" w:hAnsi="Times New Roman" w:cs="Times New Roman"/>
-        </w:rPr>
-      </w:pPr>
-    </w:p>
-    <w:p>
-      <w:pPr>
-        <w:spacing w:line="360" w:lineRule="auto"/>
-        <w:rPr>
-          <w:rFonts w:ascii="Times New Roman" w:hAnsi="Times New Roman" w:cs="Times New Roman"/>
-        </w:rPr>
-      </w:pPr>
-    </w:p>
-    <w:p>
-      <w:pPr>
-        <w:spacing w:line="360" w:lineRule="auto"/>
-        <w:rPr>
-          <w:rFonts w:ascii="Times New Roman" w:hAnsi="Times New Roman" w:cs="Times New Roman"/>
-        </w:rPr>
-      </w:pPr>
-    </w:p>
-    <w:p>
-      <w:pPr>
-        <w:spacing w:line="276" w:lineRule="auto"/>
-        <w:rPr>
-          <w:rFonts w:ascii="Times New Roman" w:hAnsi="Times New Roman" w:cs="Times New Roman"/>
-        </w:rPr>
-      </w:pPr>
-    </w:p>
-    <w:p>
-      <w:pPr>
-        <w:spacing w:line="276" w:lineRule="auto"/>
-        <w:jc w:val="center"/>
-        <w:rPr>
-          <w:rFonts w:ascii="Times New Roman" w:hAnsi="Times New Roman" w:cs="Times New Roman"/>
-        </w:rPr>
-      </w:pPr>
-      <w:r>
-        <w:rPr>
-          <w:rFonts w:ascii="Times New Roman" w:hAnsi="Times New Roman" w:cs="Times New Roman"/>
-        </w:rPr>
-        <w:t>SÃO PAULO - SP</w:t>
-      </w:r>
-    </w:p>
-    <w:p>
-      <w:pPr>
-        <w:spacing w:line="276" w:lineRule="auto"/>
-        <w:jc w:val="center"/>
-        <w:rPr>
-          <w:rFonts w:ascii="Times New Roman" w:hAnsi="Times New Roman" w:cs="Times New Roman"/>
-        </w:rPr>
-      </w:pPr>
-      <w:r>
-        <w:rPr>
-          <w:rFonts w:ascii="Times New Roman" w:hAnsi="Times New Roman" w:cs="Times New Roman"/>
-        </w:rPr>
-        <w:t>2026</w:t>
-      </w:r>
-      <w:r>
-        <w:rPr>
-          <w:rFonts w:ascii="Times New Roman" w:hAnsi="Times New Roman" w:cs="Times New Roman"/>
-        </w:rPr>
-        <w:br w:type="page"/>
-      </w:r>
-    </w:p>
-    <w:p>
-      <w:pPr>
-        <w:spacing w:line="360" w:lineRule="auto"/>
-        <w:jc w:val="center"/>
-        <w:rPr>
-          <w:rFonts w:ascii="Times New Roman" w:hAnsi="Times New Roman" w:cs="Times New Roman"/>
           <w:b/>
           <w:bCs/>
           <w:sz w:val="28"/>
@@ -444,7 +305,6 @@
       </w:pPr>
       <w:r>
         <w:rPr>
-          <w:rFonts w:ascii="Times New Roman" w:hAnsi="Times New Roman" w:cs="Times New Roman"/>
           <w:b/>
           <w:bCs/>
           <w:sz w:val="28"/>
@@ -457,264 +317,154 @@
     <w:p>
       <w:pPr>
         <w:spacing w:line="360" w:lineRule="auto"/>
-        <w:rPr>
-          <w:rFonts w:ascii="Times New Roman" w:hAnsi="Times New Roman" w:cs="Times New Roman"/>
-        </w:rPr>
-      </w:pPr>
-    </w:p>
-    <w:p>
-      <w:pPr>
-        <w:spacing w:line="360" w:lineRule="auto"/>
-        <w:rPr>
-          <w:rFonts w:ascii="Times New Roman" w:hAnsi="Times New Roman" w:cs="Times New Roman"/>
-        </w:rPr>
-      </w:pPr>
-    </w:p>
-    <w:p>
-      <w:pPr>
-        <w:spacing w:line="360" w:lineRule="auto"/>
-        <w:rPr>
-          <w:rFonts w:ascii="Times New Roman" w:hAnsi="Times New Roman" w:cs="Times New Roman"/>
-        </w:rPr>
-      </w:pPr>
-    </w:p>
-    <w:p>
-      <w:pPr>
-        <w:spacing w:line="240" w:lineRule="auto"/>
+      </w:pPr>
+    </w:p>
+    <w:p>
+      <w:pPr>
+        <w:spacing w:line="360" w:lineRule="auto"/>
+      </w:pPr>
+    </w:p>
+    <w:p>
+      <w:pPr>
+        <w:spacing w:line="360" w:lineRule="auto"/>
+      </w:pPr>
+    </w:p>
+    <w:p>
+      <w:pPr>
+        <w:spacing w:line="360" w:lineRule="auto"/>
         <w:jc w:val="center"/>
-        <w:rPr>
-          <w:rFonts w:ascii="Times New Roman" w:hAnsi="Times New Roman" w:cs="Times New Roman"/>
-        </w:rPr>
-      </w:pPr>
-      <w:r>
-        <w:rPr>
-          <w:rFonts w:ascii="Times New Roman" w:hAnsi="Times New Roman" w:cs="Times New Roman"/>
-        </w:rPr>
+      </w:pPr>
+      <w:r>
         <w:t>Camila</w:t>
       </w:r>
       <w:r>
-        <w:rPr>
-          <w:rFonts w:ascii="Times New Roman" w:hAnsi="Times New Roman" w:cs="Times New Roman"/>
-        </w:rPr>
         <w:t xml:space="preserve"> Braz Vieira</w:t>
       </w:r>
     </w:p>
     <w:p>
       <w:pPr>
-        <w:spacing w:line="240" w:lineRule="auto"/>
+        <w:spacing w:line="360" w:lineRule="auto"/>
         <w:jc w:val="center"/>
-        <w:rPr>
-          <w:rFonts w:ascii="Times New Roman" w:hAnsi="Times New Roman" w:cs="Times New Roman"/>
-        </w:rPr>
-      </w:pPr>
-      <w:r>
-        <w:rPr>
-          <w:rFonts w:ascii="Times New Roman" w:hAnsi="Times New Roman" w:cs="Times New Roman"/>
-        </w:rPr>
-        <w:t xml:space="preserve">Cintia </w:t>
-      </w:r>
-      <w:proofErr w:type="spellStart"/>
-      <w:r>
-        <w:rPr>
-          <w:rFonts w:ascii="Times New Roman" w:hAnsi="Times New Roman" w:cs="Times New Roman"/>
-        </w:rPr>
-        <w:t>Izumi</w:t>
-      </w:r>
-      <w:proofErr w:type="spellEnd"/>
-      <w:r>
-        <w:rPr>
-          <w:rFonts w:ascii="Times New Roman" w:hAnsi="Times New Roman" w:cs="Times New Roman"/>
-        </w:rPr>
-        <w:t xml:space="preserve"> Shinoda</w:t>
-      </w:r>
-    </w:p>
-    <w:p>
-      <w:pPr>
-        <w:spacing w:line="240" w:lineRule="auto"/>
+      </w:pPr>
+      <w:r>
+        <w:t>Cintia Izumi Shinoda</w:t>
+      </w:r>
+    </w:p>
+    <w:p>
+      <w:pPr>
+        <w:spacing w:line="360" w:lineRule="auto"/>
         <w:jc w:val="center"/>
-        <w:rPr>
-          <w:rFonts w:ascii="Times New Roman" w:hAnsi="Times New Roman" w:cs="Times New Roman"/>
-        </w:rPr>
-      </w:pPr>
-      <w:r>
-        <w:rPr>
-          <w:rFonts w:ascii="Times New Roman" w:hAnsi="Times New Roman" w:cs="Times New Roman"/>
-        </w:rPr>
+      </w:pPr>
+      <w:r>
         <w:t>Daniel</w:t>
       </w:r>
       <w:r>
-        <w:rPr>
-          <w:rFonts w:ascii="Times New Roman" w:hAnsi="Times New Roman" w:cs="Times New Roman"/>
-        </w:rPr>
         <w:t xml:space="preserve"> Regino Monção</w:t>
       </w:r>
     </w:p>
     <w:p>
       <w:pPr>
-        <w:spacing w:line="240" w:lineRule="auto"/>
+        <w:spacing w:line="360" w:lineRule="auto"/>
         <w:jc w:val="center"/>
-        <w:rPr>
-          <w:rFonts w:ascii="Times New Roman" w:hAnsi="Times New Roman" w:cs="Times New Roman"/>
-        </w:rPr>
-      </w:pPr>
-      <w:r>
-        <w:rPr>
-          <w:rFonts w:ascii="Times New Roman" w:hAnsi="Times New Roman" w:cs="Times New Roman"/>
-        </w:rPr>
-        <w:t xml:space="preserve">Fernando Miguel </w:t>
-      </w:r>
-      <w:proofErr w:type="spellStart"/>
-      <w:r>
-        <w:rPr>
-          <w:rFonts w:ascii="Times New Roman" w:hAnsi="Times New Roman" w:cs="Times New Roman"/>
-        </w:rPr>
-        <w:t>Escribano</w:t>
-      </w:r>
-      <w:proofErr w:type="spellEnd"/>
-      <w:r>
-        <w:rPr>
-          <w:rFonts w:ascii="Times New Roman" w:hAnsi="Times New Roman" w:cs="Times New Roman"/>
-        </w:rPr>
-        <w:t xml:space="preserve"> Martinez</w:t>
-      </w:r>
-    </w:p>
-    <w:p>
-      <w:pPr>
-        <w:spacing w:line="240" w:lineRule="auto"/>
+      </w:pPr>
+      <w:r>
+        <w:t>Fernando Miguel Escribano Martinez</w:t>
+      </w:r>
+    </w:p>
+    <w:p>
+      <w:pPr>
+        <w:spacing w:line="360" w:lineRule="auto"/>
         <w:jc w:val="center"/>
-        <w:rPr>
-          <w:rFonts w:ascii="Times New Roman" w:hAnsi="Times New Roman" w:cs="Times New Roman"/>
-        </w:rPr>
-      </w:pPr>
-      <w:r>
-        <w:rPr>
-          <w:rFonts w:ascii="Times New Roman" w:hAnsi="Times New Roman" w:cs="Times New Roman"/>
-        </w:rPr>
+      </w:pPr>
+      <w:r>
         <w:t>Pedro</w:t>
       </w:r>
       <w:r>
-        <w:rPr>
-          <w:rFonts w:ascii="Times New Roman" w:hAnsi="Times New Roman" w:cs="Times New Roman"/>
-        </w:rPr>
-        <w:t xml:space="preserve"> José de Assis Barbeito </w:t>
-      </w:r>
-      <w:proofErr w:type="spellStart"/>
-      <w:r>
-        <w:rPr>
-          <w:rFonts w:ascii="Times New Roman" w:hAnsi="Times New Roman" w:cs="Times New Roman"/>
-        </w:rPr>
-        <w:t>Camara</w:t>
-      </w:r>
-      <w:proofErr w:type="spellEnd"/>
-    </w:p>
-    <w:p>
-      <w:pPr>
-        <w:spacing w:line="240" w:lineRule="auto"/>
+        <w:t xml:space="preserve"> José de Assis Barbeito Camara</w:t>
+      </w:r>
+    </w:p>
+    <w:p>
+      <w:pPr>
+        <w:spacing w:line="360" w:lineRule="auto"/>
         <w:jc w:val="center"/>
-        <w:rPr>
-          <w:rFonts w:ascii="Times New Roman" w:hAnsi="Times New Roman" w:cs="Times New Roman"/>
-        </w:rPr>
-      </w:pPr>
-      <w:r>
-        <w:rPr>
-          <w:rFonts w:ascii="Times New Roman" w:hAnsi="Times New Roman" w:cs="Times New Roman"/>
-        </w:rPr>
+      </w:pPr>
+      <w:r>
         <w:t>Rogério Gonçalves da Silva</w:t>
       </w:r>
     </w:p>
     <w:p>
       <w:pPr>
-        <w:spacing w:line="240" w:lineRule="auto"/>
+        <w:spacing w:line="360" w:lineRule="auto"/>
         <w:jc w:val="center"/>
-        <w:rPr>
-          <w:rFonts w:ascii="Times New Roman" w:hAnsi="Times New Roman" w:cs="Times New Roman"/>
-        </w:rPr>
-      </w:pPr>
-      <w:r>
-        <w:rPr>
-          <w:rFonts w:ascii="Times New Roman" w:hAnsi="Times New Roman" w:cs="Times New Roman"/>
-        </w:rPr>
+      </w:pPr>
+      <w:r>
         <w:t>Thiago</w:t>
       </w:r>
       <w:r>
-        <w:rPr>
-          <w:rFonts w:ascii="Times New Roman" w:hAnsi="Times New Roman" w:cs="Times New Roman"/>
-        </w:rPr>
         <w:t xml:space="preserve"> Akira Ferreira</w:t>
       </w:r>
     </w:p>
     <w:p>
       <w:pPr>
-        <w:spacing w:line="240" w:lineRule="auto"/>
+        <w:spacing w:line="360" w:lineRule="auto"/>
         <w:jc w:val="center"/>
-        <w:rPr>
-          <w:rFonts w:ascii="Times New Roman" w:hAnsi="Times New Roman" w:cs="Times New Roman"/>
-        </w:rPr>
-      </w:pPr>
-      <w:r>
-        <w:rPr>
-          <w:rFonts w:ascii="Times New Roman" w:hAnsi="Times New Roman" w:cs="Times New Roman"/>
-        </w:rPr>
+      </w:pPr>
+      <w:r>
         <w:t>Willy Paulino de Oliveira Gomes</w:t>
       </w:r>
     </w:p>
     <w:p>
       <w:pPr>
         <w:spacing w:line="360" w:lineRule="auto"/>
-        <w:rPr>
-          <w:rFonts w:ascii="Times New Roman" w:hAnsi="Times New Roman" w:cs="Times New Roman"/>
-        </w:rPr>
-      </w:pPr>
-    </w:p>
-    <w:p>
-      <w:pPr>
-        <w:spacing w:line="360" w:lineRule="auto"/>
-        <w:rPr>
-          <w:rFonts w:ascii="Times New Roman" w:hAnsi="Times New Roman" w:cs="Times New Roman"/>
-        </w:rPr>
+      </w:pPr>
+    </w:p>
+    <w:p>
+      <w:pPr>
+        <w:spacing w:line="360" w:lineRule="auto"/>
+      </w:pPr>
+    </w:p>
+    <w:p>
+      <w:pPr>
+        <w:spacing w:line="360" w:lineRule="auto"/>
+      </w:pPr>
+    </w:p>
+    <w:p>
+      <w:pPr>
+        <w:spacing w:line="360" w:lineRule="auto"/>
       </w:pPr>
     </w:p>
     <w:p>
       <w:pPr>
         <w:spacing w:line="360" w:lineRule="auto"/>
         <w:jc w:val="center"/>
-        <w:rPr>
-          <w:rFonts w:ascii="Times New Roman" w:hAnsi="Times New Roman" w:cs="Times New Roman"/>
+      </w:pPr>
+      <w:r>
+        <w:rPr>
           <w:b/>
           <w:bCs/>
-        </w:rPr>
-      </w:pPr>
-      <w:r>
-        <w:rPr>
-          <w:rFonts w:ascii="Times New Roman" w:hAnsi="Times New Roman" w:cs="Times New Roman"/>
-          <w:b/>
-          <w:bCs/>
-        </w:rPr>
-        <w:t>INTELIGÊNCIA URBANA E MOBILIDADE: ANÁLISE SISTÊMICA DE FLUXOS E RESILIÊNCIA EM REDES DE TRANSPORTE PÚBLICO ATRAVÉS DA CIÊNCIA DE DADOS E TEORIA DOS GRAFOS</w:t>
-      </w:r>
-    </w:p>
-    <w:p>
-      <w:pPr>
-        <w:spacing w:line="360" w:lineRule="auto"/>
-        <w:rPr>
-          <w:rFonts w:ascii="Times New Roman" w:hAnsi="Times New Roman" w:cs="Times New Roman"/>
-        </w:rPr>
-      </w:pPr>
-    </w:p>
-    <w:p>
-      <w:pPr>
-        <w:spacing w:line="360" w:lineRule="auto"/>
-        <w:rPr>
-          <w:rFonts w:ascii="Times New Roman" w:hAnsi="Times New Roman" w:cs="Times New Roman"/>
-        </w:rPr>
-      </w:pPr>
-    </w:p>
-    <w:p>
-      <w:pPr>
-        <w:spacing w:line="360" w:lineRule="auto"/>
-        <w:rPr>
-          <w:rFonts w:ascii="Times New Roman" w:hAnsi="Times New Roman" w:cs="Times New Roman"/>
-        </w:rPr>
+          <w:color w:val="000000"/>
+        </w:rPr>
+        <w:t>VULNERABILIDADE E RESILIÊNCIA DA REDE DE TRANSPORTE PÚBLICO DE SÃO PAULO: UMA ANÁLISE TOPOLÓGICA BASEADA EM TEORIA DOS GRAFOS</w:t>
+      </w:r>
+    </w:p>
+    <w:p>
+      <w:pPr>
+        <w:spacing w:line="360" w:lineRule="auto"/>
+      </w:pPr>
+    </w:p>
+    <w:p>
+      <w:pPr>
+        <w:spacing w:line="360" w:lineRule="auto"/>
+      </w:pPr>
+    </w:p>
+    <w:p>
+      <w:pPr>
+        <w:spacing w:line="360" w:lineRule="auto"/>
+      </w:pPr>
+    </w:p>
+    <w:p>
+      <w:pPr>
+        <w:spacing w:line="360" w:lineRule="auto"/>
       </w:pPr>
     </w:p>
     <w:tbl>
@@ -743,9 +493,6 @@
           <w:p>
             <w:pPr>
               <w:spacing w:line="360" w:lineRule="auto"/>
-              <w:rPr>
-                <w:rFonts w:ascii="Times New Roman" w:hAnsi="Times New Roman" w:cs="Times New Roman"/>
-              </w:rPr>
             </w:pPr>
           </w:p>
         </w:tc>
@@ -756,14 +503,8 @@
           <w:p>
             <w:pPr>
               <w:spacing w:line="276" w:lineRule="auto"/>
-              <w:rPr>
-                <w:rFonts w:ascii="Times New Roman" w:hAnsi="Times New Roman" w:cs="Times New Roman"/>
-              </w:rPr>
-            </w:pPr>
-            <w:r>
-              <w:rPr>
-                <w:rFonts w:ascii="Times New Roman" w:hAnsi="Times New Roman" w:cs="Times New Roman"/>
-              </w:rPr>
+            </w:pPr>
+            <w:r>
               <w:t>Projeto de pesquisa apresentado à Universidade Virtual do Estado de São Paulo (UNIVESP) como parte da avaliação da disciplina de Trabalho de Conclusão de Curso do curso de Bacharelado em Ciência de Dados.</w:t>
             </w:r>
           </w:p>
@@ -773,39 +514,34 @@
     <w:p>
       <w:pPr>
         <w:spacing w:line="360" w:lineRule="auto"/>
-        <w:rPr>
-          <w:rFonts w:ascii="Times New Roman" w:hAnsi="Times New Roman" w:cs="Times New Roman"/>
-        </w:rPr>
-      </w:pPr>
-    </w:p>
-    <w:p>
-      <w:pPr>
-        <w:spacing w:line="360" w:lineRule="auto"/>
-        <w:rPr>
-          <w:rFonts w:ascii="Times New Roman" w:hAnsi="Times New Roman" w:cs="Times New Roman"/>
-        </w:rPr>
-      </w:pPr>
-    </w:p>
-    <w:p>
-      <w:pPr>
-        <w:spacing w:line="360" w:lineRule="auto"/>
-        <w:rPr>
-          <w:rFonts w:ascii="Times New Roman" w:hAnsi="Times New Roman" w:cs="Times New Roman"/>
-        </w:rPr>
+      </w:pPr>
+    </w:p>
+    <w:p>
+      <w:pPr>
+        <w:spacing w:line="360" w:lineRule="auto"/>
+      </w:pPr>
+    </w:p>
+    <w:p>
+      <w:pPr>
+        <w:spacing w:line="360" w:lineRule="auto"/>
+      </w:pPr>
+    </w:p>
+    <w:p>
+      <w:pPr>
+        <w:spacing w:line="360" w:lineRule="auto"/>
+      </w:pPr>
+    </w:p>
+    <w:p>
+      <w:pPr>
+        <w:spacing w:line="360" w:lineRule="auto"/>
       </w:pPr>
     </w:p>
     <w:p>
       <w:pPr>
         <w:spacing w:line="360" w:lineRule="auto"/>
         <w:jc w:val="center"/>
-        <w:rPr>
-          <w:rFonts w:ascii="Times New Roman" w:hAnsi="Times New Roman" w:cs="Times New Roman"/>
-        </w:rPr>
-      </w:pPr>
-      <w:r>
-        <w:rPr>
-          <w:rFonts w:ascii="Times New Roman" w:hAnsi="Times New Roman" w:cs="Times New Roman"/>
-        </w:rPr>
+      </w:pPr>
+      <w:r>
         <w:t>São Paulo - SP</w:t>
       </w:r>
     </w:p>
@@ -813,320 +549,189 @@
       <w:pPr>
         <w:spacing w:line="360" w:lineRule="auto"/>
         <w:jc w:val="center"/>
-        <w:rPr>
-          <w:rFonts w:ascii="Times New Roman" w:hAnsi="Times New Roman" w:cs="Times New Roman"/>
-        </w:rPr>
-      </w:pPr>
-      <w:r>
-        <w:rPr>
-          <w:rFonts w:ascii="Times New Roman" w:hAnsi="Times New Roman" w:cs="Times New Roman"/>
-        </w:rPr>
+      </w:pPr>
+      <w:r>
         <w:t>2026</w:t>
       </w:r>
       <w:r>
-        <w:rPr>
-          <w:rFonts w:ascii="Times New Roman" w:hAnsi="Times New Roman" w:cs="Times New Roman"/>
-        </w:rPr>
         <w:br w:type="page"/>
       </w:r>
     </w:p>
     <w:p>
       <w:pPr>
         <w:spacing w:line="360" w:lineRule="auto"/>
-        <w:rPr>
-          <w:rFonts w:ascii="Times New Roman" w:hAnsi="Times New Roman" w:cs="Times New Roman"/>
-        </w:rPr>
-      </w:pPr>
-      <w:r>
-        <w:rPr>
-          <w:rFonts w:ascii="Times New Roman" w:hAnsi="Times New Roman" w:cs="Times New Roman"/>
-        </w:rPr>
+      </w:pPr>
+      <w:r>
         <w:lastRenderedPageBreak/>
         <w:t xml:space="preserve">CAMARA, Pedro José de Assis Barbeito; FERREIRA, Thiago Akira; </w:t>
       </w:r>
       <w:r>
-        <w:rPr>
-          <w:rFonts w:ascii="Times New Roman" w:hAnsi="Times New Roman" w:cs="Times New Roman"/>
-        </w:rPr>
-        <w:t xml:space="preserve">GOMES, Willy Paulino de Oliveira; MARTINEZ, Fernando Miguel </w:t>
-      </w:r>
-      <w:proofErr w:type="spellStart"/>
-      <w:r>
-        <w:rPr>
-          <w:rFonts w:ascii="Times New Roman" w:hAnsi="Times New Roman" w:cs="Times New Roman"/>
-        </w:rPr>
-        <w:t>Escribano</w:t>
-      </w:r>
-      <w:proofErr w:type="spellEnd"/>
-      <w:r>
-        <w:rPr>
-          <w:rFonts w:ascii="Times New Roman" w:hAnsi="Times New Roman" w:cs="Times New Roman"/>
-        </w:rPr>
-        <w:t xml:space="preserve">; </w:t>
-      </w:r>
-      <w:r>
-        <w:rPr>
-          <w:rFonts w:ascii="Times New Roman" w:hAnsi="Times New Roman" w:cs="Times New Roman"/>
-        </w:rPr>
+        <w:t xml:space="preserve">GOMES, Willy Paulino de Oliveira; MARTINEZ, Fernando Miguel Escribano; </w:t>
+      </w:r>
+      <w:r>
         <w:t xml:space="preserve">MONÇÃO, Daniel Regino; </w:t>
       </w:r>
       <w:r>
-        <w:rPr>
-          <w:rFonts w:ascii="Times New Roman" w:hAnsi="Times New Roman" w:cs="Times New Roman"/>
-        </w:rPr>
-        <w:t xml:space="preserve">SHINODA, Cintia </w:t>
-      </w:r>
-      <w:proofErr w:type="spellStart"/>
-      <w:r>
-        <w:rPr>
-          <w:rFonts w:ascii="Times New Roman" w:hAnsi="Times New Roman" w:cs="Times New Roman"/>
-        </w:rPr>
-        <w:t>Izumi</w:t>
-      </w:r>
-      <w:proofErr w:type="spellEnd"/>
-      <w:r>
-        <w:rPr>
-          <w:rFonts w:ascii="Times New Roman" w:hAnsi="Times New Roman" w:cs="Times New Roman"/>
-        </w:rPr>
-        <w:t>; SILVA, Rogério Gonçalves da</w:t>
-      </w:r>
-      <w:r>
-        <w:rPr>
-          <w:rFonts w:ascii="Times New Roman" w:hAnsi="Times New Roman" w:cs="Times New Roman"/>
-        </w:rPr>
+        <w:t>SHINODA, Cintia Izumi; SILVA, Rogério Gonçalves da</w:t>
+      </w:r>
+      <w:r>
         <w:t>; VIEIRA, Camila Braz</w:t>
       </w:r>
       <w:r>
-        <w:rPr>
-          <w:rFonts w:ascii="Times New Roman" w:hAnsi="Times New Roman" w:cs="Times New Roman"/>
-        </w:rPr>
         <w:t xml:space="preserve">. </w:t>
       </w:r>
       <w:r>
         <w:rPr>
-          <w:rFonts w:ascii="Times New Roman" w:hAnsi="Times New Roman" w:cs="Times New Roman"/>
           <w:b/>
           <w:bCs/>
         </w:rPr>
-        <w:t xml:space="preserve">Inteligência Urbana e Mobilidade: Análise Sistêmica de Fluxos e Resiliência em Redes de Transporte Público </w:t>
-      </w:r>
-      <w:r>
-        <w:rPr>
-          <w:rFonts w:ascii="Times New Roman" w:hAnsi="Times New Roman" w:cs="Times New Roman"/>
+        <w:t>Vulnerabilidade e Resiliência da Rede de Transporte Público de São Paulo: Uma Análise Topológica Baseada em</w:t>
+      </w:r>
+      <w:r>
+        <w:rPr>
           <w:b/>
           <w:bCs/>
         </w:rPr>
-        <w:t>através</w:t>
-      </w:r>
-      <w:r>
-        <w:rPr>
-          <w:rFonts w:ascii="Times New Roman" w:hAnsi="Times New Roman" w:cs="Times New Roman"/>
+        <w:t xml:space="preserve"> Teoria dos Grafos</w:t>
+      </w:r>
+      <w:r>
+        <w:t xml:space="preserve">. Projeto de Pesquisa. Bacharelado em Ciência de Dados - </w:t>
+      </w:r>
+      <w:r>
+        <w:rPr>
           <w:b/>
           <w:bCs/>
         </w:rPr>
-        <w:t xml:space="preserve"> da Ciência de Dados e Teoria dos Grafos</w:t>
-      </w:r>
-      <w:r>
-        <w:rPr>
-          <w:rFonts w:ascii="Times New Roman" w:hAnsi="Times New Roman" w:cs="Times New Roman"/>
-        </w:rPr>
-        <w:t xml:space="preserve">. Projeto de Pesquisa. Bacharelado em Ciência de Dados - </w:t>
-      </w:r>
-      <w:r>
-        <w:rPr>
-          <w:rFonts w:ascii="Times New Roman" w:hAnsi="Times New Roman" w:cs="Times New Roman"/>
+        <w:t>Universidade Virtual do Estado de São Paulo</w:t>
+      </w:r>
+      <w:r>
+        <w:t xml:space="preserve">. </w:t>
+      </w:r>
+      <w:r>
+        <w:t>Orientador</w:t>
+      </w:r>
+      <w:r>
+        <w:t>: Anderson</w:t>
+      </w:r>
+      <w:r>
+        <w:t xml:space="preserve"> Nogueira Cotrim</w:t>
+      </w:r>
+      <w:r>
+        <w:t xml:space="preserve">. Polos: </w:t>
+      </w:r>
+      <w:r>
+        <w:t>Lorena</w:t>
+      </w:r>
+      <w:r>
+        <w:t>;</w:t>
+      </w:r>
+      <w:r>
+        <w:t xml:space="preserve"> Mairiporã</w:t>
+      </w:r>
+      <w:r>
+        <w:t xml:space="preserve">; São Paulo - </w:t>
+      </w:r>
+      <w:r>
+        <w:t>Parque Bristol</w:t>
+      </w:r>
+      <w:r>
+        <w:t>;</w:t>
+      </w:r>
+      <w:r>
+        <w:t xml:space="preserve"> São Vicente</w:t>
+      </w:r>
+      <w:r>
+        <w:t xml:space="preserve"> - Quarentenário</w:t>
+      </w:r>
+      <w:r>
+        <w:t>, 2026.</w:t>
+      </w:r>
+    </w:p>
+    <w:p>
+      <w:pPr>
+        <w:spacing w:line="360" w:lineRule="auto"/>
+        <w:rPr>
           <w:b/>
           <w:bCs/>
         </w:rPr>
-        <w:t>Universidade Virtual do Estado de São Paulo</w:t>
-      </w:r>
-      <w:r>
-        <w:rPr>
-          <w:rFonts w:ascii="Times New Roman" w:hAnsi="Times New Roman" w:cs="Times New Roman"/>
-        </w:rPr>
-        <w:t xml:space="preserve">. </w:t>
-      </w:r>
-      <w:r>
-        <w:rPr>
-          <w:rFonts w:ascii="Times New Roman" w:hAnsi="Times New Roman" w:cs="Times New Roman"/>
-        </w:rPr>
-        <w:t>Orientador</w:t>
-      </w:r>
-      <w:r>
-        <w:rPr>
-          <w:rFonts w:ascii="Times New Roman" w:hAnsi="Times New Roman" w:cs="Times New Roman"/>
-        </w:rPr>
-        <w:t>: Anderson</w:t>
-      </w:r>
-      <w:r>
-        <w:rPr>
-          <w:rFonts w:ascii="Times New Roman" w:hAnsi="Times New Roman" w:cs="Times New Roman"/>
-        </w:rPr>
-        <w:t xml:space="preserve"> Nogueira Cotrim</w:t>
-      </w:r>
-      <w:r>
-        <w:rPr>
-          <w:rFonts w:ascii="Times New Roman" w:hAnsi="Times New Roman" w:cs="Times New Roman"/>
-        </w:rPr>
-        <w:t xml:space="preserve">. Polos: </w:t>
-      </w:r>
-      <w:r>
-        <w:rPr>
-          <w:rFonts w:ascii="Times New Roman" w:hAnsi="Times New Roman" w:cs="Times New Roman"/>
-        </w:rPr>
-        <w:t>Lorena</w:t>
-      </w:r>
-      <w:r>
-        <w:rPr>
-          <w:rFonts w:ascii="Times New Roman" w:hAnsi="Times New Roman" w:cs="Times New Roman"/>
-        </w:rPr>
-        <w:t>;</w:t>
-      </w:r>
-      <w:r>
-        <w:rPr>
-          <w:rFonts w:ascii="Times New Roman" w:hAnsi="Times New Roman" w:cs="Times New Roman"/>
-        </w:rPr>
-        <w:t xml:space="preserve"> Mairiporã</w:t>
-      </w:r>
-      <w:r>
-        <w:rPr>
-          <w:rFonts w:ascii="Times New Roman" w:hAnsi="Times New Roman" w:cs="Times New Roman"/>
-        </w:rPr>
-        <w:t xml:space="preserve">; São Paulo - </w:t>
-      </w:r>
-      <w:r>
-        <w:rPr>
-          <w:rFonts w:ascii="Times New Roman" w:hAnsi="Times New Roman" w:cs="Times New Roman"/>
-        </w:rPr>
-        <w:t>Parque Bristol</w:t>
-      </w:r>
-      <w:r>
-        <w:rPr>
-          <w:rFonts w:ascii="Times New Roman" w:hAnsi="Times New Roman" w:cs="Times New Roman"/>
-        </w:rPr>
-        <w:t>;</w:t>
-      </w:r>
-      <w:r>
-        <w:rPr>
-          <w:rFonts w:ascii="Times New Roman" w:hAnsi="Times New Roman" w:cs="Times New Roman"/>
-        </w:rPr>
-        <w:t xml:space="preserve"> São Vicente</w:t>
-      </w:r>
-      <w:r>
-        <w:rPr>
-          <w:rFonts w:ascii="Times New Roman" w:hAnsi="Times New Roman" w:cs="Times New Roman"/>
-        </w:rPr>
-        <w:t xml:space="preserve"> - Quarentenário</w:t>
-      </w:r>
-      <w:r>
-        <w:rPr>
-          <w:rFonts w:ascii="Times New Roman" w:hAnsi="Times New Roman" w:cs="Times New Roman"/>
-        </w:rPr>
-        <w:t>, 2026.</w:t>
-      </w:r>
-    </w:p>
-    <w:p>
-      <w:pPr>
-        <w:spacing w:line="360" w:lineRule="auto"/>
-        <w:rPr>
-          <w:rFonts w:ascii="Times New Roman" w:hAnsi="Times New Roman" w:cs="Times New Roman"/>
+      </w:pPr>
+    </w:p>
+    <w:p>
+      <w:pPr>
+        <w:spacing w:line="360" w:lineRule="auto"/>
+        <w:jc w:val="center"/>
+        <w:rPr>
           <w:b/>
           <w:bCs/>
         </w:rPr>
       </w:pPr>
-    </w:p>
-    <w:p>
-      <w:pPr>
-        <w:spacing w:line="360" w:lineRule="auto"/>
-        <w:jc w:val="center"/>
-        <w:rPr>
-          <w:rFonts w:ascii="Times New Roman" w:hAnsi="Times New Roman" w:cs="Times New Roman"/>
+      <w:r>
+        <w:rPr>
           <w:b/>
           <w:bCs/>
         </w:rPr>
-      </w:pPr>
-      <w:r>
-        <w:rPr>
-          <w:rFonts w:ascii="Times New Roman" w:hAnsi="Times New Roman" w:cs="Times New Roman"/>
+        <w:t>RESUMO</w:t>
+      </w:r>
+    </w:p>
+    <w:p>
+      <w:pPr>
+        <w:spacing w:line="360" w:lineRule="auto"/>
+      </w:pPr>
+    </w:p>
+    <w:p>
+      <w:pPr>
+        <w:spacing w:line="360" w:lineRule="auto"/>
+      </w:pPr>
+    </w:p>
+    <w:p>
+      <w:pPr>
+        <w:spacing w:line="360" w:lineRule="auto"/>
+      </w:pPr>
+    </w:p>
+    <w:p>
+      <w:pPr>
+        <w:pStyle w:val="NormalWeb"/>
+        <w:spacing w:before="0" w:beforeAutospacing="0" w:after="160" w:afterAutospacing="0"/>
+      </w:pPr>
+      <w:r>
+        <w:rPr>
           <w:b/>
           <w:bCs/>
         </w:rPr>
-        <w:t>RESUMO</w:t>
-      </w:r>
-    </w:p>
-    <w:p>
-      <w:pPr>
-        <w:spacing w:line="360" w:lineRule="auto"/>
-        <w:rPr>
-          <w:rFonts w:ascii="Times New Roman" w:hAnsi="Times New Roman" w:cs="Times New Roman"/>
-        </w:rPr>
-      </w:pPr>
-    </w:p>
-    <w:p>
-      <w:pPr>
-        <w:spacing w:line="360" w:lineRule="auto"/>
-        <w:rPr>
-          <w:rFonts w:ascii="Times New Roman" w:hAnsi="Times New Roman" w:cs="Times New Roman"/>
-        </w:rPr>
-      </w:pPr>
-    </w:p>
-    <w:p>
-      <w:pPr>
-        <w:spacing w:line="360" w:lineRule="auto"/>
-        <w:rPr>
-          <w:rFonts w:ascii="Times New Roman" w:hAnsi="Times New Roman" w:cs="Times New Roman"/>
-        </w:rPr>
-      </w:pPr>
-    </w:p>
-    <w:p>
-      <w:pPr>
-        <w:spacing w:line="360" w:lineRule="auto"/>
-        <w:rPr>
-          <w:rFonts w:ascii="Times New Roman" w:hAnsi="Times New Roman" w:cs="Times New Roman"/>
-        </w:rPr>
-      </w:pPr>
-      <w:r>
-        <w:rPr>
-          <w:rFonts w:ascii="Times New Roman" w:hAnsi="Times New Roman" w:cs="Times New Roman"/>
+        <w:t>Palavras-chave:</w:t>
+      </w:r>
+      <w:r>
+        <w:t xml:space="preserve"> Teoria dos Grafos; </w:t>
+      </w:r>
+      <w:r>
+        <w:rPr>
+          <w:color w:val="000000"/>
+        </w:rPr>
+        <w:t>General Transit Feed Specification (GTFS); Transporte Público</w:t>
+      </w:r>
+    </w:p>
+    <w:p>
+      <w:pPr>
+        <w:spacing w:line="360" w:lineRule="auto"/>
+      </w:pPr>
+    </w:p>
+    <w:p>
+      <w:r>
+        <w:br w:type="page"/>
+      </w:r>
+    </w:p>
+    <w:p>
+      <w:pPr>
+        <w:rPr>
           <w:b/>
           <w:bCs/>
         </w:rPr>
-        <w:t>Palavras-chave:</w:t>
-      </w:r>
-      <w:r>
-        <w:rPr>
-          <w:rFonts w:ascii="Times New Roman" w:hAnsi="Times New Roman" w:cs="Times New Roman"/>
-        </w:rPr>
-        <w:t xml:space="preserve"> Teoria dos Grafos; </w:t>
-      </w:r>
-    </w:p>
-    <w:p>
-      <w:pPr>
-        <w:rPr>
-          <w:rFonts w:ascii="Times New Roman" w:hAnsi="Times New Roman" w:cs="Times New Roman"/>
-        </w:rPr>
-      </w:pPr>
-      <w:r>
-        <w:rPr>
-          <w:rFonts w:ascii="Times New Roman" w:hAnsi="Times New Roman" w:cs="Times New Roman"/>
-        </w:rPr>
-        <w:br w:type="page"/>
-      </w:r>
-    </w:p>
-    <w:p>
-      <w:pPr>
-        <w:rPr>
-          <w:rFonts w:ascii="Times New Roman" w:hAnsi="Times New Roman" w:cs="Times New Roman"/>
+      </w:pPr>
+      <w:r>
+        <w:rPr>
           <w:b/>
           <w:bCs/>
         </w:rPr>
-      </w:pPr>
-      <w:r>
-        <w:rPr>
-          <w:rFonts w:ascii="Times New Roman" w:hAnsi="Times New Roman" w:cs="Times New Roman"/>
-          <w:b/>
-          <w:bCs/>
-        </w:rPr>
         <w:lastRenderedPageBreak/>
         <w:t>LISTA DE TABELAS</w:t>
       </w:r>
@@ -1134,9 +739,6 @@
     <w:p>
       <w:pPr>
         <w:spacing w:line="360" w:lineRule="auto"/>
-        <w:rPr>
-          <w:rFonts w:ascii="Times New Roman" w:hAnsi="Times New Roman" w:cs="Times New Roman"/>
-        </w:rPr>
       </w:pPr>
     </w:p>
     <w:p>
@@ -1147,17 +749,14 @@
         </w:tabs>
         <w:spacing w:line="360" w:lineRule="auto"/>
         <w:rPr>
-          <w:rFonts w:ascii="Times New Roman" w:hAnsi="Times New Roman"/>
           <w:smallCaps w:val="0"/>
           <w:noProof/>
           <w:sz w:val="24"/>
           <w:szCs w:val="24"/>
-          <w:lang w:val="en-BR"/>
-        </w:rPr>
-      </w:pPr>
-      <w:r>
-        <w:rPr>
-          <w:rFonts w:ascii="Times New Roman" w:hAnsi="Times New Roman" w:cs="Times New Roman"/>
+        </w:rPr>
+      </w:pPr>
+      <w:r>
+        <w:rPr>
           <w:smallCaps w:val="0"/>
           <w:sz w:val="24"/>
         </w:rPr>
@@ -1165,7 +764,6 @@
       </w:r>
       <w:r>
         <w:rPr>
-          <w:rFonts w:ascii="Times New Roman" w:hAnsi="Times New Roman" w:cs="Times New Roman"/>
           <w:smallCaps w:val="0"/>
           <w:sz w:val="24"/>
         </w:rPr>
@@ -1173,7 +771,6 @@
       </w:r>
       <w:r>
         <w:rPr>
-          <w:rFonts w:ascii="Times New Roman" w:hAnsi="Times New Roman" w:cs="Times New Roman"/>
           <w:smallCaps w:val="0"/>
           <w:sz w:val="24"/>
         </w:rPr>
@@ -1181,7 +778,6 @@
       </w:r>
       <w:r>
         <w:rPr>
-          <w:rFonts w:ascii="Times New Roman" w:hAnsi="Times New Roman"/>
           <w:smallCaps w:val="0"/>
           <w:noProof/>
           <w:sz w:val="24"/>
@@ -1190,7 +786,6 @@
       </w:r>
       <w:r>
         <w:rPr>
-          <w:rFonts w:ascii="Times New Roman" w:hAnsi="Times New Roman"/>
           <w:smallCaps w:val="0"/>
           <w:noProof/>
           <w:sz w:val="24"/>
@@ -1199,7 +794,6 @@
       </w:r>
       <w:r>
         <w:rPr>
-          <w:rFonts w:ascii="Times New Roman" w:hAnsi="Times New Roman"/>
           <w:smallCaps w:val="0"/>
           <w:noProof/>
           <w:sz w:val="24"/>
@@ -1208,7 +802,6 @@
       </w:r>
       <w:r>
         <w:rPr>
-          <w:rFonts w:ascii="Times New Roman" w:hAnsi="Times New Roman"/>
           <w:smallCaps w:val="0"/>
           <w:noProof/>
           <w:sz w:val="24"/>
@@ -1217,7 +810,6 @@
       </w:r>
       <w:r>
         <w:rPr>
-          <w:rFonts w:ascii="Times New Roman" w:hAnsi="Times New Roman"/>
           <w:smallCaps w:val="0"/>
           <w:noProof/>
           <w:sz w:val="24"/>
@@ -1225,7 +817,6 @@
       </w:r>
       <w:r>
         <w:rPr>
-          <w:rFonts w:ascii="Times New Roman" w:hAnsi="Times New Roman"/>
           <w:smallCaps w:val="0"/>
           <w:noProof/>
           <w:sz w:val="24"/>
@@ -1234,16 +825,14 @@
       </w:r>
       <w:r>
         <w:rPr>
-          <w:rFonts w:ascii="Times New Roman" w:hAnsi="Times New Roman"/>
           <w:smallCaps w:val="0"/>
           <w:noProof/>
           <w:sz w:val="24"/>
         </w:rPr>
-        <w:t>9</w:t>
-      </w:r>
-      <w:r>
-        <w:rPr>
-          <w:rFonts w:ascii="Times New Roman" w:hAnsi="Times New Roman"/>
+        <w:t>12</w:t>
+      </w:r>
+      <w:r>
+        <w:rPr>
           <w:smallCaps w:val="0"/>
           <w:noProof/>
           <w:sz w:val="24"/>
@@ -1259,17 +848,14 @@
         </w:tabs>
         <w:spacing w:line="360" w:lineRule="auto"/>
         <w:rPr>
-          <w:rFonts w:ascii="Times New Roman" w:hAnsi="Times New Roman"/>
           <w:smallCaps w:val="0"/>
           <w:noProof/>
           <w:sz w:val="24"/>
           <w:szCs w:val="24"/>
-          <w:lang w:val="en-BR"/>
-        </w:rPr>
-      </w:pPr>
-      <w:r>
-        <w:rPr>
-          <w:rFonts w:ascii="Times New Roman" w:hAnsi="Times New Roman"/>
+        </w:rPr>
+      </w:pPr>
+      <w:r>
+        <w:rPr>
           <w:smallCaps w:val="0"/>
           <w:noProof/>
           <w:sz w:val="24"/>
@@ -1278,7 +864,6 @@
       </w:r>
       <w:r>
         <w:rPr>
-          <w:rFonts w:ascii="Times New Roman" w:hAnsi="Times New Roman"/>
           <w:smallCaps w:val="0"/>
           <w:noProof/>
           <w:sz w:val="24"/>
@@ -1287,7 +872,6 @@
       </w:r>
       <w:r>
         <w:rPr>
-          <w:rFonts w:ascii="Times New Roman" w:hAnsi="Times New Roman"/>
           <w:smallCaps w:val="0"/>
           <w:noProof/>
           <w:sz w:val="24"/>
@@ -1296,7 +880,6 @@
       </w:r>
       <w:r>
         <w:rPr>
-          <w:rFonts w:ascii="Times New Roman" w:hAnsi="Times New Roman"/>
           <w:smallCaps w:val="0"/>
           <w:noProof/>
           <w:sz w:val="24"/>
@@ -1305,7 +888,6 @@
       </w:r>
       <w:r>
         <w:rPr>
-          <w:rFonts w:ascii="Times New Roman" w:hAnsi="Times New Roman"/>
           <w:smallCaps w:val="0"/>
           <w:noProof/>
           <w:sz w:val="24"/>
@@ -1313,7 +895,6 @@
       </w:r>
       <w:r>
         <w:rPr>
-          <w:rFonts w:ascii="Times New Roman" w:hAnsi="Times New Roman"/>
           <w:smallCaps w:val="0"/>
           <w:noProof/>
           <w:sz w:val="24"/>
@@ -1322,16 +903,14 @@
       </w:r>
       <w:r>
         <w:rPr>
-          <w:rFonts w:ascii="Times New Roman" w:hAnsi="Times New Roman"/>
           <w:smallCaps w:val="0"/>
           <w:noProof/>
           <w:sz w:val="24"/>
         </w:rPr>
-        <w:t>9</w:t>
-      </w:r>
-      <w:r>
-        <w:rPr>
-          <w:rFonts w:ascii="Times New Roman" w:hAnsi="Times New Roman"/>
+        <w:t>12</w:t>
+      </w:r>
+      <w:r>
+        <w:rPr>
           <w:smallCaps w:val="0"/>
           <w:noProof/>
           <w:sz w:val="24"/>
@@ -1347,17 +926,14 @@
         </w:tabs>
         <w:spacing w:line="360" w:lineRule="auto"/>
         <w:rPr>
-          <w:rFonts w:ascii="Times New Roman" w:hAnsi="Times New Roman"/>
           <w:smallCaps w:val="0"/>
           <w:noProof/>
           <w:sz w:val="24"/>
           <w:szCs w:val="24"/>
-          <w:lang w:val="en-BR"/>
-        </w:rPr>
-      </w:pPr>
-      <w:r>
-        <w:rPr>
-          <w:rFonts w:ascii="Times New Roman" w:hAnsi="Times New Roman"/>
+        </w:rPr>
+      </w:pPr>
+      <w:r>
+        <w:rPr>
           <w:smallCaps w:val="0"/>
           <w:noProof/>
           <w:sz w:val="24"/>
@@ -1366,7 +942,6 @@
       </w:r>
       <w:r>
         <w:rPr>
-          <w:rFonts w:ascii="Times New Roman" w:hAnsi="Times New Roman"/>
           <w:smallCaps w:val="0"/>
           <w:noProof/>
           <w:sz w:val="24"/>
@@ -1375,7 +950,6 @@
       </w:r>
       <w:r>
         <w:rPr>
-          <w:rFonts w:ascii="Times New Roman" w:hAnsi="Times New Roman"/>
           <w:smallCaps w:val="0"/>
           <w:noProof/>
           <w:sz w:val="24"/>
@@ -1384,7 +958,6 @@
       </w:r>
       <w:r>
         <w:rPr>
-          <w:rFonts w:ascii="Times New Roman" w:hAnsi="Times New Roman"/>
           <w:smallCaps w:val="0"/>
           <w:noProof/>
           <w:sz w:val="24"/>
@@ -1393,7 +966,6 @@
       </w:r>
       <w:r>
         <w:rPr>
-          <w:rFonts w:ascii="Times New Roman" w:hAnsi="Times New Roman"/>
           <w:smallCaps w:val="0"/>
           <w:noProof/>
           <w:sz w:val="24"/>
@@ -1401,7 +973,6 @@
       </w:r>
       <w:r>
         <w:rPr>
-          <w:rFonts w:ascii="Times New Roman" w:hAnsi="Times New Roman"/>
           <w:smallCaps w:val="0"/>
           <w:noProof/>
           <w:sz w:val="24"/>
@@ -1410,16 +981,14 @@
       </w:r>
       <w:r>
         <w:rPr>
-          <w:rFonts w:ascii="Times New Roman" w:hAnsi="Times New Roman"/>
           <w:smallCaps w:val="0"/>
           <w:noProof/>
           <w:sz w:val="24"/>
         </w:rPr>
-        <w:t>9</w:t>
-      </w:r>
-      <w:r>
-        <w:rPr>
-          <w:rFonts w:ascii="Times New Roman" w:hAnsi="Times New Roman"/>
+        <w:t>13</w:t>
+      </w:r>
+      <w:r>
+        <w:rPr>
           <w:smallCaps w:val="0"/>
           <w:noProof/>
           <w:sz w:val="24"/>
@@ -1435,17 +1004,14 @@
         </w:tabs>
         <w:spacing w:line="360" w:lineRule="auto"/>
         <w:rPr>
-          <w:rFonts w:ascii="Times New Roman" w:hAnsi="Times New Roman"/>
           <w:smallCaps w:val="0"/>
           <w:noProof/>
           <w:sz w:val="24"/>
           <w:szCs w:val="24"/>
-          <w:lang w:val="en-BR"/>
-        </w:rPr>
-      </w:pPr>
-      <w:r>
-        <w:rPr>
-          <w:rFonts w:ascii="Times New Roman" w:hAnsi="Times New Roman"/>
+        </w:rPr>
+      </w:pPr>
+      <w:r>
+        <w:rPr>
           <w:smallCaps w:val="0"/>
           <w:noProof/>
           <w:sz w:val="24"/>
@@ -1454,7 +1020,6 @@
       </w:r>
       <w:r>
         <w:rPr>
-          <w:rFonts w:ascii="Times New Roman" w:hAnsi="Times New Roman"/>
           <w:smallCaps w:val="0"/>
           <w:noProof/>
           <w:sz w:val="24"/>
@@ -1463,7 +1028,6 @@
       </w:r>
       <w:r>
         <w:rPr>
-          <w:rFonts w:ascii="Times New Roman" w:hAnsi="Times New Roman"/>
           <w:smallCaps w:val="0"/>
           <w:noProof/>
           <w:sz w:val="24"/>
@@ -1472,7 +1036,6 @@
       </w:r>
       <w:r>
         <w:rPr>
-          <w:rFonts w:ascii="Times New Roman" w:hAnsi="Times New Roman"/>
           <w:smallCaps w:val="0"/>
           <w:noProof/>
           <w:sz w:val="24"/>
@@ -1481,7 +1044,6 @@
       </w:r>
       <w:r>
         <w:rPr>
-          <w:rFonts w:ascii="Times New Roman" w:hAnsi="Times New Roman"/>
           <w:smallCaps w:val="0"/>
           <w:noProof/>
           <w:sz w:val="24"/>
@@ -1489,7 +1051,6 @@
       </w:r>
       <w:r>
         <w:rPr>
-          <w:rFonts w:ascii="Times New Roman" w:hAnsi="Times New Roman"/>
           <w:smallCaps w:val="0"/>
           <w:noProof/>
           <w:sz w:val="24"/>
@@ -1498,16 +1059,14 @@
       </w:r>
       <w:r>
         <w:rPr>
-          <w:rFonts w:ascii="Times New Roman" w:hAnsi="Times New Roman"/>
           <w:smallCaps w:val="0"/>
           <w:noProof/>
           <w:sz w:val="24"/>
         </w:rPr>
-        <w:t>10</w:t>
-      </w:r>
-      <w:r>
-        <w:rPr>
-          <w:rFonts w:ascii="Times New Roman" w:hAnsi="Times New Roman"/>
+        <w:t>13</w:t>
+      </w:r>
+      <w:r>
+        <w:rPr>
           <w:smallCaps w:val="0"/>
           <w:noProof/>
           <w:sz w:val="24"/>
@@ -1523,17 +1082,14 @@
         </w:tabs>
         <w:spacing w:line="360" w:lineRule="auto"/>
         <w:rPr>
-          <w:rFonts w:ascii="Times New Roman" w:hAnsi="Times New Roman"/>
           <w:smallCaps w:val="0"/>
           <w:noProof/>
           <w:sz w:val="24"/>
           <w:szCs w:val="24"/>
-          <w:lang w:val="en-BR"/>
-        </w:rPr>
-      </w:pPr>
-      <w:r>
-        <w:rPr>
-          <w:rFonts w:ascii="Times New Roman" w:hAnsi="Times New Roman"/>
+        </w:rPr>
+      </w:pPr>
+      <w:r>
+        <w:rPr>
           <w:smallCaps w:val="0"/>
           <w:noProof/>
           <w:sz w:val="24"/>
@@ -1542,7 +1098,6 @@
       </w:r>
       <w:r>
         <w:rPr>
-          <w:rFonts w:ascii="Times New Roman" w:hAnsi="Times New Roman"/>
           <w:smallCaps w:val="0"/>
           <w:noProof/>
           <w:sz w:val="24"/>
@@ -1551,7 +1106,6 @@
       </w:r>
       <w:r>
         <w:rPr>
-          <w:rFonts w:ascii="Times New Roman" w:hAnsi="Times New Roman"/>
           <w:smallCaps w:val="0"/>
           <w:noProof/>
           <w:sz w:val="24"/>
@@ -1560,7 +1114,6 @@
       </w:r>
       <w:r>
         <w:rPr>
-          <w:rFonts w:ascii="Times New Roman" w:hAnsi="Times New Roman"/>
           <w:smallCaps w:val="0"/>
           <w:noProof/>
           <w:sz w:val="24"/>
@@ -1569,7 +1122,6 @@
       </w:r>
       <w:r>
         <w:rPr>
-          <w:rFonts w:ascii="Times New Roman" w:hAnsi="Times New Roman"/>
           <w:smallCaps w:val="0"/>
           <w:noProof/>
           <w:sz w:val="24"/>
@@ -1577,7 +1129,6 @@
       </w:r>
       <w:r>
         <w:rPr>
-          <w:rFonts w:ascii="Times New Roman" w:hAnsi="Times New Roman"/>
           <w:smallCaps w:val="0"/>
           <w:noProof/>
           <w:sz w:val="24"/>
@@ -1586,16 +1137,14 @@
       </w:r>
       <w:r>
         <w:rPr>
-          <w:rFonts w:ascii="Times New Roman" w:hAnsi="Times New Roman"/>
           <w:smallCaps w:val="0"/>
           <w:noProof/>
           <w:sz w:val="24"/>
         </w:rPr>
-        <w:t>10</w:t>
-      </w:r>
-      <w:r>
-        <w:rPr>
-          <w:rFonts w:ascii="Times New Roman" w:hAnsi="Times New Roman"/>
+        <w:t>14</w:t>
+      </w:r>
+      <w:r>
+        <w:rPr>
           <w:smallCaps w:val="0"/>
           <w:noProof/>
           <w:sz w:val="24"/>
@@ -1611,17 +1160,14 @@
         </w:tabs>
         <w:spacing w:line="360" w:lineRule="auto"/>
         <w:rPr>
-          <w:rFonts w:ascii="Times New Roman" w:hAnsi="Times New Roman"/>
           <w:smallCaps w:val="0"/>
           <w:noProof/>
           <w:sz w:val="24"/>
           <w:szCs w:val="24"/>
-          <w:lang w:val="en-BR"/>
-        </w:rPr>
-      </w:pPr>
-      <w:r>
-        <w:rPr>
-          <w:rFonts w:ascii="Times New Roman" w:hAnsi="Times New Roman"/>
+        </w:rPr>
+      </w:pPr>
+      <w:r>
+        <w:rPr>
           <w:smallCaps w:val="0"/>
           <w:noProof/>
           <w:sz w:val="24"/>
@@ -1630,7 +1176,6 @@
       </w:r>
       <w:r>
         <w:rPr>
-          <w:rFonts w:ascii="Times New Roman" w:hAnsi="Times New Roman"/>
           <w:smallCaps w:val="0"/>
           <w:noProof/>
           <w:sz w:val="24"/>
@@ -1639,7 +1184,6 @@
       </w:r>
       <w:r>
         <w:rPr>
-          <w:rFonts w:ascii="Times New Roman" w:hAnsi="Times New Roman"/>
           <w:smallCaps w:val="0"/>
           <w:noProof/>
           <w:sz w:val="24"/>
@@ -1648,7 +1192,6 @@
       </w:r>
       <w:r>
         <w:rPr>
-          <w:rFonts w:ascii="Times New Roman" w:hAnsi="Times New Roman"/>
           <w:smallCaps w:val="0"/>
           <w:noProof/>
           <w:sz w:val="24"/>
@@ -1657,7 +1200,6 @@
       </w:r>
       <w:r>
         <w:rPr>
-          <w:rFonts w:ascii="Times New Roman" w:hAnsi="Times New Roman"/>
           <w:smallCaps w:val="0"/>
           <w:noProof/>
           <w:sz w:val="24"/>
@@ -1665,7 +1207,6 @@
       </w:r>
       <w:r>
         <w:rPr>
-          <w:rFonts w:ascii="Times New Roman" w:hAnsi="Times New Roman"/>
           <w:smallCaps w:val="0"/>
           <w:noProof/>
           <w:sz w:val="24"/>
@@ -1674,16 +1215,14 @@
       </w:r>
       <w:r>
         <w:rPr>
-          <w:rFonts w:ascii="Times New Roman" w:hAnsi="Times New Roman"/>
           <w:smallCaps w:val="0"/>
           <w:noProof/>
           <w:sz w:val="24"/>
         </w:rPr>
-        <w:t>11</w:t>
-      </w:r>
-      <w:r>
-        <w:rPr>
-          <w:rFonts w:ascii="Times New Roman" w:hAnsi="Times New Roman"/>
+        <w:t>14</w:t>
+      </w:r>
+      <w:r>
+        <w:rPr>
           <w:smallCaps w:val="0"/>
           <w:noProof/>
           <w:sz w:val="24"/>
@@ -1699,17 +1238,14 @@
         </w:tabs>
         <w:spacing w:line="360" w:lineRule="auto"/>
         <w:rPr>
-          <w:rFonts w:ascii="Times New Roman" w:hAnsi="Times New Roman"/>
           <w:smallCaps w:val="0"/>
           <w:noProof/>
           <w:sz w:val="24"/>
           <w:szCs w:val="24"/>
-          <w:lang w:val="en-BR"/>
-        </w:rPr>
-      </w:pPr>
-      <w:r>
-        <w:rPr>
-          <w:rFonts w:ascii="Times New Roman" w:hAnsi="Times New Roman"/>
+        </w:rPr>
+      </w:pPr>
+      <w:r>
+        <w:rPr>
           <w:smallCaps w:val="0"/>
           <w:noProof/>
           <w:sz w:val="24"/>
@@ -1718,7 +1254,6 @@
       </w:r>
       <w:r>
         <w:rPr>
-          <w:rFonts w:ascii="Times New Roman" w:hAnsi="Times New Roman"/>
           <w:smallCaps w:val="0"/>
           <w:noProof/>
           <w:sz w:val="24"/>
@@ -1727,7 +1262,6 @@
       </w:r>
       <w:r>
         <w:rPr>
-          <w:rFonts w:ascii="Times New Roman" w:hAnsi="Times New Roman"/>
           <w:smallCaps w:val="0"/>
           <w:noProof/>
           <w:sz w:val="24"/>
@@ -1736,7 +1270,6 @@
       </w:r>
       <w:r>
         <w:rPr>
-          <w:rFonts w:ascii="Times New Roman" w:hAnsi="Times New Roman"/>
           <w:smallCaps w:val="0"/>
           <w:noProof/>
           <w:sz w:val="24"/>
@@ -1745,7 +1278,6 @@
       </w:r>
       <w:r>
         <w:rPr>
-          <w:rFonts w:ascii="Times New Roman" w:hAnsi="Times New Roman"/>
           <w:smallCaps w:val="0"/>
           <w:noProof/>
           <w:sz w:val="24"/>
@@ -1753,7 +1285,6 @@
       </w:r>
       <w:r>
         <w:rPr>
-          <w:rFonts w:ascii="Times New Roman" w:hAnsi="Times New Roman"/>
           <w:smallCaps w:val="0"/>
           <w:noProof/>
           <w:sz w:val="24"/>
@@ -1762,16 +1293,14 @@
       </w:r>
       <w:r>
         <w:rPr>
-          <w:rFonts w:ascii="Times New Roman" w:hAnsi="Times New Roman"/>
           <w:smallCaps w:val="0"/>
           <w:noProof/>
           <w:sz w:val="24"/>
         </w:rPr>
-        <w:t>11</w:t>
-      </w:r>
-      <w:r>
-        <w:rPr>
-          <w:rFonts w:ascii="Times New Roman" w:hAnsi="Times New Roman"/>
+        <w:t>15</w:t>
+      </w:r>
+      <w:r>
+        <w:rPr>
           <w:smallCaps w:val="0"/>
           <w:noProof/>
           <w:sz w:val="24"/>
@@ -1782,27 +1311,13 @@
     <w:p>
       <w:pPr>
         <w:spacing w:line="360" w:lineRule="auto"/>
-        <w:rPr>
-          <w:rFonts w:ascii="Times New Roman" w:hAnsi="Times New Roman" w:cs="Times New Roman"/>
-        </w:rPr>
-      </w:pPr>
-      <w:r>
-        <w:rPr>
-          <w:rFonts w:ascii="Times New Roman" w:hAnsi="Times New Roman" w:cs="Times New Roman"/>
-        </w:rPr>
+      </w:pPr>
+      <w:r>
         <w:fldChar w:fldCharType="end"/>
       </w:r>
     </w:p>
     <w:p>
-      <w:pPr>
-        <w:rPr>
-          <w:rFonts w:ascii="Times New Roman" w:hAnsi="Times New Roman" w:cs="Times New Roman"/>
-        </w:rPr>
-      </w:pPr>
-      <w:r>
-        <w:rPr>
-          <w:rFonts w:ascii="Times New Roman" w:hAnsi="Times New Roman" w:cs="Times New Roman"/>
-        </w:rPr>
+      <w:r>
         <w:br w:type="page"/>
       </w:r>
     </w:p>
@@ -1811,14 +1326,12 @@
         <w:spacing w:line="360" w:lineRule="auto"/>
         <w:jc w:val="center"/>
         <w:rPr>
-          <w:rFonts w:ascii="Times New Roman" w:hAnsi="Times New Roman" w:cs="Times New Roman"/>
           <w:b/>
           <w:bCs/>
         </w:rPr>
       </w:pPr>
       <w:r>
         <w:rPr>
-          <w:rFonts w:ascii="Times New Roman" w:hAnsi="Times New Roman" w:cs="Times New Roman"/>
           <w:b/>
           <w:bCs/>
         </w:rPr>
@@ -1847,7 +1360,11 @@
       </w:sdtPr>
       <w:sdtEndPr>
         <w:rPr>
+          <w:rFonts w:ascii="Times New Roman" w:eastAsia="Times New Roman" w:hAnsi="Times New Roman" w:cs="Times New Roman"/>
           <w:noProof/>
+          <w:kern w:val="0"/>
+          <w:lang w:val="en-BR"/>
+          <w14:ligatures w14:val="none"/>
         </w:rPr>
       </w:sdtEndPr>
       <w:sdtContent>
@@ -1867,54 +1384,52 @@
             <w:tabs>
               <w:tab w:val="right" w:leader="dot" w:pos="9056"/>
             </w:tabs>
-            <w:spacing w:before="240" w:after="120" w:line="360" w:lineRule="auto"/>
             <w:rPr>
-              <w:rFonts w:ascii="Times New Roman" w:hAnsi="Times New Roman" w:cs="Times New Roman"/>
+              <w:rFonts w:asciiTheme="minorHAnsi" w:eastAsiaTheme="minorEastAsia" w:hAnsiTheme="minorHAnsi" w:cstheme="minorBidi"/>
               <w:b w:val="0"/>
               <w:bCs w:val="0"/>
               <w:caps w:val="0"/>
               <w:noProof/>
+              <w:kern w:val="2"/>
               <w:sz w:val="24"/>
               <w:szCs w:val="24"/>
               <w:u w:val="none"/>
-              <w:lang w:val="en-BR"/>
+              <w14:ligatures w14:val="standardContextual"/>
             </w:rPr>
           </w:pPr>
           <w:r>
             <w:rPr>
-              <w:rFonts w:ascii="Times New Roman" w:hAnsi="Times New Roman" w:cs="Times New Roman"/>
               <w:b w:val="0"/>
               <w:bCs w:val="0"/>
               <w:sz w:val="24"/>
               <w:szCs w:val="24"/>
+              <w:u w:val="none"/>
             </w:rPr>
             <w:fldChar w:fldCharType="begin"/>
           </w:r>
           <w:r>
             <w:rPr>
-              <w:rFonts w:ascii="Times New Roman" w:hAnsi="Times New Roman" w:cs="Times New Roman"/>
               <w:sz w:val="24"/>
               <w:szCs w:val="24"/>
+              <w:u w:val="none"/>
             </w:rPr>
             <w:instrText xml:space="preserve"> TOC \o "1-3" \h \z \u </w:instrText>
           </w:r>
           <w:r>
             <w:rPr>
-              <w:rFonts w:ascii="Times New Roman" w:hAnsi="Times New Roman" w:cs="Times New Roman"/>
               <w:b w:val="0"/>
               <w:bCs w:val="0"/>
               <w:sz w:val="24"/>
               <w:szCs w:val="24"/>
+              <w:u w:val="none"/>
             </w:rPr>
             <w:fldChar w:fldCharType="separate"/>
           </w:r>
-          <w:hyperlink w:anchor="_Toc223642038" w:history="1">
+          <w:hyperlink w:anchor="_Toc225189646" w:history="1">
             <w:r>
               <w:rPr>
                 <w:rStyle w:val="Hyperlink"/>
-                <w:rFonts w:ascii="Times New Roman" w:hAnsi="Times New Roman" w:cs="Times New Roman"/>
-                <w:noProof/>
-                <w:color w:val="auto"/>
+                <w:noProof/>
                 <w:sz w:val="24"/>
                 <w:szCs w:val="24"/>
                 <w:u w:val="none"/>
@@ -1923,7 +1438,6 @@
             </w:r>
             <w:r>
               <w:rPr>
-                <w:rFonts w:ascii="Times New Roman" w:hAnsi="Times New Roman" w:cs="Times New Roman"/>
                 <w:noProof/>
                 <w:webHidden/>
                 <w:sz w:val="24"/>
@@ -1934,7 +1448,6 @@
             </w:r>
             <w:r>
               <w:rPr>
-                <w:rFonts w:ascii="Times New Roman" w:hAnsi="Times New Roman" w:cs="Times New Roman"/>
                 <w:noProof/>
                 <w:webHidden/>
                 <w:sz w:val="24"/>
@@ -1945,18 +1458,16 @@
             </w:r>
             <w:r>
               <w:rPr>
-                <w:rFonts w:ascii="Times New Roman" w:hAnsi="Times New Roman" w:cs="Times New Roman"/>
                 <w:noProof/>
                 <w:webHidden/>
                 <w:sz w:val="24"/>
                 <w:szCs w:val="24"/>
                 <w:u w:val="none"/>
               </w:rPr>
-              <w:instrText xml:space="preserve"> PAGEREF _Toc223642038 \h </w:instrText>
-            </w:r>
-            <w:r>
-              <w:rPr>
-                <w:rFonts w:ascii="Times New Roman" w:hAnsi="Times New Roman" w:cs="Times New Roman"/>
+              <w:instrText xml:space="preserve"> PAGEREF _Toc225189646 \h </w:instrText>
+            </w:r>
+            <w:r>
+              <w:rPr>
                 <w:noProof/>
                 <w:webHidden/>
                 <w:sz w:val="24"/>
@@ -1966,7 +1477,6 @@
             </w:r>
             <w:r>
               <w:rPr>
-                <w:rFonts w:ascii="Times New Roman" w:hAnsi="Times New Roman" w:cs="Times New Roman"/>
                 <w:noProof/>
                 <w:webHidden/>
                 <w:sz w:val="24"/>
@@ -1977,7 +1487,6 @@
             </w:r>
             <w:r>
               <w:rPr>
-                <w:rFonts w:ascii="Times New Roman" w:hAnsi="Times New Roman" w:cs="Times New Roman"/>
                 <w:noProof/>
                 <w:webHidden/>
                 <w:sz w:val="24"/>
@@ -1988,376 +1497,11 @@
             </w:r>
             <w:r>
               <w:rPr>
-                <w:rFonts w:ascii="Times New Roman" w:hAnsi="Times New Roman" w:cs="Times New Roman"/>
                 <w:noProof/>
                 <w:webHidden/>
                 <w:sz w:val="24"/>
                 <w:szCs w:val="24"/>
                 <w:u w:val="none"/>
-              </w:rPr>
-              <w:fldChar w:fldCharType="end"/>
-            </w:r>
-          </w:hyperlink>
-        </w:p>
-        <w:p>
-          <w:pPr>
-            <w:pStyle w:val="TOC1"/>
-            <w:tabs>
-              <w:tab w:val="right" w:leader="dot" w:pos="9056"/>
-            </w:tabs>
-            <w:spacing w:before="240" w:after="120" w:line="360" w:lineRule="auto"/>
-            <w:rPr>
-              <w:rFonts w:ascii="Times New Roman" w:hAnsi="Times New Roman" w:cs="Times New Roman"/>
-              <w:b w:val="0"/>
-              <w:bCs w:val="0"/>
-              <w:caps w:val="0"/>
-              <w:noProof/>
-              <w:sz w:val="24"/>
-              <w:szCs w:val="24"/>
-              <w:u w:val="none"/>
-              <w:lang w:val="en-BR"/>
-            </w:rPr>
-          </w:pPr>
-          <w:hyperlink w:anchor="_Toc223642039" w:history="1">
-            <w:r>
-              <w:rPr>
-                <w:rStyle w:val="Hyperlink"/>
-                <w:rFonts w:ascii="Times New Roman" w:hAnsi="Times New Roman" w:cs="Times New Roman"/>
-                <w:noProof/>
-                <w:color w:val="auto"/>
-                <w:sz w:val="24"/>
-                <w:szCs w:val="24"/>
-                <w:u w:val="none"/>
-              </w:rPr>
-              <w:t>2 OBJETIVOS</w:t>
-            </w:r>
-            <w:r>
-              <w:rPr>
-                <w:rFonts w:ascii="Times New Roman" w:hAnsi="Times New Roman" w:cs="Times New Roman"/>
-                <w:noProof/>
-                <w:webHidden/>
-                <w:sz w:val="24"/>
-                <w:szCs w:val="24"/>
-                <w:u w:val="none"/>
-              </w:rPr>
-              <w:tab/>
-            </w:r>
-            <w:r>
-              <w:rPr>
-                <w:rFonts w:ascii="Times New Roman" w:hAnsi="Times New Roman" w:cs="Times New Roman"/>
-                <w:noProof/>
-                <w:webHidden/>
-                <w:sz w:val="24"/>
-                <w:szCs w:val="24"/>
-                <w:u w:val="none"/>
-              </w:rPr>
-              <w:fldChar w:fldCharType="begin"/>
-            </w:r>
-            <w:r>
-              <w:rPr>
-                <w:rFonts w:ascii="Times New Roman" w:hAnsi="Times New Roman" w:cs="Times New Roman"/>
-                <w:noProof/>
-                <w:webHidden/>
-                <w:sz w:val="24"/>
-                <w:szCs w:val="24"/>
-                <w:u w:val="none"/>
-              </w:rPr>
-              <w:instrText xml:space="preserve"> PAGEREF _Toc223642039 \h </w:instrText>
-            </w:r>
-            <w:r>
-              <w:rPr>
-                <w:rFonts w:ascii="Times New Roman" w:hAnsi="Times New Roman" w:cs="Times New Roman"/>
-                <w:noProof/>
-                <w:webHidden/>
-                <w:sz w:val="24"/>
-                <w:szCs w:val="24"/>
-                <w:u w:val="none"/>
-              </w:rPr>
-            </w:r>
-            <w:r>
-              <w:rPr>
-                <w:rFonts w:ascii="Times New Roman" w:hAnsi="Times New Roman" w:cs="Times New Roman"/>
-                <w:noProof/>
-                <w:webHidden/>
-                <w:sz w:val="24"/>
-                <w:szCs w:val="24"/>
-                <w:u w:val="none"/>
-              </w:rPr>
-              <w:fldChar w:fldCharType="separate"/>
-            </w:r>
-            <w:r>
-              <w:rPr>
-                <w:rFonts w:ascii="Times New Roman" w:hAnsi="Times New Roman" w:cs="Times New Roman"/>
-                <w:noProof/>
-                <w:webHidden/>
-                <w:sz w:val="24"/>
-                <w:szCs w:val="24"/>
-                <w:u w:val="none"/>
-              </w:rPr>
-              <w:t>7</w:t>
-            </w:r>
-            <w:r>
-              <w:rPr>
-                <w:rFonts w:ascii="Times New Roman" w:hAnsi="Times New Roman" w:cs="Times New Roman"/>
-                <w:noProof/>
-                <w:webHidden/>
-                <w:sz w:val="24"/>
-                <w:szCs w:val="24"/>
-                <w:u w:val="none"/>
-              </w:rPr>
-              <w:fldChar w:fldCharType="end"/>
-            </w:r>
-          </w:hyperlink>
-        </w:p>
-        <w:p>
-          <w:pPr>
-            <w:pStyle w:val="TOC2"/>
-            <w:tabs>
-              <w:tab w:val="right" w:leader="dot" w:pos="9056"/>
-            </w:tabs>
-            <w:spacing w:before="120" w:after="120" w:line="360" w:lineRule="auto"/>
-            <w:rPr>
-              <w:rFonts w:ascii="Times New Roman" w:hAnsi="Times New Roman" w:cs="Times New Roman"/>
-              <w:b w:val="0"/>
-              <w:bCs w:val="0"/>
-              <w:caps/>
-              <w:smallCaps w:val="0"/>
-              <w:noProof/>
-              <w:sz w:val="24"/>
-              <w:szCs w:val="24"/>
-              <w:lang w:val="en-BR"/>
-            </w:rPr>
-          </w:pPr>
-          <w:hyperlink w:anchor="_Toc223642040" w:history="1">
-            <w:r>
-              <w:rPr>
-                <w:rStyle w:val="Hyperlink"/>
-                <w:rFonts w:ascii="Times New Roman" w:hAnsi="Times New Roman" w:cs="Times New Roman"/>
-                <w:b w:val="0"/>
-                <w:caps/>
-                <w:smallCaps w:val="0"/>
-                <w:noProof/>
-                <w:color w:val="auto"/>
-                <w:sz w:val="24"/>
-                <w:szCs w:val="24"/>
-                <w:u w:val="none"/>
-              </w:rPr>
-              <w:t>2.1 OBJETIVO GERAL</w:t>
-            </w:r>
-            <w:r>
-              <w:rPr>
-                <w:rFonts w:ascii="Times New Roman" w:hAnsi="Times New Roman" w:cs="Times New Roman"/>
-                <w:b w:val="0"/>
-                <w:caps/>
-                <w:smallCaps w:val="0"/>
-                <w:noProof/>
-                <w:webHidden/>
-                <w:sz w:val="24"/>
-                <w:szCs w:val="24"/>
-              </w:rPr>
-              <w:tab/>
-            </w:r>
-            <w:r>
-              <w:rPr>
-                <w:rFonts w:ascii="Times New Roman" w:hAnsi="Times New Roman" w:cs="Times New Roman"/>
-                <w:b w:val="0"/>
-                <w:caps/>
-                <w:smallCaps w:val="0"/>
-                <w:noProof/>
-                <w:webHidden/>
-                <w:sz w:val="24"/>
-                <w:szCs w:val="24"/>
-              </w:rPr>
-              <w:fldChar w:fldCharType="begin"/>
-            </w:r>
-            <w:r>
-              <w:rPr>
-                <w:rFonts w:ascii="Times New Roman" w:hAnsi="Times New Roman" w:cs="Times New Roman"/>
-                <w:b w:val="0"/>
-                <w:caps/>
-                <w:smallCaps w:val="0"/>
-                <w:noProof/>
-                <w:webHidden/>
-                <w:sz w:val="24"/>
-                <w:szCs w:val="24"/>
-              </w:rPr>
-              <w:instrText xml:space="preserve"> PAGEREF _Toc223642040 \h </w:instrText>
-            </w:r>
-            <w:r>
-              <w:rPr>
-                <w:rFonts w:ascii="Times New Roman" w:hAnsi="Times New Roman" w:cs="Times New Roman"/>
-                <w:b w:val="0"/>
-                <w:caps/>
-                <w:smallCaps w:val="0"/>
-                <w:noProof/>
-                <w:webHidden/>
-                <w:sz w:val="24"/>
-                <w:szCs w:val="24"/>
-              </w:rPr>
-            </w:r>
-            <w:r>
-              <w:rPr>
-                <w:rFonts w:ascii="Times New Roman" w:hAnsi="Times New Roman" w:cs="Times New Roman"/>
-                <w:b w:val="0"/>
-                <w:caps/>
-                <w:smallCaps w:val="0"/>
-                <w:noProof/>
-                <w:webHidden/>
-                <w:sz w:val="24"/>
-                <w:szCs w:val="24"/>
-              </w:rPr>
-              <w:fldChar w:fldCharType="separate"/>
-            </w:r>
-            <w:r>
-              <w:rPr>
-                <w:rFonts w:ascii="Times New Roman" w:hAnsi="Times New Roman" w:cs="Times New Roman"/>
-                <w:b w:val="0"/>
-                <w:caps/>
-                <w:smallCaps w:val="0"/>
-                <w:noProof/>
-                <w:webHidden/>
-                <w:sz w:val="24"/>
-                <w:szCs w:val="24"/>
-              </w:rPr>
-              <w:t>7</w:t>
-            </w:r>
-            <w:r>
-              <w:rPr>
-                <w:rFonts w:ascii="Times New Roman" w:hAnsi="Times New Roman" w:cs="Times New Roman"/>
-                <w:b w:val="0"/>
-                <w:caps/>
-                <w:smallCaps w:val="0"/>
-                <w:noProof/>
-                <w:webHidden/>
-                <w:sz w:val="24"/>
-                <w:szCs w:val="24"/>
-              </w:rPr>
-              <w:fldChar w:fldCharType="end"/>
-            </w:r>
-          </w:hyperlink>
-        </w:p>
-        <w:p>
-          <w:pPr>
-            <w:pStyle w:val="TOC2"/>
-            <w:tabs>
-              <w:tab w:val="right" w:leader="dot" w:pos="9056"/>
-            </w:tabs>
-            <w:spacing w:before="120" w:after="120" w:line="360" w:lineRule="auto"/>
-            <w:rPr>
-              <w:rFonts w:ascii="Times New Roman" w:hAnsi="Times New Roman" w:cs="Times New Roman"/>
-              <w:b w:val="0"/>
-              <w:bCs w:val="0"/>
-              <w:caps/>
-              <w:smallCaps w:val="0"/>
-              <w:noProof/>
-              <w:sz w:val="24"/>
-              <w:szCs w:val="24"/>
-              <w:lang w:val="en-BR"/>
-            </w:rPr>
-          </w:pPr>
-          <w:hyperlink w:anchor="_Toc223642041" w:history="1">
-            <w:r>
-              <w:rPr>
-                <w:rStyle w:val="Hyperlink"/>
-                <w:rFonts w:ascii="Times New Roman" w:hAnsi="Times New Roman" w:cs="Times New Roman"/>
-                <w:b w:val="0"/>
-                <w:caps/>
-                <w:smallCaps w:val="0"/>
-                <w:noProof/>
-                <w:color w:val="auto"/>
-                <w:sz w:val="24"/>
-                <w:szCs w:val="24"/>
-                <w:u w:val="none"/>
-              </w:rPr>
-              <w:t>2.2 OBJETIVOS ESPECÍFICOS</w:t>
-            </w:r>
-            <w:r>
-              <w:rPr>
-                <w:rFonts w:ascii="Times New Roman" w:hAnsi="Times New Roman" w:cs="Times New Roman"/>
-                <w:b w:val="0"/>
-                <w:caps/>
-                <w:smallCaps w:val="0"/>
-                <w:noProof/>
-                <w:webHidden/>
-                <w:sz w:val="24"/>
-                <w:szCs w:val="24"/>
-              </w:rPr>
-              <w:tab/>
-            </w:r>
-            <w:r>
-              <w:rPr>
-                <w:rFonts w:ascii="Times New Roman" w:hAnsi="Times New Roman" w:cs="Times New Roman"/>
-                <w:b w:val="0"/>
-                <w:caps/>
-                <w:smallCaps w:val="0"/>
-                <w:noProof/>
-                <w:webHidden/>
-                <w:sz w:val="24"/>
-                <w:szCs w:val="24"/>
-              </w:rPr>
-              <w:fldChar w:fldCharType="begin"/>
-            </w:r>
-            <w:r>
-              <w:rPr>
-                <w:rFonts w:ascii="Times New Roman" w:hAnsi="Times New Roman" w:cs="Times New Roman"/>
-                <w:b w:val="0"/>
-                <w:caps/>
-                <w:smallCaps w:val="0"/>
-                <w:noProof/>
-                <w:webHidden/>
-                <w:sz w:val="24"/>
-                <w:szCs w:val="24"/>
-              </w:rPr>
-              <w:instrText xml:space="preserve"> PAGEREF _Toc223642041 \h </w:instrText>
-            </w:r>
-            <w:r>
-              <w:rPr>
-                <w:rFonts w:ascii="Times New Roman" w:hAnsi="Times New Roman" w:cs="Times New Roman"/>
-                <w:b w:val="0"/>
-                <w:caps/>
-                <w:smallCaps w:val="0"/>
-                <w:noProof/>
-                <w:webHidden/>
-                <w:sz w:val="24"/>
-                <w:szCs w:val="24"/>
-              </w:rPr>
-            </w:r>
-            <w:r>
-              <w:rPr>
-                <w:rFonts w:ascii="Times New Roman" w:hAnsi="Times New Roman" w:cs="Times New Roman"/>
-                <w:b w:val="0"/>
-                <w:caps/>
-                <w:smallCaps w:val="0"/>
-                <w:noProof/>
-                <w:webHidden/>
-                <w:sz w:val="24"/>
-                <w:szCs w:val="24"/>
-              </w:rPr>
-              <w:fldChar w:fldCharType="separate"/>
-            </w:r>
-            <w:r>
-              <w:rPr>
-                <w:rFonts w:ascii="Times New Roman" w:hAnsi="Times New Roman" w:cs="Times New Roman"/>
-                <w:b w:val="0"/>
-                <w:caps/>
-                <w:smallCaps w:val="0"/>
-                <w:noProof/>
-                <w:webHidden/>
-                <w:sz w:val="24"/>
-                <w:szCs w:val="24"/>
-              </w:rPr>
-              <w:t>7</w:t>
-            </w:r>
-            <w:r>
-              <w:rPr>
-                <w:rFonts w:ascii="Times New Roman" w:hAnsi="Times New Roman" w:cs="Times New Roman"/>
-                <w:b w:val="0"/>
-                <w:caps/>
-                <w:smallCaps w:val="0"/>
-                <w:noProof/>
-                <w:webHidden/>
-                <w:sz w:val="24"/>
-                <w:szCs w:val="24"/>
               </w:rPr>
               <w:fldChar w:fldCharType="end"/>
             </w:r>
@@ -2370,33 +1514,31 @@
               <w:tab w:val="right" w:leader="dot" w:pos="9056"/>
             </w:tabs>
             <w:rPr>
-              <w:rFonts w:ascii="Times New Roman" w:hAnsi="Times New Roman" w:cs="Times New Roman"/>
+              <w:rFonts w:asciiTheme="minorHAnsi" w:eastAsiaTheme="minorEastAsia" w:hAnsiTheme="minorHAnsi" w:cstheme="minorBidi"/>
               <w:b w:val="0"/>
               <w:bCs w:val="0"/>
               <w:caps w:val="0"/>
               <w:noProof/>
+              <w:kern w:val="2"/>
               <w:sz w:val="24"/>
               <w:szCs w:val="24"/>
               <w:u w:val="none"/>
-              <w:lang w:val="en-BR"/>
+              <w14:ligatures w14:val="standardContextual"/>
             </w:rPr>
           </w:pPr>
-          <w:hyperlink w:anchor="_Toc223642042" w:history="1">
+          <w:hyperlink w:anchor="_Toc225189647" w:history="1">
             <w:r>
               <w:rPr>
                 <w:rStyle w:val="Hyperlink"/>
-                <w:rFonts w:ascii="Times New Roman" w:hAnsi="Times New Roman" w:cs="Times New Roman"/>
-                <w:noProof/>
-                <w:color w:val="auto"/>
+                <w:noProof/>
                 <w:sz w:val="24"/>
                 <w:szCs w:val="24"/>
                 <w:u w:val="none"/>
               </w:rPr>
-              <w:t>3 PROCEDIMENTOS METODOLÓGICOS</w:t>
-            </w:r>
-            <w:r>
-              <w:rPr>
-                <w:rFonts w:ascii="Times New Roman" w:hAnsi="Times New Roman" w:cs="Times New Roman"/>
+              <w:t>2 OBJETIVOS</w:t>
+            </w:r>
+            <w:r>
+              <w:rPr>
                 <w:noProof/>
                 <w:webHidden/>
                 <w:sz w:val="24"/>
@@ -2407,7 +1549,6 @@
             </w:r>
             <w:r>
               <w:rPr>
-                <w:rFonts w:ascii="Times New Roman" w:hAnsi="Times New Roman" w:cs="Times New Roman"/>
                 <w:noProof/>
                 <w:webHidden/>
                 <w:sz w:val="24"/>
@@ -2418,18 +1559,16 @@
             </w:r>
             <w:r>
               <w:rPr>
-                <w:rFonts w:ascii="Times New Roman" w:hAnsi="Times New Roman" w:cs="Times New Roman"/>
                 <w:noProof/>
                 <w:webHidden/>
                 <w:sz w:val="24"/>
                 <w:szCs w:val="24"/>
                 <w:u w:val="none"/>
               </w:rPr>
-              <w:instrText xml:space="preserve"> PAGEREF _Toc223642042 \h </w:instrText>
-            </w:r>
-            <w:r>
-              <w:rPr>
-                <w:rFonts w:ascii="Times New Roman" w:hAnsi="Times New Roman" w:cs="Times New Roman"/>
+              <w:instrText xml:space="preserve"> PAGEREF _Toc225189647 \h </w:instrText>
+            </w:r>
+            <w:r>
+              <w:rPr>
                 <w:noProof/>
                 <w:webHidden/>
                 <w:sz w:val="24"/>
@@ -2439,7 +1578,6 @@
             </w:r>
             <w:r>
               <w:rPr>
-                <w:rFonts w:ascii="Times New Roman" w:hAnsi="Times New Roman" w:cs="Times New Roman"/>
                 <w:noProof/>
                 <w:webHidden/>
                 <w:sz w:val="24"/>
@@ -2450,7 +1588,6 @@
             </w:r>
             <w:r>
               <w:rPr>
-                <w:rFonts w:ascii="Times New Roman" w:hAnsi="Times New Roman" w:cs="Times New Roman"/>
                 <w:noProof/>
                 <w:webHidden/>
                 <w:sz w:val="24"/>
@@ -2461,12 +1598,247 @@
             </w:r>
             <w:r>
               <w:rPr>
-                <w:rFonts w:ascii="Times New Roman" w:hAnsi="Times New Roman" w:cs="Times New Roman"/>
                 <w:noProof/>
                 <w:webHidden/>
                 <w:sz w:val="24"/>
                 <w:szCs w:val="24"/>
                 <w:u w:val="none"/>
+              </w:rPr>
+              <w:fldChar w:fldCharType="end"/>
+            </w:r>
+          </w:hyperlink>
+        </w:p>
+        <w:p>
+          <w:pPr>
+            <w:pStyle w:val="TOC2"/>
+            <w:tabs>
+              <w:tab w:val="right" w:leader="dot" w:pos="9056"/>
+            </w:tabs>
+            <w:spacing w:before="120" w:after="120"/>
+            <w:rPr>
+              <w:rFonts w:asciiTheme="minorHAnsi" w:eastAsiaTheme="minorEastAsia" w:hAnsiTheme="minorHAnsi" w:cstheme="minorBidi"/>
+              <w:b w:val="0"/>
+              <w:bCs w:val="0"/>
+              <w:smallCaps w:val="0"/>
+              <w:noProof/>
+              <w:kern w:val="2"/>
+              <w:sz w:val="24"/>
+              <w:szCs w:val="24"/>
+              <w14:ligatures w14:val="standardContextual"/>
+            </w:rPr>
+          </w:pPr>
+          <w:hyperlink w:anchor="_Toc225189648" w:history="1">
+            <w:r>
+              <w:rPr>
+                <w:rStyle w:val="Hyperlink"/>
+                <w:b w:val="0"/>
+                <w:bCs w:val="0"/>
+                <w:smallCaps w:val="0"/>
+                <w:noProof/>
+                <w:sz w:val="24"/>
+                <w:szCs w:val="24"/>
+                <w:u w:val="none"/>
+              </w:rPr>
+              <w:t>2.1 Objetivo Geral</w:t>
+            </w:r>
+            <w:r>
+              <w:rPr>
+                <w:b w:val="0"/>
+                <w:bCs w:val="0"/>
+                <w:smallCaps w:val="0"/>
+                <w:noProof/>
+                <w:webHidden/>
+                <w:sz w:val="24"/>
+                <w:szCs w:val="24"/>
+              </w:rPr>
+              <w:tab/>
+            </w:r>
+            <w:r>
+              <w:rPr>
+                <w:b w:val="0"/>
+                <w:bCs w:val="0"/>
+                <w:smallCaps w:val="0"/>
+                <w:noProof/>
+                <w:webHidden/>
+                <w:sz w:val="24"/>
+                <w:szCs w:val="24"/>
+              </w:rPr>
+              <w:fldChar w:fldCharType="begin"/>
+            </w:r>
+            <w:r>
+              <w:rPr>
+                <w:b w:val="0"/>
+                <w:bCs w:val="0"/>
+                <w:smallCaps w:val="0"/>
+                <w:noProof/>
+                <w:webHidden/>
+                <w:sz w:val="24"/>
+                <w:szCs w:val="24"/>
+              </w:rPr>
+              <w:instrText xml:space="preserve"> PAGEREF _Toc225189648 \h </w:instrText>
+            </w:r>
+            <w:r>
+              <w:rPr>
+                <w:b w:val="0"/>
+                <w:bCs w:val="0"/>
+                <w:smallCaps w:val="0"/>
+                <w:noProof/>
+                <w:webHidden/>
+                <w:sz w:val="24"/>
+                <w:szCs w:val="24"/>
+              </w:rPr>
+            </w:r>
+            <w:r>
+              <w:rPr>
+                <w:b w:val="0"/>
+                <w:bCs w:val="0"/>
+                <w:smallCaps w:val="0"/>
+                <w:noProof/>
+                <w:webHidden/>
+                <w:sz w:val="24"/>
+                <w:szCs w:val="24"/>
+              </w:rPr>
+              <w:fldChar w:fldCharType="separate"/>
+            </w:r>
+            <w:r>
+              <w:rPr>
+                <w:b w:val="0"/>
+                <w:bCs w:val="0"/>
+                <w:smallCaps w:val="0"/>
+                <w:noProof/>
+                <w:webHidden/>
+                <w:sz w:val="24"/>
+                <w:szCs w:val="24"/>
+              </w:rPr>
+              <w:t>8</w:t>
+            </w:r>
+            <w:r>
+              <w:rPr>
+                <w:b w:val="0"/>
+                <w:bCs w:val="0"/>
+                <w:smallCaps w:val="0"/>
+                <w:noProof/>
+                <w:webHidden/>
+                <w:sz w:val="24"/>
+                <w:szCs w:val="24"/>
+              </w:rPr>
+              <w:fldChar w:fldCharType="end"/>
+            </w:r>
+          </w:hyperlink>
+        </w:p>
+        <w:p>
+          <w:pPr>
+            <w:pStyle w:val="TOC2"/>
+            <w:tabs>
+              <w:tab w:val="right" w:leader="dot" w:pos="9056"/>
+            </w:tabs>
+            <w:spacing w:before="120" w:after="120"/>
+            <w:rPr>
+              <w:rFonts w:asciiTheme="minorHAnsi" w:eastAsiaTheme="minorEastAsia" w:hAnsiTheme="minorHAnsi" w:cstheme="minorBidi"/>
+              <w:b w:val="0"/>
+              <w:bCs w:val="0"/>
+              <w:smallCaps w:val="0"/>
+              <w:noProof/>
+              <w:kern w:val="2"/>
+              <w:sz w:val="24"/>
+              <w:szCs w:val="24"/>
+              <w14:ligatures w14:val="standardContextual"/>
+            </w:rPr>
+          </w:pPr>
+          <w:hyperlink w:anchor="_Toc225189649" w:history="1">
+            <w:r>
+              <w:rPr>
+                <w:rStyle w:val="Hyperlink"/>
+                <w:b w:val="0"/>
+                <w:bCs w:val="0"/>
+                <w:smallCaps w:val="0"/>
+                <w:noProof/>
+                <w:sz w:val="24"/>
+                <w:szCs w:val="24"/>
+                <w:u w:val="none"/>
+              </w:rPr>
+              <w:t>2.2 Objetivos Específicos</w:t>
+            </w:r>
+            <w:r>
+              <w:rPr>
+                <w:b w:val="0"/>
+                <w:bCs w:val="0"/>
+                <w:smallCaps w:val="0"/>
+                <w:noProof/>
+                <w:webHidden/>
+                <w:sz w:val="24"/>
+                <w:szCs w:val="24"/>
+              </w:rPr>
+              <w:tab/>
+            </w:r>
+            <w:r>
+              <w:rPr>
+                <w:b w:val="0"/>
+                <w:bCs w:val="0"/>
+                <w:smallCaps w:val="0"/>
+                <w:noProof/>
+                <w:webHidden/>
+                <w:sz w:val="24"/>
+                <w:szCs w:val="24"/>
+              </w:rPr>
+              <w:fldChar w:fldCharType="begin"/>
+            </w:r>
+            <w:r>
+              <w:rPr>
+                <w:b w:val="0"/>
+                <w:bCs w:val="0"/>
+                <w:smallCaps w:val="0"/>
+                <w:noProof/>
+                <w:webHidden/>
+                <w:sz w:val="24"/>
+                <w:szCs w:val="24"/>
+              </w:rPr>
+              <w:instrText xml:space="preserve"> PAGEREF _Toc225189649 \h </w:instrText>
+            </w:r>
+            <w:r>
+              <w:rPr>
+                <w:b w:val="0"/>
+                <w:bCs w:val="0"/>
+                <w:smallCaps w:val="0"/>
+                <w:noProof/>
+                <w:webHidden/>
+                <w:sz w:val="24"/>
+                <w:szCs w:val="24"/>
+              </w:rPr>
+            </w:r>
+            <w:r>
+              <w:rPr>
+                <w:b w:val="0"/>
+                <w:bCs w:val="0"/>
+                <w:smallCaps w:val="0"/>
+                <w:noProof/>
+                <w:webHidden/>
+                <w:sz w:val="24"/>
+                <w:szCs w:val="24"/>
+              </w:rPr>
+              <w:fldChar w:fldCharType="separate"/>
+            </w:r>
+            <w:r>
+              <w:rPr>
+                <w:b w:val="0"/>
+                <w:bCs w:val="0"/>
+                <w:smallCaps w:val="0"/>
+                <w:noProof/>
+                <w:webHidden/>
+                <w:sz w:val="24"/>
+                <w:szCs w:val="24"/>
+              </w:rPr>
+              <w:t>8</w:t>
+            </w:r>
+            <w:r>
+              <w:rPr>
+                <w:b w:val="0"/>
+                <w:bCs w:val="0"/>
+                <w:smallCaps w:val="0"/>
+                <w:noProof/>
+                <w:webHidden/>
+                <w:sz w:val="24"/>
+                <w:szCs w:val="24"/>
               </w:rPr>
               <w:fldChar w:fldCharType="end"/>
             </w:r>
@@ -2479,33 +1851,31 @@
               <w:tab w:val="right" w:leader="dot" w:pos="9056"/>
             </w:tabs>
             <w:rPr>
-              <w:rFonts w:ascii="Times New Roman" w:hAnsi="Times New Roman" w:cs="Times New Roman"/>
+              <w:rFonts w:asciiTheme="minorHAnsi" w:eastAsiaTheme="minorEastAsia" w:hAnsiTheme="minorHAnsi" w:cstheme="minorBidi"/>
               <w:b w:val="0"/>
               <w:bCs w:val="0"/>
               <w:caps w:val="0"/>
               <w:noProof/>
+              <w:kern w:val="2"/>
               <w:sz w:val="24"/>
               <w:szCs w:val="24"/>
               <w:u w:val="none"/>
-              <w:lang w:val="en-BR"/>
+              <w14:ligatures w14:val="standardContextual"/>
             </w:rPr>
           </w:pPr>
-          <w:hyperlink w:anchor="_Toc223642043" w:history="1">
+          <w:hyperlink w:anchor="_Toc225189650" w:history="1">
             <w:r>
               <w:rPr>
                 <w:rStyle w:val="Hyperlink"/>
-                <w:rFonts w:ascii="Times New Roman" w:hAnsi="Times New Roman" w:cs="Times New Roman"/>
-                <w:noProof/>
-                <w:color w:val="auto"/>
+                <w:noProof/>
                 <w:sz w:val="24"/>
                 <w:szCs w:val="24"/>
                 <w:u w:val="none"/>
               </w:rPr>
-              <w:t>4 CRONOGRAMA</w:t>
-            </w:r>
-            <w:r>
-              <w:rPr>
-                <w:rFonts w:ascii="Times New Roman" w:hAnsi="Times New Roman" w:cs="Times New Roman"/>
+              <w:t>3 PROCEDIMENTOS METODOLÓGICOS</w:t>
+            </w:r>
+            <w:r>
+              <w:rPr>
                 <w:noProof/>
                 <w:webHidden/>
                 <w:sz w:val="24"/>
@@ -2516,7 +1886,6 @@
             </w:r>
             <w:r>
               <w:rPr>
-                <w:rFonts w:ascii="Times New Roman" w:hAnsi="Times New Roman" w:cs="Times New Roman"/>
                 <w:noProof/>
                 <w:webHidden/>
                 <w:sz w:val="24"/>
@@ -2527,18 +1896,16 @@
             </w:r>
             <w:r>
               <w:rPr>
-                <w:rFonts w:ascii="Times New Roman" w:hAnsi="Times New Roman" w:cs="Times New Roman"/>
                 <w:noProof/>
                 <w:webHidden/>
                 <w:sz w:val="24"/>
                 <w:szCs w:val="24"/>
                 <w:u w:val="none"/>
               </w:rPr>
-              <w:instrText xml:space="preserve"> PAGEREF _Toc223642043 \h </w:instrText>
-            </w:r>
-            <w:r>
-              <w:rPr>
-                <w:rFonts w:ascii="Times New Roman" w:hAnsi="Times New Roman" w:cs="Times New Roman"/>
+              <w:instrText xml:space="preserve"> PAGEREF _Toc225189650 \h </w:instrText>
+            </w:r>
+            <w:r>
+              <w:rPr>
                 <w:noProof/>
                 <w:webHidden/>
                 <w:sz w:val="24"/>
@@ -2548,7 +1915,6 @@
             </w:r>
             <w:r>
               <w:rPr>
-                <w:rFonts w:ascii="Times New Roman" w:hAnsi="Times New Roman" w:cs="Times New Roman"/>
                 <w:noProof/>
                 <w:webHidden/>
                 <w:sz w:val="24"/>
@@ -2559,7 +1925,6 @@
             </w:r>
             <w:r>
               <w:rPr>
-                <w:rFonts w:ascii="Times New Roman" w:hAnsi="Times New Roman" w:cs="Times New Roman"/>
                 <w:noProof/>
                 <w:webHidden/>
                 <w:sz w:val="24"/>
@@ -2570,12 +1935,847 @@
             </w:r>
             <w:r>
               <w:rPr>
-                <w:rFonts w:ascii="Times New Roman" w:hAnsi="Times New Roman" w:cs="Times New Roman"/>
                 <w:noProof/>
                 <w:webHidden/>
                 <w:sz w:val="24"/>
                 <w:szCs w:val="24"/>
                 <w:u w:val="none"/>
+              </w:rPr>
+              <w:fldChar w:fldCharType="end"/>
+            </w:r>
+          </w:hyperlink>
+        </w:p>
+        <w:p>
+          <w:pPr>
+            <w:pStyle w:val="TOC2"/>
+            <w:tabs>
+              <w:tab w:val="right" w:leader="dot" w:pos="9056"/>
+            </w:tabs>
+            <w:spacing w:before="120" w:after="120"/>
+            <w:rPr>
+              <w:rFonts w:asciiTheme="minorHAnsi" w:eastAsiaTheme="minorEastAsia" w:hAnsiTheme="minorHAnsi" w:cstheme="minorBidi"/>
+              <w:b w:val="0"/>
+              <w:bCs w:val="0"/>
+              <w:smallCaps w:val="0"/>
+              <w:noProof/>
+              <w:kern w:val="2"/>
+              <w:sz w:val="24"/>
+              <w:szCs w:val="24"/>
+              <w14:ligatures w14:val="standardContextual"/>
+            </w:rPr>
+          </w:pPr>
+          <w:hyperlink w:anchor="_Toc225189651" w:history="1">
+            <w:r>
+              <w:rPr>
+                <w:rStyle w:val="Hyperlink"/>
+                <w:b w:val="0"/>
+                <w:bCs w:val="0"/>
+                <w:smallCaps w:val="0"/>
+                <w:noProof/>
+                <w:sz w:val="24"/>
+                <w:szCs w:val="24"/>
+                <w:u w:val="none"/>
+              </w:rPr>
+              <w:t>3.1 Coleta De Dados</w:t>
+            </w:r>
+            <w:r>
+              <w:rPr>
+                <w:b w:val="0"/>
+                <w:bCs w:val="0"/>
+                <w:smallCaps w:val="0"/>
+                <w:noProof/>
+                <w:webHidden/>
+                <w:sz w:val="24"/>
+                <w:szCs w:val="24"/>
+              </w:rPr>
+              <w:tab/>
+            </w:r>
+            <w:r>
+              <w:rPr>
+                <w:b w:val="0"/>
+                <w:bCs w:val="0"/>
+                <w:smallCaps w:val="0"/>
+                <w:noProof/>
+                <w:webHidden/>
+                <w:sz w:val="24"/>
+                <w:szCs w:val="24"/>
+              </w:rPr>
+              <w:fldChar w:fldCharType="begin"/>
+            </w:r>
+            <w:r>
+              <w:rPr>
+                <w:b w:val="0"/>
+                <w:bCs w:val="0"/>
+                <w:smallCaps w:val="0"/>
+                <w:noProof/>
+                <w:webHidden/>
+                <w:sz w:val="24"/>
+                <w:szCs w:val="24"/>
+              </w:rPr>
+              <w:instrText xml:space="preserve"> PAGEREF _Toc225189651 \h </w:instrText>
+            </w:r>
+            <w:r>
+              <w:rPr>
+                <w:b w:val="0"/>
+                <w:bCs w:val="0"/>
+                <w:smallCaps w:val="0"/>
+                <w:noProof/>
+                <w:webHidden/>
+                <w:sz w:val="24"/>
+                <w:szCs w:val="24"/>
+              </w:rPr>
+            </w:r>
+            <w:r>
+              <w:rPr>
+                <w:b w:val="0"/>
+                <w:bCs w:val="0"/>
+                <w:smallCaps w:val="0"/>
+                <w:noProof/>
+                <w:webHidden/>
+                <w:sz w:val="24"/>
+                <w:szCs w:val="24"/>
+              </w:rPr>
+              <w:fldChar w:fldCharType="separate"/>
+            </w:r>
+            <w:r>
+              <w:rPr>
+                <w:b w:val="0"/>
+                <w:bCs w:val="0"/>
+                <w:smallCaps w:val="0"/>
+                <w:noProof/>
+                <w:webHidden/>
+                <w:sz w:val="24"/>
+                <w:szCs w:val="24"/>
+              </w:rPr>
+              <w:t>9</w:t>
+            </w:r>
+            <w:r>
+              <w:rPr>
+                <w:b w:val="0"/>
+                <w:bCs w:val="0"/>
+                <w:smallCaps w:val="0"/>
+                <w:noProof/>
+                <w:webHidden/>
+                <w:sz w:val="24"/>
+                <w:szCs w:val="24"/>
+              </w:rPr>
+              <w:fldChar w:fldCharType="end"/>
+            </w:r>
+          </w:hyperlink>
+        </w:p>
+        <w:p>
+          <w:pPr>
+            <w:pStyle w:val="TOC2"/>
+            <w:tabs>
+              <w:tab w:val="right" w:leader="dot" w:pos="9056"/>
+            </w:tabs>
+            <w:spacing w:before="120" w:after="120"/>
+            <w:rPr>
+              <w:rFonts w:asciiTheme="minorHAnsi" w:eastAsiaTheme="minorEastAsia" w:hAnsiTheme="minorHAnsi" w:cstheme="minorBidi"/>
+              <w:b w:val="0"/>
+              <w:bCs w:val="0"/>
+              <w:smallCaps w:val="0"/>
+              <w:noProof/>
+              <w:kern w:val="2"/>
+              <w:sz w:val="24"/>
+              <w:szCs w:val="24"/>
+              <w14:ligatures w14:val="standardContextual"/>
+            </w:rPr>
+          </w:pPr>
+          <w:hyperlink w:anchor="_Toc225189652" w:history="1">
+            <w:r>
+              <w:rPr>
+                <w:rStyle w:val="Hyperlink"/>
+                <w:b w:val="0"/>
+                <w:bCs w:val="0"/>
+                <w:smallCaps w:val="0"/>
+                <w:noProof/>
+                <w:sz w:val="24"/>
+                <w:szCs w:val="24"/>
+                <w:u w:val="none"/>
+              </w:rPr>
+              <w:t>3.2 Procedimentos De Análise</w:t>
+            </w:r>
+            <w:r>
+              <w:rPr>
+                <w:b w:val="0"/>
+                <w:bCs w:val="0"/>
+                <w:smallCaps w:val="0"/>
+                <w:noProof/>
+                <w:webHidden/>
+                <w:sz w:val="24"/>
+                <w:szCs w:val="24"/>
+              </w:rPr>
+              <w:tab/>
+            </w:r>
+            <w:r>
+              <w:rPr>
+                <w:b w:val="0"/>
+                <w:bCs w:val="0"/>
+                <w:smallCaps w:val="0"/>
+                <w:noProof/>
+                <w:webHidden/>
+                <w:sz w:val="24"/>
+                <w:szCs w:val="24"/>
+              </w:rPr>
+              <w:fldChar w:fldCharType="begin"/>
+            </w:r>
+            <w:r>
+              <w:rPr>
+                <w:b w:val="0"/>
+                <w:bCs w:val="0"/>
+                <w:smallCaps w:val="0"/>
+                <w:noProof/>
+                <w:webHidden/>
+                <w:sz w:val="24"/>
+                <w:szCs w:val="24"/>
+              </w:rPr>
+              <w:instrText xml:space="preserve"> PAGEREF _Toc225189652 \h </w:instrText>
+            </w:r>
+            <w:r>
+              <w:rPr>
+                <w:b w:val="0"/>
+                <w:bCs w:val="0"/>
+                <w:smallCaps w:val="0"/>
+                <w:noProof/>
+                <w:webHidden/>
+                <w:sz w:val="24"/>
+                <w:szCs w:val="24"/>
+              </w:rPr>
+            </w:r>
+            <w:r>
+              <w:rPr>
+                <w:b w:val="0"/>
+                <w:bCs w:val="0"/>
+                <w:smallCaps w:val="0"/>
+                <w:noProof/>
+                <w:webHidden/>
+                <w:sz w:val="24"/>
+                <w:szCs w:val="24"/>
+              </w:rPr>
+              <w:fldChar w:fldCharType="separate"/>
+            </w:r>
+            <w:r>
+              <w:rPr>
+                <w:b w:val="0"/>
+                <w:bCs w:val="0"/>
+                <w:smallCaps w:val="0"/>
+                <w:noProof/>
+                <w:webHidden/>
+                <w:sz w:val="24"/>
+                <w:szCs w:val="24"/>
+              </w:rPr>
+              <w:t>10</w:t>
+            </w:r>
+            <w:r>
+              <w:rPr>
+                <w:b w:val="0"/>
+                <w:bCs w:val="0"/>
+                <w:smallCaps w:val="0"/>
+                <w:noProof/>
+                <w:webHidden/>
+                <w:sz w:val="24"/>
+                <w:szCs w:val="24"/>
+              </w:rPr>
+              <w:fldChar w:fldCharType="end"/>
+            </w:r>
+          </w:hyperlink>
+        </w:p>
+        <w:p>
+          <w:pPr>
+            <w:pStyle w:val="TOC3"/>
+            <w:tabs>
+              <w:tab w:val="right" w:leader="dot" w:pos="9056"/>
+            </w:tabs>
+            <w:spacing w:before="120" w:after="120"/>
+            <w:rPr>
+              <w:rFonts w:asciiTheme="minorHAnsi" w:eastAsiaTheme="minorEastAsia" w:hAnsiTheme="minorHAnsi" w:cstheme="minorBidi"/>
+              <w:smallCaps w:val="0"/>
+              <w:noProof/>
+              <w:kern w:val="2"/>
+              <w:sz w:val="24"/>
+              <w:szCs w:val="24"/>
+              <w14:ligatures w14:val="standardContextual"/>
+            </w:rPr>
+          </w:pPr>
+          <w:hyperlink w:anchor="_Toc225189653" w:history="1">
+            <w:r>
+              <w:rPr>
+                <w:rStyle w:val="Hyperlink"/>
+                <w:smallCaps w:val="0"/>
+                <w:noProof/>
+                <w:sz w:val="24"/>
+                <w:szCs w:val="24"/>
+                <w:u w:val="none"/>
+              </w:rPr>
+              <w:t>3.2.1 Análise Exploratória Dos Dados</w:t>
+            </w:r>
+            <w:r>
+              <w:rPr>
+                <w:smallCaps w:val="0"/>
+                <w:noProof/>
+                <w:webHidden/>
+                <w:sz w:val="24"/>
+                <w:szCs w:val="24"/>
+              </w:rPr>
+              <w:tab/>
+            </w:r>
+            <w:r>
+              <w:rPr>
+                <w:smallCaps w:val="0"/>
+                <w:noProof/>
+                <w:webHidden/>
+                <w:sz w:val="24"/>
+                <w:szCs w:val="24"/>
+              </w:rPr>
+              <w:fldChar w:fldCharType="begin"/>
+            </w:r>
+            <w:r>
+              <w:rPr>
+                <w:smallCaps w:val="0"/>
+                <w:noProof/>
+                <w:webHidden/>
+                <w:sz w:val="24"/>
+                <w:szCs w:val="24"/>
+              </w:rPr>
+              <w:instrText xml:space="preserve"> PAGEREF _Toc225189653 \h </w:instrText>
+            </w:r>
+            <w:r>
+              <w:rPr>
+                <w:smallCaps w:val="0"/>
+                <w:noProof/>
+                <w:webHidden/>
+                <w:sz w:val="24"/>
+                <w:szCs w:val="24"/>
+              </w:rPr>
+            </w:r>
+            <w:r>
+              <w:rPr>
+                <w:smallCaps w:val="0"/>
+                <w:noProof/>
+                <w:webHidden/>
+                <w:sz w:val="24"/>
+                <w:szCs w:val="24"/>
+              </w:rPr>
+              <w:fldChar w:fldCharType="separate"/>
+            </w:r>
+            <w:r>
+              <w:rPr>
+                <w:smallCaps w:val="0"/>
+                <w:noProof/>
+                <w:webHidden/>
+                <w:sz w:val="24"/>
+                <w:szCs w:val="24"/>
+              </w:rPr>
+              <w:t>10</w:t>
+            </w:r>
+            <w:r>
+              <w:rPr>
+                <w:smallCaps w:val="0"/>
+                <w:noProof/>
+                <w:webHidden/>
+                <w:sz w:val="24"/>
+                <w:szCs w:val="24"/>
+              </w:rPr>
+              <w:fldChar w:fldCharType="end"/>
+            </w:r>
+          </w:hyperlink>
+        </w:p>
+        <w:p>
+          <w:pPr>
+            <w:pStyle w:val="TOC3"/>
+            <w:tabs>
+              <w:tab w:val="right" w:leader="dot" w:pos="9056"/>
+            </w:tabs>
+            <w:spacing w:before="120" w:after="120"/>
+            <w:rPr>
+              <w:rFonts w:asciiTheme="minorHAnsi" w:eastAsiaTheme="minorEastAsia" w:hAnsiTheme="minorHAnsi" w:cstheme="minorBidi"/>
+              <w:smallCaps w:val="0"/>
+              <w:noProof/>
+              <w:kern w:val="2"/>
+              <w:sz w:val="24"/>
+              <w:szCs w:val="24"/>
+              <w14:ligatures w14:val="standardContextual"/>
+            </w:rPr>
+          </w:pPr>
+          <w:hyperlink w:anchor="_Toc225189654" w:history="1">
+            <w:r>
+              <w:rPr>
+                <w:rStyle w:val="Hyperlink"/>
+                <w:smallCaps w:val="0"/>
+                <w:noProof/>
+                <w:sz w:val="24"/>
+                <w:szCs w:val="24"/>
+                <w:u w:val="none"/>
+              </w:rPr>
+              <w:t>3.2.2 Modelagem Da Rede Como Grafo</w:t>
+            </w:r>
+            <w:r>
+              <w:rPr>
+                <w:smallCaps w:val="0"/>
+                <w:noProof/>
+                <w:webHidden/>
+                <w:sz w:val="24"/>
+                <w:szCs w:val="24"/>
+              </w:rPr>
+              <w:tab/>
+            </w:r>
+            <w:r>
+              <w:rPr>
+                <w:smallCaps w:val="0"/>
+                <w:noProof/>
+                <w:webHidden/>
+                <w:sz w:val="24"/>
+                <w:szCs w:val="24"/>
+              </w:rPr>
+              <w:fldChar w:fldCharType="begin"/>
+            </w:r>
+            <w:r>
+              <w:rPr>
+                <w:smallCaps w:val="0"/>
+                <w:noProof/>
+                <w:webHidden/>
+                <w:sz w:val="24"/>
+                <w:szCs w:val="24"/>
+              </w:rPr>
+              <w:instrText xml:space="preserve"> PAGEREF _Toc225189654 \h </w:instrText>
+            </w:r>
+            <w:r>
+              <w:rPr>
+                <w:smallCaps w:val="0"/>
+                <w:noProof/>
+                <w:webHidden/>
+                <w:sz w:val="24"/>
+                <w:szCs w:val="24"/>
+              </w:rPr>
+            </w:r>
+            <w:r>
+              <w:rPr>
+                <w:smallCaps w:val="0"/>
+                <w:noProof/>
+                <w:webHidden/>
+                <w:sz w:val="24"/>
+                <w:szCs w:val="24"/>
+              </w:rPr>
+              <w:fldChar w:fldCharType="separate"/>
+            </w:r>
+            <w:r>
+              <w:rPr>
+                <w:smallCaps w:val="0"/>
+                <w:noProof/>
+                <w:webHidden/>
+                <w:sz w:val="24"/>
+                <w:szCs w:val="24"/>
+              </w:rPr>
+              <w:t>10</w:t>
+            </w:r>
+            <w:r>
+              <w:rPr>
+                <w:smallCaps w:val="0"/>
+                <w:noProof/>
+                <w:webHidden/>
+                <w:sz w:val="24"/>
+                <w:szCs w:val="24"/>
+              </w:rPr>
+              <w:fldChar w:fldCharType="end"/>
+            </w:r>
+          </w:hyperlink>
+        </w:p>
+        <w:p>
+          <w:pPr>
+            <w:pStyle w:val="TOC3"/>
+            <w:tabs>
+              <w:tab w:val="right" w:leader="dot" w:pos="9056"/>
+            </w:tabs>
+            <w:spacing w:before="120" w:after="120"/>
+            <w:rPr>
+              <w:rFonts w:asciiTheme="minorHAnsi" w:eastAsiaTheme="minorEastAsia" w:hAnsiTheme="minorHAnsi" w:cstheme="minorBidi"/>
+              <w:smallCaps w:val="0"/>
+              <w:noProof/>
+              <w:kern w:val="2"/>
+              <w:sz w:val="24"/>
+              <w:szCs w:val="24"/>
+              <w14:ligatures w14:val="standardContextual"/>
+            </w:rPr>
+          </w:pPr>
+          <w:hyperlink w:anchor="_Toc225189655" w:history="1">
+            <w:r>
+              <w:rPr>
+                <w:rStyle w:val="Hyperlink"/>
+                <w:smallCaps w:val="0"/>
+                <w:noProof/>
+                <w:sz w:val="24"/>
+                <w:szCs w:val="24"/>
+                <w:u w:val="none"/>
+              </w:rPr>
+              <w:t>3.2.3 Cálculo De Métricas De Centralidade</w:t>
+            </w:r>
+            <w:r>
+              <w:rPr>
+                <w:smallCaps w:val="0"/>
+                <w:noProof/>
+                <w:webHidden/>
+                <w:sz w:val="24"/>
+                <w:szCs w:val="24"/>
+              </w:rPr>
+              <w:tab/>
+            </w:r>
+            <w:r>
+              <w:rPr>
+                <w:smallCaps w:val="0"/>
+                <w:noProof/>
+                <w:webHidden/>
+                <w:sz w:val="24"/>
+                <w:szCs w:val="24"/>
+              </w:rPr>
+              <w:fldChar w:fldCharType="begin"/>
+            </w:r>
+            <w:r>
+              <w:rPr>
+                <w:smallCaps w:val="0"/>
+                <w:noProof/>
+                <w:webHidden/>
+                <w:sz w:val="24"/>
+                <w:szCs w:val="24"/>
+              </w:rPr>
+              <w:instrText xml:space="preserve"> PAGEREF _Toc225189655 \h </w:instrText>
+            </w:r>
+            <w:r>
+              <w:rPr>
+                <w:smallCaps w:val="0"/>
+                <w:noProof/>
+                <w:webHidden/>
+                <w:sz w:val="24"/>
+                <w:szCs w:val="24"/>
+              </w:rPr>
+            </w:r>
+            <w:r>
+              <w:rPr>
+                <w:smallCaps w:val="0"/>
+                <w:noProof/>
+                <w:webHidden/>
+                <w:sz w:val="24"/>
+                <w:szCs w:val="24"/>
+              </w:rPr>
+              <w:fldChar w:fldCharType="separate"/>
+            </w:r>
+            <w:r>
+              <w:rPr>
+                <w:smallCaps w:val="0"/>
+                <w:noProof/>
+                <w:webHidden/>
+                <w:sz w:val="24"/>
+                <w:szCs w:val="24"/>
+              </w:rPr>
+              <w:t>10</w:t>
+            </w:r>
+            <w:r>
+              <w:rPr>
+                <w:smallCaps w:val="0"/>
+                <w:noProof/>
+                <w:webHidden/>
+                <w:sz w:val="24"/>
+                <w:szCs w:val="24"/>
+              </w:rPr>
+              <w:fldChar w:fldCharType="end"/>
+            </w:r>
+          </w:hyperlink>
+        </w:p>
+        <w:p>
+          <w:pPr>
+            <w:pStyle w:val="TOC3"/>
+            <w:tabs>
+              <w:tab w:val="right" w:leader="dot" w:pos="9056"/>
+            </w:tabs>
+            <w:spacing w:before="120" w:after="120"/>
+            <w:rPr>
+              <w:rFonts w:asciiTheme="minorHAnsi" w:eastAsiaTheme="minorEastAsia" w:hAnsiTheme="minorHAnsi" w:cstheme="minorBidi"/>
+              <w:smallCaps w:val="0"/>
+              <w:noProof/>
+              <w:kern w:val="2"/>
+              <w:sz w:val="24"/>
+              <w:szCs w:val="24"/>
+              <w14:ligatures w14:val="standardContextual"/>
+            </w:rPr>
+          </w:pPr>
+          <w:hyperlink w:anchor="_Toc225189656" w:history="1">
+            <w:r>
+              <w:rPr>
+                <w:rStyle w:val="Hyperlink"/>
+                <w:smallCaps w:val="0"/>
+                <w:noProof/>
+                <w:sz w:val="24"/>
+                <w:szCs w:val="24"/>
+                <w:u w:val="none"/>
+              </w:rPr>
+              <w:t>3.2.4 Identificação De Pontos De Vulnerabilidade</w:t>
+            </w:r>
+            <w:r>
+              <w:rPr>
+                <w:smallCaps w:val="0"/>
+                <w:noProof/>
+                <w:webHidden/>
+                <w:sz w:val="24"/>
+                <w:szCs w:val="24"/>
+              </w:rPr>
+              <w:tab/>
+            </w:r>
+            <w:r>
+              <w:rPr>
+                <w:smallCaps w:val="0"/>
+                <w:noProof/>
+                <w:webHidden/>
+                <w:sz w:val="24"/>
+                <w:szCs w:val="24"/>
+              </w:rPr>
+              <w:fldChar w:fldCharType="begin"/>
+            </w:r>
+            <w:r>
+              <w:rPr>
+                <w:smallCaps w:val="0"/>
+                <w:noProof/>
+                <w:webHidden/>
+                <w:sz w:val="24"/>
+                <w:szCs w:val="24"/>
+              </w:rPr>
+              <w:instrText xml:space="preserve"> PAGEREF _Toc225189656 \h </w:instrText>
+            </w:r>
+            <w:r>
+              <w:rPr>
+                <w:smallCaps w:val="0"/>
+                <w:noProof/>
+                <w:webHidden/>
+                <w:sz w:val="24"/>
+                <w:szCs w:val="24"/>
+              </w:rPr>
+            </w:r>
+            <w:r>
+              <w:rPr>
+                <w:smallCaps w:val="0"/>
+                <w:noProof/>
+                <w:webHidden/>
+                <w:sz w:val="24"/>
+                <w:szCs w:val="24"/>
+              </w:rPr>
+              <w:fldChar w:fldCharType="separate"/>
+            </w:r>
+            <w:r>
+              <w:rPr>
+                <w:smallCaps w:val="0"/>
+                <w:noProof/>
+                <w:webHidden/>
+                <w:sz w:val="24"/>
+                <w:szCs w:val="24"/>
+              </w:rPr>
+              <w:t>10</w:t>
+            </w:r>
+            <w:r>
+              <w:rPr>
+                <w:smallCaps w:val="0"/>
+                <w:noProof/>
+                <w:webHidden/>
+                <w:sz w:val="24"/>
+                <w:szCs w:val="24"/>
+              </w:rPr>
+              <w:fldChar w:fldCharType="end"/>
+            </w:r>
+          </w:hyperlink>
+        </w:p>
+        <w:p>
+          <w:pPr>
+            <w:pStyle w:val="TOC3"/>
+            <w:tabs>
+              <w:tab w:val="right" w:leader="dot" w:pos="9056"/>
+            </w:tabs>
+            <w:spacing w:before="120" w:after="120"/>
+            <w:rPr>
+              <w:rFonts w:asciiTheme="minorHAnsi" w:eastAsiaTheme="minorEastAsia" w:hAnsiTheme="minorHAnsi" w:cstheme="minorBidi"/>
+              <w:smallCaps w:val="0"/>
+              <w:noProof/>
+              <w:kern w:val="2"/>
+              <w:sz w:val="24"/>
+              <w:szCs w:val="24"/>
+              <w14:ligatures w14:val="standardContextual"/>
+            </w:rPr>
+          </w:pPr>
+          <w:hyperlink w:anchor="_Toc225189657" w:history="1">
+            <w:r>
+              <w:rPr>
+                <w:rStyle w:val="Hyperlink"/>
+                <w:smallCaps w:val="0"/>
+                <w:noProof/>
+                <w:sz w:val="24"/>
+                <w:szCs w:val="24"/>
+                <w:u w:val="none"/>
+              </w:rPr>
+              <w:t>3.2.5 Simulação De Resiliência</w:t>
+            </w:r>
+            <w:r>
+              <w:rPr>
+                <w:smallCaps w:val="0"/>
+                <w:noProof/>
+                <w:webHidden/>
+                <w:sz w:val="24"/>
+                <w:szCs w:val="24"/>
+              </w:rPr>
+              <w:tab/>
+            </w:r>
+            <w:r>
+              <w:rPr>
+                <w:smallCaps w:val="0"/>
+                <w:noProof/>
+                <w:webHidden/>
+                <w:sz w:val="24"/>
+                <w:szCs w:val="24"/>
+              </w:rPr>
+              <w:fldChar w:fldCharType="begin"/>
+            </w:r>
+            <w:r>
+              <w:rPr>
+                <w:smallCaps w:val="0"/>
+                <w:noProof/>
+                <w:webHidden/>
+                <w:sz w:val="24"/>
+                <w:szCs w:val="24"/>
+              </w:rPr>
+              <w:instrText xml:space="preserve"> PAGEREF _Toc225189657 \h </w:instrText>
+            </w:r>
+            <w:r>
+              <w:rPr>
+                <w:smallCaps w:val="0"/>
+                <w:noProof/>
+                <w:webHidden/>
+                <w:sz w:val="24"/>
+                <w:szCs w:val="24"/>
+              </w:rPr>
+            </w:r>
+            <w:r>
+              <w:rPr>
+                <w:smallCaps w:val="0"/>
+                <w:noProof/>
+                <w:webHidden/>
+                <w:sz w:val="24"/>
+                <w:szCs w:val="24"/>
+              </w:rPr>
+              <w:fldChar w:fldCharType="separate"/>
+            </w:r>
+            <w:r>
+              <w:rPr>
+                <w:smallCaps w:val="0"/>
+                <w:noProof/>
+                <w:webHidden/>
+                <w:sz w:val="24"/>
+                <w:szCs w:val="24"/>
+              </w:rPr>
+              <w:t>10</w:t>
+            </w:r>
+            <w:r>
+              <w:rPr>
+                <w:smallCaps w:val="0"/>
+                <w:noProof/>
+                <w:webHidden/>
+                <w:sz w:val="24"/>
+                <w:szCs w:val="24"/>
+              </w:rPr>
+              <w:fldChar w:fldCharType="end"/>
+            </w:r>
+          </w:hyperlink>
+        </w:p>
+        <w:p>
+          <w:pPr>
+            <w:pStyle w:val="TOC3"/>
+            <w:tabs>
+              <w:tab w:val="right" w:leader="dot" w:pos="9056"/>
+            </w:tabs>
+            <w:spacing w:before="120" w:after="120"/>
+            <w:rPr>
+              <w:rFonts w:asciiTheme="minorHAnsi" w:eastAsiaTheme="minorEastAsia" w:hAnsiTheme="minorHAnsi" w:cstheme="minorBidi"/>
+              <w:smallCaps w:val="0"/>
+              <w:noProof/>
+              <w:kern w:val="2"/>
+              <w:sz w:val="24"/>
+              <w:szCs w:val="24"/>
+              <w14:ligatures w14:val="standardContextual"/>
+            </w:rPr>
+          </w:pPr>
+          <w:hyperlink w:anchor="_Toc225189658" w:history="1">
+            <w:r>
+              <w:rPr>
+                <w:rStyle w:val="Hyperlink"/>
+                <w:smallCaps w:val="0"/>
+                <w:noProof/>
+                <w:sz w:val="24"/>
+                <w:szCs w:val="24"/>
+                <w:u w:val="none"/>
+              </w:rPr>
+              <w:t>3.2.6 Análise De Equidade Territorial</w:t>
+            </w:r>
+            <w:r>
+              <w:rPr>
+                <w:smallCaps w:val="0"/>
+                <w:noProof/>
+                <w:webHidden/>
+                <w:sz w:val="24"/>
+                <w:szCs w:val="24"/>
+              </w:rPr>
+              <w:tab/>
+            </w:r>
+            <w:r>
+              <w:rPr>
+                <w:smallCaps w:val="0"/>
+                <w:noProof/>
+                <w:webHidden/>
+                <w:sz w:val="24"/>
+                <w:szCs w:val="24"/>
+              </w:rPr>
+              <w:fldChar w:fldCharType="begin"/>
+            </w:r>
+            <w:r>
+              <w:rPr>
+                <w:smallCaps w:val="0"/>
+                <w:noProof/>
+                <w:webHidden/>
+                <w:sz w:val="24"/>
+                <w:szCs w:val="24"/>
+              </w:rPr>
+              <w:instrText xml:space="preserve"> PAGEREF _Toc225189658 \h </w:instrText>
+            </w:r>
+            <w:r>
+              <w:rPr>
+                <w:smallCaps w:val="0"/>
+                <w:noProof/>
+                <w:webHidden/>
+                <w:sz w:val="24"/>
+                <w:szCs w:val="24"/>
+              </w:rPr>
+            </w:r>
+            <w:r>
+              <w:rPr>
+                <w:smallCaps w:val="0"/>
+                <w:noProof/>
+                <w:webHidden/>
+                <w:sz w:val="24"/>
+                <w:szCs w:val="24"/>
+              </w:rPr>
+              <w:fldChar w:fldCharType="separate"/>
+            </w:r>
+            <w:r>
+              <w:rPr>
+                <w:smallCaps w:val="0"/>
+                <w:noProof/>
+                <w:webHidden/>
+                <w:sz w:val="24"/>
+                <w:szCs w:val="24"/>
+              </w:rPr>
+              <w:t>11</w:t>
+            </w:r>
+            <w:r>
+              <w:rPr>
+                <w:smallCaps w:val="0"/>
+                <w:noProof/>
+                <w:webHidden/>
+                <w:sz w:val="24"/>
+                <w:szCs w:val="24"/>
               </w:rPr>
               <w:fldChar w:fldCharType="end"/>
             </w:r>
@@ -2588,33 +2788,31 @@
               <w:tab w:val="right" w:leader="dot" w:pos="9056"/>
             </w:tabs>
             <w:rPr>
-              <w:rFonts w:ascii="Times New Roman" w:hAnsi="Times New Roman" w:cs="Times New Roman"/>
+              <w:rFonts w:asciiTheme="minorHAnsi" w:eastAsiaTheme="minorEastAsia" w:hAnsiTheme="minorHAnsi" w:cstheme="minorBidi"/>
               <w:b w:val="0"/>
               <w:bCs w:val="0"/>
               <w:caps w:val="0"/>
               <w:noProof/>
+              <w:kern w:val="2"/>
               <w:sz w:val="24"/>
               <w:szCs w:val="24"/>
               <w:u w:val="none"/>
-              <w:lang w:val="en-BR"/>
+              <w14:ligatures w14:val="standardContextual"/>
             </w:rPr>
           </w:pPr>
-          <w:hyperlink w:anchor="_Toc223642044" w:history="1">
+          <w:hyperlink w:anchor="_Toc225189659" w:history="1">
             <w:r>
               <w:rPr>
                 <w:rStyle w:val="Hyperlink"/>
-                <w:rFonts w:ascii="Times New Roman" w:hAnsi="Times New Roman" w:cs="Times New Roman"/>
-                <w:noProof/>
-                <w:color w:val="auto"/>
+                <w:noProof/>
                 <w:sz w:val="24"/>
                 <w:szCs w:val="24"/>
                 <w:u w:val="none"/>
               </w:rPr>
-              <w:t>5 CONCLUSÃO</w:t>
-            </w:r>
-            <w:r>
-              <w:rPr>
-                <w:rFonts w:ascii="Times New Roman" w:hAnsi="Times New Roman" w:cs="Times New Roman"/>
+              <w:t>4 CRONOGRAMA</w:t>
+            </w:r>
+            <w:r>
+              <w:rPr>
                 <w:noProof/>
                 <w:webHidden/>
                 <w:sz w:val="24"/>
@@ -2625,7 +2823,6 @@
             </w:r>
             <w:r>
               <w:rPr>
-                <w:rFonts w:ascii="Times New Roman" w:hAnsi="Times New Roman" w:cs="Times New Roman"/>
                 <w:noProof/>
                 <w:webHidden/>
                 <w:sz w:val="24"/>
@@ -2636,18 +2833,16 @@
             </w:r>
             <w:r>
               <w:rPr>
-                <w:rFonts w:ascii="Times New Roman" w:hAnsi="Times New Roman" w:cs="Times New Roman"/>
                 <w:noProof/>
                 <w:webHidden/>
                 <w:sz w:val="24"/>
                 <w:szCs w:val="24"/>
                 <w:u w:val="none"/>
               </w:rPr>
-              <w:instrText xml:space="preserve"> PAGEREF _Toc223642044 \h </w:instrText>
-            </w:r>
-            <w:r>
-              <w:rPr>
-                <w:rFonts w:ascii="Times New Roman" w:hAnsi="Times New Roman" w:cs="Times New Roman"/>
+              <w:instrText xml:space="preserve"> PAGEREF _Toc225189659 \h </w:instrText>
+            </w:r>
+            <w:r>
+              <w:rPr>
                 <w:noProof/>
                 <w:webHidden/>
                 <w:sz w:val="24"/>
@@ -2657,7 +2852,6 @@
             </w:r>
             <w:r>
               <w:rPr>
-                <w:rFonts w:ascii="Times New Roman" w:hAnsi="Times New Roman" w:cs="Times New Roman"/>
                 <w:noProof/>
                 <w:webHidden/>
                 <w:sz w:val="24"/>
@@ -2668,18 +2862,16 @@
             </w:r>
             <w:r>
               <w:rPr>
-                <w:rFonts w:ascii="Times New Roman" w:hAnsi="Times New Roman" w:cs="Times New Roman"/>
                 <w:noProof/>
                 <w:webHidden/>
                 <w:sz w:val="24"/>
                 <w:szCs w:val="24"/>
                 <w:u w:val="none"/>
               </w:rPr>
-              <w:t>13</w:t>
-            </w:r>
-            <w:r>
-              <w:rPr>
-                <w:rFonts w:ascii="Times New Roman" w:hAnsi="Times New Roman" w:cs="Times New Roman"/>
+              <w:t>12</w:t>
+            </w:r>
+            <w:r>
+              <w:rPr>
                 <w:noProof/>
                 <w:webHidden/>
                 <w:sz w:val="24"/>
@@ -2697,33 +2889,132 @@
               <w:tab w:val="right" w:leader="dot" w:pos="9056"/>
             </w:tabs>
             <w:rPr>
-              <w:rFonts w:ascii="Times New Roman" w:hAnsi="Times New Roman" w:cs="Times New Roman"/>
+              <w:rFonts w:asciiTheme="minorHAnsi" w:eastAsiaTheme="minorEastAsia" w:hAnsiTheme="minorHAnsi" w:cstheme="minorBidi"/>
               <w:b w:val="0"/>
               <w:bCs w:val="0"/>
               <w:caps w:val="0"/>
               <w:noProof/>
+              <w:kern w:val="2"/>
               <w:sz w:val="24"/>
               <w:szCs w:val="24"/>
               <w:u w:val="none"/>
-              <w:lang w:val="en-BR"/>
+              <w14:ligatures w14:val="standardContextual"/>
             </w:rPr>
           </w:pPr>
-          <w:hyperlink w:anchor="_Toc223642045" w:history="1">
+          <w:hyperlink w:anchor="_Toc225189660" w:history="1">
             <w:r>
               <w:rPr>
                 <w:rStyle w:val="Hyperlink"/>
-                <w:rFonts w:ascii="Times New Roman" w:hAnsi="Times New Roman" w:cs="Times New Roman"/>
-                <w:noProof/>
-                <w:color w:val="auto"/>
+                <w:noProof/>
                 <w:sz w:val="24"/>
                 <w:szCs w:val="24"/>
                 <w:u w:val="none"/>
               </w:rPr>
+              <w:t>5 CONCLUSÃO</w:t>
+            </w:r>
+            <w:r>
+              <w:rPr>
+                <w:noProof/>
+                <w:webHidden/>
+                <w:sz w:val="24"/>
+                <w:szCs w:val="24"/>
+                <w:u w:val="none"/>
+              </w:rPr>
+              <w:tab/>
+            </w:r>
+            <w:r>
+              <w:rPr>
+                <w:noProof/>
+                <w:webHidden/>
+                <w:sz w:val="24"/>
+                <w:szCs w:val="24"/>
+                <w:u w:val="none"/>
+              </w:rPr>
+              <w:fldChar w:fldCharType="begin"/>
+            </w:r>
+            <w:r>
+              <w:rPr>
+                <w:noProof/>
+                <w:webHidden/>
+                <w:sz w:val="24"/>
+                <w:szCs w:val="24"/>
+                <w:u w:val="none"/>
+              </w:rPr>
+              <w:instrText xml:space="preserve"> PAGEREF _Toc225189660 \h </w:instrText>
+            </w:r>
+            <w:r>
+              <w:rPr>
+                <w:noProof/>
+                <w:webHidden/>
+                <w:sz w:val="24"/>
+                <w:szCs w:val="24"/>
+                <w:u w:val="none"/>
+              </w:rPr>
+            </w:r>
+            <w:r>
+              <w:rPr>
+                <w:noProof/>
+                <w:webHidden/>
+                <w:sz w:val="24"/>
+                <w:szCs w:val="24"/>
+                <w:u w:val="none"/>
+              </w:rPr>
+              <w:fldChar w:fldCharType="separate"/>
+            </w:r>
+            <w:r>
+              <w:rPr>
+                <w:noProof/>
+                <w:webHidden/>
+                <w:sz w:val="24"/>
+                <w:szCs w:val="24"/>
+                <w:u w:val="none"/>
+              </w:rPr>
+              <w:t>16</w:t>
+            </w:r>
+            <w:r>
+              <w:rPr>
+                <w:noProof/>
+                <w:webHidden/>
+                <w:sz w:val="24"/>
+                <w:szCs w:val="24"/>
+                <w:u w:val="none"/>
+              </w:rPr>
+              <w:fldChar w:fldCharType="end"/>
+            </w:r>
+          </w:hyperlink>
+        </w:p>
+        <w:p>
+          <w:pPr>
+            <w:pStyle w:val="TOC1"/>
+            <w:tabs>
+              <w:tab w:val="right" w:leader="dot" w:pos="9056"/>
+            </w:tabs>
+            <w:rPr>
+              <w:rFonts w:asciiTheme="minorHAnsi" w:eastAsiaTheme="minorEastAsia" w:hAnsiTheme="minorHAnsi" w:cstheme="minorBidi"/>
+              <w:b w:val="0"/>
+              <w:bCs w:val="0"/>
+              <w:caps w:val="0"/>
+              <w:noProof/>
+              <w:kern w:val="2"/>
+              <w:sz w:val="24"/>
+              <w:szCs w:val="24"/>
+              <w:u w:val="none"/>
+              <w14:ligatures w14:val="standardContextual"/>
+            </w:rPr>
+          </w:pPr>
+          <w:hyperlink w:anchor="_Toc225189661" w:history="1">
+            <w:r>
+              <w:rPr>
+                <w:rStyle w:val="Hyperlink"/>
+                <w:noProof/>
+                <w:sz w:val="24"/>
+                <w:szCs w:val="24"/>
+                <w:u w:val="none"/>
+              </w:rPr>
               <w:t>REFERÊNCIAS</w:t>
             </w:r>
             <w:r>
               <w:rPr>
-                <w:rFonts w:ascii="Times New Roman" w:hAnsi="Times New Roman" w:cs="Times New Roman"/>
                 <w:noProof/>
                 <w:webHidden/>
                 <w:sz w:val="24"/>
@@ -2734,7 +3025,6 @@
             </w:r>
             <w:r>
               <w:rPr>
-                <w:rFonts w:ascii="Times New Roman" w:hAnsi="Times New Roman" w:cs="Times New Roman"/>
                 <w:noProof/>
                 <w:webHidden/>
                 <w:sz w:val="24"/>
@@ -2745,18 +3035,16 @@
             </w:r>
             <w:r>
               <w:rPr>
-                <w:rFonts w:ascii="Times New Roman" w:hAnsi="Times New Roman" w:cs="Times New Roman"/>
                 <w:noProof/>
                 <w:webHidden/>
                 <w:sz w:val="24"/>
                 <w:szCs w:val="24"/>
                 <w:u w:val="none"/>
               </w:rPr>
-              <w:instrText xml:space="preserve"> PAGEREF _Toc223642045 \h </w:instrText>
-            </w:r>
-            <w:r>
-              <w:rPr>
-                <w:rFonts w:ascii="Times New Roman" w:hAnsi="Times New Roman" w:cs="Times New Roman"/>
+              <w:instrText xml:space="preserve"> PAGEREF _Toc225189661 \h </w:instrText>
+            </w:r>
+            <w:r>
+              <w:rPr>
                 <w:noProof/>
                 <w:webHidden/>
                 <w:sz w:val="24"/>
@@ -2766,7 +3054,6 @@
             </w:r>
             <w:r>
               <w:rPr>
-                <w:rFonts w:ascii="Times New Roman" w:hAnsi="Times New Roman" w:cs="Times New Roman"/>
                 <w:noProof/>
                 <w:webHidden/>
                 <w:sz w:val="24"/>
@@ -2777,18 +3064,16 @@
             </w:r>
             <w:r>
               <w:rPr>
-                <w:rFonts w:ascii="Times New Roman" w:hAnsi="Times New Roman" w:cs="Times New Roman"/>
                 <w:noProof/>
                 <w:webHidden/>
                 <w:sz w:val="24"/>
                 <w:szCs w:val="24"/>
                 <w:u w:val="none"/>
               </w:rPr>
-              <w:t>14</w:t>
-            </w:r>
-            <w:r>
-              <w:rPr>
-                <w:rFonts w:ascii="Times New Roman" w:hAnsi="Times New Roman" w:cs="Times New Roman"/>
+              <w:t>17</w:t>
+            </w:r>
+            <w:r>
+              <w:rPr>
                 <w:noProof/>
                 <w:webHidden/>
                 <w:sz w:val="24"/>
@@ -2802,7 +3087,6 @@
         <w:p>
           <w:r>
             <w:rPr>
-              <w:rFonts w:ascii="Times New Roman" w:hAnsi="Times New Roman" w:cs="Times New Roman"/>
               <w:b/>
               <w:bCs/>
               <w:noProof/>
@@ -2815,17 +3099,11 @@
     <w:p>
       <w:pPr>
         <w:spacing w:line="360" w:lineRule="auto"/>
-        <w:rPr>
-          <w:rFonts w:ascii="Times New Roman" w:hAnsi="Times New Roman" w:cs="Times New Roman"/>
-        </w:rPr>
-      </w:pPr>
-    </w:p>
-    <w:p>
-      <w:pPr>
-        <w:spacing w:line="360" w:lineRule="auto"/>
-        <w:rPr>
-          <w:rFonts w:ascii="Times New Roman" w:hAnsi="Times New Roman" w:cs="Times New Roman"/>
-        </w:rPr>
+      </w:pPr>
+    </w:p>
+    <w:p>
+      <w:pPr>
+        <w:spacing w:line="360" w:lineRule="auto"/>
         <w:sectPr>
           <w:headerReference w:type="even" r:id="rId8"/>
           <w:pgSz w:w="11901" w:h="16817"/>
@@ -2839,19 +3117,359 @@
       <w:pPr>
         <w:pStyle w:val="Heading1"/>
       </w:pPr>
-      <w:bookmarkStart w:id="0" w:name="_Toc223642038"/>
+      <w:bookmarkStart w:id="0" w:name="_Toc225189646"/>
       <w:r>
         <w:lastRenderedPageBreak/>
         <w:t>1 INTRODUÇÃO</w:t>
       </w:r>
       <w:bookmarkEnd w:id="0"/>
     </w:p>
-    <w:p>
-      <w:pPr>
-        <w:spacing w:line="360" w:lineRule="auto"/>
-        <w:rPr>
-          <w:rFonts w:ascii="Times New Roman" w:hAnsi="Times New Roman" w:cs="Times New Roman"/>
-        </w:rPr>
+    <w:p/>
+    <w:p>
+      <w:pPr>
+        <w:pStyle w:val="NormalWeb"/>
+        <w:spacing w:before="0" w:beforeAutospacing="0" w:after="0" w:afterAutospacing="0" w:line="360" w:lineRule="auto"/>
+      </w:pPr>
+      <w:r>
+        <w:rPr>
+          <w:color w:val="000000"/>
+        </w:rPr>
+        <w:t>A mobilidade urbana constitui um dos maiores desafios das grandes metrópoles contemporâneas, com impactos diretos na qualidade de vida, no acesso a oportunidades de emprego, educação e saúde.</w:t>
+      </w:r>
+    </w:p>
+    <w:p>
+      <w:pPr>
+        <w:pStyle w:val="NormalWeb"/>
+        <w:spacing w:before="0" w:beforeAutospacing="0" w:after="0" w:afterAutospacing="0" w:line="360" w:lineRule="auto"/>
+      </w:pPr>
+      <w:r>
+        <w:rPr>
+          <w:color w:val="000000"/>
+        </w:rPr>
+        <w:t>Em São Paulo, o sistema de transporte público operado pela São Paulo Transporte S/A (SPTrans) movimenta milhões de passageiros diariamente por meio de uma rede composta por mais de 1300 linhas de ônibus, 6 linhas de metrô e 7 linhas de trem metropolitano, totalizando mais de 22 mil paradas e estações.</w:t>
+      </w:r>
+    </w:p>
+    <w:p>
+      <w:pPr>
+        <w:pStyle w:val="NormalWeb"/>
+        <w:spacing w:before="0" w:beforeAutospacing="0" w:after="0" w:afterAutospacing="0" w:line="360" w:lineRule="auto"/>
+      </w:pPr>
+      <w:r>
+        <w:rPr>
+          <w:color w:val="000000"/>
+        </w:rPr>
+        <w:t>Compreender a estrutura dessa rede e suas vulnerabilidades é fundamental para o planejamento de um sistema de transporte mais eficiente e resiliente.</w:t>
+      </w:r>
+    </w:p>
+    <w:p>
+      <w:pPr>
+        <w:spacing w:line="360" w:lineRule="auto"/>
+      </w:pPr>
+    </w:p>
+    <w:p>
+      <w:pPr>
+        <w:pStyle w:val="NormalWeb"/>
+        <w:spacing w:before="0" w:beforeAutospacing="0" w:after="0" w:afterAutospacing="0" w:line="360" w:lineRule="auto"/>
+      </w:pPr>
+      <w:r>
+        <w:rPr>
+          <w:color w:val="000000"/>
+        </w:rPr>
+        <w:t>A Teoria dos Grafos oferece um arcabouço adequado para essa análise, permitindo representar redes de transporte como estruturas compostas por nós e arestas sobre as quais se aplicam algoritmos e métricas formais.</w:t>
+      </w:r>
+    </w:p>
+    <w:p>
+      <w:pPr>
+        <w:pStyle w:val="NormalWeb"/>
+        <w:spacing w:before="0" w:beforeAutospacing="0" w:after="0" w:afterAutospacing="0" w:line="360" w:lineRule="auto"/>
+      </w:pPr>
+      <w:r>
+        <w:rPr>
+          <w:color w:val="000000"/>
+        </w:rPr>
+        <w:t xml:space="preserve">Palk </w:t>
+      </w:r>
+      <w:r>
+        <w:rPr>
+          <w:i/>
+          <w:iCs/>
+          <w:color w:val="000000"/>
+        </w:rPr>
+        <w:t>et al</w:t>
+      </w:r>
+      <w:r>
+        <w:rPr>
+          <w:color w:val="000000"/>
+        </w:rPr>
+        <w:t xml:space="preserve">. (2026), em revisão sistemática sobre robustez de redes de transporte público, analisaram diversas formas de representação em grafos e concluíram que a representação </w:t>
+      </w:r>
+      <w:r>
+        <w:rPr>
+          <w:i/>
+          <w:iCs/>
+          <w:color w:val="000000"/>
+        </w:rPr>
+        <w:t>L-space</w:t>
+      </w:r>
+      <w:r>
+        <w:rPr>
+          <w:color w:val="000000"/>
+        </w:rPr>
+        <w:t xml:space="preserve"> (paradas são nós e conexões entre paradas consecutivas como arestas) é a mais adotada para redes de ônibus.</w:t>
+      </w:r>
+    </w:p>
+    <w:p>
+      <w:pPr>
+        <w:spacing w:after="240" w:line="360" w:lineRule="auto"/>
+      </w:pPr>
+    </w:p>
+    <w:p>
+      <w:pPr>
+        <w:pStyle w:val="NormalWeb"/>
+        <w:spacing w:before="0" w:beforeAutospacing="0" w:after="0" w:afterAutospacing="0" w:line="360" w:lineRule="auto"/>
+      </w:pPr>
+      <w:r>
+        <w:rPr>
+          <w:color w:val="000000"/>
+        </w:rPr>
+        <w:t>A viabilidade de construir tais grafos a partir de dados abertos tem sido demonstrada por ferramentas baseadas no padrão GTFS (</w:t>
+      </w:r>
+      <w:r>
+        <w:rPr>
+          <w:i/>
+          <w:iCs/>
+          <w:color w:val="000000"/>
+        </w:rPr>
+        <w:t>General Transit Feed Specification</w:t>
+      </w:r>
+      <w:r>
+        <w:rPr>
+          <w:color w:val="000000"/>
+        </w:rPr>
+        <w:t>), formato internacional para organização e compartilhamento de dados de transporte público.</w:t>
+      </w:r>
+    </w:p>
+    <w:p>
+      <w:pPr>
+        <w:spacing w:after="240" w:line="360" w:lineRule="auto"/>
+      </w:pPr>
+      <w:r>
+        <w:br/>
+      </w:r>
+    </w:p>
+    <w:p>
+      <w:pPr>
+        <w:pStyle w:val="NormalWeb"/>
+        <w:spacing w:before="0" w:beforeAutospacing="0" w:after="0" w:afterAutospacing="0" w:line="360" w:lineRule="auto"/>
+      </w:pPr>
+      <w:r>
+        <w:rPr>
+          <w:color w:val="000000"/>
+        </w:rPr>
+        <w:t xml:space="preserve">Uma vez construído o grafo, métricas de centralidade permitem quantificar a importância relativa de cada nó na rede. Palk </w:t>
+      </w:r>
+      <w:r>
+        <w:rPr>
+          <w:i/>
+          <w:iCs/>
+          <w:color w:val="000000"/>
+        </w:rPr>
+        <w:t>et al.</w:t>
+      </w:r>
+      <w:r>
+        <w:rPr>
+          <w:color w:val="000000"/>
+        </w:rPr>
+        <w:t xml:space="preserve"> (2026) recomendam a combinação de múltiplas métricas (</w:t>
+      </w:r>
+      <w:r>
+        <w:rPr>
+          <w:i/>
+          <w:iCs/>
+          <w:color w:val="000000"/>
+        </w:rPr>
+        <w:t>degree</w:t>
+      </w:r>
+      <w:r>
+        <w:rPr>
+          <w:color w:val="000000"/>
+        </w:rPr>
+        <w:t xml:space="preserve">, </w:t>
+      </w:r>
+      <w:r>
+        <w:rPr>
+          <w:i/>
+          <w:iCs/>
+          <w:color w:val="000000"/>
+        </w:rPr>
+        <w:t xml:space="preserve">betweenness </w:t>
+      </w:r>
+      <w:r>
+        <w:rPr>
+          <w:color w:val="000000"/>
+        </w:rPr>
+        <w:t xml:space="preserve">e </w:t>
+      </w:r>
+      <w:r>
+        <w:rPr>
+          <w:i/>
+          <w:iCs/>
+          <w:color w:val="000000"/>
+        </w:rPr>
+        <w:t>closeness</w:t>
+      </w:r>
+      <w:r>
+        <w:rPr>
+          <w:color w:val="000000"/>
+        </w:rPr>
+        <w:t>), para uma avaliação mais robusta do que a dependência de um único indicador.</w:t>
+      </w:r>
+    </w:p>
+    <w:p>
+      <w:pPr>
+        <w:pStyle w:val="NormalWeb"/>
+        <w:spacing w:before="0" w:beforeAutospacing="0" w:after="0" w:afterAutospacing="0" w:line="360" w:lineRule="auto"/>
+      </w:pPr>
+      <w:r>
+        <w:rPr>
+          <w:color w:val="000000"/>
+        </w:rPr>
+        <w:t xml:space="preserve">Song </w:t>
+      </w:r>
+      <w:r>
+        <w:rPr>
+          <w:i/>
+          <w:iCs/>
+          <w:color w:val="000000"/>
+        </w:rPr>
+        <w:t>et al.</w:t>
+      </w:r>
+      <w:r>
+        <w:rPr>
+          <w:color w:val="000000"/>
+        </w:rPr>
+        <w:t xml:space="preserve"> (2024), ao analisarem a rede de metrô de Chongqing, combinaram essas métricas com o algoritmo K-means para classificar os nós em seis categorias de vulnerabilidade, </w:t>
+      </w:r>
+      <w:r>
+        <w:rPr>
+          <w:color w:val="000000"/>
+        </w:rPr>
+        <w:lastRenderedPageBreak/>
+        <w:t xml:space="preserve">constatando que a importância de um nó para eficiência global da rede nem sempre corresponde ao seu </w:t>
+      </w:r>
+      <w:r>
+        <w:rPr>
+          <w:i/>
+          <w:iCs/>
+          <w:color w:val="000000"/>
+        </w:rPr>
+        <w:t>ranking</w:t>
+      </w:r>
+      <w:r>
+        <w:rPr>
+          <w:color w:val="000000"/>
+        </w:rPr>
+        <w:t xml:space="preserve"> em métricas tradicionais de centralidade.</w:t>
+      </w:r>
+    </w:p>
+    <w:p>
+      <w:pPr>
+        <w:spacing w:after="240" w:line="360" w:lineRule="auto"/>
+      </w:pPr>
+    </w:p>
+    <w:p>
+      <w:pPr>
+        <w:pStyle w:val="NormalWeb"/>
+        <w:spacing w:before="0" w:beforeAutospacing="0" w:after="0" w:afterAutospacing="0" w:line="360" w:lineRule="auto"/>
+      </w:pPr>
+      <w:r>
+        <w:rPr>
+          <w:color w:val="000000"/>
+        </w:rPr>
+        <w:t>A identificação de pontos de vulnerabilidade depende da análise conjunta dessas métricas.</w:t>
+      </w:r>
+    </w:p>
+    <w:p>
+      <w:pPr>
+        <w:pStyle w:val="NormalWeb"/>
+        <w:spacing w:before="0" w:beforeAutospacing="0" w:after="0" w:afterAutospacing="0" w:line="360" w:lineRule="auto"/>
+      </w:pPr>
+      <w:r>
+        <w:rPr>
+          <w:color w:val="000000"/>
+        </w:rPr>
+        <w:t> </w:t>
+      </w:r>
+    </w:p>
+    <w:p>
+      <w:pPr>
+        <w:pStyle w:val="NormalWeb"/>
+        <w:spacing w:before="0" w:beforeAutospacing="0" w:after="0" w:afterAutospacing="0" w:line="360" w:lineRule="auto"/>
+      </w:pPr>
+      <w:r>
+        <w:rPr>
+          <w:color w:val="000000"/>
+        </w:rPr>
+        <w:t xml:space="preserve">Song </w:t>
+      </w:r>
+      <w:r>
+        <w:rPr>
+          <w:i/>
+          <w:iCs/>
+          <w:color w:val="000000"/>
+        </w:rPr>
+        <w:t>et al.</w:t>
+      </w:r>
+      <w:r>
+        <w:rPr>
+          <w:color w:val="000000"/>
+        </w:rPr>
+        <w:t xml:space="preserve"> (2024) reforçam esse achado ao demonstrar que a imporância de m nó nem sempre corresponde ao seu ranking em métricas tradicionais. Como exemplo, os autores apontam que "Cuntan had a degree of 2 and its betweenness centrality was 24th, yet its removal led to an 8% decrease in overall network efficiency" (SONG </w:t>
+      </w:r>
+      <w:r>
+        <w:rPr>
+          <w:i/>
+          <w:iCs/>
+          <w:color w:val="000000"/>
+        </w:rPr>
+        <w:t>et al.</w:t>
+      </w:r>
+      <w:r>
+        <w:rPr>
+          <w:color w:val="000000"/>
+        </w:rPr>
+        <w:t>, 2024, p.9), enquanto nós com alto degree e betweenness elevado causaram impacto de apenas 3%, evidenciando a necessidade de avaliação multidimensional.</w:t>
+      </w:r>
+    </w:p>
+    <w:p>
+      <w:pPr>
+        <w:spacing w:after="240" w:line="360" w:lineRule="auto"/>
+      </w:pPr>
+      <w:r>
+        <w:br/>
+      </w:r>
+    </w:p>
+    <w:p>
+      <w:pPr>
+        <w:pStyle w:val="NormalWeb"/>
+        <w:spacing w:before="0" w:beforeAutospacing="0" w:after="0" w:afterAutospacing="0" w:line="360" w:lineRule="auto"/>
+      </w:pPr>
+      <w:r>
+        <w:rPr>
+          <w:color w:val="000000"/>
+        </w:rPr>
+        <w:t>Massobrio e Cats (2024), ao avaliar a capacidade de recuperação de 42 redes de metrô ao redor do mundo, encontraram alta correlação entre indicadores topológicos e capacidade de recuperação, concluindo que redes mais densas e eficientes resistem melhor a perturbações, enquanto redes maiores com maior redundância se recuperam mais rapidamente.</w:t>
+      </w:r>
+    </w:p>
+    <w:p/>
+    <w:p>
+      <w:pPr>
+        <w:spacing w:line="360" w:lineRule="auto"/>
+      </w:pPr>
+    </w:p>
+    <w:p>
+      <w:pPr>
+        <w:spacing w:line="360" w:lineRule="auto"/>
       </w:pPr>
     </w:p>
     <w:p>
@@ -2870,75 +3488,635 @@
           <w:szCs w:val="22"/>
           <w:shd w:val="pct15" w:color="auto" w:fill="FFFFFF"/>
         </w:rPr>
-        <w:t xml:space="preserve">Apresente o problema de pesquisa, a pergunta de pesquisa e </w:t>
-      </w:r>
-      <w:proofErr w:type="gramStart"/>
-      <w:r>
+        <w:t xml:space="preserve">Apresente o problema de pesquisa, a pergunta de pesquisa e por que ela tem relevância (justificativa). Essa relevância tanto pode ser de ordem social (alguma questão que interessa à sociedade) quanto de ordem acadêmica (ampliar os conhecimentos sobre xxxx; testar novos procedimentos para algo já conhecido etc.) ou uma combinação dessas duas dimensões. </w:t>
+      </w:r>
+    </w:p>
+    <w:p>
+      <w:pPr>
+        <w:spacing w:line="360" w:lineRule="auto"/>
+        <w:ind w:firstLine="720"/>
+        <w:jc w:val="both"/>
         <w:rPr>
           <w:sz w:val="22"/>
           <w:szCs w:val="22"/>
           <w:shd w:val="pct15" w:color="auto" w:fill="FFFFFF"/>
         </w:rPr>
-        <w:t>por que</w:t>
-      </w:r>
-      <w:proofErr w:type="gramEnd"/>
+      </w:pPr>
       <w:r>
         <w:rPr>
           <w:sz w:val="22"/>
           <w:szCs w:val="22"/>
           <w:shd w:val="pct15" w:color="auto" w:fill="FFFFFF"/>
         </w:rPr>
-        <w:t xml:space="preserve"> ela tem relevância (justificativa). Essa relevância tanto pode ser de ordem social (alguma questão que interessa à sociedade) quanto de ordem acadêmica (ampliar os conhecimentos sobre </w:t>
-      </w:r>
-      <w:proofErr w:type="spellStart"/>
-      <w:r>
+        <w:t>Apresente também seu referencial teórico, ou seja, os estudos, conceitos ou princípios nos quais sua pesquisa se baseia. Não basta fazer uma menção genérica sem apresentar os conceitos, princípios ou reflexões que vocês pesquisaram nas fontes. Por exemplo, não basta limitar-se a dizer: “Nossa pesquisa está baseada no conceito de sustentabilidade proposto por Oliveira (2018) e por Correia (2021)”. Os conceitos, estudos ou princípios devem ser apresentados/comentados, alternando-se entre o uso de citação direta e de paráfrase.</w:t>
+      </w:r>
+    </w:p>
+    <w:p>
+      <w:r>
+        <w:br w:type="page"/>
+      </w:r>
+    </w:p>
+    <w:p>
+      <w:pPr>
+        <w:pStyle w:val="Heading1"/>
+      </w:pPr>
+      <w:bookmarkStart w:id="1" w:name="_Toc225189647"/>
+      <w:r>
+        <w:lastRenderedPageBreak/>
+        <w:t>2 OBJETIVOS</w:t>
+      </w:r>
+      <w:bookmarkEnd w:id="1"/>
+    </w:p>
+    <w:p>
+      <w:pPr>
+        <w:pStyle w:val="Heading2"/>
+      </w:pPr>
+      <w:bookmarkStart w:id="2" w:name="_Toc225189648"/>
+      <w:r>
+        <w:t>2.1 OBJETIVO GERAL</w:t>
+      </w:r>
+      <w:bookmarkEnd w:id="2"/>
+    </w:p>
+    <w:p>
+      <w:pPr>
+        <w:spacing w:line="360" w:lineRule="auto"/>
+      </w:pPr>
+      <w:r>
+        <w:rPr>
+          <w:color w:val="000000"/>
+        </w:rPr>
+        <w:t xml:space="preserve">Analisar a estrutura da rede de transporte público do município de São Paulo por meio da Teoria dos Grafos aplicada a dados da São Paulo Transporte S/A (SPTrans) no formato </w:t>
+      </w:r>
+      <w:r>
+        <w:rPr>
+          <w:i/>
+          <w:iCs/>
+          <w:color w:val="000000"/>
+        </w:rPr>
+        <w:t>General Transit Feed Specification</w:t>
+      </w:r>
+      <w:r>
+        <w:rPr>
+          <w:color w:val="000000"/>
+        </w:rPr>
+        <w:t xml:space="preserve"> (GTFS), identificando paradas/estações críticas para a resiliência do sistema e avaliando a equidade territorial na distribuição da oferta de transporte.</w:t>
+      </w:r>
+    </w:p>
+    <w:p>
+      <w:pPr>
+        <w:spacing w:line="360" w:lineRule="auto"/>
+      </w:pPr>
+    </w:p>
+    <w:p>
+      <w:pPr>
+        <w:pStyle w:val="Heading2"/>
+      </w:pPr>
+      <w:bookmarkStart w:id="3" w:name="_Toc225189649"/>
+      <w:r>
+        <w:t>2.2 OBJETIVOS ESPECÍFICOS</w:t>
+      </w:r>
+      <w:bookmarkEnd w:id="3"/>
+    </w:p>
+    <w:p>
+      <w:pPr>
+        <w:pStyle w:val="NormalWeb"/>
+        <w:spacing w:before="0" w:beforeAutospacing="0" w:after="160" w:afterAutospacing="0" w:line="360" w:lineRule="auto"/>
+      </w:pPr>
+      <w:r>
+        <w:rPr>
+          <w:color w:val="000000"/>
+        </w:rPr>
+        <w:t>Os objetivos específicos são listados a seguir:</w:t>
+      </w:r>
+    </w:p>
+    <w:p>
+      <w:pPr>
+        <w:pStyle w:val="NormalWeb"/>
+        <w:numPr>
+          <w:ilvl w:val="0"/>
+          <w:numId w:val="3"/>
+        </w:numPr>
+        <w:spacing w:before="0" w:beforeAutospacing="0" w:after="0" w:afterAutospacing="0" w:line="360" w:lineRule="auto"/>
+        <w:textAlignment w:val="baseline"/>
+        <w:rPr>
+          <w:color w:val="000000"/>
+        </w:rPr>
+      </w:pPr>
+      <w:r>
+        <w:rPr>
+          <w:color w:val="000000"/>
+        </w:rPr>
+        <w:t>Modelar a rede de transporte público do município de São Paulo como um grafo, utilizando dados GTFS estáticos, onde paradas/estações são nós, e conexões entre paradas consecutivas são arestas;</w:t>
+      </w:r>
+    </w:p>
+    <w:p>
+      <w:pPr>
+        <w:pStyle w:val="NormalWeb"/>
+        <w:numPr>
+          <w:ilvl w:val="0"/>
+          <w:numId w:val="3"/>
+        </w:numPr>
+        <w:spacing w:before="0" w:beforeAutospacing="0" w:after="0" w:afterAutospacing="0" w:line="360" w:lineRule="auto"/>
+        <w:textAlignment w:val="baseline"/>
+        <w:rPr>
+          <w:color w:val="000000"/>
+        </w:rPr>
+      </w:pPr>
+      <w:r>
+        <w:rPr>
+          <w:color w:val="000000"/>
+        </w:rPr>
+        <w:t>Calcular e comparar métricas de centralidade para identificar as paradas/estações mais críticas da rede;</w:t>
+      </w:r>
+    </w:p>
+    <w:p>
+      <w:pPr>
+        <w:pStyle w:val="NormalWeb"/>
+        <w:numPr>
+          <w:ilvl w:val="0"/>
+          <w:numId w:val="3"/>
+        </w:numPr>
+        <w:spacing w:before="0" w:beforeAutospacing="0" w:after="0" w:afterAutospacing="0" w:line="360" w:lineRule="auto"/>
+        <w:textAlignment w:val="baseline"/>
+        <w:rPr>
+          <w:color w:val="000000"/>
+        </w:rPr>
+      </w:pPr>
+      <w:r>
+        <w:rPr>
+          <w:color w:val="000000"/>
+        </w:rPr>
+        <w:t>Identificar pontos de vulnerabilidade na rede;</w:t>
+      </w:r>
+    </w:p>
+    <w:p>
+      <w:pPr>
+        <w:pStyle w:val="NormalWeb"/>
+        <w:numPr>
+          <w:ilvl w:val="0"/>
+          <w:numId w:val="3"/>
+        </w:numPr>
+        <w:spacing w:before="0" w:beforeAutospacing="0" w:after="160" w:afterAutospacing="0" w:line="360" w:lineRule="auto"/>
+        <w:textAlignment w:val="baseline"/>
+        <w:rPr>
+          <w:color w:val="000000"/>
+        </w:rPr>
+      </w:pPr>
+      <w:r>
+        <w:rPr>
+          <w:color w:val="000000"/>
+        </w:rPr>
+        <w:t>Simular cenários de falha na rede para avaliar a resiliência do sistema;</w:t>
+      </w:r>
+    </w:p>
+    <w:p>
+      <w:r>
+        <w:br w:type="page"/>
+      </w:r>
+    </w:p>
+    <w:p>
+      <w:pPr>
+        <w:pStyle w:val="Heading1"/>
+      </w:pPr>
+      <w:bookmarkStart w:id="4" w:name="_Toc225189650"/>
+      <w:r>
+        <w:lastRenderedPageBreak/>
+        <w:t>3 PROCEDIMENTOS METODOLÓGICO</w:t>
+      </w:r>
+      <w:r>
+        <w:t>S</w:t>
+      </w:r>
+      <w:bookmarkEnd w:id="4"/>
+    </w:p>
+    <w:p>
+      <w:pPr>
+        <w:spacing w:line="360" w:lineRule="auto"/>
+      </w:pPr>
+      <w:r>
+        <w:t xml:space="preserve">A presente pesquisa classifica-se como experimental, uma vez que realizará simulações computacionais de cenários de falha ou ataque na rede de transporte, </w:t>
+      </w:r>
+    </w:p>
+    <w:p>
+      <w:pPr>
+        <w:spacing w:line="360" w:lineRule="auto"/>
+      </w:pPr>
+      <w:r>
+        <w:t>A análise proposta é de natureza quantitativa, baseada em métricas numéricas de centralidade, indicadores de resiliência de rede e indicadores espaciais de cobertura territorial.</w:t>
+      </w:r>
+    </w:p>
+    <w:p>
+      <w:pPr>
+        <w:spacing w:line="360" w:lineRule="auto"/>
+      </w:pPr>
+      <w:r>
+        <w:t>Não há participantes humanos na pesquisa. Os objetos de estudo são os dados estruturados que descrevem a rede de transporte público.</w:t>
+      </w:r>
+    </w:p>
+    <w:p>
+      <w:pPr>
+        <w:spacing w:line="360" w:lineRule="auto"/>
+      </w:pPr>
+    </w:p>
+    <w:p>
+      <w:pPr>
+        <w:pStyle w:val="Heading2"/>
+      </w:pPr>
+      <w:bookmarkStart w:id="5" w:name="_Toc225189651"/>
+      <w:r>
+        <w:t>3.1 COLETA DE DADOS</w:t>
+      </w:r>
+      <w:bookmarkEnd w:id="5"/>
+    </w:p>
+    <w:p>
+      <w:pPr>
+        <w:pStyle w:val="NormalWeb"/>
+        <w:spacing w:before="0" w:beforeAutospacing="0" w:after="160" w:afterAutospacing="0" w:line="360" w:lineRule="auto"/>
+      </w:pPr>
+      <w:r>
+        <w:rPr>
+          <w:color w:val="000000"/>
+        </w:rPr>
+        <w:t>A etapa inicial do projeto consistiu no levantamento de bases de dados públicas disponíveis para análise de mobilidade urbana no município de São Paulo.</w:t>
+      </w:r>
+    </w:p>
+    <w:p>
+      <w:pPr>
+        <w:pStyle w:val="NormalWeb"/>
+        <w:spacing w:before="0" w:beforeAutospacing="0" w:after="160" w:afterAutospacing="0" w:line="360" w:lineRule="auto"/>
+      </w:pPr>
+      <w:r>
+        <w:rPr>
+          <w:color w:val="000000"/>
+        </w:rPr>
+        <w:t>Foram identificadas e avaliadas fontes como os dados GTFS da SPTrans, a API Olho Vivo, o portal GeoSampa da Prefeitura de São Paulo, o portal da Transparência do Metrô, a Pesquisa Origem-Destino do Metrô e uma amostra de dados de bilhetagem eletrônica do sistema Bilhete Único, disponibilizada por meio do repositório Dryad.</w:t>
+      </w:r>
+    </w:p>
+    <w:p>
+      <w:pPr>
+        <w:pStyle w:val="NormalWeb"/>
+        <w:spacing w:before="0" w:beforeAutospacing="0" w:after="160" w:afterAutospacing="0" w:line="360" w:lineRule="auto"/>
+      </w:pPr>
+      <w:r>
+        <w:rPr>
+          <w:color w:val="000000"/>
+        </w:rPr>
+        <w:t>Esta última, contudo, apresentou apenas 2512 registros de transações, dentre as quais, somente100 registros são válidos (</w:t>
+      </w:r>
+      <w:r>
+        <w:rPr>
+          <w:i/>
+          <w:iCs/>
+          <w:color w:val="000000"/>
+        </w:rPr>
+        <w:t>non-null</w:t>
+      </w:r>
+      <w:r>
+        <w:rPr>
+          <w:color w:val="000000"/>
+        </w:rPr>
+        <w:t xml:space="preserve">), referentes a um único dia (04/06/2016), caracterizando-se como amostra insuficiente para análises estatísticas robustas. </w:t>
+      </w:r>
+      <w:r>
+        <w:rPr>
+          <w:color w:val="000000"/>
+        </w:rPr>
+        <w:t>O</w:t>
+      </w:r>
+      <w:r>
+        <w:rPr>
+          <w:color w:val="000000"/>
+        </w:rPr>
+        <w:t xml:space="preserve"> </w:t>
+      </w:r>
+      <w:r>
+        <w:rPr>
+          <w:color w:val="000000"/>
+        </w:rPr>
+        <w:t>acesso à base completa de bilhetagem requer autorização da SPTrans e permanece como possibilidade de aprofundamento futuro.</w:t>
+      </w:r>
+    </w:p>
+    <w:p>
+      <w:pPr>
+        <w:pStyle w:val="NormalWeb"/>
+        <w:spacing w:before="0" w:beforeAutospacing="0" w:after="160" w:afterAutospacing="0" w:line="360" w:lineRule="auto"/>
+        <w:rPr>
+          <w:color w:val="000000"/>
+        </w:rPr>
+      </w:pPr>
+      <w:r>
+        <w:rPr>
+          <w:color w:val="000000"/>
+        </w:rPr>
+        <w:t>A base de dados principal adotada consiste nos arquivos GTFS estáticos obtidos por meio do portal de desenvolvedores da SPTrans (</w:t>
+      </w:r>
+      <w:hyperlink r:id="rId9" w:history="1">
+        <w:r>
+          <w:rPr>
+            <w:rStyle w:val="Hyperlink"/>
+            <w:color w:val="1155CC"/>
+          </w:rPr>
+          <w:t>https://www.sptrans.com.br/desenvolvedores/</w:t>
+        </w:r>
+      </w:hyperlink>
+      <w:r>
+        <w:rPr>
+          <w:color w:val="000000"/>
+        </w:rPr>
+        <w:t>). O conjunto compreende 10 arquivos em formato .txt que descrevem rotas, paradas, viagens, horários, frequências e geometria dos trajetos do sistema de transporte público do município de São Paulo.</w:t>
+      </w:r>
+    </w:p>
+    <w:p>
+      <w:pPr>
+        <w:pStyle w:val="NormalWeb"/>
+        <w:spacing w:before="0" w:beforeAutospacing="0" w:after="160" w:afterAutospacing="0" w:line="360" w:lineRule="auto"/>
+      </w:pPr>
+      <w:r>
+        <w:rPr>
+          <w:color w:val="000000"/>
+        </w:rPr>
+        <w:t>Adicionalmente, foi identificado o repositório Mobility Database (</w:t>
+      </w:r>
+      <w:hyperlink r:id="rId10" w:history="1">
+        <w:r>
+          <w:rPr>
+            <w:rStyle w:val="Hyperlink"/>
+          </w:rPr>
+          <w:t>https://mobilitydatabase.org/feeds/gtfs/mdb-8</w:t>
+        </w:r>
+      </w:hyperlink>
+      <w:r>
+        <w:rPr>
+          <w:color w:val="000000"/>
+        </w:rPr>
+        <w:t xml:space="preserve">), mantido pela organização MobilityData, que disponibiliza o </w:t>
+      </w:r>
+      <w:r>
+        <w:rPr>
+          <w:i/>
+          <w:iCs/>
+          <w:color w:val="000000"/>
+        </w:rPr>
+        <w:t>feed</w:t>
+      </w:r>
+      <w:r>
+        <w:rPr>
+          <w:color w:val="000000"/>
+        </w:rPr>
+        <w:t xml:space="preserve"> GTFS oficial da SPTrans com validação automatizada e histórico de versões </w:t>
+      </w:r>
+      <w:r>
+        <w:rPr>
+          <w:color w:val="000000"/>
+        </w:rPr>
+        <w:t>periódicas</w:t>
+      </w:r>
+      <w:r>
+        <w:rPr>
+          <w:color w:val="000000"/>
+        </w:rPr>
+        <w:t>. O relatório de qualidade mais recente indica 1 erro e 10 avisos no conjunto de dados, atestando a consistência geral da base utilizada.</w:t>
+      </w:r>
+    </w:p>
+    <w:p>
+      <w:pPr>
+        <w:pStyle w:val="NormalWeb"/>
+        <w:spacing w:before="0" w:beforeAutospacing="0" w:after="160" w:afterAutospacing="0" w:line="360" w:lineRule="auto"/>
+      </w:pPr>
+      <w:r>
+        <w:rPr>
+          <w:color w:val="000000"/>
+        </w:rPr>
+        <w:lastRenderedPageBreak/>
+        <w:t>Como dados complementares, serão utilizados os shapefiles (.shp) de limites municipais e distritais do Instituto Brasileiro de Geografia e Estatística (IBGE</w:t>
+      </w:r>
+      <w:r>
+        <w:rPr>
+          <w:color w:val="000000"/>
+        </w:rPr>
+        <w:t>)</w:t>
+      </w:r>
+      <w:r>
+        <w:rPr>
+          <w:color w:val="000000"/>
+        </w:rPr>
+        <w:t xml:space="preserve"> para contextualizaçao e análise espacial.</w:t>
+      </w:r>
+    </w:p>
+    <w:p>
+      <w:pPr>
+        <w:pStyle w:val="Heading2"/>
+      </w:pPr>
+    </w:p>
+    <w:p>
+      <w:pPr>
+        <w:pStyle w:val="Heading2"/>
+      </w:pPr>
+      <w:bookmarkStart w:id="6" w:name="_Toc225189652"/>
+      <w:r>
+        <w:t>3.2 PROCEDIMENTOS DE ANÁLISE</w:t>
+      </w:r>
+      <w:bookmarkEnd w:id="6"/>
+    </w:p>
+    <w:p>
+      <w:pPr>
+        <w:spacing w:line="360" w:lineRule="auto"/>
+      </w:pPr>
+      <w:r>
+        <w:t>A análise será conduzida nas seguintes etapas, cada uma alinhada aos objetivos específicos:</w:t>
+      </w:r>
+    </w:p>
+    <w:p>
+      <w:pPr>
+        <w:pStyle w:val="Heading3"/>
+        <w:spacing w:before="120"/>
+      </w:pPr>
+      <w:bookmarkStart w:id="7" w:name="_Toc225189653"/>
+      <w:r>
+        <w:t>3.2.1 ANÁLISE EXPLORATÓRIA DOS DADOS</w:t>
+      </w:r>
+      <w:bookmarkEnd w:id="7"/>
+    </w:p>
+    <w:p>
+      <w:pPr>
+        <w:spacing w:line="360" w:lineRule="auto"/>
+      </w:pPr>
+      <w:r>
+        <w:t>Inicialmente, será realizada uma análise exploratória do conjunto de dados GTFS</w:t>
+      </w:r>
+      <w:r>
+        <w:t xml:space="preserve"> para compreensão da estrutura, dimensão e qualidade das informações disponíveis.</w:t>
+      </w:r>
+    </w:p>
+    <w:p>
+      <w:pPr>
+        <w:spacing w:line="360" w:lineRule="auto"/>
+      </w:pPr>
+      <w:r>
+        <w:t>Essa etapa compreende a verificação da consistência dos arquivos, a identificação de valores ausentes, a análise estatística descritiva das variáveis e a geração de visualizações geoespaciais preliminares para identificação de padrões espaciais na distribuição das paradas e rotas.</w:t>
+      </w:r>
+    </w:p>
+    <w:p>
+      <w:pPr>
+        <w:spacing w:line="360" w:lineRule="auto"/>
+      </w:pPr>
+    </w:p>
+    <w:p>
+      <w:pPr>
+        <w:pStyle w:val="Heading3"/>
+      </w:pPr>
+      <w:bookmarkStart w:id="8" w:name="_Toc225189654"/>
+      <w:r>
+        <w:t>3.2.2 MODELAGEM DA REDE COMO GRAFO</w:t>
+      </w:r>
+      <w:bookmarkEnd w:id="8"/>
+    </w:p>
+    <w:p>
+      <w:pPr>
+        <w:spacing w:line="360" w:lineRule="auto"/>
+      </w:pPr>
+      <w:r>
+        <w:t xml:space="preserve">A rede de transporte será representada como um grafo não-direcionado, onde cada parada ou estação corresponde a um nó e cada conexão entre paradas consecutivas de uma mesma viagem corresponde a uma aresta. </w:t>
+      </w:r>
+    </w:p>
+    <w:p>
+      <w:pPr>
+        <w:spacing w:line="360" w:lineRule="auto"/>
+      </w:pPr>
+      <w:r>
+        <w:t>O peso de cada aresta será definido pelo número de viagens que percorrem aquela conexão.</w:t>
+      </w:r>
+    </w:p>
+    <w:p>
+      <w:pPr>
+        <w:spacing w:line="360" w:lineRule="auto"/>
+      </w:pPr>
+      <w:r>
+        <w:t xml:space="preserve">Essa modelagem será realizada a partir do arquivo stop_times.txt, que contém a sequência ordenada de </w:t>
+      </w:r>
+      <w:r>
+        <w:t>paradas para cada viagem.</w:t>
+      </w:r>
+    </w:p>
+    <w:p>
+      <w:pPr>
+        <w:spacing w:line="360" w:lineRule="auto"/>
+      </w:pPr>
+    </w:p>
+    <w:p>
+      <w:pPr>
+        <w:pStyle w:val="Heading3"/>
+      </w:pPr>
+      <w:bookmarkStart w:id="9" w:name="_Toc225189655"/>
+      <w:r>
+        <w:t>3.2.3 CÁLCULO DE MÉTRICAS DE CENTRALIDADE</w:t>
+      </w:r>
+      <w:bookmarkEnd w:id="9"/>
+    </w:p>
+    <w:p>
+      <w:pPr>
+        <w:spacing w:line="360" w:lineRule="auto"/>
+      </w:pPr>
+    </w:p>
+    <w:p>
+      <w:pPr>
+        <w:spacing w:line="360" w:lineRule="auto"/>
+      </w:pPr>
+    </w:p>
+    <w:p>
+      <w:pPr>
+        <w:pStyle w:val="Heading3"/>
+      </w:pPr>
+      <w:bookmarkStart w:id="10" w:name="_Toc225189656"/>
+      <w:r>
+        <w:t xml:space="preserve">3.2.4 </w:t>
+      </w:r>
+      <w:r>
+        <w:t>IDENTIFICAÇÃO DE PONTOS DE VULNERABILIDADE</w:t>
+      </w:r>
+      <w:bookmarkEnd w:id="10"/>
+    </w:p>
+    <w:p>
+      <w:pPr>
+        <w:pStyle w:val="Heading3"/>
+      </w:pPr>
+    </w:p>
+    <w:p/>
+    <w:p>
+      <w:pPr>
+        <w:pStyle w:val="Heading3"/>
+      </w:pPr>
+      <w:bookmarkStart w:id="11" w:name="_Toc225189657"/>
+      <w:r>
+        <w:t xml:space="preserve">3.2.5 </w:t>
+      </w:r>
+      <w:r>
+        <w:t>SIMULAÇÃO DE RESILIÊNCIA</w:t>
+      </w:r>
+      <w:bookmarkEnd w:id="11"/>
+    </w:p>
+    <w:p>
+      <w:pPr>
+        <w:spacing w:line="360" w:lineRule="auto"/>
+      </w:pPr>
+    </w:p>
+    <w:p>
+      <w:pPr>
+        <w:spacing w:line="360" w:lineRule="auto"/>
+      </w:pPr>
+    </w:p>
+    <w:p>
+      <w:pPr>
+        <w:spacing w:line="360" w:lineRule="auto"/>
+      </w:pPr>
+    </w:p>
+    <w:p>
+      <w:pPr>
+        <w:spacing w:line="360" w:lineRule="auto"/>
+      </w:pPr>
+    </w:p>
+    <w:p>
+      <w:pPr>
+        <w:spacing w:line="360" w:lineRule="auto"/>
+      </w:pPr>
+      <w:r>
+        <w:t>3.3 FERRAMENTAS COMPUTACIONAIS</w:t>
+      </w:r>
+    </w:p>
+    <w:p>
+      <w:pPr>
+        <w:spacing w:line="360" w:lineRule="auto"/>
+      </w:pPr>
+      <w:r>
+        <w:t>Todas as análises serão desenvolvidas em linguagem Python, utilizando as bibliotecas Pandas e NumPy para manipulação de dados, NetworkX para modelagem e análise de grafos, GeoPandas para operações geoespaciais, e Matplotlib e Folium para visualizações estáticas e interativas respectivamente. Para construção de dashboards e visualizações complementares, será utilizado o Microsoft Power BI.</w:t>
+      </w:r>
+    </w:p>
+    <w:p>
+      <w:pPr>
+        <w:spacing w:line="360" w:lineRule="auto"/>
+      </w:pPr>
+    </w:p>
+    <w:p>
+      <w:pPr>
+        <w:spacing w:line="360" w:lineRule="auto"/>
+        <w:ind w:firstLine="720"/>
+        <w:jc w:val="both"/>
         <w:rPr>
           <w:sz w:val="22"/>
           <w:szCs w:val="22"/>
           <w:shd w:val="pct15" w:color="auto" w:fill="FFFFFF"/>
         </w:rPr>
-        <w:t>xxxx</w:t>
-      </w:r>
-      <w:proofErr w:type="spellEnd"/>
+      </w:pPr>
       <w:r>
         <w:rPr>
           <w:sz w:val="22"/>
           <w:szCs w:val="22"/>
           <w:shd w:val="pct15" w:color="auto" w:fill="FFFFFF"/>
         </w:rPr>
-        <w:t xml:space="preserve">; testar novos procedimentos para algo já conhecido etc.) ou uma combinação dessas duas dimensões. </w:t>
-      </w:r>
-    </w:p>
-    <w:p>
-      <w:pPr>
-        <w:spacing w:line="360" w:lineRule="auto"/>
-        <w:ind w:firstLine="720"/>
-        <w:jc w:val="both"/>
-        <w:rPr>
-          <w:sz w:val="22"/>
-          <w:szCs w:val="22"/>
-          <w:shd w:val="pct15" w:color="auto" w:fill="FFFFFF"/>
-        </w:rPr>
-      </w:pPr>
-      <w:r>
-        <w:rPr>
-          <w:sz w:val="22"/>
-          <w:szCs w:val="22"/>
-          <w:shd w:val="pct15" w:color="auto" w:fill="FFFFFF"/>
-        </w:rPr>
-        <w:t>Apresente também seu referencial teórico, ou seja, os estudos, conceitos ou princípios nos quais sua pesquisa se baseia. Não basta fazer uma menção genérica sem apresentar os conceitos, princípios ou reflexões que vocês pesquisaram nas fontes. Por exemplo, não basta limitar-se a dizer: “Nossa pesquisa está baseada no conceito de sustentabilidade proposto por Oliveira (2018) e por Correia (2021)”. Os conceitos, estudos ou princípios devem ser apresentados/comentados, alternando-se entre o uso de citação direta e de paráfrase.</w:t>
-      </w:r>
-    </w:p>
-    <w:p>
-      <w:pPr>
-        <w:rPr>
-          <w:rFonts w:ascii="Times New Roman" w:hAnsi="Times New Roman" w:cs="Times New Roman"/>
-        </w:rPr>
-      </w:pPr>
-      <w:r>
-        <w:rPr>
-          <w:rFonts w:ascii="Times New Roman" w:hAnsi="Times New Roman" w:cs="Times New Roman"/>
-        </w:rPr>
+        <w:t>Apresente o tipo de pesquisa (experimental, de campo, pesquisa participante, documental, bibliográfica), o tipo de análise a ser desenvolvida (quantitativa, qualitativa, quali-quanti), se há ou não participantes, quantos são e como serão escolhidos (se for o caso), os procedimentos de coleta e geração de dados. Se possível, apresente também alguns critérios de análise dos dados. Lembre-se de que é preciso ter coerência entre objetivos de pesquisa e metodologia: o para quê e o como.</w:t>
+      </w:r>
+    </w:p>
+    <w:p>
+      <w:r>
         <w:br w:type="page"/>
       </w:r>
     </w:p>
@@ -2946,179 +4124,16 @@
       <w:pPr>
         <w:pStyle w:val="Heading1"/>
       </w:pPr>
-      <w:bookmarkStart w:id="1" w:name="_Toc223642039"/>
-      <w:r>
-        <w:lastRenderedPageBreak/>
-        <w:t>2 OBJETIVOS</w:t>
-      </w:r>
-      <w:bookmarkEnd w:id="1"/>
-    </w:p>
-    <w:p>
-      <w:pPr>
-        <w:pStyle w:val="Heading2"/>
-      </w:pPr>
-      <w:bookmarkStart w:id="2" w:name="_Toc223642040"/>
-      <w:r>
-        <w:t>2.1 OBJETIVO GERAL</w:t>
-      </w:r>
-      <w:bookmarkEnd w:id="2"/>
-    </w:p>
-    <w:p>
-      <w:pPr>
-        <w:spacing w:line="360" w:lineRule="auto"/>
-        <w:rPr>
-          <w:rFonts w:ascii="Times New Roman" w:hAnsi="Times New Roman" w:cs="Times New Roman"/>
-        </w:rPr>
-      </w:pPr>
-    </w:p>
-    <w:p>
-      <w:pPr>
-        <w:spacing w:line="360" w:lineRule="auto"/>
-        <w:rPr>
-          <w:rFonts w:ascii="Times New Roman" w:hAnsi="Times New Roman" w:cs="Times New Roman"/>
-        </w:rPr>
-      </w:pPr>
-    </w:p>
-    <w:p>
-      <w:pPr>
-        <w:pStyle w:val="Heading2"/>
-      </w:pPr>
-      <w:bookmarkStart w:id="3" w:name="_Toc223642041"/>
-      <w:r>
-        <w:t>2.2 OBJETIVOS ESPECÍFICOS</w:t>
-      </w:r>
-      <w:bookmarkEnd w:id="3"/>
-    </w:p>
-    <w:p>
-      <w:pPr>
-        <w:spacing w:line="360" w:lineRule="auto"/>
-        <w:rPr>
-          <w:rFonts w:ascii="Times New Roman" w:hAnsi="Times New Roman" w:cs="Times New Roman"/>
-        </w:rPr>
-      </w:pPr>
-    </w:p>
-    <w:p>
-      <w:pPr>
-        <w:spacing w:line="360" w:lineRule="auto"/>
-        <w:rPr>
-          <w:rFonts w:ascii="Times New Roman" w:hAnsi="Times New Roman" w:cs="Times New Roman"/>
-        </w:rPr>
-      </w:pPr>
-    </w:p>
-    <w:p>
-      <w:pPr>
-        <w:spacing w:line="360" w:lineRule="auto"/>
-        <w:rPr>
-          <w:rFonts w:ascii="Times New Roman" w:hAnsi="Times New Roman" w:cs="Times New Roman"/>
-          <w:sz w:val="22"/>
-          <w:szCs w:val="22"/>
-          <w:shd w:val="pct15" w:color="auto" w:fill="FFFFFF"/>
-        </w:rPr>
-      </w:pPr>
-      <w:r>
-        <w:rPr>
-          <w:sz w:val="22"/>
-          <w:szCs w:val="22"/>
-          <w:shd w:val="pct15" w:color="auto" w:fill="FFFFFF"/>
-        </w:rPr>
-        <w:t>Delimite seu objetivo geral e seus objetivos específicos. Lembre-se de que os objetivos específicos, em geral, são passos necessários ou importantes para se atingir o objetivo geral de forma adequada. Deve haver no mínimo dois objetivos específicos</w:t>
-      </w:r>
-    </w:p>
-    <w:p>
-      <w:bookmarkStart w:id="4" w:name="_Toc223642042"/>
-      <w:r>
-        <w:br w:type="page"/>
-      </w:r>
-    </w:p>
-    <w:p>
-      <w:pPr>
-        <w:pStyle w:val="Heading1"/>
-      </w:pPr>
-      <w:r>
-        <w:lastRenderedPageBreak/>
-        <w:t>3 PROCEDIMENTOS METODOLÓGICO</w:t>
-      </w:r>
-      <w:bookmarkEnd w:id="4"/>
-      <w:r>
-        <w:t>S</w:t>
-      </w:r>
-    </w:p>
-    <w:p>
-      <w:pPr>
-        <w:spacing w:line="360" w:lineRule="auto"/>
-        <w:rPr>
-          <w:rFonts w:ascii="Times New Roman" w:hAnsi="Times New Roman" w:cs="Times New Roman"/>
-        </w:rPr>
-      </w:pPr>
-    </w:p>
-    <w:p>
-      <w:pPr>
-        <w:spacing w:line="360" w:lineRule="auto"/>
-        <w:ind w:firstLine="720"/>
-        <w:jc w:val="both"/>
-        <w:rPr>
-          <w:sz w:val="22"/>
-          <w:szCs w:val="22"/>
-          <w:shd w:val="pct15" w:color="auto" w:fill="FFFFFF"/>
-        </w:rPr>
-      </w:pPr>
-      <w:r>
-        <w:rPr>
-          <w:sz w:val="22"/>
-          <w:szCs w:val="22"/>
-          <w:shd w:val="pct15" w:color="auto" w:fill="FFFFFF"/>
-        </w:rPr>
-        <w:t xml:space="preserve">Apresente o tipo de pesquisa (experimental, de campo, pesquisa participante, documental, bibliográfica), o tipo de análise a ser desenvolvida (quantitativa, qualitativa, </w:t>
-      </w:r>
-      <w:proofErr w:type="spellStart"/>
-      <w:r>
-        <w:rPr>
-          <w:sz w:val="22"/>
-          <w:szCs w:val="22"/>
-          <w:shd w:val="pct15" w:color="auto" w:fill="FFFFFF"/>
-        </w:rPr>
-        <w:t>quali</w:t>
-      </w:r>
-      <w:proofErr w:type="spellEnd"/>
-      <w:r>
-        <w:rPr>
-          <w:sz w:val="22"/>
-          <w:szCs w:val="22"/>
-          <w:shd w:val="pct15" w:color="auto" w:fill="FFFFFF"/>
-        </w:rPr>
-        <w:t>-quanti), se há ou não participantes, quantos são e como serão escolhidos (se for o caso), os procedimentos de coleta e geração de dados. Se possível, apresente também alguns critérios de análise dos dados. Lembre-se de que é preciso ter coerência entre objetivos de pesquisa e metodologia: o para quê e o como.</w:t>
-      </w:r>
-    </w:p>
-    <w:p>
-      <w:pPr>
-        <w:rPr>
-          <w:rFonts w:ascii="Times New Roman" w:hAnsi="Times New Roman" w:cs="Times New Roman"/>
-        </w:rPr>
-      </w:pPr>
-      <w:r>
-        <w:rPr>
-          <w:rFonts w:ascii="Times New Roman" w:hAnsi="Times New Roman" w:cs="Times New Roman"/>
-        </w:rPr>
-        <w:br w:type="page"/>
-      </w:r>
-    </w:p>
-    <w:p>
-      <w:pPr>
-        <w:pStyle w:val="Heading1"/>
-      </w:pPr>
-      <w:bookmarkStart w:id="5" w:name="_Toc223642043"/>
+      <w:bookmarkStart w:id="12" w:name="_Toc225189659"/>
       <w:r>
         <w:lastRenderedPageBreak/>
         <w:t>4 CRONOGRAMA</w:t>
       </w:r>
-      <w:bookmarkEnd w:id="5"/>
-    </w:p>
-    <w:p>
-      <w:pPr>
-        <w:spacing w:line="360" w:lineRule="auto"/>
-        <w:rPr>
-          <w:rFonts w:ascii="Times New Roman" w:hAnsi="Times New Roman" w:cs="Times New Roman"/>
-        </w:rPr>
+      <w:bookmarkEnd w:id="12"/>
+    </w:p>
+    <w:p>
+      <w:pPr>
+        <w:spacing w:line="360" w:lineRule="auto"/>
       </w:pPr>
     </w:p>
     <w:p>
@@ -3127,7 +4142,7 @@
         <w:keepNext/>
         <w:jc w:val="center"/>
       </w:pPr>
-      <w:bookmarkStart w:id="6" w:name="_Toc223606170"/>
+      <w:bookmarkStart w:id="13" w:name="_Toc223606170"/>
       <w:r>
         <w:t xml:space="preserve">Tabela </w:t>
       </w:r>
@@ -3152,7 +4167,7 @@
       <w:r>
         <w:t xml:space="preserve"> - Cronograma de pesquisa da Quinzena 1</w:t>
       </w:r>
-      <w:bookmarkEnd w:id="6"/>
+      <w:bookmarkEnd w:id="13"/>
     </w:p>
     <w:tbl>
       <w:tblPr>
@@ -3175,28 +4190,16 @@
           <w:p>
             <w:pPr>
               <w:spacing w:line="360" w:lineRule="auto"/>
-              <w:rPr>
-                <w:rFonts w:ascii="Times New Roman" w:hAnsi="Times New Roman" w:cs="Times New Roman"/>
-              </w:rPr>
-            </w:pPr>
-            <w:r>
-              <w:rPr>
-                <w:rFonts w:ascii="Times New Roman" w:hAnsi="Times New Roman" w:cs="Times New Roman"/>
-              </w:rPr>
+            </w:pPr>
+            <w:r>
               <w:t>Quinzena 1: 02/03/2026 a 15/03/2026</w:t>
             </w:r>
           </w:p>
           <w:p>
             <w:pPr>
               <w:spacing w:line="360" w:lineRule="auto"/>
-              <w:rPr>
-                <w:rFonts w:ascii="Times New Roman" w:hAnsi="Times New Roman" w:cs="Times New Roman"/>
-              </w:rPr>
-            </w:pPr>
-            <w:r>
-              <w:rPr>
-                <w:rFonts w:ascii="Times New Roman" w:hAnsi="Times New Roman" w:cs="Times New Roman"/>
-              </w:rPr>
+            </w:pPr>
+            <w:r>
               <w:t>Objetivo: Definir tema</w:t>
             </w:r>
           </w:p>
@@ -3212,14 +4215,8 @@
             <w:pPr>
               <w:spacing w:line="360" w:lineRule="auto"/>
               <w:jc w:val="center"/>
-              <w:rPr>
-                <w:rFonts w:ascii="Times New Roman" w:hAnsi="Times New Roman" w:cs="Times New Roman"/>
-              </w:rPr>
-            </w:pPr>
-            <w:r>
-              <w:rPr>
-                <w:rFonts w:ascii="Times New Roman" w:hAnsi="Times New Roman" w:cs="Times New Roman"/>
-              </w:rPr>
+            </w:pPr>
+            <w:r>
               <w:t>Atividade</w:t>
             </w:r>
           </w:p>
@@ -3233,14 +4230,8 @@
             <w:pPr>
               <w:spacing w:line="360" w:lineRule="auto"/>
               <w:jc w:val="center"/>
-              <w:rPr>
-                <w:rFonts w:ascii="Times New Roman" w:hAnsi="Times New Roman" w:cs="Times New Roman"/>
-              </w:rPr>
-            </w:pPr>
-            <w:r>
-              <w:rPr>
-                <w:rFonts w:ascii="Times New Roman" w:hAnsi="Times New Roman" w:cs="Times New Roman"/>
-              </w:rPr>
+            </w:pPr>
+            <w:r>
               <w:t>Data</w:t>
             </w:r>
           </w:p>
@@ -3254,14 +4245,8 @@
             <w:pPr>
               <w:spacing w:line="360" w:lineRule="auto"/>
               <w:jc w:val="center"/>
-              <w:rPr>
-                <w:rFonts w:ascii="Times New Roman" w:hAnsi="Times New Roman" w:cs="Times New Roman"/>
-              </w:rPr>
-            </w:pPr>
-            <w:r>
-              <w:rPr>
-                <w:rFonts w:ascii="Times New Roman" w:hAnsi="Times New Roman" w:cs="Times New Roman"/>
-              </w:rPr>
+            </w:pPr>
+            <w:r>
               <w:t>Observação</w:t>
             </w:r>
           </w:p>
@@ -3276,14 +4261,8 @@
           <w:p>
             <w:pPr>
               <w:spacing w:line="360" w:lineRule="auto"/>
-              <w:rPr>
-                <w:rFonts w:ascii="Times New Roman" w:hAnsi="Times New Roman" w:cs="Times New Roman"/>
-              </w:rPr>
-            </w:pPr>
-            <w:r>
-              <w:rPr>
-                <w:rFonts w:ascii="Times New Roman" w:hAnsi="Times New Roman" w:cs="Times New Roman"/>
-              </w:rPr>
+            </w:pPr>
+            <w:r>
               <w:t>Reunião do grupo</w:t>
             </w:r>
           </w:p>
@@ -3297,26 +4276,14 @@
             <w:pPr>
               <w:spacing w:line="360" w:lineRule="auto"/>
               <w:jc w:val="center"/>
-              <w:rPr>
-                <w:rFonts w:ascii="Times New Roman" w:hAnsi="Times New Roman" w:cs="Times New Roman"/>
-              </w:rPr>
-            </w:pPr>
-            <w:r>
-              <w:rPr>
-                <w:rFonts w:ascii="Times New Roman" w:hAnsi="Times New Roman" w:cs="Times New Roman"/>
-              </w:rPr>
+            </w:pPr>
+            <w:r>
               <w:t>04/0</w:t>
             </w:r>
             <w:r>
-              <w:rPr>
-                <w:rFonts w:ascii="Times New Roman" w:hAnsi="Times New Roman" w:cs="Times New Roman"/>
-              </w:rPr>
               <w:t>3</w:t>
             </w:r>
             <w:r>
-              <w:rPr>
-                <w:rFonts w:ascii="Times New Roman" w:hAnsi="Times New Roman" w:cs="Times New Roman"/>
-              </w:rPr>
               <w:t>/2026</w:t>
             </w:r>
           </w:p>
@@ -3329,9 +4296,6 @@
           <w:p>
             <w:pPr>
               <w:spacing w:line="360" w:lineRule="auto"/>
-              <w:rPr>
-                <w:rFonts w:ascii="Times New Roman" w:hAnsi="Times New Roman" w:cs="Times New Roman"/>
-              </w:rPr>
             </w:pPr>
           </w:p>
         </w:tc>
@@ -3345,14 +4309,8 @@
           <w:p>
             <w:pPr>
               <w:spacing w:line="360" w:lineRule="auto"/>
-              <w:rPr>
-                <w:rFonts w:ascii="Times New Roman" w:hAnsi="Times New Roman" w:cs="Times New Roman"/>
-              </w:rPr>
-            </w:pPr>
-            <w:r>
-              <w:rPr>
-                <w:rFonts w:ascii="Times New Roman" w:hAnsi="Times New Roman" w:cs="Times New Roman"/>
-              </w:rPr>
+            </w:pPr>
+            <w:r>
               <w:t>Reunião com orientador</w:t>
             </w:r>
           </w:p>
@@ -3366,14 +4324,8 @@
             <w:pPr>
               <w:spacing w:line="360" w:lineRule="auto"/>
               <w:jc w:val="center"/>
-              <w:rPr>
-                <w:rFonts w:ascii="Times New Roman" w:hAnsi="Times New Roman" w:cs="Times New Roman"/>
-              </w:rPr>
-            </w:pPr>
-            <w:r>
-              <w:rPr>
-                <w:rFonts w:ascii="Times New Roman" w:hAnsi="Times New Roman" w:cs="Times New Roman"/>
-              </w:rPr>
+            </w:pPr>
+            <w:r>
               <w:t>04/03/2026</w:t>
             </w:r>
           </w:p>
@@ -3386,14 +4338,8 @@
           <w:p>
             <w:pPr>
               <w:spacing w:line="360" w:lineRule="auto"/>
-              <w:rPr>
-                <w:rFonts w:ascii="Times New Roman" w:hAnsi="Times New Roman" w:cs="Times New Roman"/>
-              </w:rPr>
-            </w:pPr>
-            <w:r>
-              <w:rPr>
-                <w:rFonts w:ascii="Times New Roman" w:hAnsi="Times New Roman" w:cs="Times New Roman"/>
-              </w:rPr>
+            </w:pPr>
+            <w:r>
               <w:t>Orientações referentes à Quinzena 0</w:t>
             </w:r>
           </w:p>
@@ -3408,14 +4354,8 @@
           <w:p>
             <w:pPr>
               <w:spacing w:line="360" w:lineRule="auto"/>
-              <w:rPr>
-                <w:rFonts w:ascii="Times New Roman" w:hAnsi="Times New Roman" w:cs="Times New Roman"/>
-              </w:rPr>
-            </w:pPr>
-            <w:r>
-              <w:rPr>
-                <w:rFonts w:ascii="Times New Roman" w:hAnsi="Times New Roman" w:cs="Times New Roman"/>
-              </w:rPr>
+            </w:pPr>
+            <w:r>
               <w:t>Levantamento e análise exploratória de bases de dados</w:t>
             </w:r>
           </w:p>
@@ -3429,14 +4369,8 @@
             <w:pPr>
               <w:spacing w:line="360" w:lineRule="auto"/>
               <w:jc w:val="center"/>
-              <w:rPr>
-                <w:rFonts w:ascii="Times New Roman" w:hAnsi="Times New Roman" w:cs="Times New Roman"/>
-              </w:rPr>
-            </w:pPr>
-            <w:r>
-              <w:rPr>
-                <w:rFonts w:ascii="Times New Roman" w:hAnsi="Times New Roman" w:cs="Times New Roman"/>
-              </w:rPr>
+            </w:pPr>
+            <w:r>
               <w:t>02/03/2026 a 15/03/2026</w:t>
             </w:r>
           </w:p>
@@ -3449,36 +4383,16 @@
           <w:p>
             <w:pPr>
               <w:spacing w:line="360" w:lineRule="auto"/>
-              <w:rPr>
-                <w:rFonts w:ascii="Times New Roman" w:hAnsi="Times New Roman" w:cs="Times New Roman"/>
-              </w:rPr>
-            </w:pPr>
-            <w:r>
-              <w:rPr>
-                <w:rFonts w:ascii="Times New Roman" w:hAnsi="Times New Roman" w:cs="Times New Roman"/>
-              </w:rPr>
-              <w:t xml:space="preserve">Bilhetagem - </w:t>
-            </w:r>
-            <w:proofErr w:type="spellStart"/>
-            <w:r>
-              <w:rPr>
-                <w:rFonts w:ascii="Times New Roman" w:hAnsi="Times New Roman" w:cs="Times New Roman"/>
-              </w:rPr>
-              <w:t>Dryad</w:t>
-            </w:r>
-            <w:proofErr w:type="spellEnd"/>
-          </w:p>
-          <w:p>
-            <w:pPr>
-              <w:spacing w:line="360" w:lineRule="auto"/>
-              <w:rPr>
-                <w:rFonts w:ascii="Times New Roman" w:hAnsi="Times New Roman" w:cs="Times New Roman"/>
-              </w:rPr>
-            </w:pPr>
-            <w:r>
-              <w:rPr>
-                <w:rFonts w:ascii="Times New Roman" w:hAnsi="Times New Roman" w:cs="Times New Roman"/>
-              </w:rPr>
+            </w:pPr>
+            <w:r>
+              <w:t>Bilhetagem - Dryad</w:t>
+            </w:r>
+          </w:p>
+          <w:p>
+            <w:pPr>
+              <w:spacing w:line="360" w:lineRule="auto"/>
+            </w:pPr>
+            <w:r>
               <w:t>GTFS - SPTrans</w:t>
             </w:r>
           </w:p>
@@ -3493,14 +4407,8 @@
           <w:p>
             <w:pPr>
               <w:spacing w:line="360" w:lineRule="auto"/>
-              <w:rPr>
-                <w:rFonts w:ascii="Times New Roman" w:hAnsi="Times New Roman" w:cs="Times New Roman"/>
-              </w:rPr>
-            </w:pPr>
-            <w:r>
-              <w:rPr>
-                <w:rFonts w:ascii="Times New Roman" w:hAnsi="Times New Roman" w:cs="Times New Roman"/>
-              </w:rPr>
+            </w:pPr>
+            <w:r>
               <w:t>Reunião do grupo</w:t>
             </w:r>
           </w:p>
@@ -3514,14 +4422,8 @@
             <w:pPr>
               <w:spacing w:line="360" w:lineRule="auto"/>
               <w:jc w:val="center"/>
-              <w:rPr>
-                <w:rFonts w:ascii="Times New Roman" w:hAnsi="Times New Roman" w:cs="Times New Roman"/>
-              </w:rPr>
-            </w:pPr>
-            <w:r>
-              <w:rPr>
-                <w:rFonts w:ascii="Times New Roman" w:hAnsi="Times New Roman" w:cs="Times New Roman"/>
-              </w:rPr>
+            </w:pPr>
+            <w:r>
               <w:t>11/03/2026</w:t>
             </w:r>
           </w:p>
@@ -3534,9 +4436,6 @@
           <w:p>
             <w:pPr>
               <w:spacing w:line="360" w:lineRule="auto"/>
-              <w:rPr>
-                <w:rFonts w:ascii="Times New Roman" w:hAnsi="Times New Roman" w:cs="Times New Roman"/>
-              </w:rPr>
             </w:pPr>
           </w:p>
         </w:tc>
@@ -3550,14 +4449,8 @@
           <w:p>
             <w:pPr>
               <w:spacing w:line="360" w:lineRule="auto"/>
-              <w:rPr>
-                <w:rFonts w:ascii="Times New Roman" w:hAnsi="Times New Roman" w:cs="Times New Roman"/>
-              </w:rPr>
-            </w:pPr>
-            <w:r>
-              <w:rPr>
-                <w:rFonts w:ascii="Times New Roman" w:hAnsi="Times New Roman" w:cs="Times New Roman"/>
-              </w:rPr>
+            </w:pPr>
+            <w:r>
               <w:t>Reunião com orientador</w:t>
             </w:r>
           </w:p>
@@ -3571,14 +4464,8 @@
             <w:pPr>
               <w:spacing w:line="360" w:lineRule="auto"/>
               <w:jc w:val="center"/>
-              <w:rPr>
-                <w:rFonts w:ascii="Times New Roman" w:hAnsi="Times New Roman" w:cs="Times New Roman"/>
-              </w:rPr>
-            </w:pPr>
-            <w:r>
-              <w:rPr>
-                <w:rFonts w:ascii="Times New Roman" w:hAnsi="Times New Roman" w:cs="Times New Roman"/>
-              </w:rPr>
+            </w:pPr>
+            <w:r>
               <w:t>11/03/2026</w:t>
             </w:r>
           </w:p>
@@ -3591,14 +4478,8 @@
           <w:p>
             <w:pPr>
               <w:spacing w:line="360" w:lineRule="auto"/>
-              <w:rPr>
-                <w:rFonts w:ascii="Times New Roman" w:hAnsi="Times New Roman" w:cs="Times New Roman"/>
-              </w:rPr>
-            </w:pPr>
-            <w:r>
-              <w:rPr>
-                <w:rFonts w:ascii="Times New Roman" w:hAnsi="Times New Roman" w:cs="Times New Roman"/>
-              </w:rPr>
+            </w:pPr>
+            <w:r>
               <w:t>Orientações referentes à Quinzena 1</w:t>
             </w:r>
           </w:p>
@@ -3610,14 +4491,12 @@
         <w:spacing w:line="360" w:lineRule="auto"/>
         <w:jc w:val="center"/>
         <w:rPr>
-          <w:rFonts w:ascii="Times New Roman" w:hAnsi="Times New Roman" w:cs="Times New Roman"/>
           <w:sz w:val="20"/>
           <w:szCs w:val="20"/>
         </w:rPr>
       </w:pPr>
       <w:r>
         <w:rPr>
-          <w:rFonts w:ascii="Times New Roman" w:hAnsi="Times New Roman" w:cs="Times New Roman"/>
           <w:sz w:val="20"/>
           <w:szCs w:val="20"/>
         </w:rPr>
@@ -3627,9 +4506,6 @@
     <w:p>
       <w:pPr>
         <w:spacing w:line="360" w:lineRule="auto"/>
-        <w:rPr>
-          <w:rFonts w:ascii="Times New Roman" w:hAnsi="Times New Roman" w:cs="Times New Roman"/>
-        </w:rPr>
       </w:pPr>
     </w:p>
     <w:p>
@@ -3638,7 +4514,7 @@
         <w:keepNext/>
         <w:jc w:val="center"/>
       </w:pPr>
-      <w:bookmarkStart w:id="7" w:name="_Toc223606171"/>
+      <w:bookmarkStart w:id="14" w:name="_Toc223606171"/>
       <w:r>
         <w:t xml:space="preserve">Tabela </w:t>
       </w:r>
@@ -3663,7 +4539,7 @@
       <w:r>
         <w:t xml:space="preserve"> - Cronograma de pesquisa da Quinzena 2</w:t>
       </w:r>
-      <w:bookmarkEnd w:id="7"/>
+      <w:bookmarkEnd w:id="14"/>
     </w:p>
     <w:tbl>
       <w:tblPr>
@@ -3686,28 +4562,16 @@
           <w:p>
             <w:pPr>
               <w:spacing w:line="360" w:lineRule="auto"/>
-              <w:rPr>
-                <w:rFonts w:ascii="Times New Roman" w:hAnsi="Times New Roman" w:cs="Times New Roman"/>
-              </w:rPr>
-            </w:pPr>
-            <w:r>
-              <w:rPr>
-                <w:rFonts w:ascii="Times New Roman" w:hAnsi="Times New Roman" w:cs="Times New Roman"/>
-              </w:rPr>
+            </w:pPr>
+            <w:r>
               <w:t>Quinzena 2: 16/03/2026 a 29/03/2026</w:t>
             </w:r>
           </w:p>
           <w:p>
             <w:pPr>
               <w:spacing w:line="360" w:lineRule="auto"/>
-              <w:rPr>
-                <w:rFonts w:ascii="Times New Roman" w:hAnsi="Times New Roman" w:cs="Times New Roman"/>
-              </w:rPr>
-            </w:pPr>
-            <w:r>
-              <w:rPr>
-                <w:rFonts w:ascii="Times New Roman" w:hAnsi="Times New Roman" w:cs="Times New Roman"/>
-              </w:rPr>
+            </w:pPr>
+            <w:r>
               <w:t>Objetivo: Aprofundar o tema e definir os objetivos</w:t>
             </w:r>
           </w:p>
@@ -3723,14 +4587,8 @@
             <w:pPr>
               <w:spacing w:line="360" w:lineRule="auto"/>
               <w:jc w:val="center"/>
-              <w:rPr>
-                <w:rFonts w:ascii="Times New Roman" w:hAnsi="Times New Roman" w:cs="Times New Roman"/>
-              </w:rPr>
-            </w:pPr>
-            <w:r>
-              <w:rPr>
-                <w:rFonts w:ascii="Times New Roman" w:hAnsi="Times New Roman" w:cs="Times New Roman"/>
-              </w:rPr>
+            </w:pPr>
+            <w:r>
               <w:t>Atividade</w:t>
             </w:r>
           </w:p>
@@ -3744,14 +4602,8 @@
             <w:pPr>
               <w:spacing w:line="360" w:lineRule="auto"/>
               <w:jc w:val="center"/>
-              <w:rPr>
-                <w:rFonts w:ascii="Times New Roman" w:hAnsi="Times New Roman" w:cs="Times New Roman"/>
-              </w:rPr>
-            </w:pPr>
-            <w:r>
-              <w:rPr>
-                <w:rFonts w:ascii="Times New Roman" w:hAnsi="Times New Roman" w:cs="Times New Roman"/>
-              </w:rPr>
+            </w:pPr>
+            <w:r>
               <w:t>Data</w:t>
             </w:r>
           </w:p>
@@ -3765,14 +4617,8 @@
             <w:pPr>
               <w:spacing w:line="360" w:lineRule="auto"/>
               <w:jc w:val="center"/>
-              <w:rPr>
-                <w:rFonts w:ascii="Times New Roman" w:hAnsi="Times New Roman" w:cs="Times New Roman"/>
-              </w:rPr>
-            </w:pPr>
-            <w:r>
-              <w:rPr>
-                <w:rFonts w:ascii="Times New Roman" w:hAnsi="Times New Roman" w:cs="Times New Roman"/>
-              </w:rPr>
+            </w:pPr>
+            <w:r>
               <w:t>Observação</w:t>
             </w:r>
           </w:p>
@@ -3787,15 +4633,9 @@
           <w:p>
             <w:pPr>
               <w:spacing w:line="360" w:lineRule="auto"/>
-              <w:rPr>
-                <w:rFonts w:ascii="Times New Roman" w:hAnsi="Times New Roman" w:cs="Times New Roman"/>
-              </w:rPr>
-            </w:pPr>
-            <w:r>
-              <w:rPr>
-                <w:rFonts w:ascii="Times New Roman" w:hAnsi="Times New Roman" w:cs="Times New Roman"/>
-              </w:rPr>
-              <w:t>Reunião do grupo</w:t>
+            </w:pPr>
+            <w:r>
+              <w:t>Exploração e análise dos dados GTFS</w:t>
             </w:r>
           </w:p>
         </w:tc>
@@ -3808,15 +4648,9 @@
             <w:pPr>
               <w:spacing w:line="360" w:lineRule="auto"/>
               <w:jc w:val="center"/>
-              <w:rPr>
-                <w:rFonts w:ascii="Times New Roman" w:hAnsi="Times New Roman" w:cs="Times New Roman"/>
-              </w:rPr>
-            </w:pPr>
-            <w:r>
-              <w:rPr>
-                <w:rFonts w:ascii="Times New Roman" w:hAnsi="Times New Roman" w:cs="Times New Roman"/>
-              </w:rPr>
-              <w:t>18/03/2026</w:t>
+            </w:pPr>
+            <w:r>
+              <w:t>16/03/2026 a 29/03/2026</w:t>
             </w:r>
           </w:p>
         </w:tc>
@@ -3828,10 +4662,10 @@
           <w:p>
             <w:pPr>
               <w:spacing w:line="360" w:lineRule="auto"/>
-              <w:rPr>
-                <w:rFonts w:ascii="Times New Roman" w:hAnsi="Times New Roman" w:cs="Times New Roman"/>
-              </w:rPr>
-            </w:pPr>
+            </w:pPr>
+            <w:r>
+              <w:t>Estatísticas descritivas e primeiras visualizações</w:t>
+            </w:r>
           </w:p>
         </w:tc>
       </w:tr>
@@ -3844,15 +4678,9 @@
           <w:p>
             <w:pPr>
               <w:spacing w:line="360" w:lineRule="auto"/>
-              <w:rPr>
-                <w:rFonts w:ascii="Times New Roman" w:hAnsi="Times New Roman" w:cs="Times New Roman"/>
-              </w:rPr>
-            </w:pPr>
-            <w:r>
-              <w:rPr>
-                <w:rFonts w:ascii="Times New Roman" w:hAnsi="Times New Roman" w:cs="Times New Roman"/>
-              </w:rPr>
-              <w:t>Reunião com orientador</w:t>
+            </w:pPr>
+            <w:r>
+              <w:t>Construção do grafo da rede</w:t>
             </w:r>
           </w:p>
         </w:tc>
@@ -3865,15 +4693,9 @@
             <w:pPr>
               <w:spacing w:line="360" w:lineRule="auto"/>
               <w:jc w:val="center"/>
-              <w:rPr>
-                <w:rFonts w:ascii="Times New Roman" w:hAnsi="Times New Roman" w:cs="Times New Roman"/>
-              </w:rPr>
-            </w:pPr>
-            <w:r>
-              <w:rPr>
-                <w:rFonts w:ascii="Times New Roman" w:hAnsi="Times New Roman" w:cs="Times New Roman"/>
-              </w:rPr>
-              <w:t>25/03/2026</w:t>
+            </w:pPr>
+            <w:r>
+              <w:t>16/03/2026 a 29/03/2026</w:t>
             </w:r>
           </w:p>
         </w:tc>
@@ -3885,15 +4707,9 @@
           <w:p>
             <w:pPr>
               <w:spacing w:line="360" w:lineRule="auto"/>
-              <w:rPr>
-                <w:rFonts w:ascii="Times New Roman" w:hAnsi="Times New Roman" w:cs="Times New Roman"/>
-              </w:rPr>
-            </w:pPr>
-            <w:r>
-              <w:rPr>
-                <w:rFonts w:ascii="Times New Roman" w:hAnsi="Times New Roman" w:cs="Times New Roman"/>
-              </w:rPr>
-              <w:t>Orientações referentes à Quinzena 2</w:t>
+            </w:pPr>
+            <w:r>
+              <w:t>Paradas como nós e conexões como arestas</w:t>
             </w:r>
           </w:p>
         </w:tc>
@@ -3907,15 +4723,9 @@
           <w:p>
             <w:pPr>
               <w:spacing w:line="360" w:lineRule="auto"/>
-              <w:rPr>
-                <w:rFonts w:ascii="Times New Roman" w:hAnsi="Times New Roman" w:cs="Times New Roman"/>
-              </w:rPr>
-            </w:pPr>
-            <w:r>
-              <w:rPr>
-                <w:rFonts w:ascii="Times New Roman" w:hAnsi="Times New Roman" w:cs="Times New Roman"/>
-              </w:rPr>
-              <w:t>Reunião do grupo</w:t>
+            </w:pPr>
+            <w:r>
+              <w:t>Cálculo de métricas de centralidade</w:t>
             </w:r>
           </w:p>
         </w:tc>
@@ -3928,15 +4738,9 @@
             <w:pPr>
               <w:spacing w:line="360" w:lineRule="auto"/>
               <w:jc w:val="center"/>
-              <w:rPr>
-                <w:rFonts w:ascii="Times New Roman" w:hAnsi="Times New Roman" w:cs="Times New Roman"/>
-              </w:rPr>
-            </w:pPr>
-            <w:r>
-              <w:rPr>
-                <w:rFonts w:ascii="Times New Roman" w:hAnsi="Times New Roman" w:cs="Times New Roman"/>
-              </w:rPr>
-              <w:t>25/03/2026</w:t>
+            </w:pPr>
+            <w:r>
+              <w:t>16/03/2026 a 29/03/2026</w:t>
             </w:r>
           </w:p>
         </w:tc>
@@ -3948,9 +4752,6 @@
           <w:p>
             <w:pPr>
               <w:spacing w:line="360" w:lineRule="auto"/>
-              <w:rPr>
-                <w:rFonts w:ascii="Times New Roman" w:hAnsi="Times New Roman" w:cs="Times New Roman"/>
-              </w:rPr>
             </w:pPr>
           </w:p>
         </w:tc>
@@ -3964,10 +4765,10 @@
           <w:p>
             <w:pPr>
               <w:spacing w:line="360" w:lineRule="auto"/>
-              <w:rPr>
-                <w:rFonts w:ascii="Times New Roman" w:hAnsi="Times New Roman" w:cs="Times New Roman"/>
-              </w:rPr>
-            </w:pPr>
+            </w:pPr>
+            <w:r>
+              <w:t>Levantamento bibliográfico inicial</w:t>
+            </w:r>
           </w:p>
         </w:tc>
         <w:tc>
@@ -3979,10 +4780,10 @@
             <w:pPr>
               <w:spacing w:line="360" w:lineRule="auto"/>
               <w:jc w:val="center"/>
-              <w:rPr>
-                <w:rFonts w:ascii="Times New Roman" w:hAnsi="Times New Roman" w:cs="Times New Roman"/>
-              </w:rPr>
-            </w:pPr>
+            </w:pPr>
+            <w:r>
+              <w:t>16/03/2026 a 29/03/2026</w:t>
+            </w:r>
           </w:p>
         </w:tc>
         <w:tc>
@@ -3993,10 +4794,10 @@
           <w:p>
             <w:pPr>
               <w:spacing w:line="360" w:lineRule="auto"/>
-              <w:rPr>
-                <w:rFonts w:ascii="Times New Roman" w:hAnsi="Times New Roman" w:cs="Times New Roman"/>
-              </w:rPr>
-            </w:pPr>
+            </w:pPr>
+            <w:r>
+              <w:t>No mínimo, 5 artigos recentes relacionados</w:t>
+            </w:r>
           </w:p>
         </w:tc>
       </w:tr>
@@ -4009,15 +4810,9 @@
           <w:p>
             <w:pPr>
               <w:spacing w:line="360" w:lineRule="auto"/>
-              <w:rPr>
-                <w:rFonts w:ascii="Times New Roman" w:hAnsi="Times New Roman" w:cs="Times New Roman"/>
-              </w:rPr>
-            </w:pPr>
-            <w:r>
-              <w:rPr>
-                <w:rFonts w:ascii="Times New Roman" w:hAnsi="Times New Roman" w:cs="Times New Roman"/>
-              </w:rPr>
-              <w:t>Desenvolvimento do Projeto de Pesquisa</w:t>
+            </w:pPr>
+            <w:r>
+              <w:t>Reunião com orientador</w:t>
             </w:r>
           </w:p>
         </w:tc>
@@ -4030,15 +4825,9 @@
             <w:pPr>
               <w:spacing w:line="360" w:lineRule="auto"/>
               <w:jc w:val="center"/>
-              <w:rPr>
-                <w:rFonts w:ascii="Times New Roman" w:hAnsi="Times New Roman" w:cs="Times New Roman"/>
-              </w:rPr>
-            </w:pPr>
-            <w:r>
-              <w:rPr>
-                <w:rFonts w:ascii="Times New Roman" w:hAnsi="Times New Roman" w:cs="Times New Roman"/>
-              </w:rPr>
-              <w:t>16/03/2026 a 29/03/2026</w:t>
+            </w:pPr>
+            <w:r>
+              <w:t>25/03/2026</w:t>
             </w:r>
           </w:p>
         </w:tc>
@@ -4050,10 +4839,101 @@
           <w:p>
             <w:pPr>
               <w:spacing w:line="360" w:lineRule="auto"/>
-              <w:rPr>
-                <w:rFonts w:ascii="Times New Roman" w:hAnsi="Times New Roman" w:cs="Times New Roman"/>
-              </w:rPr>
-            </w:pPr>
+            </w:pPr>
+            <w:r>
+              <w:t>Orientações referentes à Quinzena 2</w:t>
+            </w:r>
+          </w:p>
+        </w:tc>
+      </w:tr>
+      <w:tr>
+        <w:tc>
+          <w:tcPr>
+            <w:tcW w:w="3681" w:type="dxa"/>
+            <w:vAlign w:val="center"/>
+          </w:tcPr>
+          <w:p>
+            <w:pPr>
+              <w:spacing w:line="360" w:lineRule="auto"/>
+            </w:pPr>
+            <w:r>
+              <w:t>Reunião do grupo</w:t>
+            </w:r>
+          </w:p>
+        </w:tc>
+        <w:tc>
+          <w:tcPr>
+            <w:tcW w:w="1559" w:type="dxa"/>
+            <w:vAlign w:val="center"/>
+          </w:tcPr>
+          <w:p>
+            <w:pPr>
+              <w:spacing w:line="360" w:lineRule="auto"/>
+              <w:jc w:val="center"/>
+            </w:pPr>
+            <w:r>
+              <w:t>25/03/2026</w:t>
+            </w:r>
+          </w:p>
+        </w:tc>
+        <w:tc>
+          <w:tcPr>
+            <w:tcW w:w="3686" w:type="dxa"/>
+            <w:vAlign w:val="center"/>
+          </w:tcPr>
+          <w:p>
+            <w:pPr>
+              <w:spacing w:line="360" w:lineRule="auto"/>
+            </w:pPr>
+          </w:p>
+        </w:tc>
+      </w:tr>
+      <w:tr>
+        <w:tc>
+          <w:tcPr>
+            <w:tcW w:w="3681" w:type="dxa"/>
+            <w:vAlign w:val="center"/>
+          </w:tcPr>
+          <w:p>
+            <w:pPr>
+              <w:spacing w:line="360" w:lineRule="auto"/>
+            </w:pPr>
+            <w:r>
+              <w:lastRenderedPageBreak/>
+              <w:t>Desenvolvimento do Projeto de Pesquisa</w:t>
+            </w:r>
+          </w:p>
+        </w:tc>
+        <w:tc>
+          <w:tcPr>
+            <w:tcW w:w="1559" w:type="dxa"/>
+            <w:vAlign w:val="center"/>
+          </w:tcPr>
+          <w:p>
+            <w:pPr>
+              <w:spacing w:line="360" w:lineRule="auto"/>
+              <w:jc w:val="center"/>
+            </w:pPr>
+            <w:r>
+              <w:t>16/03/2026 a 29/03/2026</w:t>
+            </w:r>
+          </w:p>
+        </w:tc>
+        <w:tc>
+          <w:tcPr>
+            <w:tcW w:w="3686" w:type="dxa"/>
+            <w:vAlign w:val="center"/>
+          </w:tcPr>
+          <w:p>
+            <w:pPr>
+              <w:spacing w:line="360" w:lineRule="auto"/>
+            </w:pPr>
+            <w:r>
+              <w:t xml:space="preserve">Introdução, Objetivos Geral e Específicos e </w:t>
+            </w:r>
+            <w:r>
+              <w:t>Procedimentos Metodológicos</w:t>
+            </w:r>
           </w:p>
         </w:tc>
       </w:tr>
@@ -4063,14 +4943,12 @@
         <w:spacing w:line="360" w:lineRule="auto"/>
         <w:jc w:val="center"/>
         <w:rPr>
-          <w:rFonts w:ascii="Times New Roman" w:hAnsi="Times New Roman" w:cs="Times New Roman"/>
           <w:sz w:val="20"/>
           <w:szCs w:val="20"/>
         </w:rPr>
       </w:pPr>
       <w:r>
         <w:rPr>
-          <w:rFonts w:ascii="Times New Roman" w:hAnsi="Times New Roman" w:cs="Times New Roman"/>
           <w:sz w:val="20"/>
           <w:szCs w:val="20"/>
         </w:rPr>
@@ -4080,9 +4958,6 @@
     <w:p>
       <w:pPr>
         <w:spacing w:line="360" w:lineRule="auto"/>
-        <w:rPr>
-          <w:rFonts w:ascii="Times New Roman" w:hAnsi="Times New Roman" w:cs="Times New Roman"/>
-        </w:rPr>
       </w:pPr>
     </w:p>
     <w:p>
@@ -4091,7 +4966,7 @@
         <w:keepNext/>
         <w:jc w:val="center"/>
       </w:pPr>
-      <w:bookmarkStart w:id="8" w:name="_Toc223606172"/>
+      <w:bookmarkStart w:id="15" w:name="_Toc223606172"/>
       <w:r>
         <w:t xml:space="preserve">Tabela </w:t>
       </w:r>
@@ -4116,7 +4991,7 @@
       <w:r>
         <w:t xml:space="preserve"> - Cronograma de pesquisa da Quinzena 3</w:t>
       </w:r>
-      <w:bookmarkEnd w:id="8"/>
+      <w:bookmarkEnd w:id="15"/>
     </w:p>
     <w:tbl>
       <w:tblPr>
@@ -4139,29 +5014,16 @@
           <w:p>
             <w:pPr>
               <w:spacing w:line="360" w:lineRule="auto"/>
-              <w:rPr>
-                <w:rFonts w:ascii="Times New Roman" w:hAnsi="Times New Roman" w:cs="Times New Roman"/>
-              </w:rPr>
-            </w:pPr>
-            <w:r>
-              <w:rPr>
-                <w:rFonts w:ascii="Times New Roman" w:hAnsi="Times New Roman" w:cs="Times New Roman"/>
-              </w:rPr>
+            </w:pPr>
+            <w:r>
               <w:t>Quinzena 3: 30/03/2026 a 12/04/2026</w:t>
             </w:r>
           </w:p>
           <w:p>
             <w:pPr>
               <w:spacing w:line="360" w:lineRule="auto"/>
-              <w:rPr>
-                <w:rFonts w:ascii="Times New Roman" w:hAnsi="Times New Roman" w:cs="Times New Roman"/>
-              </w:rPr>
-            </w:pPr>
-            <w:r>
-              <w:rPr>
-                <w:rFonts w:ascii="Times New Roman" w:hAnsi="Times New Roman" w:cs="Times New Roman"/>
-              </w:rPr>
-              <w:lastRenderedPageBreak/>
+            </w:pPr>
+            <w:r>
               <w:t>Objetivo: Material e Métodos - Primeira Entrega</w:t>
             </w:r>
           </w:p>
@@ -4177,15 +5039,8 @@
             <w:pPr>
               <w:spacing w:line="360" w:lineRule="auto"/>
               <w:jc w:val="center"/>
-              <w:rPr>
-                <w:rFonts w:ascii="Times New Roman" w:hAnsi="Times New Roman" w:cs="Times New Roman"/>
-              </w:rPr>
-            </w:pPr>
-            <w:r>
-              <w:rPr>
-                <w:rFonts w:ascii="Times New Roman" w:hAnsi="Times New Roman" w:cs="Times New Roman"/>
-              </w:rPr>
-              <w:lastRenderedPageBreak/>
+            </w:pPr>
+            <w:r>
               <w:t>Atividade</w:t>
             </w:r>
           </w:p>
@@ -4199,14 +5054,8 @@
             <w:pPr>
               <w:spacing w:line="360" w:lineRule="auto"/>
               <w:jc w:val="center"/>
-              <w:rPr>
-                <w:rFonts w:ascii="Times New Roman" w:hAnsi="Times New Roman" w:cs="Times New Roman"/>
-              </w:rPr>
-            </w:pPr>
-            <w:r>
-              <w:rPr>
-                <w:rFonts w:ascii="Times New Roman" w:hAnsi="Times New Roman" w:cs="Times New Roman"/>
-              </w:rPr>
+            </w:pPr>
+            <w:r>
               <w:t>Data</w:t>
             </w:r>
           </w:p>
@@ -4220,14 +5069,8 @@
             <w:pPr>
               <w:spacing w:line="360" w:lineRule="auto"/>
               <w:jc w:val="center"/>
-              <w:rPr>
-                <w:rFonts w:ascii="Times New Roman" w:hAnsi="Times New Roman" w:cs="Times New Roman"/>
-              </w:rPr>
-            </w:pPr>
-            <w:r>
-              <w:rPr>
-                <w:rFonts w:ascii="Times New Roman" w:hAnsi="Times New Roman" w:cs="Times New Roman"/>
-              </w:rPr>
+            </w:pPr>
+            <w:r>
               <w:t>Observação</w:t>
             </w:r>
           </w:p>
@@ -4242,14 +5085,8 @@
           <w:p>
             <w:pPr>
               <w:spacing w:line="360" w:lineRule="auto"/>
-              <w:rPr>
-                <w:rFonts w:ascii="Times New Roman" w:hAnsi="Times New Roman" w:cs="Times New Roman"/>
-              </w:rPr>
-            </w:pPr>
-            <w:r>
-              <w:rPr>
-                <w:rFonts w:ascii="Times New Roman" w:hAnsi="Times New Roman" w:cs="Times New Roman"/>
-              </w:rPr>
+            </w:pPr>
+            <w:r>
               <w:t>Reunião do grupo</w:t>
             </w:r>
           </w:p>
@@ -4263,14 +5100,8 @@
             <w:pPr>
               <w:spacing w:line="360" w:lineRule="auto"/>
               <w:jc w:val="center"/>
-              <w:rPr>
-                <w:rFonts w:ascii="Times New Roman" w:hAnsi="Times New Roman" w:cs="Times New Roman"/>
-              </w:rPr>
-            </w:pPr>
-            <w:r>
-              <w:rPr>
-                <w:rFonts w:ascii="Times New Roman" w:hAnsi="Times New Roman" w:cs="Times New Roman"/>
-              </w:rPr>
+            </w:pPr>
+            <w:r>
               <w:t>01/04/2026</w:t>
             </w:r>
           </w:p>
@@ -4284,9 +5115,6 @@
             <w:pPr>
               <w:spacing w:line="360" w:lineRule="auto"/>
               <w:jc w:val="center"/>
-              <w:rPr>
-                <w:rFonts w:ascii="Times New Roman" w:hAnsi="Times New Roman" w:cs="Times New Roman"/>
-              </w:rPr>
             </w:pPr>
           </w:p>
         </w:tc>
@@ -4300,14 +5128,8 @@
           <w:p>
             <w:pPr>
               <w:spacing w:line="360" w:lineRule="auto"/>
-              <w:rPr>
-                <w:rFonts w:ascii="Times New Roman" w:hAnsi="Times New Roman" w:cs="Times New Roman"/>
-              </w:rPr>
-            </w:pPr>
-            <w:r>
-              <w:rPr>
-                <w:rFonts w:ascii="Times New Roman" w:hAnsi="Times New Roman" w:cs="Times New Roman"/>
-              </w:rPr>
+            </w:pPr>
+            <w:r>
               <w:t>Reunião com orientador</w:t>
             </w:r>
           </w:p>
@@ -4321,14 +5143,8 @@
             <w:pPr>
               <w:spacing w:line="360" w:lineRule="auto"/>
               <w:jc w:val="center"/>
-              <w:rPr>
-                <w:rFonts w:ascii="Times New Roman" w:hAnsi="Times New Roman" w:cs="Times New Roman"/>
-              </w:rPr>
-            </w:pPr>
-            <w:r>
-              <w:rPr>
-                <w:rFonts w:ascii="Times New Roman" w:hAnsi="Times New Roman" w:cs="Times New Roman"/>
-              </w:rPr>
+            </w:pPr>
+            <w:r>
               <w:t>08/04/2026</w:t>
             </w:r>
           </w:p>
@@ -4341,15 +5157,8 @@
           <w:p>
             <w:pPr>
               <w:spacing w:line="360" w:lineRule="auto"/>
-              <w:jc w:val="center"/>
-              <w:rPr>
-                <w:rFonts w:ascii="Times New Roman" w:hAnsi="Times New Roman" w:cs="Times New Roman"/>
-              </w:rPr>
-            </w:pPr>
-            <w:r>
-              <w:rPr>
-                <w:rFonts w:ascii="Times New Roman" w:hAnsi="Times New Roman" w:cs="Times New Roman"/>
-              </w:rPr>
+            </w:pPr>
+            <w:r>
               <w:t>Orientações referentes à Quinzena 3</w:t>
             </w:r>
           </w:p>
@@ -4364,14 +5173,8 @@
           <w:p>
             <w:pPr>
               <w:spacing w:line="360" w:lineRule="auto"/>
-              <w:rPr>
-                <w:rFonts w:ascii="Times New Roman" w:hAnsi="Times New Roman" w:cs="Times New Roman"/>
-              </w:rPr>
-            </w:pPr>
-            <w:r>
-              <w:rPr>
-                <w:rFonts w:ascii="Times New Roman" w:hAnsi="Times New Roman" w:cs="Times New Roman"/>
-              </w:rPr>
+            </w:pPr>
+            <w:r>
               <w:t>Reunião do grupo</w:t>
             </w:r>
           </w:p>
@@ -4385,14 +5188,8 @@
             <w:pPr>
               <w:spacing w:line="360" w:lineRule="auto"/>
               <w:jc w:val="center"/>
-              <w:rPr>
-                <w:rFonts w:ascii="Times New Roman" w:hAnsi="Times New Roman" w:cs="Times New Roman"/>
-              </w:rPr>
-            </w:pPr>
-            <w:r>
-              <w:rPr>
-                <w:rFonts w:ascii="Times New Roman" w:hAnsi="Times New Roman" w:cs="Times New Roman"/>
-              </w:rPr>
+            </w:pPr>
+            <w:r>
               <w:t>08/04/2026</w:t>
             </w:r>
           </w:p>
@@ -4405,10 +5202,6 @@
           <w:p>
             <w:pPr>
               <w:spacing w:line="360" w:lineRule="auto"/>
-              <w:jc w:val="center"/>
-              <w:rPr>
-                <w:rFonts w:ascii="Times New Roman" w:hAnsi="Times New Roman" w:cs="Times New Roman"/>
-              </w:rPr>
             </w:pPr>
           </w:p>
         </w:tc>
@@ -4422,14 +5215,8 @@
           <w:p>
             <w:pPr>
               <w:spacing w:line="360" w:lineRule="auto"/>
-              <w:rPr>
-                <w:rFonts w:ascii="Times New Roman" w:hAnsi="Times New Roman" w:cs="Times New Roman"/>
-              </w:rPr>
-            </w:pPr>
-            <w:r>
-              <w:rPr>
-                <w:rFonts w:ascii="Times New Roman" w:hAnsi="Times New Roman" w:cs="Times New Roman"/>
-              </w:rPr>
+            </w:pPr>
+            <w:r>
               <w:t>Desenvolvimento do Projeto de Pesquisa</w:t>
             </w:r>
           </w:p>
@@ -4443,14 +5230,8 @@
             <w:pPr>
               <w:spacing w:line="360" w:lineRule="auto"/>
               <w:jc w:val="center"/>
-              <w:rPr>
-                <w:rFonts w:ascii="Times New Roman" w:hAnsi="Times New Roman" w:cs="Times New Roman"/>
-              </w:rPr>
-            </w:pPr>
-            <w:r>
-              <w:rPr>
-                <w:rFonts w:ascii="Times New Roman" w:hAnsi="Times New Roman" w:cs="Times New Roman"/>
-              </w:rPr>
+            </w:pPr>
+            <w:r>
               <w:t>30/03/2026 a 06/04/2026</w:t>
             </w:r>
           </w:p>
@@ -4463,11 +5244,10 @@
           <w:p>
             <w:pPr>
               <w:spacing w:line="360" w:lineRule="auto"/>
-              <w:jc w:val="center"/>
-              <w:rPr>
-                <w:rFonts w:ascii="Times New Roman" w:hAnsi="Times New Roman" w:cs="Times New Roman"/>
-              </w:rPr>
-            </w:pPr>
+            </w:pPr>
+            <w:r>
+              <w:t>Procedimentos Metodológicos e Conclusão</w:t>
+            </w:r>
           </w:p>
         </w:tc>
       </w:tr>
@@ -4480,15 +5260,15 @@
           <w:p>
             <w:pPr>
               <w:spacing w:line="360" w:lineRule="auto"/>
-              <w:rPr>
-                <w:rFonts w:ascii="Times New Roman" w:hAnsi="Times New Roman" w:cs="Times New Roman"/>
-              </w:rPr>
-            </w:pPr>
-            <w:r>
-              <w:rPr>
-                <w:rFonts w:ascii="Times New Roman" w:hAnsi="Times New Roman" w:cs="Times New Roman"/>
-              </w:rPr>
-              <w:t>Entrega do Projeto de Pesquisa (1ª entrega)</w:t>
+            </w:pPr>
+            <w:r>
+              <w:t>Entrega do Projeto de Pesquisa (1ª entrega</w:t>
+            </w:r>
+            <w:r>
+              <w:t xml:space="preserve"> - 1ª tentativa</w:t>
+            </w:r>
+            <w:r>
+              <w:t>)</w:t>
             </w:r>
           </w:p>
         </w:tc>
@@ -4501,14 +5281,8 @@
             <w:pPr>
               <w:spacing w:line="360" w:lineRule="auto"/>
               <w:jc w:val="center"/>
-              <w:rPr>
-                <w:rFonts w:ascii="Times New Roman" w:hAnsi="Times New Roman" w:cs="Times New Roman"/>
-              </w:rPr>
-            </w:pPr>
-            <w:r>
-              <w:rPr>
-                <w:rFonts w:ascii="Times New Roman" w:hAnsi="Times New Roman" w:cs="Times New Roman"/>
-              </w:rPr>
+            </w:pPr>
+            <w:r>
               <w:t>07/04/2026</w:t>
             </w:r>
           </w:p>
@@ -4521,10 +5295,6 @@
           <w:p>
             <w:pPr>
               <w:spacing w:line="360" w:lineRule="auto"/>
-              <w:jc w:val="center"/>
-              <w:rPr>
-                <w:rFonts w:ascii="Times New Roman" w:hAnsi="Times New Roman" w:cs="Times New Roman"/>
-              </w:rPr>
             </w:pPr>
           </w:p>
         </w:tc>
@@ -4538,14 +5308,8 @@
           <w:p>
             <w:pPr>
               <w:spacing w:line="360" w:lineRule="auto"/>
-              <w:rPr>
-                <w:rFonts w:ascii="Times New Roman" w:hAnsi="Times New Roman" w:cs="Times New Roman"/>
-              </w:rPr>
-            </w:pPr>
-            <w:r>
-              <w:rPr>
-                <w:rFonts w:ascii="Times New Roman" w:hAnsi="Times New Roman" w:cs="Times New Roman"/>
-              </w:rPr>
+            </w:pPr>
+            <w:r>
               <w:t>Revisão do Projeto de Pesquisa</w:t>
             </w:r>
           </w:p>
@@ -4559,14 +5323,8 @@
             <w:pPr>
               <w:spacing w:line="360" w:lineRule="auto"/>
               <w:jc w:val="center"/>
-              <w:rPr>
-                <w:rFonts w:ascii="Times New Roman" w:hAnsi="Times New Roman" w:cs="Times New Roman"/>
-              </w:rPr>
-            </w:pPr>
-            <w:r>
-              <w:rPr>
-                <w:rFonts w:ascii="Times New Roman" w:hAnsi="Times New Roman" w:cs="Times New Roman"/>
-              </w:rPr>
+            </w:pPr>
+            <w:r>
               <w:t>08/04/2026 a 11/04/2026</w:t>
             </w:r>
           </w:p>
@@ -4579,10 +5337,6 @@
           <w:p>
             <w:pPr>
               <w:spacing w:line="360" w:lineRule="auto"/>
-              <w:jc w:val="center"/>
-              <w:rPr>
-                <w:rFonts w:ascii="Times New Roman" w:hAnsi="Times New Roman" w:cs="Times New Roman"/>
-              </w:rPr>
             </w:pPr>
           </w:p>
         </w:tc>
@@ -4596,14 +5350,8 @@
           <w:p>
             <w:pPr>
               <w:spacing w:line="360" w:lineRule="auto"/>
-              <w:rPr>
-                <w:rFonts w:ascii="Times New Roman" w:hAnsi="Times New Roman" w:cs="Times New Roman"/>
-              </w:rPr>
-            </w:pPr>
-            <w:r>
-              <w:rPr>
-                <w:rFonts w:ascii="Times New Roman" w:hAnsi="Times New Roman" w:cs="Times New Roman"/>
-              </w:rPr>
+            </w:pPr>
+            <w:r>
               <w:t>Entrega definitiva do Projeto de Pesquisa</w:t>
             </w:r>
           </w:p>
@@ -4617,14 +5365,8 @@
             <w:pPr>
               <w:spacing w:line="360" w:lineRule="auto"/>
               <w:jc w:val="center"/>
-              <w:rPr>
-                <w:rFonts w:ascii="Times New Roman" w:hAnsi="Times New Roman" w:cs="Times New Roman"/>
-              </w:rPr>
-            </w:pPr>
-            <w:r>
-              <w:rPr>
-                <w:rFonts w:ascii="Times New Roman" w:hAnsi="Times New Roman" w:cs="Times New Roman"/>
-              </w:rPr>
+            </w:pPr>
+            <w:r>
               <w:t>12/04/2026</w:t>
             </w:r>
           </w:p>
@@ -4637,10 +5379,6 @@
           <w:p>
             <w:pPr>
               <w:spacing w:line="360" w:lineRule="auto"/>
-              <w:jc w:val="center"/>
-              <w:rPr>
-                <w:rFonts w:ascii="Times New Roman" w:hAnsi="Times New Roman" w:cs="Times New Roman"/>
-              </w:rPr>
             </w:pPr>
           </w:p>
         </w:tc>
@@ -4651,14 +5389,12 @@
         <w:spacing w:line="360" w:lineRule="auto"/>
         <w:jc w:val="center"/>
         <w:rPr>
-          <w:rFonts w:ascii="Times New Roman" w:hAnsi="Times New Roman" w:cs="Times New Roman"/>
           <w:sz w:val="20"/>
           <w:szCs w:val="20"/>
         </w:rPr>
       </w:pPr>
       <w:r>
         <w:rPr>
-          <w:rFonts w:ascii="Times New Roman" w:hAnsi="Times New Roman" w:cs="Times New Roman"/>
           <w:sz w:val="20"/>
           <w:szCs w:val="20"/>
         </w:rPr>
@@ -4668,9 +5404,6 @@
     <w:p>
       <w:pPr>
         <w:spacing w:line="360" w:lineRule="auto"/>
-        <w:rPr>
-          <w:rFonts w:ascii="Times New Roman" w:hAnsi="Times New Roman" w:cs="Times New Roman"/>
-        </w:rPr>
       </w:pPr>
     </w:p>
     <w:p>
@@ -4679,7 +5412,7 @@
         <w:keepNext/>
         <w:jc w:val="center"/>
       </w:pPr>
-      <w:bookmarkStart w:id="9" w:name="_Toc223606173"/>
+      <w:bookmarkStart w:id="16" w:name="_Toc223606173"/>
       <w:r>
         <w:t xml:space="preserve">Tabela </w:t>
       </w:r>
@@ -4704,7 +5437,7 @@
       <w:r>
         <w:t xml:space="preserve"> - Cronograma de pesquisa da Quinzena 4</w:t>
       </w:r>
-      <w:bookmarkEnd w:id="9"/>
+      <w:bookmarkEnd w:id="16"/>
     </w:p>
     <w:tbl>
       <w:tblPr>
@@ -4726,34 +5459,19 @@
           <w:p>
             <w:pPr>
               <w:spacing w:line="360" w:lineRule="auto"/>
-              <w:rPr>
-                <w:rFonts w:ascii="Times New Roman" w:hAnsi="Times New Roman" w:cs="Times New Roman"/>
-              </w:rPr>
-            </w:pPr>
-            <w:r>
-              <w:rPr>
-                <w:rFonts w:ascii="Times New Roman" w:hAnsi="Times New Roman" w:cs="Times New Roman"/>
-              </w:rPr>
+            </w:pPr>
+            <w:r>
               <w:t>Quinzena 4: 13/04/2026 a 26/04/</w:t>
             </w:r>
             <w:r>
-              <w:rPr>
-                <w:rFonts w:ascii="Times New Roman" w:hAnsi="Times New Roman" w:cs="Times New Roman"/>
-              </w:rPr>
               <w:t>2026</w:t>
             </w:r>
           </w:p>
           <w:p>
             <w:pPr>
               <w:spacing w:line="360" w:lineRule="auto"/>
-              <w:rPr>
-                <w:rFonts w:ascii="Times New Roman" w:hAnsi="Times New Roman" w:cs="Times New Roman"/>
-              </w:rPr>
-            </w:pPr>
-            <w:r>
-              <w:rPr>
-                <w:rFonts w:ascii="Times New Roman" w:hAnsi="Times New Roman" w:cs="Times New Roman"/>
-              </w:rPr>
+            </w:pPr>
+            <w:r>
               <w:t>Objetivo: Pesquisa bibliográfica</w:t>
             </w:r>
           </w:p>
@@ -4768,14 +5486,8 @@
             <w:pPr>
               <w:spacing w:line="360" w:lineRule="auto"/>
               <w:jc w:val="center"/>
-              <w:rPr>
-                <w:rFonts w:ascii="Times New Roman" w:hAnsi="Times New Roman" w:cs="Times New Roman"/>
-              </w:rPr>
-            </w:pPr>
-            <w:r>
-              <w:rPr>
-                <w:rFonts w:ascii="Times New Roman" w:hAnsi="Times New Roman" w:cs="Times New Roman"/>
-              </w:rPr>
+            </w:pPr>
+            <w:r>
               <w:t>Atividade</w:t>
             </w:r>
           </w:p>
@@ -4788,14 +5500,8 @@
             <w:pPr>
               <w:spacing w:line="360" w:lineRule="auto"/>
               <w:jc w:val="center"/>
-              <w:rPr>
-                <w:rFonts w:ascii="Times New Roman" w:hAnsi="Times New Roman" w:cs="Times New Roman"/>
-              </w:rPr>
-            </w:pPr>
-            <w:r>
-              <w:rPr>
-                <w:rFonts w:ascii="Times New Roman" w:hAnsi="Times New Roman" w:cs="Times New Roman"/>
-              </w:rPr>
+            </w:pPr>
+            <w:r>
               <w:t>Data</w:t>
             </w:r>
           </w:p>
@@ -4808,14 +5514,8 @@
             <w:pPr>
               <w:spacing w:line="360" w:lineRule="auto"/>
               <w:jc w:val="center"/>
-              <w:rPr>
-                <w:rFonts w:ascii="Times New Roman" w:hAnsi="Times New Roman" w:cs="Times New Roman"/>
-              </w:rPr>
-            </w:pPr>
-            <w:r>
-              <w:rPr>
-                <w:rFonts w:ascii="Times New Roman" w:hAnsi="Times New Roman" w:cs="Times New Roman"/>
-              </w:rPr>
+            </w:pPr>
+            <w:r>
               <w:t>Observação</w:t>
             </w:r>
           </w:p>
@@ -4829,14 +5529,8 @@
           <w:p>
             <w:pPr>
               <w:spacing w:line="360" w:lineRule="auto"/>
-              <w:rPr>
-                <w:rFonts w:ascii="Times New Roman" w:hAnsi="Times New Roman" w:cs="Times New Roman"/>
-              </w:rPr>
-            </w:pPr>
-            <w:r>
-              <w:rPr>
-                <w:rFonts w:ascii="Times New Roman" w:hAnsi="Times New Roman" w:cs="Times New Roman"/>
-              </w:rPr>
+            </w:pPr>
+            <w:r>
               <w:t>Reunião do grupo</w:t>
             </w:r>
           </w:p>
@@ -4849,14 +5543,8 @@
             <w:pPr>
               <w:spacing w:line="360" w:lineRule="auto"/>
               <w:jc w:val="center"/>
-              <w:rPr>
-                <w:rFonts w:ascii="Times New Roman" w:hAnsi="Times New Roman" w:cs="Times New Roman"/>
-              </w:rPr>
-            </w:pPr>
-            <w:r>
-              <w:rPr>
-                <w:rFonts w:ascii="Times New Roman" w:hAnsi="Times New Roman" w:cs="Times New Roman"/>
-              </w:rPr>
+            </w:pPr>
+            <w:r>
               <w:t>15/04/2026</w:t>
             </w:r>
           </w:p>
@@ -4868,9 +5556,6 @@
           <w:p>
             <w:pPr>
               <w:spacing w:line="360" w:lineRule="auto"/>
-              <w:rPr>
-                <w:rFonts w:ascii="Times New Roman" w:hAnsi="Times New Roman" w:cs="Times New Roman"/>
-              </w:rPr>
             </w:pPr>
           </w:p>
         </w:tc>
@@ -4883,15 +5568,9 @@
           <w:p>
             <w:pPr>
               <w:spacing w:line="360" w:lineRule="auto"/>
-              <w:rPr>
-                <w:rFonts w:ascii="Times New Roman" w:hAnsi="Times New Roman" w:cs="Times New Roman"/>
-              </w:rPr>
-            </w:pPr>
-            <w:r>
-              <w:rPr>
-                <w:rFonts w:ascii="Times New Roman" w:hAnsi="Times New Roman" w:cs="Times New Roman"/>
-              </w:rPr>
-              <w:t>Reunião com orientador</w:t>
+            </w:pPr>
+            <w:r>
+              <w:t>Aprofundamento da pesquisa bibliográfica</w:t>
             </w:r>
           </w:p>
         </w:tc>
@@ -4903,15 +5582,9 @@
             <w:pPr>
               <w:spacing w:line="360" w:lineRule="auto"/>
               <w:jc w:val="center"/>
-              <w:rPr>
-                <w:rFonts w:ascii="Times New Roman" w:hAnsi="Times New Roman" w:cs="Times New Roman"/>
-              </w:rPr>
-            </w:pPr>
-            <w:r>
-              <w:rPr>
-                <w:rFonts w:ascii="Times New Roman" w:hAnsi="Times New Roman" w:cs="Times New Roman"/>
-              </w:rPr>
-              <w:t>22/04/2026</w:t>
+            </w:pPr>
+            <w:r>
+              <w:t>13/04/2026 a 26/04/2026</w:t>
             </w:r>
           </w:p>
         </w:tc>
@@ -4922,15 +5595,19 @@
           <w:p>
             <w:pPr>
               <w:spacing w:line="360" w:lineRule="auto"/>
-              <w:rPr>
-                <w:rFonts w:ascii="Times New Roman" w:hAnsi="Times New Roman" w:cs="Times New Roman"/>
-              </w:rPr>
-            </w:pPr>
-            <w:r>
-              <w:rPr>
-                <w:rFonts w:ascii="Times New Roman" w:hAnsi="Times New Roman" w:cs="Times New Roman"/>
-              </w:rPr>
-              <w:t>Orientações referentes à Quinzena 4</w:t>
+            </w:pPr>
+            <w:r>
+              <w:t xml:space="preserve">Expansão do referencial teórico com base no </w:t>
+            </w:r>
+            <w:r>
+              <w:rPr>
+                <w:i/>
+                <w:iCs/>
+              </w:rPr>
+              <w:t>feedback</w:t>
+            </w:r>
+            <w:r>
+              <w:t xml:space="preserve"> do orientador</w:t>
             </w:r>
           </w:p>
         </w:tc>
@@ -4943,15 +5620,9 @@
           <w:p>
             <w:pPr>
               <w:spacing w:line="360" w:lineRule="auto"/>
-              <w:rPr>
-                <w:rFonts w:ascii="Times New Roman" w:hAnsi="Times New Roman" w:cs="Times New Roman"/>
-              </w:rPr>
-            </w:pPr>
-            <w:r>
-              <w:rPr>
-                <w:rFonts w:ascii="Times New Roman" w:hAnsi="Times New Roman" w:cs="Times New Roman"/>
-              </w:rPr>
-              <w:t>Reunião do grupo</w:t>
+            </w:pPr>
+            <w:r>
+              <w:t>Simulação de resiliência da rede</w:t>
             </w:r>
           </w:p>
         </w:tc>
@@ -4963,15 +5634,9 @@
             <w:pPr>
               <w:spacing w:line="360" w:lineRule="auto"/>
               <w:jc w:val="center"/>
-              <w:rPr>
-                <w:rFonts w:ascii="Times New Roman" w:hAnsi="Times New Roman" w:cs="Times New Roman"/>
-              </w:rPr>
-            </w:pPr>
-            <w:r>
-              <w:rPr>
-                <w:rFonts w:ascii="Times New Roman" w:hAnsi="Times New Roman" w:cs="Times New Roman"/>
-              </w:rPr>
-              <w:t>22/04/2026</w:t>
+            </w:pPr>
+            <w:r>
+              <w:t>13/04/2026 a 26/04/2026</w:t>
             </w:r>
           </w:p>
         </w:tc>
@@ -4982,9 +5647,6 @@
           <w:p>
             <w:pPr>
               <w:spacing w:line="360" w:lineRule="auto"/>
-              <w:rPr>
-                <w:rFonts w:ascii="Times New Roman" w:hAnsi="Times New Roman" w:cs="Times New Roman"/>
-              </w:rPr>
             </w:pPr>
           </w:p>
         </w:tc>
@@ -4997,10 +5659,11 @@
           <w:p>
             <w:pPr>
               <w:spacing w:line="360" w:lineRule="auto"/>
-              <w:rPr>
-                <w:rFonts w:ascii="Times New Roman" w:hAnsi="Times New Roman" w:cs="Times New Roman"/>
-              </w:rPr>
-            </w:pPr>
+            </w:pPr>
+            <w:r>
+              <w:lastRenderedPageBreak/>
+              <w:t>Análise de componentes conexos e fragmentação</w:t>
+            </w:r>
           </w:p>
         </w:tc>
         <w:tc>
@@ -5011,10 +5674,10 @@
             <w:pPr>
               <w:spacing w:line="360" w:lineRule="auto"/>
               <w:jc w:val="center"/>
-              <w:rPr>
-                <w:rFonts w:ascii="Times New Roman" w:hAnsi="Times New Roman" w:cs="Times New Roman"/>
-              </w:rPr>
-            </w:pPr>
+            </w:pPr>
+            <w:r>
+              <w:t>13/04/2026 a 26/04/2026</w:t>
+            </w:r>
           </w:p>
         </w:tc>
         <w:tc>
@@ -5024,9 +5687,126 @@
           <w:p>
             <w:pPr>
               <w:spacing w:line="360" w:lineRule="auto"/>
-              <w:rPr>
-                <w:rFonts w:ascii="Times New Roman" w:hAnsi="Times New Roman" w:cs="Times New Roman"/>
-              </w:rPr>
+            </w:pPr>
+          </w:p>
+        </w:tc>
+      </w:tr>
+      <w:tr>
+        <w:tc>
+          <w:tcPr>
+            <w:tcW w:w="3681" w:type="dxa"/>
+          </w:tcPr>
+          <w:p>
+            <w:pPr>
+              <w:spacing w:line="360" w:lineRule="auto"/>
+            </w:pPr>
+            <w:r>
+              <w:t>Desenvolvimento da segunda entrega</w:t>
+            </w:r>
+          </w:p>
+        </w:tc>
+        <w:tc>
+          <w:tcPr>
+            <w:tcW w:w="1559" w:type="dxa"/>
+          </w:tcPr>
+          <w:p>
+            <w:pPr>
+              <w:spacing w:line="360" w:lineRule="auto"/>
+              <w:jc w:val="center"/>
+            </w:pPr>
+            <w:r>
+              <w:t>13/04/2026 a 26/04/2026</w:t>
+            </w:r>
+          </w:p>
+        </w:tc>
+        <w:tc>
+          <w:tcPr>
+            <w:tcW w:w="3686" w:type="dxa"/>
+          </w:tcPr>
+          <w:p>
+            <w:pPr>
+              <w:spacing w:line="360" w:lineRule="auto"/>
+            </w:pPr>
+          </w:p>
+        </w:tc>
+      </w:tr>
+      <w:tr>
+        <w:tc>
+          <w:tcPr>
+            <w:tcW w:w="3681" w:type="dxa"/>
+          </w:tcPr>
+          <w:p>
+            <w:pPr>
+              <w:spacing w:line="360" w:lineRule="auto"/>
+            </w:pPr>
+            <w:r>
+              <w:t>Reunião com orientador</w:t>
+            </w:r>
+          </w:p>
+        </w:tc>
+        <w:tc>
+          <w:tcPr>
+            <w:tcW w:w="1559" w:type="dxa"/>
+          </w:tcPr>
+          <w:p>
+            <w:pPr>
+              <w:spacing w:line="360" w:lineRule="auto"/>
+              <w:jc w:val="center"/>
+            </w:pPr>
+            <w:r>
+              <w:t>22/04/2026</w:t>
+            </w:r>
+          </w:p>
+        </w:tc>
+        <w:tc>
+          <w:tcPr>
+            <w:tcW w:w="3686" w:type="dxa"/>
+          </w:tcPr>
+          <w:p>
+            <w:pPr>
+              <w:spacing w:line="360" w:lineRule="auto"/>
+            </w:pPr>
+            <w:r>
+              <w:t>Orientações referentes à Quinzena 4</w:t>
+            </w:r>
+          </w:p>
+        </w:tc>
+      </w:tr>
+      <w:tr>
+        <w:tc>
+          <w:tcPr>
+            <w:tcW w:w="3681" w:type="dxa"/>
+          </w:tcPr>
+          <w:p>
+            <w:pPr>
+              <w:spacing w:line="360" w:lineRule="auto"/>
+            </w:pPr>
+            <w:r>
+              <w:t>Reunião do grupo</w:t>
+            </w:r>
+          </w:p>
+        </w:tc>
+        <w:tc>
+          <w:tcPr>
+            <w:tcW w:w="1559" w:type="dxa"/>
+          </w:tcPr>
+          <w:p>
+            <w:pPr>
+              <w:spacing w:line="360" w:lineRule="auto"/>
+              <w:jc w:val="center"/>
+            </w:pPr>
+            <w:r>
+              <w:t>22/04/2026</w:t>
+            </w:r>
+          </w:p>
+        </w:tc>
+        <w:tc>
+          <w:tcPr>
+            <w:tcW w:w="3686" w:type="dxa"/>
+          </w:tcPr>
+          <w:p>
+            <w:pPr>
+              <w:spacing w:line="360" w:lineRule="auto"/>
             </w:pPr>
           </w:p>
         </w:tc>
@@ -5037,14 +5817,12 @@
         <w:spacing w:line="360" w:lineRule="auto"/>
         <w:jc w:val="center"/>
         <w:rPr>
-          <w:rFonts w:ascii="Times New Roman" w:hAnsi="Times New Roman" w:cs="Times New Roman"/>
           <w:sz w:val="20"/>
           <w:szCs w:val="20"/>
         </w:rPr>
       </w:pPr>
       <w:r>
         <w:rPr>
-          <w:rFonts w:ascii="Times New Roman" w:hAnsi="Times New Roman" w:cs="Times New Roman"/>
           <w:sz w:val="20"/>
           <w:szCs w:val="20"/>
         </w:rPr>
@@ -5054,9 +5832,6 @@
     <w:p>
       <w:pPr>
         <w:spacing w:line="360" w:lineRule="auto"/>
-        <w:rPr>
-          <w:rFonts w:ascii="Times New Roman" w:hAnsi="Times New Roman" w:cs="Times New Roman"/>
-        </w:rPr>
       </w:pPr>
     </w:p>
     <w:p>
@@ -5065,7 +5840,7 @@
         <w:keepNext/>
         <w:jc w:val="center"/>
       </w:pPr>
-      <w:bookmarkStart w:id="10" w:name="_Toc223606174"/>
+      <w:bookmarkStart w:id="17" w:name="_Toc223606174"/>
       <w:r>
         <w:t xml:space="preserve">Tabela </w:t>
       </w:r>
@@ -5090,7 +5865,7 @@
       <w:r>
         <w:t xml:space="preserve"> - Cronograma de pesquisa da Quinzena 5</w:t>
       </w:r>
-      <w:bookmarkEnd w:id="10"/>
+      <w:bookmarkEnd w:id="17"/>
     </w:p>
     <w:tbl>
       <w:tblPr>
@@ -5112,28 +5887,16 @@
           <w:p>
             <w:pPr>
               <w:spacing w:line="360" w:lineRule="auto"/>
-              <w:rPr>
-                <w:rFonts w:ascii="Times New Roman" w:hAnsi="Times New Roman" w:cs="Times New Roman"/>
-              </w:rPr>
-            </w:pPr>
-            <w:r>
-              <w:rPr>
-                <w:rFonts w:ascii="Times New Roman" w:hAnsi="Times New Roman" w:cs="Times New Roman"/>
-              </w:rPr>
+            </w:pPr>
+            <w:r>
               <w:t>Quinzena 5: 27/04/2026 a 10/05/2026</w:t>
             </w:r>
           </w:p>
           <w:p>
             <w:pPr>
               <w:spacing w:line="360" w:lineRule="auto"/>
-              <w:rPr>
-                <w:rFonts w:ascii="Times New Roman" w:hAnsi="Times New Roman" w:cs="Times New Roman"/>
-              </w:rPr>
-            </w:pPr>
-            <w:r>
-              <w:rPr>
-                <w:rFonts w:ascii="Times New Roman" w:hAnsi="Times New Roman" w:cs="Times New Roman"/>
-              </w:rPr>
+            </w:pPr>
+            <w:r>
               <w:t>Objetivo: Coleta de dados</w:t>
             </w:r>
           </w:p>
@@ -5148,14 +5911,8 @@
             <w:pPr>
               <w:spacing w:line="360" w:lineRule="auto"/>
               <w:jc w:val="center"/>
-              <w:rPr>
-                <w:rFonts w:ascii="Times New Roman" w:hAnsi="Times New Roman" w:cs="Times New Roman"/>
-              </w:rPr>
-            </w:pPr>
-            <w:r>
-              <w:rPr>
-                <w:rFonts w:ascii="Times New Roman" w:hAnsi="Times New Roman" w:cs="Times New Roman"/>
-              </w:rPr>
+            </w:pPr>
+            <w:r>
               <w:t>Atividade</w:t>
             </w:r>
           </w:p>
@@ -5168,14 +5925,8 @@
             <w:pPr>
               <w:spacing w:line="360" w:lineRule="auto"/>
               <w:jc w:val="center"/>
-              <w:rPr>
-                <w:rFonts w:ascii="Times New Roman" w:hAnsi="Times New Roman" w:cs="Times New Roman"/>
-              </w:rPr>
-            </w:pPr>
-            <w:r>
-              <w:rPr>
-                <w:rFonts w:ascii="Times New Roman" w:hAnsi="Times New Roman" w:cs="Times New Roman"/>
-              </w:rPr>
+            </w:pPr>
+            <w:r>
               <w:t>Data</w:t>
             </w:r>
           </w:p>
@@ -5188,14 +5939,8 @@
             <w:pPr>
               <w:spacing w:line="360" w:lineRule="auto"/>
               <w:jc w:val="center"/>
-              <w:rPr>
-                <w:rFonts w:ascii="Times New Roman" w:hAnsi="Times New Roman" w:cs="Times New Roman"/>
-              </w:rPr>
-            </w:pPr>
-            <w:r>
-              <w:rPr>
-                <w:rFonts w:ascii="Times New Roman" w:hAnsi="Times New Roman" w:cs="Times New Roman"/>
-              </w:rPr>
+            </w:pPr>
+            <w:r>
               <w:t>Observação</w:t>
             </w:r>
           </w:p>
@@ -5209,15 +5954,8 @@
           <w:p>
             <w:pPr>
               <w:spacing w:line="360" w:lineRule="auto"/>
-              <w:rPr>
-                <w:rFonts w:ascii="Times New Roman" w:hAnsi="Times New Roman" w:cs="Times New Roman"/>
-              </w:rPr>
-            </w:pPr>
-            <w:r>
-              <w:rPr>
-                <w:rFonts w:ascii="Times New Roman" w:hAnsi="Times New Roman" w:cs="Times New Roman"/>
-              </w:rPr>
-              <w:lastRenderedPageBreak/>
+            </w:pPr>
+            <w:r>
               <w:t>Reunião do grupo</w:t>
             </w:r>
           </w:p>
@@ -5230,14 +5968,8 @@
             <w:pPr>
               <w:spacing w:line="360" w:lineRule="auto"/>
               <w:jc w:val="center"/>
-              <w:rPr>
-                <w:rFonts w:ascii="Times New Roman" w:hAnsi="Times New Roman" w:cs="Times New Roman"/>
-              </w:rPr>
-            </w:pPr>
-            <w:r>
-              <w:rPr>
-                <w:rFonts w:ascii="Times New Roman" w:hAnsi="Times New Roman" w:cs="Times New Roman"/>
-              </w:rPr>
+            </w:pPr>
+            <w:r>
               <w:t>29/04/2026</w:t>
             </w:r>
           </w:p>
@@ -5249,9 +5981,6 @@
           <w:p>
             <w:pPr>
               <w:spacing w:line="360" w:lineRule="auto"/>
-              <w:rPr>
-                <w:rFonts w:ascii="Times New Roman" w:hAnsi="Times New Roman" w:cs="Times New Roman"/>
-              </w:rPr>
             </w:pPr>
           </w:p>
         </w:tc>
@@ -5263,16 +5992,13 @@
           </w:tcPr>
           <w:p>
             <w:pPr>
-              <w:spacing w:line="360" w:lineRule="auto"/>
-              <w:rPr>
-                <w:rFonts w:ascii="Times New Roman" w:hAnsi="Times New Roman" w:cs="Times New Roman"/>
-              </w:rPr>
-            </w:pPr>
-            <w:r>
-              <w:rPr>
-                <w:rFonts w:ascii="Times New Roman" w:hAnsi="Times New Roman" w:cs="Times New Roman"/>
-              </w:rPr>
-              <w:t>Reunião com orientador</w:t>
+              <w:tabs>
+                <w:tab w:val="left" w:pos="2277"/>
+              </w:tabs>
+              <w:spacing w:line="360" w:lineRule="auto"/>
+            </w:pPr>
+            <w:r>
+              <w:t>Desenvolvimento da segunda entrega</w:t>
             </w:r>
           </w:p>
         </w:tc>
@@ -5284,15 +6010,9 @@
             <w:pPr>
               <w:spacing w:line="360" w:lineRule="auto"/>
               <w:jc w:val="center"/>
-              <w:rPr>
-                <w:rFonts w:ascii="Times New Roman" w:hAnsi="Times New Roman" w:cs="Times New Roman"/>
-              </w:rPr>
-            </w:pPr>
-            <w:r>
-              <w:rPr>
-                <w:rFonts w:ascii="Times New Roman" w:hAnsi="Times New Roman" w:cs="Times New Roman"/>
-              </w:rPr>
-              <w:t>06/05/2026</w:t>
+            </w:pPr>
+            <w:r>
+              <w:t>27/04/2026 a 10/05/2026</w:t>
             </w:r>
           </w:p>
         </w:tc>
@@ -5303,16 +6023,7 @@
           <w:p>
             <w:pPr>
               <w:spacing w:line="360" w:lineRule="auto"/>
-              <w:rPr>
-                <w:rFonts w:ascii="Times New Roman" w:hAnsi="Times New Roman" w:cs="Times New Roman"/>
-              </w:rPr>
-            </w:pPr>
-            <w:r>
-              <w:rPr>
-                <w:rFonts w:ascii="Times New Roman" w:hAnsi="Times New Roman" w:cs="Times New Roman"/>
-              </w:rPr>
-              <w:t>Orientações referentes à Quinzena 5</w:t>
-            </w:r>
+            </w:pPr>
           </w:p>
         </w:tc>
       </w:tr>
@@ -5324,15 +6035,9 @@
           <w:p>
             <w:pPr>
               <w:spacing w:line="360" w:lineRule="auto"/>
-              <w:rPr>
-                <w:rFonts w:ascii="Times New Roman" w:hAnsi="Times New Roman" w:cs="Times New Roman"/>
-              </w:rPr>
-            </w:pPr>
-            <w:r>
-              <w:rPr>
-                <w:rFonts w:ascii="Times New Roman" w:hAnsi="Times New Roman" w:cs="Times New Roman"/>
-              </w:rPr>
-              <w:t>Reunião do grupo</w:t>
+            </w:pPr>
+            <w:r>
+              <w:t>Reunião com orientador</w:t>
             </w:r>
           </w:p>
         </w:tc>
@@ -5344,14 +6049,8 @@
             <w:pPr>
               <w:spacing w:line="360" w:lineRule="auto"/>
               <w:jc w:val="center"/>
-              <w:rPr>
-                <w:rFonts w:ascii="Times New Roman" w:hAnsi="Times New Roman" w:cs="Times New Roman"/>
-              </w:rPr>
-            </w:pPr>
-            <w:r>
-              <w:rPr>
-                <w:rFonts w:ascii="Times New Roman" w:hAnsi="Times New Roman" w:cs="Times New Roman"/>
-              </w:rPr>
+            </w:pPr>
+            <w:r>
               <w:t>06/05/2026</w:t>
             </w:r>
           </w:p>
@@ -5363,10 +6062,10 @@
           <w:p>
             <w:pPr>
               <w:spacing w:line="360" w:lineRule="auto"/>
-              <w:rPr>
-                <w:rFonts w:ascii="Times New Roman" w:hAnsi="Times New Roman" w:cs="Times New Roman"/>
-              </w:rPr>
-            </w:pPr>
+            </w:pPr>
+            <w:r>
+              <w:t>Orientações referentes à Quinzena 5</w:t>
+            </w:r>
           </w:p>
         </w:tc>
       </w:tr>
@@ -5378,10 +6077,10 @@
           <w:p>
             <w:pPr>
               <w:spacing w:line="360" w:lineRule="auto"/>
-              <w:rPr>
-                <w:rFonts w:ascii="Times New Roman" w:hAnsi="Times New Roman" w:cs="Times New Roman"/>
-              </w:rPr>
-            </w:pPr>
+            </w:pPr>
+            <w:r>
+              <w:t>Reunião do grupo</w:t>
+            </w:r>
           </w:p>
         </w:tc>
         <w:tc>
@@ -5392,10 +6091,10 @@
             <w:pPr>
               <w:spacing w:line="360" w:lineRule="auto"/>
               <w:jc w:val="center"/>
-              <w:rPr>
-                <w:rFonts w:ascii="Times New Roman" w:hAnsi="Times New Roman" w:cs="Times New Roman"/>
-              </w:rPr>
-            </w:pPr>
+            </w:pPr>
+            <w:r>
+              <w:t>06/05/2026</w:t>
+            </w:r>
           </w:p>
         </w:tc>
         <w:tc>
@@ -5405,9 +6104,6 @@
           <w:p>
             <w:pPr>
               <w:spacing w:line="360" w:lineRule="auto"/>
-              <w:rPr>
-                <w:rFonts w:ascii="Times New Roman" w:hAnsi="Times New Roman" w:cs="Times New Roman"/>
-              </w:rPr>
             </w:pPr>
           </w:p>
         </w:tc>
@@ -5418,14 +6114,12 @@
         <w:spacing w:line="360" w:lineRule="auto"/>
         <w:jc w:val="center"/>
         <w:rPr>
-          <w:rFonts w:ascii="Times New Roman" w:hAnsi="Times New Roman" w:cs="Times New Roman"/>
           <w:sz w:val="20"/>
           <w:szCs w:val="20"/>
         </w:rPr>
       </w:pPr>
       <w:r>
         <w:rPr>
-          <w:rFonts w:ascii="Times New Roman" w:hAnsi="Times New Roman" w:cs="Times New Roman"/>
           <w:sz w:val="20"/>
           <w:szCs w:val="20"/>
         </w:rPr>
@@ -5435,9 +6129,6 @@
     <w:p>
       <w:pPr>
         <w:spacing w:line="360" w:lineRule="auto"/>
-        <w:rPr>
-          <w:rFonts w:ascii="Times New Roman" w:hAnsi="Times New Roman" w:cs="Times New Roman"/>
-        </w:rPr>
       </w:pPr>
     </w:p>
     <w:p>
@@ -5446,7 +6137,7 @@
         <w:keepNext/>
         <w:jc w:val="center"/>
       </w:pPr>
-      <w:bookmarkStart w:id="11" w:name="_Toc223606175"/>
+      <w:bookmarkStart w:id="18" w:name="_Toc223606175"/>
       <w:r>
         <w:t xml:space="preserve">Tabela </w:t>
       </w:r>
@@ -5471,7 +6162,7 @@
       <w:r>
         <w:t xml:space="preserve"> - Cronograma de pesquisa da Quinzena 6</w:t>
       </w:r>
-      <w:bookmarkEnd w:id="11"/>
+      <w:bookmarkEnd w:id="18"/>
     </w:p>
     <w:tbl>
       <w:tblPr>
@@ -5493,34 +6184,19 @@
           <w:p>
             <w:pPr>
               <w:spacing w:line="360" w:lineRule="auto"/>
-              <w:rPr>
-                <w:rFonts w:ascii="Times New Roman" w:hAnsi="Times New Roman" w:cs="Times New Roman"/>
-              </w:rPr>
-            </w:pPr>
-            <w:r>
-              <w:rPr>
-                <w:rFonts w:ascii="Times New Roman" w:hAnsi="Times New Roman" w:cs="Times New Roman"/>
-              </w:rPr>
+            </w:pPr>
+            <w:r>
               <w:t>Quinzena 6: 11/05/2026 a 24/05/2026</w:t>
             </w:r>
           </w:p>
           <w:p>
             <w:pPr>
               <w:spacing w:line="360" w:lineRule="auto"/>
-              <w:rPr>
-                <w:rFonts w:ascii="Times New Roman" w:hAnsi="Times New Roman" w:cs="Times New Roman"/>
-              </w:rPr>
-            </w:pPr>
-            <w:r>
-              <w:rPr>
-                <w:rFonts w:ascii="Times New Roman" w:hAnsi="Times New Roman" w:cs="Times New Roman"/>
-              </w:rPr>
+            </w:pPr>
+            <w:r>
               <w:t xml:space="preserve">Objetivo: Análise e discussão e </w:t>
             </w:r>
             <w:r>
-              <w:rPr>
-                <w:rFonts w:ascii="Times New Roman" w:hAnsi="Times New Roman" w:cs="Times New Roman"/>
-              </w:rPr>
               <w:t>Segunda entrega</w:t>
             </w:r>
           </w:p>
@@ -5538,14 +6214,8 @@
             <w:pPr>
               <w:spacing w:line="360" w:lineRule="auto"/>
               <w:jc w:val="center"/>
-              <w:rPr>
-                <w:rFonts w:ascii="Times New Roman" w:hAnsi="Times New Roman" w:cs="Times New Roman"/>
-              </w:rPr>
-            </w:pPr>
-            <w:r>
-              <w:rPr>
-                <w:rFonts w:ascii="Times New Roman" w:hAnsi="Times New Roman" w:cs="Times New Roman"/>
-              </w:rPr>
+            </w:pPr>
+            <w:r>
               <w:t>Atividade</w:t>
             </w:r>
           </w:p>
@@ -5558,14 +6228,8 @@
             <w:pPr>
               <w:spacing w:line="360" w:lineRule="auto"/>
               <w:jc w:val="center"/>
-              <w:rPr>
-                <w:rFonts w:ascii="Times New Roman" w:hAnsi="Times New Roman" w:cs="Times New Roman"/>
-              </w:rPr>
-            </w:pPr>
-            <w:r>
-              <w:rPr>
-                <w:rFonts w:ascii="Times New Roman" w:hAnsi="Times New Roman" w:cs="Times New Roman"/>
-              </w:rPr>
+            </w:pPr>
+            <w:r>
               <w:t>Data</w:t>
             </w:r>
           </w:p>
@@ -5578,14 +6242,8 @@
             <w:pPr>
               <w:spacing w:line="360" w:lineRule="auto"/>
               <w:jc w:val="center"/>
-              <w:rPr>
-                <w:rFonts w:ascii="Times New Roman" w:hAnsi="Times New Roman" w:cs="Times New Roman"/>
-              </w:rPr>
-            </w:pPr>
-            <w:r>
-              <w:rPr>
-                <w:rFonts w:ascii="Times New Roman" w:hAnsi="Times New Roman" w:cs="Times New Roman"/>
-              </w:rPr>
+            </w:pPr>
+            <w:r>
               <w:t>Observação</w:t>
             </w:r>
           </w:p>
@@ -5599,14 +6257,8 @@
           <w:p>
             <w:pPr>
               <w:spacing w:line="360" w:lineRule="auto"/>
-              <w:rPr>
-                <w:rFonts w:ascii="Times New Roman" w:hAnsi="Times New Roman" w:cs="Times New Roman"/>
-              </w:rPr>
-            </w:pPr>
-            <w:r>
-              <w:rPr>
-                <w:rFonts w:ascii="Times New Roman" w:hAnsi="Times New Roman" w:cs="Times New Roman"/>
-              </w:rPr>
+            </w:pPr>
+            <w:r>
               <w:t>Reunião do grupo</w:t>
             </w:r>
           </w:p>
@@ -5619,14 +6271,8 @@
             <w:pPr>
               <w:spacing w:line="360" w:lineRule="auto"/>
               <w:jc w:val="center"/>
-              <w:rPr>
-                <w:rFonts w:ascii="Times New Roman" w:hAnsi="Times New Roman" w:cs="Times New Roman"/>
-              </w:rPr>
-            </w:pPr>
-            <w:r>
-              <w:rPr>
-                <w:rFonts w:ascii="Times New Roman" w:hAnsi="Times New Roman" w:cs="Times New Roman"/>
-              </w:rPr>
+            </w:pPr>
+            <w:r>
               <w:t>13/05/2026</w:t>
             </w:r>
           </w:p>
@@ -5638,9 +6284,6 @@
           <w:p>
             <w:pPr>
               <w:spacing w:line="360" w:lineRule="auto"/>
-              <w:rPr>
-                <w:rFonts w:ascii="Times New Roman" w:hAnsi="Times New Roman" w:cs="Times New Roman"/>
-              </w:rPr>
             </w:pPr>
           </w:p>
         </w:tc>
@@ -5653,15 +6296,9 @@
           <w:p>
             <w:pPr>
               <w:spacing w:line="360" w:lineRule="auto"/>
-              <w:rPr>
-                <w:rFonts w:ascii="Times New Roman" w:hAnsi="Times New Roman" w:cs="Times New Roman"/>
-              </w:rPr>
-            </w:pPr>
-            <w:r>
-              <w:rPr>
-                <w:rFonts w:ascii="Times New Roman" w:hAnsi="Times New Roman" w:cs="Times New Roman"/>
-              </w:rPr>
-              <w:t>Reunião com orientador</w:t>
+            </w:pPr>
+            <w:r>
+              <w:t>Desenvolvimento da 2ª entrega</w:t>
             </w:r>
           </w:p>
         </w:tc>
@@ -5673,15 +6310,9 @@
             <w:pPr>
               <w:spacing w:line="360" w:lineRule="auto"/>
               <w:jc w:val="center"/>
-              <w:rPr>
-                <w:rFonts w:ascii="Times New Roman" w:hAnsi="Times New Roman" w:cs="Times New Roman"/>
-              </w:rPr>
-            </w:pPr>
-            <w:r>
-              <w:rPr>
-                <w:rFonts w:ascii="Times New Roman" w:hAnsi="Times New Roman" w:cs="Times New Roman"/>
-              </w:rPr>
-              <w:t>20/05/2026</w:t>
+            </w:pPr>
+            <w:r>
+              <w:t>11/05/2026 a 24/05/2026</w:t>
             </w:r>
           </w:p>
         </w:tc>
@@ -5692,15 +6323,9 @@
           <w:p>
             <w:pPr>
               <w:spacing w:line="360" w:lineRule="auto"/>
-              <w:rPr>
-                <w:rFonts w:ascii="Times New Roman" w:hAnsi="Times New Roman" w:cs="Times New Roman"/>
-              </w:rPr>
-            </w:pPr>
-            <w:r>
-              <w:rPr>
-                <w:rFonts w:ascii="Times New Roman" w:hAnsi="Times New Roman" w:cs="Times New Roman"/>
-              </w:rPr>
-              <w:t>Orientações referentes à Quinzena 6</w:t>
+            </w:pPr>
+            <w:r>
+              <w:t>Metodologia e Resultados</w:t>
             </w:r>
           </w:p>
         </w:tc>
@@ -5713,15 +6338,12 @@
           <w:p>
             <w:pPr>
               <w:spacing w:line="360" w:lineRule="auto"/>
-              <w:rPr>
-                <w:rFonts w:ascii="Times New Roman" w:hAnsi="Times New Roman" w:cs="Times New Roman"/>
-              </w:rPr>
-            </w:pPr>
-            <w:r>
-              <w:rPr>
-                <w:rFonts w:ascii="Times New Roman" w:hAnsi="Times New Roman" w:cs="Times New Roman"/>
-              </w:rPr>
-              <w:t>Reunião do grupo</w:t>
+            </w:pPr>
+            <w:r>
+              <w:rPr>
+                <w:color w:val="000000"/>
+              </w:rPr>
+              <w:t>Entrega da 2ª entrega (1ª tentativa)</w:t>
             </w:r>
           </w:p>
         </w:tc>
@@ -5733,15 +6355,9 @@
             <w:pPr>
               <w:spacing w:line="360" w:lineRule="auto"/>
               <w:jc w:val="center"/>
-              <w:rPr>
-                <w:rFonts w:ascii="Times New Roman" w:hAnsi="Times New Roman" w:cs="Times New Roman"/>
-              </w:rPr>
-            </w:pPr>
-            <w:r>
-              <w:rPr>
-                <w:rFonts w:ascii="Times New Roman" w:hAnsi="Times New Roman" w:cs="Times New Roman"/>
-              </w:rPr>
-              <w:t>20/05/2026</w:t>
+            </w:pPr>
+            <w:r>
+              <w:t>19/05/2026</w:t>
             </w:r>
           </w:p>
         </w:tc>
@@ -5752,9 +6368,6 @@
           <w:p>
             <w:pPr>
               <w:spacing w:line="360" w:lineRule="auto"/>
-              <w:rPr>
-                <w:rFonts w:ascii="Times New Roman" w:hAnsi="Times New Roman" w:cs="Times New Roman"/>
-              </w:rPr>
             </w:pPr>
           </w:p>
         </w:tc>
@@ -5767,15 +6380,9 @@
           <w:p>
             <w:pPr>
               <w:spacing w:line="360" w:lineRule="auto"/>
-              <w:rPr>
-                <w:rFonts w:ascii="Times New Roman" w:hAnsi="Times New Roman" w:cs="Times New Roman"/>
-              </w:rPr>
-            </w:pPr>
-            <w:r>
-              <w:rPr>
-                <w:rFonts w:ascii="Times New Roman" w:hAnsi="Times New Roman" w:cs="Times New Roman"/>
-              </w:rPr>
-              <w:t>Segunda entrega</w:t>
+            </w:pPr>
+            <w:r>
+              <w:t>Reunião com orientador</w:t>
             </w:r>
           </w:p>
         </w:tc>
@@ -5787,15 +6394,9 @@
             <w:pPr>
               <w:spacing w:line="360" w:lineRule="auto"/>
               <w:jc w:val="center"/>
-              <w:rPr>
-                <w:rFonts w:ascii="Times New Roman" w:hAnsi="Times New Roman" w:cs="Times New Roman"/>
-              </w:rPr>
-            </w:pPr>
-            <w:r>
-              <w:rPr>
-                <w:rFonts w:ascii="Times New Roman" w:hAnsi="Times New Roman" w:cs="Times New Roman"/>
-              </w:rPr>
-              <w:t xml:space="preserve">19/05/2026 </w:t>
+            </w:pPr>
+            <w:r>
+              <w:t>20/05/2026</w:t>
             </w:r>
           </w:p>
         </w:tc>
@@ -5806,10 +6407,10 @@
           <w:p>
             <w:pPr>
               <w:spacing w:line="360" w:lineRule="auto"/>
-              <w:rPr>
-                <w:rFonts w:ascii="Times New Roman" w:hAnsi="Times New Roman" w:cs="Times New Roman"/>
-              </w:rPr>
-            </w:pPr>
+            </w:pPr>
+            <w:r>
+              <w:t>Orientações referentes à Quinzena 6</w:t>
+            </w:r>
           </w:p>
         </w:tc>
       </w:tr>
@@ -5821,15 +6422,9 @@
           <w:p>
             <w:pPr>
               <w:spacing w:line="360" w:lineRule="auto"/>
-              <w:rPr>
-                <w:rFonts w:ascii="Times New Roman" w:hAnsi="Times New Roman" w:cs="Times New Roman"/>
-              </w:rPr>
-            </w:pPr>
-            <w:r>
-              <w:rPr>
-                <w:rFonts w:ascii="Times New Roman" w:hAnsi="Times New Roman" w:cs="Times New Roman"/>
-              </w:rPr>
-              <w:t>Revisão da segunda entrega</w:t>
+            </w:pPr>
+            <w:r>
+              <w:t>Reunião do grupo</w:t>
             </w:r>
           </w:p>
         </w:tc>
@@ -5841,15 +6436,9 @@
             <w:pPr>
               <w:spacing w:line="360" w:lineRule="auto"/>
               <w:jc w:val="center"/>
-              <w:rPr>
-                <w:rFonts w:ascii="Times New Roman" w:hAnsi="Times New Roman" w:cs="Times New Roman"/>
-              </w:rPr>
-            </w:pPr>
-            <w:r>
-              <w:rPr>
-                <w:rFonts w:ascii="Times New Roman" w:hAnsi="Times New Roman" w:cs="Times New Roman"/>
-              </w:rPr>
-              <w:t>20/05/2026 a 23/05/2026</w:t>
+            </w:pPr>
+            <w:r>
+              <w:t>20/05/2026</w:t>
             </w:r>
           </w:p>
         </w:tc>
@@ -5860,9 +6449,6 @@
           <w:p>
             <w:pPr>
               <w:spacing w:line="360" w:lineRule="auto"/>
-              <w:rPr>
-                <w:rFonts w:ascii="Times New Roman" w:hAnsi="Times New Roman" w:cs="Times New Roman"/>
-              </w:rPr>
             </w:pPr>
           </w:p>
         </w:tc>
@@ -5875,14 +6461,48 @@
           <w:p>
             <w:pPr>
               <w:spacing w:line="360" w:lineRule="auto"/>
-              <w:rPr>
-                <w:rFonts w:ascii="Times New Roman" w:hAnsi="Times New Roman" w:cs="Times New Roman"/>
-              </w:rPr>
-            </w:pPr>
-            <w:r>
-              <w:rPr>
-                <w:rFonts w:ascii="Times New Roman" w:hAnsi="Times New Roman" w:cs="Times New Roman"/>
-              </w:rPr>
+            </w:pPr>
+            <w:r>
+              <w:lastRenderedPageBreak/>
+              <w:t>Revisão da 2ª entrega</w:t>
+            </w:r>
+          </w:p>
+        </w:tc>
+        <w:tc>
+          <w:tcPr>
+            <w:tcW w:w="1559" w:type="dxa"/>
+          </w:tcPr>
+          <w:p>
+            <w:pPr>
+              <w:spacing w:line="360" w:lineRule="auto"/>
+              <w:jc w:val="center"/>
+            </w:pPr>
+            <w:r>
+              <w:t>20/05/2026 a 23/05/2026</w:t>
+            </w:r>
+          </w:p>
+        </w:tc>
+        <w:tc>
+          <w:tcPr>
+            <w:tcW w:w="3686" w:type="dxa"/>
+          </w:tcPr>
+          <w:p>
+            <w:pPr>
+              <w:spacing w:line="360" w:lineRule="auto"/>
+            </w:pPr>
+          </w:p>
+        </w:tc>
+      </w:tr>
+      <w:tr>
+        <w:tc>
+          <w:tcPr>
+            <w:tcW w:w="3681" w:type="dxa"/>
+          </w:tcPr>
+          <w:p>
+            <w:pPr>
+              <w:spacing w:line="360" w:lineRule="auto"/>
+            </w:pPr>
+            <w:r>
               <w:t>Entrega definitiva</w:t>
             </w:r>
           </w:p>
@@ -5895,14 +6515,8 @@
             <w:pPr>
               <w:spacing w:line="360" w:lineRule="auto"/>
               <w:jc w:val="center"/>
-              <w:rPr>
-                <w:rFonts w:ascii="Times New Roman" w:hAnsi="Times New Roman" w:cs="Times New Roman"/>
-              </w:rPr>
-            </w:pPr>
-            <w:r>
-              <w:rPr>
-                <w:rFonts w:ascii="Times New Roman" w:hAnsi="Times New Roman" w:cs="Times New Roman"/>
-              </w:rPr>
+            </w:pPr>
+            <w:r>
               <w:t>24/05/2026</w:t>
             </w:r>
           </w:p>
@@ -5914,9 +6528,6 @@
           <w:p>
             <w:pPr>
               <w:spacing w:line="360" w:lineRule="auto"/>
-              <w:rPr>
-                <w:rFonts w:ascii="Times New Roman" w:hAnsi="Times New Roman" w:cs="Times New Roman"/>
-              </w:rPr>
             </w:pPr>
           </w:p>
         </w:tc>
@@ -5927,14 +6538,12 @@
         <w:spacing w:line="360" w:lineRule="auto"/>
         <w:jc w:val="center"/>
         <w:rPr>
-          <w:rFonts w:ascii="Times New Roman" w:hAnsi="Times New Roman" w:cs="Times New Roman"/>
           <w:sz w:val="20"/>
           <w:szCs w:val="20"/>
         </w:rPr>
       </w:pPr>
       <w:r>
         <w:rPr>
-          <w:rFonts w:ascii="Times New Roman" w:hAnsi="Times New Roman" w:cs="Times New Roman"/>
           <w:sz w:val="20"/>
           <w:szCs w:val="20"/>
         </w:rPr>
@@ -5947,7 +6556,7 @@
         <w:keepNext/>
         <w:jc w:val="center"/>
       </w:pPr>
-      <w:bookmarkStart w:id="12" w:name="_Toc223606176"/>
+      <w:bookmarkStart w:id="19" w:name="_Toc223606176"/>
       <w:r>
         <w:t xml:space="preserve">Tabela </w:t>
       </w:r>
@@ -5972,7 +6581,7 @@
       <w:r>
         <w:t xml:space="preserve"> - Cronograma de pesquisa da Quinzena 7</w:t>
       </w:r>
-      <w:bookmarkEnd w:id="12"/>
+      <w:bookmarkEnd w:id="19"/>
     </w:p>
     <w:tbl>
       <w:tblPr>
@@ -5994,34 +6603,19 @@
           <w:p>
             <w:pPr>
               <w:spacing w:line="360" w:lineRule="auto"/>
-              <w:rPr>
-                <w:rFonts w:ascii="Times New Roman" w:hAnsi="Times New Roman" w:cs="Times New Roman"/>
-              </w:rPr>
-            </w:pPr>
-            <w:r>
-              <w:rPr>
-                <w:rFonts w:ascii="Times New Roman" w:hAnsi="Times New Roman" w:cs="Times New Roman"/>
-              </w:rPr>
+            </w:pPr>
+            <w:r>
               <w:t>Quinzena 7: 25/05/2026 a 07/06/2026</w:t>
             </w:r>
           </w:p>
           <w:p>
             <w:pPr>
               <w:spacing w:line="360" w:lineRule="auto"/>
-              <w:rPr>
-                <w:rFonts w:ascii="Times New Roman" w:hAnsi="Times New Roman" w:cs="Times New Roman"/>
-              </w:rPr>
-            </w:pPr>
-            <w:r>
-              <w:rPr>
-                <w:rFonts w:ascii="Times New Roman" w:hAnsi="Times New Roman" w:cs="Times New Roman"/>
-              </w:rPr>
+            </w:pPr>
+            <w:r>
               <w:t xml:space="preserve">Objetivo: </w:t>
             </w:r>
             <w:r>
-              <w:rPr>
-                <w:rFonts w:ascii="Times New Roman" w:hAnsi="Times New Roman" w:cs="Times New Roman"/>
-              </w:rPr>
               <w:t>Terceira entrega</w:t>
             </w:r>
           </w:p>
@@ -6036,14 +6630,8 @@
             <w:pPr>
               <w:spacing w:line="360" w:lineRule="auto"/>
               <w:jc w:val="center"/>
-              <w:rPr>
-                <w:rFonts w:ascii="Times New Roman" w:hAnsi="Times New Roman" w:cs="Times New Roman"/>
-              </w:rPr>
-            </w:pPr>
-            <w:r>
-              <w:rPr>
-                <w:rFonts w:ascii="Times New Roman" w:hAnsi="Times New Roman" w:cs="Times New Roman"/>
-              </w:rPr>
+            </w:pPr>
+            <w:r>
               <w:t>Atividade</w:t>
             </w:r>
           </w:p>
@@ -6056,14 +6644,8 @@
             <w:pPr>
               <w:spacing w:line="360" w:lineRule="auto"/>
               <w:jc w:val="center"/>
-              <w:rPr>
-                <w:rFonts w:ascii="Times New Roman" w:hAnsi="Times New Roman" w:cs="Times New Roman"/>
-              </w:rPr>
-            </w:pPr>
-            <w:r>
-              <w:rPr>
-                <w:rFonts w:ascii="Times New Roman" w:hAnsi="Times New Roman" w:cs="Times New Roman"/>
-              </w:rPr>
+            </w:pPr>
+            <w:r>
               <w:t>Data</w:t>
             </w:r>
           </w:p>
@@ -6076,14 +6658,8 @@
             <w:pPr>
               <w:spacing w:line="360" w:lineRule="auto"/>
               <w:jc w:val="center"/>
-              <w:rPr>
-                <w:rFonts w:ascii="Times New Roman" w:hAnsi="Times New Roman" w:cs="Times New Roman"/>
-              </w:rPr>
-            </w:pPr>
-            <w:r>
-              <w:rPr>
-                <w:rFonts w:ascii="Times New Roman" w:hAnsi="Times New Roman" w:cs="Times New Roman"/>
-              </w:rPr>
+            </w:pPr>
+            <w:r>
               <w:t>Observação</w:t>
             </w:r>
           </w:p>
@@ -6097,14 +6673,8 @@
           <w:p>
             <w:pPr>
               <w:spacing w:line="360" w:lineRule="auto"/>
-              <w:rPr>
-                <w:rFonts w:ascii="Times New Roman" w:hAnsi="Times New Roman" w:cs="Times New Roman"/>
-              </w:rPr>
-            </w:pPr>
-            <w:r>
-              <w:rPr>
-                <w:rFonts w:ascii="Times New Roman" w:hAnsi="Times New Roman" w:cs="Times New Roman"/>
-              </w:rPr>
+            </w:pPr>
+            <w:r>
               <w:t>Reunião do grupo</w:t>
             </w:r>
           </w:p>
@@ -6117,14 +6687,8 @@
             <w:pPr>
               <w:spacing w:line="360" w:lineRule="auto"/>
               <w:jc w:val="center"/>
-              <w:rPr>
-                <w:rFonts w:ascii="Times New Roman" w:hAnsi="Times New Roman" w:cs="Times New Roman"/>
-              </w:rPr>
-            </w:pPr>
-            <w:r>
-              <w:rPr>
-                <w:rFonts w:ascii="Times New Roman" w:hAnsi="Times New Roman" w:cs="Times New Roman"/>
-              </w:rPr>
+            </w:pPr>
+            <w:r>
               <w:t>27/05/2026</w:t>
             </w:r>
           </w:p>
@@ -6136,9 +6700,6 @@
           <w:p>
             <w:pPr>
               <w:spacing w:line="360" w:lineRule="auto"/>
-              <w:rPr>
-                <w:rFonts w:ascii="Times New Roman" w:hAnsi="Times New Roman" w:cs="Times New Roman"/>
-              </w:rPr>
             </w:pPr>
           </w:p>
         </w:tc>
@@ -6151,15 +6712,9 @@
           <w:p>
             <w:pPr>
               <w:spacing w:line="360" w:lineRule="auto"/>
-              <w:rPr>
-                <w:rFonts w:ascii="Times New Roman" w:hAnsi="Times New Roman" w:cs="Times New Roman"/>
-              </w:rPr>
-            </w:pPr>
-            <w:r>
-              <w:rPr>
-                <w:rFonts w:ascii="Times New Roman" w:hAnsi="Times New Roman" w:cs="Times New Roman"/>
-              </w:rPr>
-              <w:t>Reunião com orientador</w:t>
+            </w:pPr>
+            <w:r>
+              <w:t>Entrega do trabalho (3ª entrega - 1ª tentativa)</w:t>
             </w:r>
           </w:p>
         </w:tc>
@@ -6171,15 +6726,9 @@
             <w:pPr>
               <w:spacing w:line="360" w:lineRule="auto"/>
               <w:jc w:val="center"/>
-              <w:rPr>
-                <w:rFonts w:ascii="Times New Roman" w:hAnsi="Times New Roman" w:cs="Times New Roman"/>
-              </w:rPr>
-            </w:pPr>
-            <w:r>
-              <w:rPr>
-                <w:rFonts w:ascii="Times New Roman" w:hAnsi="Times New Roman" w:cs="Times New Roman"/>
-              </w:rPr>
-              <w:t>03/06/2026</w:t>
+            </w:pPr>
+            <w:r>
+              <w:t>02/06/2026</w:t>
             </w:r>
           </w:p>
         </w:tc>
@@ -6190,16 +6739,7 @@
           <w:p>
             <w:pPr>
               <w:spacing w:line="360" w:lineRule="auto"/>
-              <w:rPr>
-                <w:rFonts w:ascii="Times New Roman" w:hAnsi="Times New Roman" w:cs="Times New Roman"/>
-              </w:rPr>
-            </w:pPr>
-            <w:r>
-              <w:rPr>
-                <w:rFonts w:ascii="Times New Roman" w:hAnsi="Times New Roman" w:cs="Times New Roman"/>
-              </w:rPr>
-              <w:t>Orientações referentes à Quinzena 7</w:t>
-            </w:r>
+            </w:pPr>
           </w:p>
         </w:tc>
       </w:tr>
@@ -6211,15 +6751,9 @@
           <w:p>
             <w:pPr>
               <w:spacing w:line="360" w:lineRule="auto"/>
-              <w:rPr>
-                <w:rFonts w:ascii="Times New Roman" w:hAnsi="Times New Roman" w:cs="Times New Roman"/>
-              </w:rPr>
-            </w:pPr>
-            <w:r>
-              <w:rPr>
-                <w:rFonts w:ascii="Times New Roman" w:hAnsi="Times New Roman" w:cs="Times New Roman"/>
-              </w:rPr>
-              <w:t>Reunião do grupo</w:t>
+            </w:pPr>
+            <w:r>
+              <w:t>Reunião com orientador</w:t>
             </w:r>
           </w:p>
         </w:tc>
@@ -6231,14 +6765,8 @@
             <w:pPr>
               <w:spacing w:line="360" w:lineRule="auto"/>
               <w:jc w:val="center"/>
-              <w:rPr>
-                <w:rFonts w:ascii="Times New Roman" w:hAnsi="Times New Roman" w:cs="Times New Roman"/>
-              </w:rPr>
-            </w:pPr>
-            <w:r>
-              <w:rPr>
-                <w:rFonts w:ascii="Times New Roman" w:hAnsi="Times New Roman" w:cs="Times New Roman"/>
-              </w:rPr>
+            </w:pPr>
+            <w:r>
               <w:t>03/06/2026</w:t>
             </w:r>
           </w:p>
@@ -6250,10 +6778,10 @@
           <w:p>
             <w:pPr>
               <w:spacing w:line="360" w:lineRule="auto"/>
-              <w:rPr>
-                <w:rFonts w:ascii="Times New Roman" w:hAnsi="Times New Roman" w:cs="Times New Roman"/>
-              </w:rPr>
-            </w:pPr>
+            </w:pPr>
+            <w:r>
+              <w:t>Orientações referentes à Quinzena 7</w:t>
+            </w:r>
           </w:p>
         </w:tc>
       </w:tr>
@@ -6265,16 +6793,91 @@
           <w:p>
             <w:pPr>
               <w:spacing w:line="360" w:lineRule="auto"/>
-              <w:rPr>
-                <w:rFonts w:ascii="Times New Roman" w:hAnsi="Times New Roman" w:cs="Times New Roman"/>
-              </w:rPr>
-            </w:pPr>
-            <w:r>
-              <w:rPr>
-                <w:rFonts w:ascii="Times New Roman" w:hAnsi="Times New Roman" w:cs="Times New Roman"/>
-              </w:rPr>
+            </w:pPr>
+            <w:r>
+              <w:t>Reunião do grupo</w:t>
+            </w:r>
+          </w:p>
+        </w:tc>
+        <w:tc>
+          <w:tcPr>
+            <w:tcW w:w="1559" w:type="dxa"/>
+          </w:tcPr>
+          <w:p>
+            <w:pPr>
+              <w:spacing w:line="360" w:lineRule="auto"/>
+              <w:jc w:val="center"/>
+            </w:pPr>
+            <w:r>
+              <w:t>03/06/2026</w:t>
+            </w:r>
+          </w:p>
+        </w:tc>
+        <w:tc>
+          <w:tcPr>
+            <w:tcW w:w="3686" w:type="dxa"/>
+          </w:tcPr>
+          <w:p>
+            <w:pPr>
+              <w:spacing w:line="360" w:lineRule="auto"/>
+            </w:pPr>
+          </w:p>
+        </w:tc>
+      </w:tr>
+      <w:tr>
+        <w:tc>
+          <w:tcPr>
+            <w:tcW w:w="3681" w:type="dxa"/>
+          </w:tcPr>
+          <w:p>
+            <w:pPr>
+              <w:spacing w:line="360" w:lineRule="auto"/>
+            </w:pPr>
+            <w:r>
+              <w:t>Revisão</w:t>
+            </w:r>
+          </w:p>
+        </w:tc>
+        <w:tc>
+          <w:tcPr>
+            <w:tcW w:w="1559" w:type="dxa"/>
+          </w:tcPr>
+          <w:p>
+            <w:pPr>
+              <w:spacing w:line="360" w:lineRule="auto"/>
+              <w:jc w:val="center"/>
+            </w:pPr>
+            <w:r>
+              <w:t>03/06/2026 a 06/06/2026</w:t>
+            </w:r>
+          </w:p>
+        </w:tc>
+        <w:tc>
+          <w:tcPr>
+            <w:tcW w:w="3686" w:type="dxa"/>
+          </w:tcPr>
+          <w:p>
+            <w:pPr>
+              <w:spacing w:line="360" w:lineRule="auto"/>
+            </w:pPr>
+          </w:p>
+        </w:tc>
+      </w:tr>
+      <w:tr>
+        <w:tc>
+          <w:tcPr>
+            <w:tcW w:w="3681" w:type="dxa"/>
+          </w:tcPr>
+          <w:p>
+            <w:pPr>
+              <w:spacing w:line="360" w:lineRule="auto"/>
+            </w:pPr>
+            <w:r>
               <w:t>Entrega final</w:t>
             </w:r>
+            <w:r>
+              <w:t xml:space="preserve"> (3ª entrega)</w:t>
+            </w:r>
           </w:p>
         </w:tc>
         <w:tc>
@@ -6285,15 +6888,9 @@
             <w:pPr>
               <w:spacing w:line="360" w:lineRule="auto"/>
               <w:jc w:val="center"/>
-              <w:rPr>
-                <w:rFonts w:ascii="Times New Roman" w:hAnsi="Times New Roman" w:cs="Times New Roman"/>
-              </w:rPr>
-            </w:pPr>
-            <w:r>
-              <w:rPr>
-                <w:rFonts w:ascii="Times New Roman" w:hAnsi="Times New Roman" w:cs="Times New Roman"/>
-              </w:rPr>
-              <w:t>02/06/2026 (carência: 07/06/2026)</w:t>
+            </w:pPr>
+            <w:r>
+              <w:t>07/06/2026)</w:t>
             </w:r>
           </w:p>
         </w:tc>
@@ -6305,7 +6902,7 @@
             <w:pPr>
               <w:spacing w:line="360" w:lineRule="auto"/>
               <w:rPr>
-                <w:rFonts w:ascii="Times New Roman" w:hAnsi="Times New Roman" w:cs="Times New Roman"/>
+                <w:lang w:val="pt-BR"/>
               </w:rPr>
             </w:pPr>
           </w:p>
@@ -6317,14 +6914,12 @@
         <w:spacing w:line="360" w:lineRule="auto"/>
         <w:jc w:val="center"/>
         <w:rPr>
-          <w:rFonts w:ascii="Times New Roman" w:hAnsi="Times New Roman" w:cs="Times New Roman"/>
           <w:sz w:val="20"/>
           <w:szCs w:val="20"/>
         </w:rPr>
       </w:pPr>
       <w:r>
         <w:rPr>
-          <w:rFonts w:ascii="Times New Roman" w:hAnsi="Times New Roman" w:cs="Times New Roman"/>
           <w:sz w:val="20"/>
           <w:szCs w:val="20"/>
         </w:rPr>
@@ -6336,22 +6931,13 @@
         <w:spacing w:line="360" w:lineRule="auto"/>
         <w:jc w:val="center"/>
         <w:rPr>
-          <w:rFonts w:ascii="Times New Roman" w:hAnsi="Times New Roman" w:cs="Times New Roman"/>
           <w:sz w:val="20"/>
           <w:szCs w:val="20"/>
         </w:rPr>
       </w:pPr>
     </w:p>
     <w:p>
-      <w:pPr>
-        <w:rPr>
-          <w:rFonts w:ascii="Times New Roman" w:hAnsi="Times New Roman" w:cs="Times New Roman"/>
-        </w:rPr>
-      </w:pPr>
-      <w:r>
-        <w:rPr>
-          <w:rFonts w:ascii="Times New Roman" w:hAnsi="Times New Roman" w:cs="Times New Roman"/>
-        </w:rPr>
+      <w:r>
         <w:br w:type="page"/>
       </w:r>
     </w:p>
@@ -6359,19 +6945,31 @@
       <w:pPr>
         <w:pStyle w:val="Heading1"/>
       </w:pPr>
-      <w:bookmarkStart w:id="13" w:name="_Toc223642044"/>
+      <w:bookmarkStart w:id="20" w:name="_Toc225189660"/>
       <w:r>
         <w:lastRenderedPageBreak/>
         <w:t>5 CONCLUSÃO</w:t>
       </w:r>
-      <w:bookmarkEnd w:id="13"/>
-    </w:p>
-    <w:p>
-      <w:pPr>
-        <w:spacing w:line="360" w:lineRule="auto"/>
-        <w:rPr>
-          <w:rFonts w:ascii="Times New Roman" w:hAnsi="Times New Roman" w:cs="Times New Roman"/>
-        </w:rPr>
+      <w:bookmarkEnd w:id="20"/>
+    </w:p>
+    <w:p>
+      <w:pPr>
+        <w:spacing w:line="360" w:lineRule="auto"/>
+      </w:pPr>
+    </w:p>
+    <w:p>
+      <w:pPr>
+        <w:spacing w:line="360" w:lineRule="auto"/>
+      </w:pPr>
+    </w:p>
+    <w:p>
+      <w:pPr>
+        <w:spacing w:line="360" w:lineRule="auto"/>
+      </w:pPr>
+    </w:p>
+    <w:p>
+      <w:pPr>
+        <w:spacing w:line="360" w:lineRule="auto"/>
       </w:pPr>
     </w:p>
     <w:p>
@@ -6395,15 +6993,7 @@
       </w:r>
     </w:p>
     <w:p>
-      <w:pPr>
-        <w:rPr>
-          <w:rFonts w:ascii="Times New Roman" w:hAnsi="Times New Roman" w:cs="Times New Roman"/>
-        </w:rPr>
-      </w:pPr>
-      <w:r>
-        <w:rPr>
-          <w:rFonts w:ascii="Times New Roman" w:hAnsi="Times New Roman" w:cs="Times New Roman"/>
-        </w:rPr>
+      <w:r>
         <w:br w:type="page"/>
       </w:r>
     </w:p>
@@ -6411,17 +7001,438 @@
       <w:pPr>
         <w:pStyle w:val="Heading1"/>
       </w:pPr>
-      <w:bookmarkStart w:id="14" w:name="_Toc223642045"/>
+      <w:bookmarkStart w:id="21" w:name="_Toc225189661"/>
       <w:r>
         <w:lastRenderedPageBreak/>
         <w:t>REFERÊNCIAS</w:t>
       </w:r>
-      <w:bookmarkEnd w:id="14"/>
+      <w:bookmarkEnd w:id="21"/>
     </w:p>
     <w:p/>
     <w:p>
       <w:pPr>
-        <w:spacing w:line="240" w:lineRule="auto"/>
+        <w:pStyle w:val="NormalWeb"/>
+        <w:spacing w:before="0" w:beforeAutospacing="0" w:after="0" w:afterAutospacing="0"/>
+      </w:pPr>
+      <w:r>
+        <w:rPr>
+          <w:color w:val="000000"/>
+        </w:rPr>
+        <w:t xml:space="preserve">IBGE. </w:t>
+      </w:r>
+      <w:r>
+        <w:rPr>
+          <w:b/>
+          <w:bCs/>
+          <w:color w:val="000000"/>
+        </w:rPr>
+        <w:t xml:space="preserve">Downloads | Geociências Malhas Municipais </w:t>
+      </w:r>
+      <w:r>
+        <w:rPr>
+          <w:color w:val="000000"/>
+        </w:rPr>
+        <w:t>[dataset]. Disponível em:</w:t>
+      </w:r>
+      <w:hyperlink r:id="rId11" w:history="1">
+        <w:r>
+          <w:rPr>
+            <w:rStyle w:val="Hyperlink"/>
+            <w:color w:val="000000"/>
+            <w:u w:val="none"/>
+          </w:rPr>
+          <w:t xml:space="preserve"> &lt;</w:t>
+        </w:r>
+        <w:r>
+          <w:rPr>
+            <w:rStyle w:val="Hyperlink"/>
+          </w:rPr>
+          <w:t>https://geoftp.ibge.gov.br/organizacao_do_territorio/malhas_territoriais/malhas_municipais/municipio_2024</w:t>
+        </w:r>
+        <w:r>
+          <w:rPr>
+            <w:rStyle w:val="Hyperlink"/>
+            <w:color w:val="0432FF"/>
+          </w:rPr>
+          <w:t>/</w:t>
+        </w:r>
+      </w:hyperlink>
+      <w:r>
+        <w:rPr>
+          <w:color w:val="000000"/>
+        </w:rPr>
+        <w:t>&gt;. Acesso em: 10 mar. 2026.</w:t>
+      </w:r>
+    </w:p>
+    <w:p>
+      <w:pPr>
+        <w:pStyle w:val="NormalWeb"/>
+        <w:spacing w:before="0" w:beforeAutospacing="0" w:after="0" w:afterAutospacing="0"/>
+      </w:pPr>
+      <w:r>
+        <w:rPr>
+          <w:color w:val="000000"/>
+        </w:rPr>
+        <w:t> </w:t>
+      </w:r>
+    </w:p>
+    <w:p>
+      <w:pPr>
+        <w:pStyle w:val="NormalWeb"/>
+        <w:spacing w:before="0" w:beforeAutospacing="0" w:after="0" w:afterAutospacing="0"/>
+      </w:pPr>
+      <w:r>
+        <w:rPr>
+          <w:color w:val="000000"/>
+        </w:rPr>
+        <w:t xml:space="preserve">MAJDOUB, Bassam. </w:t>
+      </w:r>
+      <w:r>
+        <w:rPr>
+          <w:b/>
+          <w:bCs/>
+          <w:color w:val="000000"/>
+        </w:rPr>
+        <w:t>Bilhetagem de Transporte Público - São Paulo</w:t>
+      </w:r>
+      <w:r>
+        <w:rPr>
+          <w:color w:val="000000"/>
+        </w:rPr>
+        <w:t xml:space="preserve"> [dataset]. DRYAD, 2018. Disponível em:</w:t>
+      </w:r>
+      <w:hyperlink r:id="rId12" w:history="1">
+        <w:r>
+          <w:rPr>
+            <w:rStyle w:val="Hyperlink"/>
+            <w:color w:val="1155CC"/>
+          </w:rPr>
+          <w:t xml:space="preserve"> </w:t>
+        </w:r>
+      </w:hyperlink>
+      <w:r>
+        <w:rPr>
+          <w:color w:val="000000"/>
+        </w:rPr>
+        <w:t>&lt;</w:t>
+      </w:r>
+      <w:hyperlink r:id="rId13" w:history="1">
+        <w:r>
+          <w:rPr>
+            <w:rStyle w:val="Hyperlink"/>
+            <w:color w:val="1155CC"/>
+          </w:rPr>
+          <w:t>https://doi.org/10.15146/R3VM28</w:t>
+        </w:r>
+      </w:hyperlink>
+      <w:r>
+        <w:rPr>
+          <w:color w:val="000000"/>
+        </w:rPr>
+        <w:t>&gt;. Acesso em: 10 mar.</w:t>
+      </w:r>
+    </w:p>
+    <w:p>
+      <w:pPr>
+        <w:pStyle w:val="NormalWeb"/>
+        <w:spacing w:before="0" w:beforeAutospacing="0" w:after="160" w:afterAutospacing="0"/>
+      </w:pPr>
+      <w:r>
+        <w:rPr>
+          <w:color w:val="000000"/>
+        </w:rPr>
+        <w:t>2026.</w:t>
+      </w:r>
+    </w:p>
+    <w:p/>
+    <w:p>
+      <w:pPr>
+        <w:pStyle w:val="NormalWeb"/>
+        <w:spacing w:before="0" w:beforeAutospacing="0" w:after="0" w:afterAutospacing="0"/>
+      </w:pPr>
+      <w:r>
+        <w:rPr>
+          <w:color w:val="000000"/>
+        </w:rPr>
+        <w:t xml:space="preserve">MASSOBRIO, Renzo; CATS, Oded. Topological assessment of recoverability in public transport networks. </w:t>
+      </w:r>
+      <w:r>
+        <w:rPr>
+          <w:b/>
+          <w:bCs/>
+          <w:color w:val="000000"/>
+        </w:rPr>
+        <w:t>Communications Physics</w:t>
+      </w:r>
+      <w:r>
+        <w:rPr>
+          <w:color w:val="000000"/>
+        </w:rPr>
+        <w:t>, v. 7, n. 1, p. 108, 26 mar. 2024.</w:t>
+      </w:r>
+    </w:p>
+    <w:p>
+      <w:pPr>
+        <w:pStyle w:val="NormalWeb"/>
+        <w:spacing w:before="0" w:beforeAutospacing="0" w:after="0" w:afterAutospacing="0"/>
+      </w:pPr>
+      <w:r>
+        <w:rPr>
+          <w:color w:val="000000"/>
+        </w:rPr>
+        <w:t> </w:t>
+      </w:r>
+    </w:p>
+    <w:p>
+      <w:pPr>
+        <w:pStyle w:val="NormalWeb"/>
+        <w:spacing w:before="0" w:beforeAutospacing="0" w:after="0" w:afterAutospacing="0"/>
+      </w:pPr>
+      <w:r>
+        <w:rPr>
+          <w:color w:val="000000"/>
+        </w:rPr>
+        <w:t xml:space="preserve">MobilityData. </w:t>
+      </w:r>
+      <w:r>
+        <w:rPr>
+          <w:b/>
+          <w:bCs/>
+          <w:color w:val="000000"/>
+        </w:rPr>
+        <w:t>General Transit Feed Specification (GTFS) Reference</w:t>
+      </w:r>
+      <w:r>
+        <w:rPr>
+          <w:color w:val="000000"/>
+        </w:rPr>
+        <w:t>. Disponível em: &lt;</w:t>
+      </w:r>
+      <w:hyperlink r:id="rId14" w:history="1">
+        <w:r>
+          <w:rPr>
+            <w:rStyle w:val="Hyperlink"/>
+            <w:color w:val="1155CC"/>
+          </w:rPr>
+          <w:t>https://gtfs.org/documentation/schedule/reference/</w:t>
+        </w:r>
+      </w:hyperlink>
+      <w:r>
+        <w:rPr>
+          <w:color w:val="000000"/>
+        </w:rPr>
+        <w:t>&gt;. Acesso em: 10 mar.</w:t>
+      </w:r>
+    </w:p>
+    <w:p>
+      <w:pPr>
+        <w:pStyle w:val="NormalWeb"/>
+        <w:spacing w:before="0" w:beforeAutospacing="0" w:after="0" w:afterAutospacing="0"/>
+      </w:pPr>
+      <w:r>
+        <w:rPr>
+          <w:color w:val="000000"/>
+        </w:rPr>
+        <w:t>2026</w:t>
+      </w:r>
+    </w:p>
+    <w:p/>
+    <w:p>
+      <w:pPr>
+        <w:pStyle w:val="NormalWeb"/>
+        <w:spacing w:before="0" w:beforeAutospacing="0" w:after="0" w:afterAutospacing="0"/>
+      </w:pPr>
+      <w:r>
+        <w:rPr>
+          <w:color w:val="000000"/>
+        </w:rPr>
+        <w:t>PALK, Michael; Voß, Stefan; JOVANOVIC, Raka.</w:t>
+      </w:r>
+      <w:r>
+        <w:rPr>
+          <w:color w:val="1C1D1E"/>
+          <w:shd w:val="clear" w:color="auto" w:fill="FFFFFF"/>
+        </w:rPr>
+        <w:t xml:space="preserve"> Robustness Assessment of Public Transport Networks in Various Graph Representations: Systematic Review, Decision Support, and Case Study. </w:t>
+      </w:r>
+      <w:r>
+        <w:rPr>
+          <w:b/>
+          <w:bCs/>
+          <w:color w:val="1C1D1E"/>
+          <w:shd w:val="clear" w:color="auto" w:fill="FFFFFF"/>
+        </w:rPr>
+        <w:t>Networks</w:t>
+      </w:r>
+      <w:r>
+        <w:rPr>
+          <w:color w:val="1C1D1E"/>
+          <w:shd w:val="clear" w:color="auto" w:fill="FFFFFF"/>
+        </w:rPr>
+        <w:t xml:space="preserve">, 2026. DOI: &lt; </w:t>
+      </w:r>
+      <w:hyperlink r:id="rId15" w:history="1">
+        <w:r>
+          <w:rPr>
+            <w:rStyle w:val="Hyperlink"/>
+            <w:shd w:val="clear" w:color="auto" w:fill="FFFFFF"/>
+          </w:rPr>
+          <w:t>https://doi.org/10.1002/net.70021</w:t>
+        </w:r>
+      </w:hyperlink>
+      <w:r>
+        <w:rPr>
+          <w:color w:val="000000"/>
+        </w:rPr>
+        <w:t>&gt;.</w:t>
+      </w:r>
+    </w:p>
+    <w:p/>
+    <w:p>
+      <w:pPr>
+        <w:pStyle w:val="NormalWeb"/>
+        <w:spacing w:before="0" w:beforeAutospacing="0" w:after="0" w:afterAutospacing="0"/>
+      </w:pPr>
+      <w:r>
+        <w:rPr>
+          <w:color w:val="000000"/>
+        </w:rPr>
+        <w:t xml:space="preserve">SONG, Jinghua </w:t>
+      </w:r>
+      <w:r>
+        <w:rPr>
+          <w:i/>
+          <w:iCs/>
+          <w:color w:val="000000"/>
+        </w:rPr>
+        <w:t>et al.</w:t>
+      </w:r>
+      <w:r>
+        <w:rPr>
+          <w:color w:val="000000"/>
+        </w:rPr>
+        <w:t xml:space="preserve"> Assessment and solutions for vulnerability of urban rail transit network based on complex network theory: A case study of Chongqing</w:t>
+      </w:r>
+      <w:r>
+        <w:rPr>
+          <w:b/>
+          <w:bCs/>
+          <w:color w:val="000000"/>
+        </w:rPr>
+        <w:t>.</w:t>
+      </w:r>
+      <w:r>
+        <w:rPr>
+          <w:color w:val="000000"/>
+        </w:rPr>
+        <w:t xml:space="preserve"> </w:t>
+      </w:r>
+      <w:r>
+        <w:rPr>
+          <w:b/>
+          <w:bCs/>
+          <w:color w:val="000000"/>
+        </w:rPr>
+        <w:t>Heliyon</w:t>
+      </w:r>
+      <w:r>
+        <w:rPr>
+          <w:color w:val="000000"/>
+        </w:rPr>
+        <w:t>, v. 10, n. 5, 2024. DOI: &lt;</w:t>
+      </w:r>
+      <w:hyperlink r:id="rId16" w:history="1">
+        <w:r>
+          <w:rPr>
+            <w:rStyle w:val="Hyperlink"/>
+            <w:color w:val="1155CC"/>
+          </w:rPr>
+          <w:t>https://doi.org/10.1016/j.heliyon.2024.e27237</w:t>
+        </w:r>
+      </w:hyperlink>
+      <w:r>
+        <w:rPr>
+          <w:color w:val="000000"/>
+        </w:rPr>
+        <w:t>&gt;.</w:t>
+      </w:r>
+    </w:p>
+    <w:p>
+      <w:pPr>
+        <w:rPr>
+          <w:color w:val="000000"/>
+        </w:rPr>
+      </w:pPr>
+      <w:r>
+        <w:br/>
+      </w:r>
+      <w:r>
+        <w:rPr>
+          <w:color w:val="000000"/>
+        </w:rPr>
+        <w:t xml:space="preserve">SPTrans. </w:t>
+      </w:r>
+      <w:r>
+        <w:rPr>
+          <w:b/>
+          <w:bCs/>
+          <w:color w:val="000000"/>
+        </w:rPr>
+        <w:t>GTFS</w:t>
+      </w:r>
+      <w:r>
+        <w:rPr>
+          <w:color w:val="000000"/>
+        </w:rPr>
+        <w:t>. Disponível em</w:t>
+      </w:r>
+      <w:hyperlink r:id="rId17" w:history="1">
+        <w:r>
+          <w:rPr>
+            <w:rStyle w:val="Hyperlink"/>
+          </w:rPr>
+          <w:t xml:space="preserve"> </w:t>
+        </w:r>
+      </w:hyperlink>
+      <w:r>
+        <w:rPr>
+          <w:color w:val="000000"/>
+        </w:rPr>
+        <w:t>&lt;</w:t>
+      </w:r>
+      <w:hyperlink r:id="rId18" w:history="1">
+        <w:r>
+          <w:rPr>
+            <w:rStyle w:val="Hyperlink"/>
+          </w:rPr>
+          <w:t>https://www.sptrans.com.br/desenvolvedores/perfil desenvolvedor/</w:t>
+        </w:r>
+      </w:hyperlink>
+      <w:r>
+        <w:rPr>
+          <w:color w:val="000000"/>
+        </w:rPr>
+        <w:t>&gt;. Acesso em 10 mar. 2026.</w:t>
+      </w:r>
+    </w:p>
+    <w:p>
+      <w:pPr>
+        <w:rPr>
+          <w:color w:val="000000"/>
+        </w:rPr>
+      </w:pPr>
+    </w:p>
+    <w:p>
+      <w:pPr>
+        <w:rPr>
+          <w:color w:val="000000"/>
+        </w:rPr>
+      </w:pPr>
+    </w:p>
+    <w:p/>
+    <w:p/>
+    <w:p>
+      <w:pPr>
         <w:jc w:val="both"/>
         <w:rPr>
           <w:sz w:val="22"/>
@@ -6440,7 +7451,6 @@
     </w:p>
     <w:p>
       <w:pPr>
-        <w:spacing w:line="240" w:lineRule="auto"/>
         <w:jc w:val="both"/>
         <w:rPr>
           <w:sz w:val="22"/>
@@ -6451,7 +7461,6 @@
     </w:p>
     <w:p>
       <w:pPr>
-        <w:spacing w:line="240" w:lineRule="auto"/>
         <w:jc w:val="both"/>
         <w:rPr>
           <w:sz w:val="22"/>
@@ -6474,7 +7483,6 @@
           <w:ilvl w:val="0"/>
           <w:numId w:val="1"/>
         </w:numPr>
-        <w:spacing w:after="0" w:line="240" w:lineRule="auto"/>
         <w:jc w:val="both"/>
         <w:rPr>
           <w:sz w:val="22"/>
@@ -6482,7 +7490,7 @@
           <w:shd w:val="pct15" w:color="auto" w:fill="FFFFFF"/>
         </w:rPr>
       </w:pPr>
-      <w:hyperlink r:id="rId9">
+      <w:hyperlink r:id="rId19">
         <w:r>
           <w:rPr>
             <w:color w:val="1155CC"/>
@@ -6491,20 +7499,8 @@
             <w:u w:val="single"/>
             <w:shd w:val="pct15" w:color="auto" w:fill="FFFFFF"/>
           </w:rPr>
-          <w:t xml:space="preserve">Gerador de referências gratuito ABNT [Atualização 2025] - </w:t>
+          <w:t>Gerador de referências gratuito ABNT [Atualização 2025] - BibGuru</w:t>
         </w:r>
-        <w:proofErr w:type="spellStart"/>
-        <w:r>
-          <w:rPr>
-            <w:color w:val="1155CC"/>
-            <w:sz w:val="22"/>
-            <w:szCs w:val="22"/>
-            <w:u w:val="single"/>
-            <w:shd w:val="pct15" w:color="auto" w:fill="FFFFFF"/>
-          </w:rPr>
-          <w:t>BibGuru</w:t>
-        </w:r>
-        <w:proofErr w:type="spellEnd"/>
       </w:hyperlink>
       <w:r>
         <w:rPr>
@@ -6521,7 +7517,6 @@
           <w:ilvl w:val="0"/>
           <w:numId w:val="1"/>
         </w:numPr>
-        <w:spacing w:after="0" w:line="240" w:lineRule="auto"/>
         <w:jc w:val="both"/>
         <w:rPr>
           <w:sz w:val="22"/>
@@ -6529,7 +7524,7 @@
           <w:shd w:val="pct15" w:color="auto" w:fill="FFFFFF"/>
         </w:rPr>
       </w:pPr>
-      <w:hyperlink r:id="rId10">
+      <w:hyperlink r:id="rId20">
         <w:r>
           <w:rPr>
             <w:color w:val="1155CC"/>
@@ -6552,7 +7547,6 @@
     </w:p>
     <w:p>
       <w:pPr>
-        <w:spacing w:line="240" w:lineRule="auto"/>
         <w:jc w:val="both"/>
         <w:rPr>
           <w:sz w:val="22"/>
@@ -6563,7 +7557,6 @@
     </w:p>
     <w:p>
       <w:pPr>
-        <w:spacing w:line="240" w:lineRule="auto"/>
         <w:jc w:val="both"/>
         <w:rPr>
           <w:sz w:val="22"/>
@@ -6586,7 +7579,6 @@
           <w:ilvl w:val="0"/>
           <w:numId w:val="2"/>
         </w:numPr>
-        <w:spacing w:after="0" w:line="240" w:lineRule="auto"/>
         <w:jc w:val="both"/>
         <w:rPr>
           <w:sz w:val="22"/>
@@ -6609,7 +7601,6 @@
           <w:ilvl w:val="0"/>
           <w:numId w:val="2"/>
         </w:numPr>
-        <w:spacing w:after="0" w:line="240" w:lineRule="auto"/>
         <w:jc w:val="both"/>
         <w:rPr>
           <w:sz w:val="22"/>
@@ -6628,7 +7619,7 @@
     </w:p>
     <w:p/>
     <w:sectPr>
-      <w:headerReference w:type="default" r:id="rId11"/>
+      <w:headerReference w:type="default" r:id="rId21"/>
       <w:pgSz w:w="11901" w:h="16817"/>
       <w:pgMar w:top="1701" w:right="1134" w:bottom="1134" w:left="1701" w:header="1134" w:footer="709" w:gutter="0"/>
       <w:pgNumType w:start="6"/>
@@ -6643,9 +7634,6 @@
 <w:endnotes xmlns:wpc="http://schemas.microsoft.com/office/word/2010/wordprocessingCanvas" xmlns:cx="http://schemas.microsoft.com/office/drawing/2014/chartex" xmlns:cx1="http://schemas.microsoft.com/office/drawing/2015/9/8/chartex" xmlns:cx2="http://schemas.microsoft.com/office/drawing/2015/10/21/chartex" xmlns:cx3="http://schemas.microsoft.com/office/drawing/2016/5/9/chartex" xmlns:cx4="http://schemas.microsoft.com/office/drawing/2016/5/10/chartex" xmlns:cx5="http://schemas.microsoft.com/office/drawing/2016/5/11/chartex" xmlns:cx6="http://schemas.microsoft.com/office/drawing/2016/5/12/chartex" xmlns:cx7="http://schemas.microsoft.com/office/drawing/2016/5/13/chartex" xmlns:cx8="http://schemas.microsoft.com/office/drawing/2016/5/14/chartex" xmlns:mc="http://schemas.openxmlformats.org/markup-compatibility/2006" xmlns:aink="http://schemas.microsoft.com/office/drawing/2016/ink" xmlns:am3d="http://schemas.microsoft.com/office/drawing/2017/model3d" xmlns:o="urn:schemas-microsoft-com:office:office" xmlns:oel="http://schemas.microsoft.com/office/2019/extlst" xmlns:r="http://schemas.openxmlformats.org/officeDocument/2006/relationships" xmlns:m="http://schemas.openxmlformats.org/officeDocument/2006/math" xmlns:v="urn:schemas-microsoft-com:vml" xmlns:wp14="http://schemas.microsoft.com/office/word/2010/wordprocessingDrawing" xmlns:wp="http://schemas.openxmlformats.org/drawingml/2006/wordprocessingDrawing" xmlns:w10="urn:schemas-microsoft-com:office:word" xmlns:w="http://schemas.openxmlformats.org/wordprocessingml/2006/main" xmlns:w14="http://schemas.microsoft.com/office/word/2010/wordml" xmlns:w15="http://schemas.microsoft.com/office/word/2012/wordml" xmlns:w16cex="http://schemas.microsoft.com/office/word/2018/wordml/cex" xmlns:w16cid="http://schemas.microsoft.com/office/word/2016/wordml/cid" xmlns:w16="http://schemas.microsoft.com/office/word/2018/wordml" xmlns:w16du="http://schemas.microsoft.com/office/word/2023/wordml/word16du" xmlns:w16sdtdh="http://schemas.microsoft.com/office/word/2020/wordml/sdtdatahash" xmlns:w16sdtfl="http://schemas.microsoft.com/office/word/2024/wordml/sdtformatlock" xmlns:w16se="http://schemas.microsoft.com/office/word/2015/wordml/symex" xmlns:wpg="http://schemas.microsoft.com/office/word/2010/wordprocessingGroup" xmlns:wpi="http://schemas.microsoft.com/office/word/2010/wordprocessingInk" xmlns:wne="http://schemas.microsoft.com/office/word/2006/wordml" xmlns:wps="http://schemas.microsoft.com/office/word/2010/wordprocessingShape" mc:Ignorable="w14 w15 w16se w16cid w16 w16cex w16sdtdh w16sdtfl w16du wp14">
   <w:endnote w:type="separator" w:id="-1">
     <w:p>
-      <w:pPr>
-        <w:spacing w:after="0" w:line="240" w:lineRule="auto"/>
-      </w:pPr>
       <w:r>
         <w:separator/>
       </w:r>
@@ -6653,9 +7641,6 @@
   </w:endnote>
   <w:endnote w:type="continuationSeparator" w:id="0">
     <w:p>
-      <w:pPr>
-        <w:spacing w:after="0" w:line="240" w:lineRule="auto"/>
-      </w:pPr>
       <w:r>
         <w:continuationSeparator/>
       </w:r>
@@ -6668,9 +7653,6 @@
 <w:footnotes xmlns:wpc="http://schemas.microsoft.com/office/word/2010/wordprocessingCanvas" xmlns:cx="http://schemas.microsoft.com/office/drawing/2014/chartex" xmlns:cx1="http://schemas.microsoft.com/office/drawing/2015/9/8/chartex" xmlns:cx2="http://schemas.microsoft.com/office/drawing/2015/10/21/chartex" xmlns:cx3="http://schemas.microsoft.com/office/drawing/2016/5/9/chartex" xmlns:cx4="http://schemas.microsoft.com/office/drawing/2016/5/10/chartex" xmlns:cx5="http://schemas.microsoft.com/office/drawing/2016/5/11/chartex" xmlns:cx6="http://schemas.microsoft.com/office/drawing/2016/5/12/chartex" xmlns:cx7="http://schemas.microsoft.com/office/drawing/2016/5/13/chartex" xmlns:cx8="http://schemas.microsoft.com/office/drawing/2016/5/14/chartex" xmlns:mc="http://schemas.openxmlformats.org/markup-compatibility/2006" xmlns:aink="http://schemas.microsoft.com/office/drawing/2016/ink" xmlns:am3d="http://schemas.microsoft.com/office/drawing/2017/model3d" xmlns:o="urn:schemas-microsoft-com:office:office" xmlns:oel="http://schemas.microsoft.com/office/2019/extlst" xmlns:r="http://schemas.openxmlformats.org/officeDocument/2006/relationships" xmlns:m="http://schemas.openxmlformats.org/officeDocument/2006/math" xmlns:v="urn:schemas-microsoft-com:vml" xmlns:wp14="http://schemas.microsoft.com/office/word/2010/wordprocessingDrawing" xmlns:wp="http://schemas.openxmlformats.org/drawingml/2006/wordprocessingDrawing" xmlns:w10="urn:schemas-microsoft-com:office:word" xmlns:w="http://schemas.openxmlformats.org/wordprocessingml/2006/main" xmlns:w14="http://schemas.microsoft.com/office/word/2010/wordml" xmlns:w15="http://schemas.microsoft.com/office/word/2012/wordml" xmlns:w16cex="http://schemas.microsoft.com/office/word/2018/wordml/cex" xmlns:w16cid="http://schemas.microsoft.com/office/word/2016/wordml/cid" xmlns:w16="http://schemas.microsoft.com/office/word/2018/wordml" xmlns:w16du="http://schemas.microsoft.com/office/word/2023/wordml/word16du" xmlns:w16sdtdh="http://schemas.microsoft.com/office/word/2020/wordml/sdtdatahash" xmlns:w16sdtfl="http://schemas.microsoft.com/office/word/2024/wordml/sdtformatlock" xmlns:w16se="http://schemas.microsoft.com/office/word/2015/wordml/symex" xmlns:wpg="http://schemas.microsoft.com/office/word/2010/wordprocessingGroup" xmlns:wpi="http://schemas.microsoft.com/office/word/2010/wordprocessingInk" xmlns:wne="http://schemas.microsoft.com/office/word/2006/wordml" xmlns:wps="http://schemas.microsoft.com/office/word/2010/wordprocessingShape" mc:Ignorable="w14 w15 w16se w16cid w16 w16cex w16sdtdh w16sdtfl w16du wp14">
   <w:footnote w:type="separator" w:id="-1">
     <w:p>
-      <w:pPr>
-        <w:spacing w:after="0" w:line="240" w:lineRule="auto"/>
-      </w:pPr>
       <w:r>
         <w:separator/>
       </w:r>
@@ -6678,9 +7660,6 @@
   </w:footnote>
   <w:footnote w:type="continuationSeparator" w:id="0">
     <w:p>
-      <w:pPr>
-        <w:spacing w:after="0" w:line="240" w:lineRule="auto"/>
-      </w:pPr>
       <w:r>
         <w:continuationSeparator/>
       </w:r>
@@ -6760,12 +7739,6 @@
         <w:docPartUnique/>
       </w:docPartObj>
     </w:sdtPr>
-    <w:sdtEndPr>
-      <w:rPr>
-        <w:rStyle w:val="PageNumber"/>
-        <w:rFonts w:ascii="Times New Roman" w:hAnsi="Times New Roman" w:cs="Times New Roman"/>
-      </w:rPr>
-    </w:sdtEndPr>
     <w:sdtContent>
       <w:p>
         <w:pPr>
@@ -6774,34 +7747,29 @@
           <w:jc w:val="right"/>
           <w:rPr>
             <w:rStyle w:val="PageNumber"/>
-            <w:rFonts w:ascii="Times New Roman" w:hAnsi="Times New Roman" w:cs="Times New Roman"/>
           </w:rPr>
         </w:pPr>
         <w:r>
           <w:rPr>
             <w:rStyle w:val="PageNumber"/>
-            <w:rFonts w:ascii="Times New Roman" w:hAnsi="Times New Roman" w:cs="Times New Roman"/>
           </w:rPr>
           <w:fldChar w:fldCharType="begin"/>
         </w:r>
         <w:r>
           <w:rPr>
             <w:rStyle w:val="PageNumber"/>
-            <w:rFonts w:ascii="Times New Roman" w:hAnsi="Times New Roman" w:cs="Times New Roman"/>
           </w:rPr>
           <w:instrText xml:space="preserve"> PAGE </w:instrText>
         </w:r>
         <w:r>
           <w:rPr>
             <w:rStyle w:val="PageNumber"/>
-            <w:rFonts w:ascii="Times New Roman" w:hAnsi="Times New Roman" w:cs="Times New Roman"/>
           </w:rPr>
           <w:fldChar w:fldCharType="separate"/>
         </w:r>
         <w:r>
           <w:rPr>
             <w:rStyle w:val="PageNumber"/>
-            <w:rFonts w:ascii="Times New Roman" w:hAnsi="Times New Roman" w:cs="Times New Roman"/>
             <w:noProof/>
           </w:rPr>
           <w:t>1</w:t>
@@ -6809,7 +7777,6 @@
         <w:r>
           <w:rPr>
             <w:rStyle w:val="PageNumber"/>
-            <w:rFonts w:ascii="Times New Roman" w:hAnsi="Times New Roman" w:cs="Times New Roman"/>
           </w:rPr>
           <w:fldChar w:fldCharType="end"/>
         </w:r>
@@ -6828,6 +7795,155 @@
 <file path=word/numbering.xml><?xml version="1.0" encoding="utf-8"?>
 <w:numbering xmlns:wpc="http://schemas.microsoft.com/office/word/2010/wordprocessingCanvas" xmlns:cx="http://schemas.microsoft.com/office/drawing/2014/chartex" xmlns:cx1="http://schemas.microsoft.com/office/drawing/2015/9/8/chartex" xmlns:cx2="http://schemas.microsoft.com/office/drawing/2015/10/21/chartex" xmlns:cx3="http://schemas.microsoft.com/office/drawing/2016/5/9/chartex" xmlns:cx4="http://schemas.microsoft.com/office/drawing/2016/5/10/chartex" xmlns:cx5="http://schemas.microsoft.com/office/drawing/2016/5/11/chartex" xmlns:cx6="http://schemas.microsoft.com/office/drawing/2016/5/12/chartex" xmlns:cx7="http://schemas.microsoft.com/office/drawing/2016/5/13/chartex" xmlns:cx8="http://schemas.microsoft.com/office/drawing/2016/5/14/chartex" xmlns:mc="http://schemas.openxmlformats.org/markup-compatibility/2006" xmlns:aink="http://schemas.microsoft.com/office/drawing/2016/ink" xmlns:am3d="http://schemas.microsoft.com/office/drawing/2017/model3d" xmlns:o="urn:schemas-microsoft-com:office:office" xmlns:oel="http://schemas.microsoft.com/office/2019/extlst" xmlns:r="http://schemas.openxmlformats.org/officeDocument/2006/relationships" xmlns:m="http://schemas.openxmlformats.org/officeDocument/2006/math" xmlns:v="urn:schemas-microsoft-com:vml" xmlns:wp14="http://schemas.microsoft.com/office/word/2010/wordprocessingDrawing" xmlns:wp="http://schemas.openxmlformats.org/drawingml/2006/wordprocessingDrawing" xmlns:w10="urn:schemas-microsoft-com:office:word" xmlns:w="http://schemas.openxmlformats.org/wordprocessingml/2006/main" xmlns:w14="http://schemas.microsoft.com/office/word/2010/wordml" xmlns:w15="http://schemas.microsoft.com/office/word/2012/wordml" xmlns:w16cex="http://schemas.microsoft.com/office/word/2018/wordml/cex" xmlns:w16cid="http://schemas.microsoft.com/office/word/2016/wordml/cid" xmlns:w16="http://schemas.microsoft.com/office/word/2018/wordml" xmlns:w16du="http://schemas.microsoft.com/office/word/2023/wordml/word16du" xmlns:w16sdtdh="http://schemas.microsoft.com/office/word/2020/wordml/sdtdatahash" xmlns:w16sdtfl="http://schemas.microsoft.com/office/word/2024/wordml/sdtformatlock" xmlns:w16se="http://schemas.microsoft.com/office/word/2015/wordml/symex" xmlns:wpg="http://schemas.microsoft.com/office/word/2010/wordprocessingGroup" xmlns:wpi="http://schemas.microsoft.com/office/word/2010/wordprocessingInk" xmlns:wne="http://schemas.microsoft.com/office/word/2006/wordml" xmlns:wps="http://schemas.microsoft.com/office/word/2010/wordprocessingShape" mc:Ignorable="w14 w15 w16se w16cid w16 w16cex w16sdtdh w16sdtfl w16du wp14">
   <w:abstractNum w:abstractNumId="0" w15:restartNumberingAfterBreak="0">
+    <w:nsid w:val="110A5405"/>
+    <w:multiLevelType w:val="multilevel"/>
+    <w:tmpl w:val="0CE2B468"/>
+    <w:lvl w:ilvl="0">
+      <w:start w:val="1"/>
+      <w:numFmt w:val="bullet"/>
+      <w:lvlText w:val=""/>
+      <w:lvlJc w:val="left"/>
+      <w:pPr>
+        <w:tabs>
+          <w:tab w:val="num" w:pos="720"/>
+        </w:tabs>
+        <w:ind w:left="720" w:hanging="360"/>
+      </w:pPr>
+      <w:rPr>
+        <w:rFonts w:ascii="Symbol" w:hAnsi="Symbol" w:hint="default"/>
+        <w:sz w:val="20"/>
+      </w:rPr>
+    </w:lvl>
+    <w:lvl w:ilvl="1" w:tentative="1">
+      <w:start w:val="1"/>
+      <w:numFmt w:val="bullet"/>
+      <w:lvlText w:val="o"/>
+      <w:lvlJc w:val="left"/>
+      <w:pPr>
+        <w:tabs>
+          <w:tab w:val="num" w:pos="1440"/>
+        </w:tabs>
+        <w:ind w:left="1440" w:hanging="360"/>
+      </w:pPr>
+      <w:rPr>
+        <w:rFonts w:ascii="Courier New" w:hAnsi="Courier New" w:hint="default"/>
+        <w:sz w:val="20"/>
+      </w:rPr>
+    </w:lvl>
+    <w:lvl w:ilvl="2" w:tentative="1">
+      <w:start w:val="1"/>
+      <w:numFmt w:val="bullet"/>
+      <w:lvlText w:val=""/>
+      <w:lvlJc w:val="left"/>
+      <w:pPr>
+        <w:tabs>
+          <w:tab w:val="num" w:pos="2160"/>
+        </w:tabs>
+        <w:ind w:left="2160" w:hanging="360"/>
+      </w:pPr>
+      <w:rPr>
+        <w:rFonts w:ascii="Wingdings" w:hAnsi="Wingdings" w:hint="default"/>
+        <w:sz w:val="20"/>
+      </w:rPr>
+    </w:lvl>
+    <w:lvl w:ilvl="3" w:tentative="1">
+      <w:start w:val="1"/>
+      <w:numFmt w:val="bullet"/>
+      <w:lvlText w:val=""/>
+      <w:lvlJc w:val="left"/>
+      <w:pPr>
+        <w:tabs>
+          <w:tab w:val="num" w:pos="2880"/>
+        </w:tabs>
+        <w:ind w:left="2880" w:hanging="360"/>
+      </w:pPr>
+      <w:rPr>
+        <w:rFonts w:ascii="Wingdings" w:hAnsi="Wingdings" w:hint="default"/>
+        <w:sz w:val="20"/>
+      </w:rPr>
+    </w:lvl>
+    <w:lvl w:ilvl="4" w:tentative="1">
+      <w:start w:val="1"/>
+      <w:numFmt w:val="bullet"/>
+      <w:lvlText w:val=""/>
+      <w:lvlJc w:val="left"/>
+      <w:pPr>
+        <w:tabs>
+          <w:tab w:val="num" w:pos="3600"/>
+        </w:tabs>
+        <w:ind w:left="3600" w:hanging="360"/>
+      </w:pPr>
+      <w:rPr>
+        <w:rFonts w:ascii="Wingdings" w:hAnsi="Wingdings" w:hint="default"/>
+        <w:sz w:val="20"/>
+      </w:rPr>
+    </w:lvl>
+    <w:lvl w:ilvl="5" w:tentative="1">
+      <w:start w:val="1"/>
+      <w:numFmt w:val="bullet"/>
+      <w:lvlText w:val=""/>
+      <w:lvlJc w:val="left"/>
+      <w:pPr>
+        <w:tabs>
+          <w:tab w:val="num" w:pos="4320"/>
+        </w:tabs>
+        <w:ind w:left="4320" w:hanging="360"/>
+      </w:pPr>
+      <w:rPr>
+        <w:rFonts w:ascii="Wingdings" w:hAnsi="Wingdings" w:hint="default"/>
+        <w:sz w:val="20"/>
+      </w:rPr>
+    </w:lvl>
+    <w:lvl w:ilvl="6" w:tentative="1">
+      <w:start w:val="1"/>
+      <w:numFmt w:val="bullet"/>
+      <w:lvlText w:val=""/>
+      <w:lvlJc w:val="left"/>
+      <w:pPr>
+        <w:tabs>
+          <w:tab w:val="num" w:pos="5040"/>
+        </w:tabs>
+        <w:ind w:left="5040" w:hanging="360"/>
+      </w:pPr>
+      <w:rPr>
+        <w:rFonts w:ascii="Wingdings" w:hAnsi="Wingdings" w:hint="default"/>
+        <w:sz w:val="20"/>
+      </w:rPr>
+    </w:lvl>
+    <w:lvl w:ilvl="7" w:tentative="1">
+      <w:start w:val="1"/>
+      <w:numFmt w:val="bullet"/>
+      <w:lvlText w:val=""/>
+      <w:lvlJc w:val="left"/>
+      <w:pPr>
+        <w:tabs>
+          <w:tab w:val="num" w:pos="5760"/>
+        </w:tabs>
+        <w:ind w:left="5760" w:hanging="360"/>
+      </w:pPr>
+      <w:rPr>
+        <w:rFonts w:ascii="Wingdings" w:hAnsi="Wingdings" w:hint="default"/>
+        <w:sz w:val="20"/>
+      </w:rPr>
+    </w:lvl>
+    <w:lvl w:ilvl="8" w:tentative="1">
+      <w:start w:val="1"/>
+      <w:numFmt w:val="bullet"/>
+      <w:lvlText w:val=""/>
+      <w:lvlJc w:val="left"/>
+      <w:pPr>
+        <w:tabs>
+          <w:tab w:val="num" w:pos="6480"/>
+        </w:tabs>
+        <w:ind w:left="6480" w:hanging="360"/>
+      </w:pPr>
+      <w:rPr>
+        <w:rFonts w:ascii="Wingdings" w:hAnsi="Wingdings" w:hint="default"/>
+        <w:sz w:val="20"/>
+      </w:rPr>
+    </w:lvl>
+  </w:abstractNum>
+  <w:abstractNum w:abstractNumId="1" w15:restartNumberingAfterBreak="0">
     <w:nsid w:val="4A79562D"/>
     <w:multiLevelType w:val="multilevel"/>
     <w:tmpl w:val="658ADA3C"/>
@@ -6940,7 +8056,7 @@
       </w:rPr>
     </w:lvl>
   </w:abstractNum>
-  <w:abstractNum w:abstractNumId="1" w15:restartNumberingAfterBreak="0">
+  <w:abstractNum w:abstractNumId="2" w15:restartNumberingAfterBreak="0">
     <w:nsid w:val="69646419"/>
     <w:multiLevelType w:val="multilevel"/>
     <w:tmpl w:val="4A60C826"/>
@@ -7054,9 +8170,12 @@
     </w:lvl>
   </w:abstractNum>
   <w:num w:numId="1" w16cid:durableId="2122452787">
+    <w:abstractNumId w:val="2"/>
+  </w:num>
+  <w:num w:numId="2" w16cid:durableId="1379625903">
     <w:abstractNumId w:val="1"/>
   </w:num>
-  <w:num w:numId="2" w16cid:durableId="1379625903">
+  <w:num w:numId="3" w16cid:durableId="1299410232">
     <w:abstractNumId w:val="0"/>
   </w:num>
 </w:numbering>
@@ -7462,8 +8581,14 @@
   <w:style w:type="paragraph" w:default="1" w:styleId="Normal">
     <w:name w:val="Normal"/>
     <w:qFormat/>
+    <w:rsid w:val="00386E15"/>
+    <w:pPr>
+      <w:spacing w:after="0" w:line="240" w:lineRule="auto"/>
+    </w:pPr>
     <w:rPr>
-      <w:lang w:val="pt-BR"/>
+      <w:rFonts w:ascii="Times New Roman" w:eastAsia="Times New Roman" w:hAnsi="Times New Roman" w:cs="Times New Roman"/>
+      <w:kern w:val="0"/>
+      <w14:ligatures w14:val="none"/>
     </w:rPr>
   </w:style>
   <w:style w:type="paragraph" w:styleId="Heading1">
@@ -7473,15 +8598,15 @@
     <w:link w:val="Heading1Char"/>
     <w:uiPriority w:val="9"/>
     <w:qFormat/>
-    <w:rsid w:val="00652120"/>
+    <w:rsid w:val="0040780E"/>
     <w:pPr>
       <w:keepNext/>
       <w:keepLines/>
-      <w:spacing w:before="360" w:after="80"/>
+      <w:spacing w:before="360" w:after="160"/>
       <w:outlineLvl w:val="0"/>
     </w:pPr>
     <w:rPr>
-      <w:rFonts w:ascii="Times New Roman" w:eastAsiaTheme="majorEastAsia" w:hAnsi="Times New Roman" w:cs="Times New Roman (Headings CS)"/>
+      <w:rFonts w:eastAsiaTheme="majorEastAsia" w:cs="Times New Roman (Headings CS)"/>
       <w:b/>
       <w:caps/>
       <w:szCs w:val="40"/>
@@ -7495,15 +8620,15 @@
     <w:uiPriority w:val="9"/>
     <w:unhideWhenUsed/>
     <w:qFormat/>
-    <w:rsid w:val="00915B7D"/>
+    <w:rsid w:val="004A096E"/>
     <w:pPr>
       <w:keepNext/>
       <w:keepLines/>
-      <w:spacing w:before="160" w:after="80"/>
+      <w:spacing w:before="160" w:after="120"/>
       <w:outlineLvl w:val="1"/>
     </w:pPr>
     <w:rPr>
-      <w:rFonts w:ascii="Times New Roman" w:eastAsiaTheme="majorEastAsia" w:hAnsi="Times New Roman" w:cs="Times New Roman (Headings CS)"/>
+      <w:rFonts w:eastAsiaTheme="majorEastAsia" w:cs="Times New Roman (Headings CS)"/>
       <w:caps/>
       <w:szCs w:val="32"/>
     </w:rPr>
@@ -7514,20 +8639,18 @@
     <w:next w:val="Normal"/>
     <w:link w:val="Heading3Char"/>
     <w:uiPriority w:val="9"/>
-    <w:semiHidden/>
     <w:unhideWhenUsed/>
     <w:qFormat/>
-    <w:rsid w:val="007E2B9E"/>
+    <w:rsid w:val="004A096E"/>
     <w:pPr>
       <w:keepNext/>
       <w:keepLines/>
-      <w:spacing w:before="160" w:after="80"/>
+      <w:spacing w:before="160" w:after="120"/>
       <w:outlineLvl w:val="2"/>
     </w:pPr>
     <w:rPr>
-      <w:rFonts w:eastAsiaTheme="majorEastAsia" w:cstheme="majorBidi"/>
-      <w:color w:val="0F4761" w:themeColor="accent1" w:themeShade="BF"/>
-      <w:sz w:val="28"/>
+      <w:rFonts w:eastAsiaTheme="majorEastAsia" w:cs="Times New Roman (Headings CS)"/>
+      <w:caps/>
       <w:szCs w:val="28"/>
     </w:rPr>
   </w:style>
@@ -7588,7 +8711,7 @@
     <w:pPr>
       <w:keepNext/>
       <w:keepLines/>
-      <w:spacing w:before="40" w:after="0"/>
+      <w:spacing w:before="40"/>
       <w:outlineLvl w:val="5"/>
     </w:pPr>
     <w:rPr>
@@ -7611,7 +8734,7 @@
     <w:pPr>
       <w:keepNext/>
       <w:keepLines/>
-      <w:spacing w:before="40" w:after="0"/>
+      <w:spacing w:before="40"/>
       <w:outlineLvl w:val="6"/>
     </w:pPr>
     <w:rPr>
@@ -7632,7 +8755,6 @@
     <w:pPr>
       <w:keepNext/>
       <w:keepLines/>
-      <w:spacing w:after="0"/>
       <w:outlineLvl w:val="7"/>
     </w:pPr>
     <w:rPr>
@@ -7655,7 +8777,6 @@
     <w:pPr>
       <w:keepNext/>
       <w:keepLines/>
-      <w:spacing w:after="0"/>
       <w:outlineLvl w:val="8"/>
     </w:pPr>
     <w:rPr>
@@ -7695,13 +8816,14 @@
     <w:basedOn w:val="DefaultParagraphFont"/>
     <w:link w:val="Heading1"/>
     <w:uiPriority w:val="9"/>
-    <w:rsid w:val="00652120"/>
+    <w:rsid w:val="0040780E"/>
     <w:rPr>
       <w:rFonts w:ascii="Times New Roman" w:eastAsiaTheme="majorEastAsia" w:hAnsi="Times New Roman" w:cs="Times New Roman (Headings CS)"/>
       <w:b/>
       <w:caps/>
+      <w:kern w:val="0"/>
       <w:szCs w:val="40"/>
-      <w:lang w:val="pt-BR"/>
+      <w14:ligatures w14:val="none"/>
     </w:rPr>
   </w:style>
   <w:style w:type="character" w:customStyle="1" w:styleId="Heading2Char">
@@ -7709,7 +8831,7 @@
     <w:basedOn w:val="DefaultParagraphFont"/>
     <w:link w:val="Heading2"/>
     <w:uiPriority w:val="9"/>
-    <w:rsid w:val="00915B7D"/>
+    <w:rsid w:val="004A096E"/>
     <w:rPr>
       <w:rFonts w:ascii="Times New Roman" w:eastAsiaTheme="majorEastAsia" w:hAnsi="Times New Roman" w:cs="Times New Roman (Headings CS)"/>
       <w:caps/>
@@ -7722,12 +8844,10 @@
     <w:basedOn w:val="DefaultParagraphFont"/>
     <w:link w:val="Heading3"/>
     <w:uiPriority w:val="9"/>
-    <w:semiHidden/>
-    <w:rsid w:val="007E2B9E"/>
+    <w:rsid w:val="004A096E"/>
     <w:rPr>
-      <w:rFonts w:eastAsiaTheme="majorEastAsia" w:cstheme="majorBidi"/>
-      <w:color w:val="0F4761" w:themeColor="accent1" w:themeShade="BF"/>
-      <w:sz w:val="28"/>
+      <w:rFonts w:ascii="Times New Roman" w:eastAsiaTheme="majorEastAsia" w:hAnsi="Times New Roman" w:cs="Times New Roman (Headings CS)"/>
+      <w:caps/>
       <w:szCs w:val="28"/>
       <w:lang w:val="pt-BR"/>
     </w:rPr>
@@ -7825,7 +8945,7 @@
     <w:qFormat/>
     <w:rsid w:val="007E2B9E"/>
     <w:pPr>
-      <w:spacing w:after="80" w:line="240" w:lineRule="auto"/>
+      <w:spacing w:after="80"/>
       <w:contextualSpacing/>
     </w:pPr>
     <w:rPr>
@@ -8019,10 +9139,10 @@
     <w:qFormat/>
     <w:rsid w:val="006E350E"/>
     <w:pPr>
-      <w:spacing w:after="200" w:line="240" w:lineRule="auto"/>
+      <w:spacing w:after="200"/>
     </w:pPr>
     <w:rPr>
-      <w:rFonts w:ascii="Times New Roman" w:hAnsi="Times New Roman" w:cs="Times New Roman (Body CS)"/>
+      <w:rFonts w:cs="Times New Roman (Body CS)"/>
       <w:iCs/>
       <w:sz w:val="20"/>
       <w:szCs w:val="18"/>
@@ -8036,7 +9156,6 @@
     <w:unhideWhenUsed/>
     <w:rsid w:val="00745240"/>
     <w:pPr>
-      <w:spacing w:after="0"/>
       <w:ind w:left="480" w:hanging="480"/>
     </w:pPr>
     <w:rPr>
@@ -8062,11 +9181,9 @@
       <w:bCs/>
       <w:caps w:val="0"/>
       <w:color w:val="0F4761" w:themeColor="accent1" w:themeShade="BF"/>
-      <w:kern w:val="0"/>
       <w:sz w:val="28"/>
       <w:szCs w:val="28"/>
       <w:lang w:val="en-US" w:eastAsia="en-US"/>
-      <w14:ligatures w14:val="none"/>
     </w:rPr>
   </w:style>
   <w:style w:type="paragraph" w:styleId="TOC1">
@@ -8094,9 +9211,9 @@
     <w:basedOn w:val="DefaultParagraphFont"/>
     <w:uiPriority w:val="99"/>
     <w:unhideWhenUsed/>
-    <w:rsid w:val="00045BFF"/>
+    <w:rsid w:val="00053FAA"/>
     <w:rPr>
-      <w:color w:val="467886" w:themeColor="hyperlink"/>
+      <w:color w:val="1255CD"/>
       <w:u w:val="single"/>
     </w:rPr>
   </w:style>
@@ -8108,9 +9225,6 @@
     <w:uiPriority w:val="39"/>
     <w:unhideWhenUsed/>
     <w:rsid w:val="00045BFF"/>
-    <w:pPr>
-      <w:spacing w:after="0"/>
-    </w:pPr>
     <w:rPr>
       <w:b/>
       <w:bCs/>
@@ -8125,12 +9239,8 @@
     <w:next w:val="Normal"/>
     <w:autoRedefine/>
     <w:uiPriority w:val="39"/>
-    <w:semiHidden/>
     <w:unhideWhenUsed/>
     <w:rsid w:val="00045BFF"/>
-    <w:pPr>
-      <w:spacing w:after="0"/>
-    </w:pPr>
     <w:rPr>
       <w:smallCaps/>
       <w:sz w:val="22"/>
@@ -8146,9 +9256,6 @@
     <w:semiHidden/>
     <w:unhideWhenUsed/>
     <w:rsid w:val="00045BFF"/>
-    <w:pPr>
-      <w:spacing w:after="0"/>
-    </w:pPr>
     <w:rPr>
       <w:sz w:val="22"/>
       <w:szCs w:val="22"/>
@@ -8163,9 +9270,6 @@
     <w:semiHidden/>
     <w:unhideWhenUsed/>
     <w:rsid w:val="00045BFF"/>
-    <w:pPr>
-      <w:spacing w:after="0"/>
-    </w:pPr>
     <w:rPr>
       <w:sz w:val="22"/>
       <w:szCs w:val="22"/>
@@ -8180,9 +9284,6 @@
     <w:semiHidden/>
     <w:unhideWhenUsed/>
     <w:rsid w:val="00045BFF"/>
-    <w:pPr>
-      <w:spacing w:after="0"/>
-    </w:pPr>
     <w:rPr>
       <w:sz w:val="22"/>
       <w:szCs w:val="22"/>
@@ -8197,9 +9298,6 @@
     <w:semiHidden/>
     <w:unhideWhenUsed/>
     <w:rsid w:val="00045BFF"/>
-    <w:pPr>
-      <w:spacing w:after="0"/>
-    </w:pPr>
     <w:rPr>
       <w:sz w:val="22"/>
       <w:szCs w:val="22"/>
@@ -8214,9 +9312,6 @@
     <w:semiHidden/>
     <w:unhideWhenUsed/>
     <w:rsid w:val="00045BFF"/>
-    <w:pPr>
-      <w:spacing w:after="0"/>
-    </w:pPr>
     <w:rPr>
       <w:sz w:val="22"/>
       <w:szCs w:val="22"/>
@@ -8231,9 +9326,6 @@
     <w:semiHidden/>
     <w:unhideWhenUsed/>
     <w:rsid w:val="00045BFF"/>
-    <w:pPr>
-      <w:spacing w:after="0"/>
-    </w:pPr>
     <w:rPr>
       <w:sz w:val="22"/>
       <w:szCs w:val="22"/>
@@ -8251,7 +9343,6 @@
         <w:tab w:val="center" w:pos="4680"/>
         <w:tab w:val="right" w:pos="9360"/>
       </w:tabs>
-      <w:spacing w:after="0" w:line="240" w:lineRule="auto"/>
     </w:pPr>
   </w:style>
   <w:style w:type="character" w:customStyle="1" w:styleId="HeaderChar">
@@ -8276,7 +9367,6 @@
         <w:tab w:val="center" w:pos="4680"/>
         <w:tab w:val="right" w:pos="9360"/>
       </w:tabs>
-      <w:spacing w:after="0" w:line="240" w:lineRule="auto"/>
     </w:pPr>
   </w:style>
   <w:style w:type="character" w:customStyle="1" w:styleId="FooterChar">
@@ -8296,6 +9386,48 @@
     <w:semiHidden/>
     <w:unhideWhenUsed/>
     <w:rsid w:val="0035433D"/>
+  </w:style>
+  <w:style w:type="paragraph" w:styleId="Bibliography">
+    <w:name w:val="Bibliography"/>
+    <w:basedOn w:val="Normal"/>
+    <w:next w:val="Normal"/>
+    <w:uiPriority w:val="37"/>
+    <w:unhideWhenUsed/>
+    <w:rsid w:val="000D3085"/>
+  </w:style>
+  <w:style w:type="character" w:styleId="UnresolvedMention">
+    <w:name w:val="Unresolved Mention"/>
+    <w:basedOn w:val="DefaultParagraphFont"/>
+    <w:uiPriority w:val="99"/>
+    <w:semiHidden/>
+    <w:unhideWhenUsed/>
+    <w:rsid w:val="000D3085"/>
+    <w:rPr>
+      <w:color w:val="605E5C"/>
+      <w:shd w:val="clear" w:color="auto" w:fill="E1DFDD"/>
+    </w:rPr>
+  </w:style>
+  <w:style w:type="paragraph" w:styleId="NormalWeb">
+    <w:name w:val="Normal (Web)"/>
+    <w:basedOn w:val="Normal"/>
+    <w:uiPriority w:val="99"/>
+    <w:unhideWhenUsed/>
+    <w:rsid w:val="009724B4"/>
+    <w:pPr>
+      <w:spacing w:before="100" w:beforeAutospacing="1" w:after="100" w:afterAutospacing="1"/>
+    </w:pPr>
+  </w:style>
+  <w:style w:type="character" w:styleId="FollowedHyperlink">
+    <w:name w:val="FollowedHyperlink"/>
+    <w:basedOn w:val="DefaultParagraphFont"/>
+    <w:uiPriority w:val="99"/>
+    <w:semiHidden/>
+    <w:unhideWhenUsed/>
+    <w:rsid w:val="00053FAA"/>
+    <w:rPr>
+      <w:color w:val="96607D" w:themeColor="followedHyperlink"/>
+      <w:u w:val="single"/>
+    </w:rPr>
   </w:style>
 </w:styles>
 </file>

--- a/TCC/Projeto-de-Pesquisa-TCC.docx
+++ b/TCC/Projeto-de-Pesquisa-TCC.docx
@@ -7425,9 +7425,33 @@
     <w:p>
       <w:pPr>
         <w:rPr>
-          <w:color w:val="000000"/>
-        </w:rPr>
-      </w:pPr>
+          <w:strike/>
+          <w:color w:val="000000"/>
+        </w:rPr>
+      </w:pPr>
+      <w:r>
+        <w:rPr>
+          <w:strike/>
+          <w:color w:val="000000"/>
+        </w:rPr>
+        <w:t xml:space="preserve">WAZLAWICK, Raul S. </w:t>
+      </w:r>
+      <w:r>
+        <w:rPr>
+          <w:b/>
+          <w:bCs/>
+          <w:strike/>
+          <w:color w:val="000000"/>
+        </w:rPr>
+        <w:t>Metodologia de Pesquisa para Ciência da Computação</w:t>
+      </w:r>
+      <w:r>
+        <w:rPr>
+          <w:strike/>
+          <w:color w:val="000000"/>
+        </w:rPr>
+        <w:t>. 3. ed. Rio de Janeiro: GEN LTC, 2020. E-book. p.37. ISBN 9788595157712. Disponível em: https://integrada.minhabiblioteca.com.br/reader/books/9788595157712/. Acesso em: 24 mar. 2026.</w:t>
+      </w:r>
     </w:p>
     <w:p/>
     <w:p/>
@@ -7681,6 +7705,11 @@
         <w:docPartUnique/>
       </w:docPartObj>
     </w:sdtPr>
+    <w:sdtEndPr>
+      <w:rPr>
+        <w:rStyle w:val="PageNumber"/>
+      </w:rPr>
+    </w:sdtEndPr>
     <w:sdtContent>
       <w:p>
         <w:pPr>
@@ -7739,6 +7768,11 @@
         <w:docPartUnique/>
       </w:docPartObj>
     </w:sdtPr>
+    <w:sdtEndPr>
+      <w:rPr>
+        <w:rStyle w:val="PageNumber"/>
+      </w:rPr>
+    </w:sdtEndPr>
     <w:sdtContent>
       <w:p>
         <w:pPr>

--- a/TCC/Projeto-de-Pesquisa-TCC.docx
+++ b/TCC/Projeto-de-Pesquisa-TCC.docx
@@ -3829,9 +3829,14 @@
       <w:pPr>
         <w:pStyle w:val="NormalWeb"/>
         <w:spacing w:before="0" w:beforeAutospacing="0" w:after="160" w:afterAutospacing="0" w:line="360" w:lineRule="auto"/>
-      </w:pPr>
-      <w:r>
-        <w:rPr>
+        <w:rPr>
+          <w:strike/>
+          <w:color w:val="000000"/>
+        </w:rPr>
+      </w:pPr>
+      <w:r>
+        <w:rPr>
+          <w:strike/>
           <w:color w:val="000000"/>
         </w:rPr>
         <w:t>Adicionalmente, foi identificado o repositório Mobility Database (</w:t>
@@ -3840,12 +3845,14 @@
         <w:r>
           <w:rPr>
             <w:rStyle w:val="Hyperlink"/>
+            <w:strike/>
           </w:rPr>
           <w:t>https://mobilitydatabase.org/feeds/gtfs/mdb-8</w:t>
         </w:r>
       </w:hyperlink>
       <w:r>
         <w:rPr>
+          <w:strike/>
           <w:color w:val="000000"/>
         </w:rPr>
         <w:t xml:space="preserve">), mantido pela organização MobilityData, que disponibiliza o </w:t>
@@ -3854,27 +3861,869 @@
         <w:rPr>
           <w:i/>
           <w:iCs/>
+          <w:strike/>
           <w:color w:val="000000"/>
         </w:rPr>
         <w:t>feed</w:t>
       </w:r>
       <w:r>
         <w:rPr>
+          <w:strike/>
           <w:color w:val="000000"/>
         </w:rPr>
         <w:t xml:space="preserve"> GTFS oficial da SPTrans com validação automatizada e histórico de versões </w:t>
       </w:r>
       <w:r>
         <w:rPr>
+          <w:strike/>
           <w:color w:val="000000"/>
         </w:rPr>
         <w:t>periódicas</w:t>
       </w:r>
       <w:r>
         <w:rPr>
+          <w:strike/>
           <w:color w:val="000000"/>
         </w:rPr>
         <w:t>. O relatório de qualidade mais recente indica 1 erro e 10 avisos no conjunto de dados, atestando a consistência geral da base utilizada.</w:t>
+      </w:r>
+    </w:p>
+    <w:p>
+      <w:pPr>
+        <w:pStyle w:val="NormalWeb"/>
+        <w:spacing w:before="0" w:beforeAutospacing="0" w:after="160" w:afterAutospacing="0" w:line="360" w:lineRule="auto"/>
+        <w:rPr>
+          <w:strike/>
+          <w:color w:val="000000"/>
+        </w:rPr>
+      </w:pPr>
+    </w:p>
+    <w:p>
+      <w:pPr>
+        <w:pStyle w:val="Caption"/>
+        <w:keepNext/>
+      </w:pPr>
+      <w:r>
+        <w:lastRenderedPageBreak/>
+        <w:t xml:space="preserve">Tabela </w:t>
+      </w:r>
+      <w:fldSimple w:instr=" SEQ Tabela \* ARABIC ">
+        <w:r>
+          <w:rPr>
+            <w:noProof/>
+          </w:rPr>
+          <w:t>1</w:t>
+        </w:r>
+      </w:fldSimple>
+      <w:r>
+        <w:t xml:space="preserve"> - Estrutura dos arquivos GTFS: número de registros e atributos</w:t>
+      </w:r>
+    </w:p>
+    <w:tbl>
+      <w:tblPr>
+        <w:tblStyle w:val="PlainTable2"/>
+        <w:tblW w:w="9071" w:type="dxa"/>
+        <w:tblLook w:val="04A0" w:firstRow="1" w:lastRow="0" w:firstColumn="1" w:lastColumn="0" w:noHBand="0" w:noVBand="1"/>
+      </w:tblPr>
+      <w:tblGrid>
+        <w:gridCol w:w="2475"/>
+        <w:gridCol w:w="3269"/>
+        <w:gridCol w:w="3327"/>
+      </w:tblGrid>
+      <w:tr>
+        <w:trPr>
+          <w:cnfStyle w:val="100000000000" w:firstRow="1" w:lastRow="0" w:firstColumn="0" w:lastColumn="0" w:oddVBand="0" w:evenVBand="0" w:oddHBand="0" w:evenHBand="0" w:firstRowFirstColumn="0" w:firstRowLastColumn="0" w:lastRowFirstColumn="0" w:lastRowLastColumn="0"/>
+        </w:trPr>
+        <w:tc>
+          <w:tcPr>
+            <w:cnfStyle w:val="001000000000" w:firstRow="0" w:lastRow="0" w:firstColumn="1" w:lastColumn="0" w:oddVBand="0" w:evenVBand="0" w:oddHBand="0" w:evenHBand="0" w:firstRowFirstColumn="0" w:firstRowLastColumn="0" w:lastRowFirstColumn="0" w:lastRowLastColumn="0"/>
+            <w:tcW w:w="0" w:type="auto"/>
+            <w:hideMark/>
+          </w:tcPr>
+          <w:p>
+            <w:pPr>
+              <w:pStyle w:val="NormalWeb"/>
+              <w:spacing w:before="0" w:beforeAutospacing="0" w:after="0" w:afterAutospacing="0" w:line="360" w:lineRule="auto"/>
+              <w:jc w:val="center"/>
+            </w:pPr>
+            <w:r>
+              <w:rPr>
+                <w:color w:val="000000"/>
+              </w:rPr>
+              <w:t>Arquivo</w:t>
+            </w:r>
+          </w:p>
+        </w:tc>
+        <w:tc>
+          <w:tcPr>
+            <w:tcW w:w="0" w:type="auto"/>
+            <w:hideMark/>
+          </w:tcPr>
+          <w:p>
+            <w:pPr>
+              <w:pStyle w:val="NormalWeb"/>
+              <w:spacing w:before="0" w:beforeAutospacing="0" w:after="0" w:afterAutospacing="0" w:line="360" w:lineRule="auto"/>
+              <w:jc w:val="center"/>
+              <w:cnfStyle w:val="100000000000" w:firstRow="1" w:lastRow="0" w:firstColumn="0" w:lastColumn="0" w:oddVBand="0" w:evenVBand="0" w:oddHBand="0" w:evenHBand="0" w:firstRowFirstColumn="0" w:firstRowLastColumn="0" w:lastRowFirstColumn="0" w:lastRowLastColumn="0"/>
+            </w:pPr>
+            <w:r>
+              <w:rPr>
+                <w:color w:val="000000"/>
+              </w:rPr>
+              <w:t xml:space="preserve">Número de </w:t>
+            </w:r>
+            <w:r>
+              <w:rPr>
+                <w:color w:val="000000"/>
+              </w:rPr>
+              <w:t>registros</w:t>
+            </w:r>
+          </w:p>
+        </w:tc>
+        <w:tc>
+          <w:tcPr>
+            <w:tcW w:w="0" w:type="auto"/>
+            <w:hideMark/>
+          </w:tcPr>
+          <w:p>
+            <w:pPr>
+              <w:pStyle w:val="NormalWeb"/>
+              <w:spacing w:before="0" w:beforeAutospacing="0" w:after="0" w:afterAutospacing="0" w:line="360" w:lineRule="auto"/>
+              <w:jc w:val="center"/>
+              <w:cnfStyle w:val="100000000000" w:firstRow="1" w:lastRow="0" w:firstColumn="0" w:lastColumn="0" w:oddVBand="0" w:evenVBand="0" w:oddHBand="0" w:evenHBand="0" w:firstRowFirstColumn="0" w:firstRowLastColumn="0" w:lastRowFirstColumn="0" w:lastRowLastColumn="0"/>
+            </w:pPr>
+            <w:r>
+              <w:rPr>
+                <w:color w:val="000000"/>
+              </w:rPr>
+              <w:t xml:space="preserve">Número de </w:t>
+            </w:r>
+            <w:r>
+              <w:rPr>
+                <w:color w:val="000000"/>
+              </w:rPr>
+              <w:t>atributos</w:t>
+            </w:r>
+          </w:p>
+        </w:tc>
+      </w:tr>
+      <w:tr>
+        <w:trPr>
+          <w:cnfStyle w:val="000000100000" w:firstRow="0" w:lastRow="0" w:firstColumn="0" w:lastColumn="0" w:oddVBand="0" w:evenVBand="0" w:oddHBand="1" w:evenHBand="0" w:firstRowFirstColumn="0" w:firstRowLastColumn="0" w:lastRowFirstColumn="0" w:lastRowLastColumn="0"/>
+        </w:trPr>
+        <w:tc>
+          <w:tcPr>
+            <w:cnfStyle w:val="001000000000" w:firstRow="0" w:lastRow="0" w:firstColumn="1" w:lastColumn="0" w:oddVBand="0" w:evenVBand="0" w:oddHBand="0" w:evenHBand="0" w:firstRowFirstColumn="0" w:firstRowLastColumn="0" w:lastRowFirstColumn="0" w:lastRowLastColumn="0"/>
+            <w:tcW w:w="0" w:type="auto"/>
+            <w:hideMark/>
+          </w:tcPr>
+          <w:p>
+            <w:pPr>
+              <w:pStyle w:val="NormalWeb"/>
+              <w:spacing w:before="0" w:beforeAutospacing="0" w:after="0" w:afterAutospacing="0" w:line="360" w:lineRule="auto"/>
+            </w:pPr>
+            <w:r>
+              <w:rPr>
+                <w:color w:val="000000"/>
+              </w:rPr>
+              <w:t>agency</w:t>
+            </w:r>
+          </w:p>
+        </w:tc>
+        <w:tc>
+          <w:tcPr>
+            <w:tcW w:w="0" w:type="auto"/>
+            <w:hideMark/>
+          </w:tcPr>
+          <w:p>
+            <w:pPr>
+              <w:pStyle w:val="NormalWeb"/>
+              <w:spacing w:before="0" w:beforeAutospacing="0" w:after="0" w:afterAutospacing="0" w:line="360" w:lineRule="auto"/>
+              <w:jc w:val="center"/>
+              <w:cnfStyle w:val="000000100000" w:firstRow="0" w:lastRow="0" w:firstColumn="0" w:lastColumn="0" w:oddVBand="0" w:evenVBand="0" w:oddHBand="1" w:evenHBand="0" w:firstRowFirstColumn="0" w:firstRowLastColumn="0" w:lastRowFirstColumn="0" w:lastRowLastColumn="0"/>
+            </w:pPr>
+            <w:r>
+              <w:rPr>
+                <w:color w:val="000000"/>
+              </w:rPr>
+              <w:t>1</w:t>
+            </w:r>
+          </w:p>
+        </w:tc>
+        <w:tc>
+          <w:tcPr>
+            <w:tcW w:w="0" w:type="auto"/>
+            <w:hideMark/>
+          </w:tcPr>
+          <w:p>
+            <w:pPr>
+              <w:pStyle w:val="NormalWeb"/>
+              <w:spacing w:before="0" w:beforeAutospacing="0" w:after="0" w:afterAutospacing="0" w:line="360" w:lineRule="auto"/>
+              <w:jc w:val="center"/>
+              <w:cnfStyle w:val="000000100000" w:firstRow="0" w:lastRow="0" w:firstColumn="0" w:lastColumn="0" w:oddVBand="0" w:evenVBand="0" w:oddHBand="1" w:evenHBand="0" w:firstRowFirstColumn="0" w:firstRowLastColumn="0" w:lastRowFirstColumn="0" w:lastRowLastColumn="0"/>
+            </w:pPr>
+            <w:r>
+              <w:rPr>
+                <w:color w:val="000000"/>
+              </w:rPr>
+              <w:t>5</w:t>
+            </w:r>
+          </w:p>
+        </w:tc>
+      </w:tr>
+      <w:tr>
+        <w:tc>
+          <w:tcPr>
+            <w:cnfStyle w:val="001000000000" w:firstRow="0" w:lastRow="0" w:firstColumn="1" w:lastColumn="0" w:oddVBand="0" w:evenVBand="0" w:oddHBand="0" w:evenHBand="0" w:firstRowFirstColumn="0" w:firstRowLastColumn="0" w:lastRowFirstColumn="0" w:lastRowLastColumn="0"/>
+            <w:tcW w:w="0" w:type="auto"/>
+            <w:hideMark/>
+          </w:tcPr>
+          <w:p>
+            <w:pPr>
+              <w:pStyle w:val="NormalWeb"/>
+              <w:spacing w:before="0" w:beforeAutospacing="0" w:after="0" w:afterAutospacing="0" w:line="360" w:lineRule="auto"/>
+            </w:pPr>
+            <w:r>
+              <w:rPr>
+                <w:color w:val="000000"/>
+              </w:rPr>
+              <w:t>calendar</w:t>
+            </w:r>
+          </w:p>
+        </w:tc>
+        <w:tc>
+          <w:tcPr>
+            <w:tcW w:w="0" w:type="auto"/>
+            <w:hideMark/>
+          </w:tcPr>
+          <w:p>
+            <w:pPr>
+              <w:pStyle w:val="NormalWeb"/>
+              <w:spacing w:before="0" w:beforeAutospacing="0" w:after="0" w:afterAutospacing="0" w:line="360" w:lineRule="auto"/>
+              <w:jc w:val="center"/>
+              <w:cnfStyle w:val="000000000000" w:firstRow="0" w:lastRow="0" w:firstColumn="0" w:lastColumn="0" w:oddVBand="0" w:evenVBand="0" w:oddHBand="0" w:evenHBand="0" w:firstRowFirstColumn="0" w:firstRowLastColumn="0" w:lastRowFirstColumn="0" w:lastRowLastColumn="0"/>
+            </w:pPr>
+            <w:r>
+              <w:rPr>
+                <w:color w:val="000000"/>
+              </w:rPr>
+              <w:t>6</w:t>
+            </w:r>
+          </w:p>
+        </w:tc>
+        <w:tc>
+          <w:tcPr>
+            <w:tcW w:w="0" w:type="auto"/>
+            <w:hideMark/>
+          </w:tcPr>
+          <w:p>
+            <w:pPr>
+              <w:pStyle w:val="NormalWeb"/>
+              <w:spacing w:before="0" w:beforeAutospacing="0" w:after="0" w:afterAutospacing="0" w:line="360" w:lineRule="auto"/>
+              <w:jc w:val="center"/>
+              <w:cnfStyle w:val="000000000000" w:firstRow="0" w:lastRow="0" w:firstColumn="0" w:lastColumn="0" w:oddVBand="0" w:evenVBand="0" w:oddHBand="0" w:evenHBand="0" w:firstRowFirstColumn="0" w:firstRowLastColumn="0" w:lastRowFirstColumn="0" w:lastRowLastColumn="0"/>
+            </w:pPr>
+            <w:r>
+              <w:rPr>
+                <w:color w:val="000000"/>
+              </w:rPr>
+              <w:t>10</w:t>
+            </w:r>
+          </w:p>
+        </w:tc>
+      </w:tr>
+      <w:tr>
+        <w:trPr>
+          <w:cnfStyle w:val="000000100000" w:firstRow="0" w:lastRow="0" w:firstColumn="0" w:lastColumn="0" w:oddVBand="0" w:evenVBand="0" w:oddHBand="1" w:evenHBand="0" w:firstRowFirstColumn="0" w:firstRowLastColumn="0" w:lastRowFirstColumn="0" w:lastRowLastColumn="0"/>
+        </w:trPr>
+        <w:tc>
+          <w:tcPr>
+            <w:cnfStyle w:val="001000000000" w:firstRow="0" w:lastRow="0" w:firstColumn="1" w:lastColumn="0" w:oddVBand="0" w:evenVBand="0" w:oddHBand="0" w:evenHBand="0" w:firstRowFirstColumn="0" w:firstRowLastColumn="0" w:lastRowFirstColumn="0" w:lastRowLastColumn="0"/>
+            <w:tcW w:w="0" w:type="auto"/>
+            <w:hideMark/>
+          </w:tcPr>
+          <w:p>
+            <w:pPr>
+              <w:pStyle w:val="NormalWeb"/>
+              <w:spacing w:before="0" w:beforeAutospacing="0" w:after="0" w:afterAutospacing="0" w:line="360" w:lineRule="auto"/>
+            </w:pPr>
+            <w:r>
+              <w:rPr>
+                <w:color w:val="000000"/>
+              </w:rPr>
+              <w:t>fare_attributes</w:t>
+            </w:r>
+          </w:p>
+        </w:tc>
+        <w:tc>
+          <w:tcPr>
+            <w:tcW w:w="0" w:type="auto"/>
+            <w:hideMark/>
+          </w:tcPr>
+          <w:p>
+            <w:pPr>
+              <w:pStyle w:val="NormalWeb"/>
+              <w:spacing w:before="0" w:beforeAutospacing="0" w:after="0" w:afterAutospacing="0" w:line="360" w:lineRule="auto"/>
+              <w:jc w:val="center"/>
+              <w:cnfStyle w:val="000000100000" w:firstRow="0" w:lastRow="0" w:firstColumn="0" w:lastColumn="0" w:oddVBand="0" w:evenVBand="0" w:oddHBand="1" w:evenHBand="0" w:firstRowFirstColumn="0" w:firstRowLastColumn="0" w:lastRowFirstColumn="0" w:lastRowLastColumn="0"/>
+            </w:pPr>
+            <w:r>
+              <w:rPr>
+                <w:color w:val="000000"/>
+              </w:rPr>
+              <w:t>6</w:t>
+            </w:r>
+          </w:p>
+        </w:tc>
+        <w:tc>
+          <w:tcPr>
+            <w:tcW w:w="0" w:type="auto"/>
+            <w:hideMark/>
+          </w:tcPr>
+          <w:p>
+            <w:pPr>
+              <w:pStyle w:val="NormalWeb"/>
+              <w:spacing w:before="0" w:beforeAutospacing="0" w:after="0" w:afterAutospacing="0" w:line="360" w:lineRule="auto"/>
+              <w:jc w:val="center"/>
+              <w:cnfStyle w:val="000000100000" w:firstRow="0" w:lastRow="0" w:firstColumn="0" w:lastColumn="0" w:oddVBand="0" w:evenVBand="0" w:oddHBand="1" w:evenHBand="0" w:firstRowFirstColumn="0" w:firstRowLastColumn="0" w:lastRowFirstColumn="0" w:lastRowLastColumn="0"/>
+            </w:pPr>
+            <w:r>
+              <w:rPr>
+                <w:color w:val="000000"/>
+              </w:rPr>
+              <w:t>6</w:t>
+            </w:r>
+          </w:p>
+        </w:tc>
+      </w:tr>
+      <w:tr>
+        <w:tc>
+          <w:tcPr>
+            <w:cnfStyle w:val="001000000000" w:firstRow="0" w:lastRow="0" w:firstColumn="1" w:lastColumn="0" w:oddVBand="0" w:evenVBand="0" w:oddHBand="0" w:evenHBand="0" w:firstRowFirstColumn="0" w:firstRowLastColumn="0" w:lastRowFirstColumn="0" w:lastRowLastColumn="0"/>
+            <w:tcW w:w="0" w:type="auto"/>
+            <w:hideMark/>
+          </w:tcPr>
+          <w:p>
+            <w:pPr>
+              <w:pStyle w:val="NormalWeb"/>
+              <w:spacing w:before="0" w:beforeAutospacing="0" w:after="0" w:afterAutospacing="0" w:line="360" w:lineRule="auto"/>
+            </w:pPr>
+            <w:r>
+              <w:rPr>
+                <w:color w:val="000000"/>
+              </w:rPr>
+              <w:t>fare_rules</w:t>
+            </w:r>
+          </w:p>
+        </w:tc>
+        <w:tc>
+          <w:tcPr>
+            <w:tcW w:w="0" w:type="auto"/>
+            <w:hideMark/>
+          </w:tcPr>
+          <w:p>
+            <w:pPr>
+              <w:pStyle w:val="NormalWeb"/>
+              <w:spacing w:before="0" w:beforeAutospacing="0" w:after="0" w:afterAutospacing="0" w:line="360" w:lineRule="auto"/>
+              <w:jc w:val="center"/>
+              <w:cnfStyle w:val="000000000000" w:firstRow="0" w:lastRow="0" w:firstColumn="0" w:lastColumn="0" w:oddVBand="0" w:evenVBand="0" w:oddHBand="0" w:evenHBand="0" w:firstRowFirstColumn="0" w:firstRowLastColumn="0" w:lastRowFirstColumn="0" w:lastRowLastColumn="0"/>
+            </w:pPr>
+            <w:r>
+              <w:rPr>
+                <w:color w:val="000000"/>
+              </w:rPr>
+              <w:t>5.379</w:t>
+            </w:r>
+          </w:p>
+        </w:tc>
+        <w:tc>
+          <w:tcPr>
+            <w:tcW w:w="0" w:type="auto"/>
+            <w:hideMark/>
+          </w:tcPr>
+          <w:p>
+            <w:pPr>
+              <w:pStyle w:val="NormalWeb"/>
+              <w:spacing w:before="0" w:beforeAutospacing="0" w:after="0" w:afterAutospacing="0" w:line="360" w:lineRule="auto"/>
+              <w:jc w:val="center"/>
+              <w:cnfStyle w:val="000000000000" w:firstRow="0" w:lastRow="0" w:firstColumn="0" w:lastColumn="0" w:oddVBand="0" w:evenVBand="0" w:oddHBand="0" w:evenHBand="0" w:firstRowFirstColumn="0" w:firstRowLastColumn="0" w:lastRowFirstColumn="0" w:lastRowLastColumn="0"/>
+            </w:pPr>
+            <w:r>
+              <w:rPr>
+                <w:color w:val="000000"/>
+              </w:rPr>
+              <w:t>5</w:t>
+            </w:r>
+          </w:p>
+        </w:tc>
+      </w:tr>
+      <w:tr>
+        <w:trPr>
+          <w:cnfStyle w:val="000000100000" w:firstRow="0" w:lastRow="0" w:firstColumn="0" w:lastColumn="0" w:oddVBand="0" w:evenVBand="0" w:oddHBand="1" w:evenHBand="0" w:firstRowFirstColumn="0" w:firstRowLastColumn="0" w:lastRowFirstColumn="0" w:lastRowLastColumn="0"/>
+        </w:trPr>
+        <w:tc>
+          <w:tcPr>
+            <w:cnfStyle w:val="001000000000" w:firstRow="0" w:lastRow="0" w:firstColumn="1" w:lastColumn="0" w:oddVBand="0" w:evenVBand="0" w:oddHBand="0" w:evenHBand="0" w:firstRowFirstColumn="0" w:firstRowLastColumn="0" w:lastRowFirstColumn="0" w:lastRowLastColumn="0"/>
+            <w:tcW w:w="0" w:type="auto"/>
+            <w:hideMark/>
+          </w:tcPr>
+          <w:p>
+            <w:pPr>
+              <w:pStyle w:val="NormalWeb"/>
+              <w:spacing w:before="0" w:beforeAutospacing="0" w:after="0" w:afterAutospacing="0" w:line="360" w:lineRule="auto"/>
+            </w:pPr>
+            <w:r>
+              <w:rPr>
+                <w:color w:val="000000"/>
+              </w:rPr>
+              <w:t>frequencies</w:t>
+            </w:r>
+          </w:p>
+        </w:tc>
+        <w:tc>
+          <w:tcPr>
+            <w:tcW w:w="0" w:type="auto"/>
+            <w:hideMark/>
+          </w:tcPr>
+          <w:p>
+            <w:pPr>
+              <w:pStyle w:val="NormalWeb"/>
+              <w:spacing w:before="0" w:beforeAutospacing="0" w:after="0" w:afterAutospacing="0" w:line="360" w:lineRule="auto"/>
+              <w:jc w:val="center"/>
+              <w:cnfStyle w:val="000000100000" w:firstRow="0" w:lastRow="0" w:firstColumn="0" w:lastColumn="0" w:oddVBand="0" w:evenVBand="0" w:oddHBand="1" w:evenHBand="0" w:firstRowFirstColumn="0" w:firstRowLastColumn="0" w:lastRowFirstColumn="0" w:lastRowLastColumn="0"/>
+            </w:pPr>
+            <w:r>
+              <w:rPr>
+                <w:color w:val="000000"/>
+              </w:rPr>
+              <w:t>40.146</w:t>
+            </w:r>
+          </w:p>
+        </w:tc>
+        <w:tc>
+          <w:tcPr>
+            <w:tcW w:w="0" w:type="auto"/>
+            <w:hideMark/>
+          </w:tcPr>
+          <w:p>
+            <w:pPr>
+              <w:pStyle w:val="NormalWeb"/>
+              <w:spacing w:before="0" w:beforeAutospacing="0" w:after="0" w:afterAutospacing="0" w:line="360" w:lineRule="auto"/>
+              <w:jc w:val="center"/>
+              <w:cnfStyle w:val="000000100000" w:firstRow="0" w:lastRow="0" w:firstColumn="0" w:lastColumn="0" w:oddVBand="0" w:evenVBand="0" w:oddHBand="1" w:evenHBand="0" w:firstRowFirstColumn="0" w:firstRowLastColumn="0" w:lastRowFirstColumn="0" w:lastRowLastColumn="0"/>
+            </w:pPr>
+            <w:r>
+              <w:rPr>
+                <w:color w:val="000000"/>
+              </w:rPr>
+              <w:t>4</w:t>
+            </w:r>
+          </w:p>
+        </w:tc>
+      </w:tr>
+      <w:tr>
+        <w:tc>
+          <w:tcPr>
+            <w:cnfStyle w:val="001000000000" w:firstRow="0" w:lastRow="0" w:firstColumn="1" w:lastColumn="0" w:oddVBand="0" w:evenVBand="0" w:oddHBand="0" w:evenHBand="0" w:firstRowFirstColumn="0" w:firstRowLastColumn="0" w:lastRowFirstColumn="0" w:lastRowLastColumn="0"/>
+            <w:tcW w:w="0" w:type="auto"/>
+            <w:hideMark/>
+          </w:tcPr>
+          <w:p>
+            <w:pPr>
+              <w:pStyle w:val="NormalWeb"/>
+              <w:spacing w:before="0" w:beforeAutospacing="0" w:after="0" w:afterAutospacing="0" w:line="360" w:lineRule="auto"/>
+            </w:pPr>
+            <w:r>
+              <w:rPr>
+                <w:color w:val="000000"/>
+              </w:rPr>
+              <w:t>routes</w:t>
+            </w:r>
+          </w:p>
+        </w:tc>
+        <w:tc>
+          <w:tcPr>
+            <w:tcW w:w="0" w:type="auto"/>
+            <w:hideMark/>
+          </w:tcPr>
+          <w:p>
+            <w:pPr>
+              <w:pStyle w:val="NormalWeb"/>
+              <w:spacing w:before="0" w:beforeAutospacing="0" w:after="0" w:afterAutospacing="0" w:line="360" w:lineRule="auto"/>
+              <w:jc w:val="center"/>
+              <w:cnfStyle w:val="000000000000" w:firstRow="0" w:lastRow="0" w:firstColumn="0" w:lastColumn="0" w:oddVBand="0" w:evenVBand="0" w:oddHBand="0" w:evenHBand="0" w:firstRowFirstColumn="0" w:firstRowLastColumn="0" w:lastRowFirstColumn="0" w:lastRowLastColumn="0"/>
+            </w:pPr>
+            <w:r>
+              <w:rPr>
+                <w:color w:val="000000"/>
+              </w:rPr>
+              <w:t>1348</w:t>
+            </w:r>
+          </w:p>
+        </w:tc>
+        <w:tc>
+          <w:tcPr>
+            <w:tcW w:w="0" w:type="auto"/>
+            <w:hideMark/>
+          </w:tcPr>
+          <w:p>
+            <w:pPr>
+              <w:pStyle w:val="NormalWeb"/>
+              <w:spacing w:before="0" w:beforeAutospacing="0" w:after="0" w:afterAutospacing="0" w:line="360" w:lineRule="auto"/>
+              <w:jc w:val="center"/>
+              <w:cnfStyle w:val="000000000000" w:firstRow="0" w:lastRow="0" w:firstColumn="0" w:lastColumn="0" w:oddVBand="0" w:evenVBand="0" w:oddHBand="0" w:evenHBand="0" w:firstRowFirstColumn="0" w:firstRowLastColumn="0" w:lastRowFirstColumn="0" w:lastRowLastColumn="0"/>
+            </w:pPr>
+            <w:r>
+              <w:rPr>
+                <w:color w:val="000000"/>
+              </w:rPr>
+              <w:t>7</w:t>
+            </w:r>
+          </w:p>
+        </w:tc>
+      </w:tr>
+      <w:tr>
+        <w:trPr>
+          <w:cnfStyle w:val="000000100000" w:firstRow="0" w:lastRow="0" w:firstColumn="0" w:lastColumn="0" w:oddVBand="0" w:evenVBand="0" w:oddHBand="1" w:evenHBand="0" w:firstRowFirstColumn="0" w:firstRowLastColumn="0" w:lastRowFirstColumn="0" w:lastRowLastColumn="0"/>
+        </w:trPr>
+        <w:tc>
+          <w:tcPr>
+            <w:cnfStyle w:val="001000000000" w:firstRow="0" w:lastRow="0" w:firstColumn="1" w:lastColumn="0" w:oddVBand="0" w:evenVBand="0" w:oddHBand="0" w:evenHBand="0" w:firstRowFirstColumn="0" w:firstRowLastColumn="0" w:lastRowFirstColumn="0" w:lastRowLastColumn="0"/>
+            <w:tcW w:w="0" w:type="auto"/>
+            <w:hideMark/>
+          </w:tcPr>
+          <w:p>
+            <w:pPr>
+              <w:pStyle w:val="NormalWeb"/>
+              <w:spacing w:before="0" w:beforeAutospacing="0" w:after="0" w:afterAutospacing="0" w:line="360" w:lineRule="auto"/>
+            </w:pPr>
+            <w:r>
+              <w:rPr>
+                <w:color w:val="000000"/>
+              </w:rPr>
+              <w:t>shapes</w:t>
+            </w:r>
+          </w:p>
+        </w:tc>
+        <w:tc>
+          <w:tcPr>
+            <w:tcW w:w="0" w:type="auto"/>
+            <w:hideMark/>
+          </w:tcPr>
+          <w:p>
+            <w:pPr>
+              <w:pStyle w:val="NormalWeb"/>
+              <w:spacing w:before="0" w:beforeAutospacing="0" w:after="0" w:afterAutospacing="0" w:line="360" w:lineRule="auto"/>
+              <w:jc w:val="center"/>
+              <w:cnfStyle w:val="000000100000" w:firstRow="0" w:lastRow="0" w:firstColumn="0" w:lastColumn="0" w:oddVBand="0" w:evenVBand="0" w:oddHBand="1" w:evenHBand="0" w:firstRowFirstColumn="0" w:firstRowLastColumn="0" w:lastRowFirstColumn="0" w:lastRowLastColumn="0"/>
+            </w:pPr>
+            <w:r>
+              <w:rPr>
+                <w:color w:val="000000"/>
+              </w:rPr>
+              <w:t>1.134.502</w:t>
+            </w:r>
+          </w:p>
+        </w:tc>
+        <w:tc>
+          <w:tcPr>
+            <w:tcW w:w="0" w:type="auto"/>
+            <w:hideMark/>
+          </w:tcPr>
+          <w:p>
+            <w:pPr>
+              <w:pStyle w:val="NormalWeb"/>
+              <w:spacing w:before="0" w:beforeAutospacing="0" w:after="0" w:afterAutospacing="0" w:line="360" w:lineRule="auto"/>
+              <w:jc w:val="center"/>
+              <w:cnfStyle w:val="000000100000" w:firstRow="0" w:lastRow="0" w:firstColumn="0" w:lastColumn="0" w:oddVBand="0" w:evenVBand="0" w:oddHBand="1" w:evenHBand="0" w:firstRowFirstColumn="0" w:firstRowLastColumn="0" w:lastRowFirstColumn="0" w:lastRowLastColumn="0"/>
+            </w:pPr>
+            <w:r>
+              <w:rPr>
+                <w:color w:val="000000"/>
+              </w:rPr>
+              <w:t>5</w:t>
+            </w:r>
+          </w:p>
+        </w:tc>
+      </w:tr>
+      <w:tr>
+        <w:tc>
+          <w:tcPr>
+            <w:cnfStyle w:val="001000000000" w:firstRow="0" w:lastRow="0" w:firstColumn="1" w:lastColumn="0" w:oddVBand="0" w:evenVBand="0" w:oddHBand="0" w:evenHBand="0" w:firstRowFirstColumn="0" w:firstRowLastColumn="0" w:lastRowFirstColumn="0" w:lastRowLastColumn="0"/>
+            <w:tcW w:w="0" w:type="auto"/>
+            <w:hideMark/>
+          </w:tcPr>
+          <w:p>
+            <w:pPr>
+              <w:pStyle w:val="NormalWeb"/>
+              <w:spacing w:before="0" w:beforeAutospacing="0" w:after="0" w:afterAutospacing="0" w:line="360" w:lineRule="auto"/>
+            </w:pPr>
+            <w:r>
+              <w:rPr>
+                <w:color w:val="000000"/>
+              </w:rPr>
+              <w:t>stop_times</w:t>
+            </w:r>
+          </w:p>
+        </w:tc>
+        <w:tc>
+          <w:tcPr>
+            <w:tcW w:w="0" w:type="auto"/>
+            <w:hideMark/>
+          </w:tcPr>
+          <w:p>
+            <w:pPr>
+              <w:pStyle w:val="NormalWeb"/>
+              <w:spacing w:before="0" w:beforeAutospacing="0" w:after="0" w:afterAutospacing="0" w:line="360" w:lineRule="auto"/>
+              <w:jc w:val="center"/>
+              <w:cnfStyle w:val="000000000000" w:firstRow="0" w:lastRow="0" w:firstColumn="0" w:lastColumn="0" w:oddVBand="0" w:evenVBand="0" w:oddHBand="0" w:evenHBand="0" w:firstRowFirstColumn="0" w:firstRowLastColumn="0" w:lastRowFirstColumn="0" w:lastRowLastColumn="0"/>
+            </w:pPr>
+            <w:r>
+              <w:rPr>
+                <w:color w:val="000000"/>
+              </w:rPr>
+              <w:t>98.434</w:t>
+            </w:r>
+          </w:p>
+        </w:tc>
+        <w:tc>
+          <w:tcPr>
+            <w:tcW w:w="0" w:type="auto"/>
+            <w:hideMark/>
+          </w:tcPr>
+          <w:p>
+            <w:pPr>
+              <w:pStyle w:val="NormalWeb"/>
+              <w:spacing w:before="0" w:beforeAutospacing="0" w:after="0" w:afterAutospacing="0" w:line="360" w:lineRule="auto"/>
+              <w:jc w:val="center"/>
+              <w:cnfStyle w:val="000000000000" w:firstRow="0" w:lastRow="0" w:firstColumn="0" w:lastColumn="0" w:oddVBand="0" w:evenVBand="0" w:oddHBand="0" w:evenHBand="0" w:firstRowFirstColumn="0" w:firstRowLastColumn="0" w:lastRowFirstColumn="0" w:lastRowLastColumn="0"/>
+            </w:pPr>
+            <w:r>
+              <w:rPr>
+                <w:color w:val="000000"/>
+              </w:rPr>
+              <w:t>5</w:t>
+            </w:r>
+          </w:p>
+        </w:tc>
+      </w:tr>
+      <w:tr>
+        <w:trPr>
+          <w:cnfStyle w:val="000000100000" w:firstRow="0" w:lastRow="0" w:firstColumn="0" w:lastColumn="0" w:oddVBand="0" w:evenVBand="0" w:oddHBand="1" w:evenHBand="0" w:firstRowFirstColumn="0" w:firstRowLastColumn="0" w:lastRowFirstColumn="0" w:lastRowLastColumn="0"/>
+        </w:trPr>
+        <w:tc>
+          <w:tcPr>
+            <w:cnfStyle w:val="001000000000" w:firstRow="0" w:lastRow="0" w:firstColumn="1" w:lastColumn="0" w:oddVBand="0" w:evenVBand="0" w:oddHBand="0" w:evenHBand="0" w:firstRowFirstColumn="0" w:firstRowLastColumn="0" w:lastRowFirstColumn="0" w:lastRowLastColumn="0"/>
+            <w:tcW w:w="0" w:type="auto"/>
+            <w:hideMark/>
+          </w:tcPr>
+          <w:p>
+            <w:pPr>
+              <w:pStyle w:val="NormalWeb"/>
+              <w:spacing w:before="0" w:beforeAutospacing="0" w:after="0" w:afterAutospacing="0" w:line="360" w:lineRule="auto"/>
+            </w:pPr>
+            <w:r>
+              <w:rPr>
+                <w:color w:val="000000"/>
+              </w:rPr>
+              <w:t>stops</w:t>
+            </w:r>
+          </w:p>
+        </w:tc>
+        <w:tc>
+          <w:tcPr>
+            <w:tcW w:w="0" w:type="auto"/>
+            <w:hideMark/>
+          </w:tcPr>
+          <w:p>
+            <w:pPr>
+              <w:pStyle w:val="NormalWeb"/>
+              <w:spacing w:before="0" w:beforeAutospacing="0" w:after="0" w:afterAutospacing="0" w:line="360" w:lineRule="auto"/>
+              <w:jc w:val="center"/>
+              <w:cnfStyle w:val="000000100000" w:firstRow="0" w:lastRow="0" w:firstColumn="0" w:lastColumn="0" w:oddVBand="0" w:evenVBand="0" w:oddHBand="1" w:evenHBand="0" w:firstRowFirstColumn="0" w:firstRowLastColumn="0" w:lastRowFirstColumn="0" w:lastRowLastColumn="0"/>
+            </w:pPr>
+            <w:r>
+              <w:rPr>
+                <w:color w:val="000000"/>
+              </w:rPr>
+              <w:t>22.103</w:t>
+            </w:r>
+          </w:p>
+        </w:tc>
+        <w:tc>
+          <w:tcPr>
+            <w:tcW w:w="0" w:type="auto"/>
+            <w:hideMark/>
+          </w:tcPr>
+          <w:p>
+            <w:pPr>
+              <w:pStyle w:val="NormalWeb"/>
+              <w:spacing w:before="0" w:beforeAutospacing="0" w:after="0" w:afterAutospacing="0" w:line="360" w:lineRule="auto"/>
+              <w:jc w:val="center"/>
+              <w:cnfStyle w:val="000000100000" w:firstRow="0" w:lastRow="0" w:firstColumn="0" w:lastColumn="0" w:oddVBand="0" w:evenVBand="0" w:oddHBand="1" w:evenHBand="0" w:firstRowFirstColumn="0" w:firstRowLastColumn="0" w:lastRowFirstColumn="0" w:lastRowLastColumn="0"/>
+            </w:pPr>
+            <w:r>
+              <w:rPr>
+                <w:color w:val="000000"/>
+              </w:rPr>
+              <w:t>5</w:t>
+            </w:r>
+          </w:p>
+        </w:tc>
+      </w:tr>
+      <w:tr>
+        <w:tc>
+          <w:tcPr>
+            <w:cnfStyle w:val="001000000000" w:firstRow="0" w:lastRow="0" w:firstColumn="1" w:lastColumn="0" w:oddVBand="0" w:evenVBand="0" w:oddHBand="0" w:evenHBand="0" w:firstRowFirstColumn="0" w:firstRowLastColumn="0" w:lastRowFirstColumn="0" w:lastRowLastColumn="0"/>
+            <w:tcW w:w="0" w:type="auto"/>
+            <w:hideMark/>
+          </w:tcPr>
+          <w:p>
+            <w:pPr>
+              <w:pStyle w:val="NormalWeb"/>
+              <w:spacing w:before="0" w:beforeAutospacing="0" w:after="0" w:afterAutospacing="0" w:line="360" w:lineRule="auto"/>
+            </w:pPr>
+            <w:r>
+              <w:rPr>
+                <w:color w:val="000000"/>
+              </w:rPr>
+              <w:t>trips</w:t>
+            </w:r>
+          </w:p>
+        </w:tc>
+        <w:tc>
+          <w:tcPr>
+            <w:tcW w:w="0" w:type="auto"/>
+            <w:hideMark/>
+          </w:tcPr>
+          <w:p>
+            <w:pPr>
+              <w:pStyle w:val="NormalWeb"/>
+              <w:spacing w:before="0" w:beforeAutospacing="0" w:after="0" w:afterAutospacing="0" w:line="360" w:lineRule="auto"/>
+              <w:jc w:val="center"/>
+              <w:cnfStyle w:val="000000000000" w:firstRow="0" w:lastRow="0" w:firstColumn="0" w:lastColumn="0" w:oddVBand="0" w:evenVBand="0" w:oddHBand="0" w:evenHBand="0" w:firstRowFirstColumn="0" w:firstRowLastColumn="0" w:lastRowFirstColumn="0" w:lastRowLastColumn="0"/>
+            </w:pPr>
+            <w:r>
+              <w:rPr>
+                <w:color w:val="000000"/>
+              </w:rPr>
+              <w:t>2.254</w:t>
+            </w:r>
+          </w:p>
+        </w:tc>
+        <w:tc>
+          <w:tcPr>
+            <w:tcW w:w="0" w:type="auto"/>
+            <w:hideMark/>
+          </w:tcPr>
+          <w:p>
+            <w:pPr>
+              <w:pStyle w:val="NormalWeb"/>
+              <w:spacing w:before="0" w:beforeAutospacing="0" w:after="0" w:afterAutospacing="0" w:line="360" w:lineRule="auto"/>
+              <w:jc w:val="center"/>
+              <w:cnfStyle w:val="000000000000" w:firstRow="0" w:lastRow="0" w:firstColumn="0" w:lastColumn="0" w:oddVBand="0" w:evenVBand="0" w:oddHBand="0" w:evenHBand="0" w:firstRowFirstColumn="0" w:firstRowLastColumn="0" w:lastRowFirstColumn="0" w:lastRowLastColumn="0"/>
+            </w:pPr>
+            <w:r>
+              <w:rPr>
+                <w:color w:val="000000"/>
+              </w:rPr>
+              <w:t>6</w:t>
+            </w:r>
+          </w:p>
+        </w:tc>
+      </w:tr>
+    </w:tbl>
+    <w:p>
+      <w:pPr>
+        <w:pStyle w:val="NormalWeb"/>
+        <w:spacing w:before="0" w:beforeAutospacing="0" w:after="160" w:afterAutospacing="0" w:line="360" w:lineRule="auto"/>
+        <w:rPr>
+          <w:sz w:val="20"/>
+          <w:szCs w:val="20"/>
+        </w:rPr>
+      </w:pPr>
+      <w:r>
+        <w:rPr>
+          <w:sz w:val="20"/>
+          <w:szCs w:val="20"/>
+        </w:rPr>
+        <w:t>Fonte: Elaborado pelos autores (2026)</w:t>
+      </w:r>
+    </w:p>
+    <w:p>
+      <w:pPr>
+        <w:pStyle w:val="NormalWeb"/>
+        <w:spacing w:before="0" w:beforeAutospacing="0" w:after="160" w:afterAutospacing="0" w:line="360" w:lineRule="auto"/>
+        <w:rPr>
+          <w:sz w:val="20"/>
+          <w:szCs w:val="20"/>
+        </w:rPr>
+      </w:pPr>
+    </w:p>
+    <w:p>
+      <w:pPr>
+        <w:pStyle w:val="NormalWeb"/>
+        <w:spacing w:before="0" w:beforeAutospacing="0" w:after="160" w:afterAutospacing="0" w:line="360" w:lineRule="auto"/>
+        <w:rPr>
+          <w:sz w:val="20"/>
+          <w:szCs w:val="20"/>
+        </w:rPr>
+      </w:pPr>
+      <w:r>
+        <w:rPr>
+          <w:noProof/>
+          <w:color w:val="000000"/>
+          <w:bdr w:val="none" w:sz="0" w:space="0" w:color="auto" w:frame="1"/>
+          <w:lang w:val="pt-BR"/>
+        </w:rPr>
+        <w:drawing>
+          <wp:inline distT="0" distB="0" distL="0" distR="0" wp14:anchorId="3A1FAD32" wp14:editId="60534E1F">
+            <wp:extent cx="5756910" cy="4765040"/>
+            <wp:effectExtent l="0" t="0" r="0" b="0"/>
+            <wp:docPr id="1811502042" name="Picture 1"/>
+            <wp:cNvGraphicFramePr>
+              <a:graphicFrameLocks xmlns:a="http://schemas.openxmlformats.org/drawingml/2006/main" noChangeAspect="1"/>
+            </wp:cNvGraphicFramePr>
+            <a:graphic xmlns:a="http://schemas.openxmlformats.org/drawingml/2006/main">
+              <a:graphicData uri="http://schemas.openxmlformats.org/drawingml/2006/picture">
+                <pic:pic xmlns:pic="http://schemas.openxmlformats.org/drawingml/2006/picture">
+                  <pic:nvPicPr>
+                    <pic:cNvPr id="0" name="Picture 1"/>
+                    <pic:cNvPicPr>
+                      <a:picLocks noChangeAspect="1" noChangeArrowheads="1"/>
+                    </pic:cNvPicPr>
+                  </pic:nvPicPr>
+                  <pic:blipFill>
+                    <a:blip r:embed="rId11" cstate="print">
+                      <a:extLst>
+                        <a:ext uri="{28A0092B-C50C-407E-A947-70E740481C1C}">
+                          <a14:useLocalDpi xmlns:a14="http://schemas.microsoft.com/office/drawing/2010/main" val="0"/>
+                        </a:ext>
+                      </a:extLst>
+                    </a:blip>
+                    <a:srcRect/>
+                    <a:stretch>
+                      <a:fillRect/>
+                    </a:stretch>
+                  </pic:blipFill>
+                  <pic:spPr bwMode="auto">
+                    <a:xfrm>
+                      <a:off x="0" y="0"/>
+                      <a:ext cx="5756910" cy="4765040"/>
+                    </a:xfrm>
+                    <a:prstGeom prst="rect">
+                      <a:avLst/>
+                    </a:prstGeom>
+                    <a:noFill/>
+                    <a:ln>
+                      <a:noFill/>
+                    </a:ln>
+                  </pic:spPr>
+                </pic:pic>
+              </a:graphicData>
+            </a:graphic>
+          </wp:inline>
+        </w:drawing>
       </w:r>
     </w:p>
     <w:p>
@@ -4146,24 +4995,14 @@
       <w:r>
         <w:t xml:space="preserve">Tabela </w:t>
       </w:r>
-      <w:r>
-        <w:fldChar w:fldCharType="begin"/>
-      </w:r>
-      <w:r>
-        <w:instrText xml:space="preserve"> SEQ Tabela \* ARABIC </w:instrText>
-      </w:r>
-      <w:r>
-        <w:fldChar w:fldCharType="separate"/>
-      </w:r>
-      <w:r>
-        <w:rPr>
-          <w:noProof/>
-        </w:rPr>
-        <w:t>1</w:t>
-      </w:r>
-      <w:r>
-        <w:fldChar w:fldCharType="end"/>
-      </w:r>
+      <w:fldSimple w:instr=" SEQ Tabela \* ARABIC ">
+        <w:r>
+          <w:rPr>
+            <w:noProof/>
+          </w:rPr>
+          <w:t>2</w:t>
+        </w:r>
+      </w:fldSimple>
       <w:r>
         <w:t xml:space="preserve"> - Cronograma de pesquisa da Quinzena 1</w:t>
       </w:r>
@@ -4518,24 +5357,14 @@
       <w:r>
         <w:t xml:space="preserve">Tabela </w:t>
       </w:r>
-      <w:r>
-        <w:fldChar w:fldCharType="begin"/>
-      </w:r>
-      <w:r>
-        <w:instrText xml:space="preserve"> SEQ Tabela \* ARABIC </w:instrText>
-      </w:r>
-      <w:r>
-        <w:fldChar w:fldCharType="separate"/>
-      </w:r>
-      <w:r>
-        <w:rPr>
-          <w:noProof/>
-        </w:rPr>
-        <w:t>2</w:t>
-      </w:r>
-      <w:r>
-        <w:fldChar w:fldCharType="end"/>
-      </w:r>
+      <w:fldSimple w:instr=" SEQ Tabela \* ARABIC ">
+        <w:r>
+          <w:rPr>
+            <w:noProof/>
+          </w:rPr>
+          <w:t>3</w:t>
+        </w:r>
+      </w:fldSimple>
       <w:r>
         <w:t xml:space="preserve"> - Cronograma de pesquisa da Quinzena 2</w:t>
       </w:r>
@@ -4970,24 +5799,14 @@
       <w:r>
         <w:t xml:space="preserve">Tabela </w:t>
       </w:r>
-      <w:r>
-        <w:fldChar w:fldCharType="begin"/>
-      </w:r>
-      <w:r>
-        <w:instrText xml:space="preserve"> SEQ Tabela \* ARABIC </w:instrText>
-      </w:r>
-      <w:r>
-        <w:fldChar w:fldCharType="separate"/>
-      </w:r>
-      <w:r>
-        <w:rPr>
-          <w:noProof/>
-        </w:rPr>
-        <w:t>3</w:t>
-      </w:r>
-      <w:r>
-        <w:fldChar w:fldCharType="end"/>
-      </w:r>
+      <w:fldSimple w:instr=" SEQ Tabela \* ARABIC ">
+        <w:r>
+          <w:rPr>
+            <w:noProof/>
+          </w:rPr>
+          <w:t>4</w:t>
+        </w:r>
+      </w:fldSimple>
       <w:r>
         <w:t xml:space="preserve"> - Cronograma de pesquisa da Quinzena 3</w:t>
       </w:r>
@@ -5416,24 +6235,14 @@
       <w:r>
         <w:t xml:space="preserve">Tabela </w:t>
       </w:r>
-      <w:r>
-        <w:fldChar w:fldCharType="begin"/>
-      </w:r>
-      <w:r>
-        <w:instrText xml:space="preserve"> SEQ Tabela \* ARABIC </w:instrText>
-      </w:r>
-      <w:r>
-        <w:fldChar w:fldCharType="separate"/>
-      </w:r>
-      <w:r>
-        <w:rPr>
-          <w:noProof/>
-        </w:rPr>
-        <w:t>4</w:t>
-      </w:r>
-      <w:r>
-        <w:fldChar w:fldCharType="end"/>
-      </w:r>
+      <w:fldSimple w:instr=" SEQ Tabela \* ARABIC ">
+        <w:r>
+          <w:rPr>
+            <w:noProof/>
+          </w:rPr>
+          <w:t>5</w:t>
+        </w:r>
+      </w:fldSimple>
       <w:r>
         <w:t xml:space="preserve"> - Cronograma de pesquisa da Quinzena 4</w:t>
       </w:r>
@@ -5844,24 +6653,14 @@
       <w:r>
         <w:t xml:space="preserve">Tabela </w:t>
       </w:r>
-      <w:r>
-        <w:fldChar w:fldCharType="begin"/>
-      </w:r>
-      <w:r>
-        <w:instrText xml:space="preserve"> SEQ Tabela \* ARABIC </w:instrText>
-      </w:r>
-      <w:r>
-        <w:fldChar w:fldCharType="separate"/>
-      </w:r>
-      <w:r>
-        <w:rPr>
-          <w:noProof/>
-        </w:rPr>
-        <w:t>5</w:t>
-      </w:r>
-      <w:r>
-        <w:fldChar w:fldCharType="end"/>
-      </w:r>
+      <w:fldSimple w:instr=" SEQ Tabela \* ARABIC ">
+        <w:r>
+          <w:rPr>
+            <w:noProof/>
+          </w:rPr>
+          <w:t>6</w:t>
+        </w:r>
+      </w:fldSimple>
       <w:r>
         <w:t xml:space="preserve"> - Cronograma de pesquisa da Quinzena 5</w:t>
       </w:r>
@@ -6141,24 +6940,14 @@
       <w:r>
         <w:t xml:space="preserve">Tabela </w:t>
       </w:r>
-      <w:r>
-        <w:fldChar w:fldCharType="begin"/>
-      </w:r>
-      <w:r>
-        <w:instrText xml:space="preserve"> SEQ Tabela \* ARABIC </w:instrText>
-      </w:r>
-      <w:r>
-        <w:fldChar w:fldCharType="separate"/>
-      </w:r>
-      <w:r>
-        <w:rPr>
-          <w:noProof/>
-        </w:rPr>
-        <w:t>6</w:t>
-      </w:r>
-      <w:r>
-        <w:fldChar w:fldCharType="end"/>
-      </w:r>
+      <w:fldSimple w:instr=" SEQ Tabela \* ARABIC ">
+        <w:r>
+          <w:rPr>
+            <w:noProof/>
+          </w:rPr>
+          <w:t>7</w:t>
+        </w:r>
+      </w:fldSimple>
       <w:r>
         <w:t xml:space="preserve"> - Cronograma de pesquisa da Quinzena 6</w:t>
       </w:r>
@@ -6560,24 +7349,14 @@
       <w:r>
         <w:t xml:space="preserve">Tabela </w:t>
       </w:r>
-      <w:r>
-        <w:fldChar w:fldCharType="begin"/>
-      </w:r>
-      <w:r>
-        <w:instrText xml:space="preserve"> SEQ Tabela \* ARABIC </w:instrText>
-      </w:r>
-      <w:r>
-        <w:fldChar w:fldCharType="separate"/>
-      </w:r>
-      <w:r>
-        <w:rPr>
-          <w:noProof/>
-        </w:rPr>
-        <w:t>7</w:t>
-      </w:r>
-      <w:r>
-        <w:fldChar w:fldCharType="end"/>
-      </w:r>
+      <w:fldSimple w:instr=" SEQ Tabela \* ARABIC ">
+        <w:r>
+          <w:rPr>
+            <w:noProof/>
+          </w:rPr>
+          <w:t>8</w:t>
+        </w:r>
+      </w:fldSimple>
       <w:r>
         <w:t xml:space="preserve"> - Cronograma de pesquisa da Quinzena 7</w:t>
       </w:r>
@@ -7034,7 +7813,7 @@
         </w:rPr>
         <w:t>[dataset]. Disponível em:</w:t>
       </w:r>
-      <w:hyperlink r:id="rId11" w:history="1">
+      <w:hyperlink r:id="rId12" w:history="1">
         <w:r>
           <w:rPr>
             <w:rStyle w:val="Hyperlink"/>
@@ -7101,7 +7880,7 @@
         </w:rPr>
         <w:t xml:space="preserve"> [dataset]. DRYAD, 2018. Disponível em:</w:t>
       </w:r>
-      <w:hyperlink r:id="rId12" w:history="1">
+      <w:hyperlink r:id="rId13" w:history="1">
         <w:r>
           <w:rPr>
             <w:rStyle w:val="Hyperlink"/>
@@ -7116,7 +7895,7 @@
         </w:rPr>
         <w:t>&lt;</w:t>
       </w:r>
-      <w:hyperlink r:id="rId13" w:history="1">
+      <w:hyperlink r:id="rId14" w:history="1">
         <w:r>
           <w:rPr>
             <w:rStyle w:val="Hyperlink"/>
@@ -7208,7 +7987,7 @@
         </w:rPr>
         <w:t>. Disponível em: &lt;</w:t>
       </w:r>
-      <w:hyperlink r:id="rId14" w:history="1">
+      <w:hyperlink r:id="rId15" w:history="1">
         <w:r>
           <w:rPr>
             <w:rStyle w:val="Hyperlink"/>
@@ -7271,7 +8050,7 @@
         </w:rPr>
         <w:t xml:space="preserve">, 2026. DOI: &lt; </w:t>
       </w:r>
-      <w:hyperlink r:id="rId15" w:history="1">
+      <w:hyperlink r:id="rId16" w:history="1">
         <w:r>
           <w:rPr>
             <w:rStyle w:val="Hyperlink"/>
@@ -7341,7 +8120,7 @@
         </w:rPr>
         <w:t>, v. 10, n. 5, 2024. DOI: &lt;</w:t>
       </w:r>
-      <w:hyperlink r:id="rId16" w:history="1">
+      <w:hyperlink r:id="rId17" w:history="1">
         <w:r>
           <w:rPr>
             <w:rStyle w:val="Hyperlink"/>
@@ -7386,7 +8165,7 @@
         </w:rPr>
         <w:t>. Disponível em</w:t>
       </w:r>
-      <w:hyperlink r:id="rId17" w:history="1">
+      <w:hyperlink r:id="rId18" w:history="1">
         <w:r>
           <w:rPr>
             <w:rStyle w:val="Hyperlink"/>
@@ -7400,7 +8179,7 @@
         </w:rPr>
         <w:t>&lt;</w:t>
       </w:r>
-      <w:hyperlink r:id="rId18" w:history="1">
+      <w:hyperlink r:id="rId19" w:history="1">
         <w:r>
           <w:rPr>
             <w:rStyle w:val="Hyperlink"/>
@@ -7514,7 +8293,7 @@
           <w:shd w:val="pct15" w:color="auto" w:fill="FFFFFF"/>
         </w:rPr>
       </w:pPr>
-      <w:hyperlink r:id="rId19">
+      <w:hyperlink r:id="rId20">
         <w:r>
           <w:rPr>
             <w:color w:val="1155CC"/>
@@ -7548,7 +8327,7 @@
           <w:shd w:val="pct15" w:color="auto" w:fill="FFFFFF"/>
         </w:rPr>
       </w:pPr>
-      <w:hyperlink r:id="rId20">
+      <w:hyperlink r:id="rId21">
         <w:r>
           <w:rPr>
             <w:color w:val="1155CC"/>
@@ -7643,7 +8422,7 @@
     </w:p>
     <w:p/>
     <w:sectPr>
-      <w:headerReference w:type="default" r:id="rId21"/>
+      <w:headerReference w:type="default" r:id="rId22"/>
       <w:pgSz w:w="11901" w:h="16817"/>
       <w:pgMar w:top="1701" w:right="1134" w:bottom="1134" w:left="1701" w:header="1134" w:footer="709" w:gutter="0"/>
       <w:pgNumType w:start="6"/>
@@ -7705,11 +8484,6 @@
         <w:docPartUnique/>
       </w:docPartObj>
     </w:sdtPr>
-    <w:sdtEndPr>
-      <w:rPr>
-        <w:rStyle w:val="PageNumber"/>
-      </w:rPr>
-    </w:sdtEndPr>
     <w:sdtContent>
       <w:p>
         <w:pPr>
@@ -7768,11 +8542,6 @@
         <w:docPartUnique/>
       </w:docPartObj>
     </w:sdtPr>
-    <w:sdtEndPr>
-      <w:rPr>
-        <w:rStyle w:val="PageNumber"/>
-      </w:rPr>
-    </w:sdtEndPr>
     <w:sdtContent>
       <w:p>
         <w:pPr>
@@ -9463,6 +10232,86 @@
       <w:u w:val="single"/>
     </w:rPr>
   </w:style>
+  <w:style w:type="table" w:styleId="PlainTable2">
+    <w:name w:val="Plain Table 2"/>
+    <w:basedOn w:val="TableNormal"/>
+    <w:uiPriority w:val="42"/>
+    <w:rsid w:val="00555E7D"/>
+    <w:pPr>
+      <w:spacing w:after="0" w:line="240" w:lineRule="auto"/>
+    </w:pPr>
+    <w:tblPr>
+      <w:tblStyleRowBandSize w:val="1"/>
+      <w:tblStyleColBandSize w:val="1"/>
+      <w:tblBorders>
+        <w:top w:val="single" w:sz="4" w:space="0" w:color="7F7F7F" w:themeColor="text1" w:themeTint="80"/>
+        <w:bottom w:val="single" w:sz="4" w:space="0" w:color="7F7F7F" w:themeColor="text1" w:themeTint="80"/>
+      </w:tblBorders>
+    </w:tblPr>
+    <w:tblStylePr w:type="firstRow">
+      <w:rPr>
+        <w:b/>
+        <w:bCs/>
+      </w:rPr>
+      <w:tblPr/>
+      <w:tcPr>
+        <w:tcBorders>
+          <w:bottom w:val="single" w:sz="4" w:space="0" w:color="7F7F7F" w:themeColor="text1" w:themeTint="80"/>
+        </w:tcBorders>
+      </w:tcPr>
+    </w:tblStylePr>
+    <w:tblStylePr w:type="lastRow">
+      <w:rPr>
+        <w:b/>
+        <w:bCs/>
+      </w:rPr>
+      <w:tblPr/>
+      <w:tcPr>
+        <w:tcBorders>
+          <w:top w:val="single" w:sz="4" w:space="0" w:color="7F7F7F" w:themeColor="text1" w:themeTint="80"/>
+        </w:tcBorders>
+      </w:tcPr>
+    </w:tblStylePr>
+    <w:tblStylePr w:type="firstCol">
+      <w:rPr>
+        <w:b/>
+        <w:bCs/>
+      </w:rPr>
+    </w:tblStylePr>
+    <w:tblStylePr w:type="lastCol">
+      <w:rPr>
+        <w:b/>
+        <w:bCs/>
+      </w:rPr>
+    </w:tblStylePr>
+    <w:tblStylePr w:type="band1Vert">
+      <w:tblPr/>
+      <w:tcPr>
+        <w:tcBorders>
+          <w:left w:val="single" w:sz="4" w:space="0" w:color="7F7F7F" w:themeColor="text1" w:themeTint="80"/>
+          <w:right w:val="single" w:sz="4" w:space="0" w:color="7F7F7F" w:themeColor="text1" w:themeTint="80"/>
+        </w:tcBorders>
+      </w:tcPr>
+    </w:tblStylePr>
+    <w:tblStylePr w:type="band2Vert">
+      <w:tblPr/>
+      <w:tcPr>
+        <w:tcBorders>
+          <w:left w:val="single" w:sz="4" w:space="0" w:color="7F7F7F" w:themeColor="text1" w:themeTint="80"/>
+          <w:right w:val="single" w:sz="4" w:space="0" w:color="7F7F7F" w:themeColor="text1" w:themeTint="80"/>
+        </w:tcBorders>
+      </w:tcPr>
+    </w:tblStylePr>
+    <w:tblStylePr w:type="band1Horz">
+      <w:tblPr/>
+      <w:tcPr>
+        <w:tcBorders>
+          <w:top w:val="single" w:sz="4" w:space="0" w:color="7F7F7F" w:themeColor="text1" w:themeTint="80"/>
+          <w:bottom w:val="single" w:sz="4" w:space="0" w:color="7F7F7F" w:themeColor="text1" w:themeTint="80"/>
+        </w:tcBorders>
+      </w:tcPr>
+    </w:tblStylePr>
+  </w:style>
 </w:styles>
 </file>
 
